--- a/data/outputs/v2/Maths/SS2.4_Surface_Area_and_Volume_of_Solids/Mathematics_Surface_Area_and_Volume_of_Solids_CBE_LessonSequence.docx
+++ b/data/outputs/v2/Maths/SS2.4_Surface_Area_and_Volume_of_Solids/Mathematics_Surface_Area_and_Volume_of_Solids_CBE_LessonSequence.docx
@@ -3491,32 +3491,32 @@
         <w:tc>
           <w:tcPr>
             <w:tcW w:type="dxa" w:w="1520"/>
-            <w:shd w:fill="F2F2F2" w:color="auto" w:val="clear"/>
-            <w:tcMar>
-              <w:top w:type="dxa" w:w="60"/>
-              <w:left w:type="dxa" w:w="120"/>
-              <w:bottom w:type="dxa" w:w="60"/>
-              <w:right w:type="dxa" w:w="120"/>
-            </w:tcMar>
-            <w:vAlign w:val="top"/>
-          </w:tcPr>
-          <w:p>
-            <w:pPr>
-              <w:spacing w:after="40" w:before="0"/>
-              <w:jc w:val="left"/>
-            </w:pPr>
-            <w:r>
-              <w:rPr>
-                <w:rFonts w:ascii="Arial" w:cs="Arial" w:eastAsia="Arial" w:hAnsi="Arial"/>
-                <w:b/>
-                <w:bCs/>
-                <w:i w:val="false"/>
-                <w:iCs w:val="false"/>
-                <w:color w:val="000000"/>
-                <w:sz w:val="18"/>
-                <w:szCs w:val="18"/>
-              </w:rPr>
-              <w:t xml:space="preserve">Phase 1 — Predict</w:t>
+            <w:shd w:fill="EAD1F5" w:color="auto" w:val="clear"/>
+            <w:tcMar>
+              <w:top w:type="dxa" w:w="60"/>
+              <w:left w:type="dxa" w:w="120"/>
+              <w:bottom w:type="dxa" w:w="60"/>
+              <w:right w:type="dxa" w:w="120"/>
+            </w:tcMar>
+            <w:vAlign w:val="top"/>
+          </w:tcPr>
+          <w:p>
+            <w:pPr>
+              <w:spacing w:after="40" w:before="0"/>
+              <w:jc w:val="left"/>
+            </w:pPr>
+            <w:r>
+              <w:rPr>
+                <w:rFonts w:ascii="Arial" w:cs="Arial" w:eastAsia="Arial" w:hAnsi="Arial"/>
+                <w:b/>
+                <w:bCs/>
+                <w:i w:val="false"/>
+                <w:iCs w:val="false"/>
+                <w:color w:val="000000"/>
+                <w:sz w:val="18"/>
+                <w:szCs w:val="18"/>
+              </w:rPr>
+              <w:t xml:space="preserve">Predict Phase</w:t>
             </w:r>
           </w:p>
           <w:p>
@@ -3539,7 +3539,7 @@
             <w:pPr>
               <w:spacing w:after="20" w:before="0"/>
             </w:pPr>
-            <w:hyperlink w:history="1" r:id="rIdxinj-at0yqwtxnhf_s45z">
+            <w:hyperlink w:history="1" r:id="rIdywxz6v-2ymguedcnwyny4">
               <w:r>
                 <w:rPr>
                   <w:rFonts w:ascii="Arial" w:cs="Arial" w:eastAsia="Arial" w:hAnsi="Arial"/>
@@ -3572,7 +3572,7 @@
               <w:spacing w:after="10" w:before="0"/>
               <w:ind w:left="120"/>
             </w:pPr>
-            <w:hyperlink w:history="1" r:id="rIde_vatuaentxzoww0zfame">
+            <w:hyperlink w:history="1" r:id="rIddenwytwfnb5jkohefygqu">
               <w:r>
                 <w:rPr>
                   <w:rFonts w:ascii="Arial" w:cs="Arial" w:eastAsia="Arial" w:hAnsi="Arial"/>
@@ -3617,7 +3617,7 @@
             <w:pPr>
               <w:spacing w:after="20" w:before="0"/>
             </w:pPr>
-            <w:hyperlink w:history="1" r:id="rIdua61vsykjbpixo9xagh_c">
+            <w:hyperlink w:history="1" r:id="rIdtlegrzeitnvsbrdfunxt7">
               <w:r>
                 <w:rPr>
                   <w:rFonts w:ascii="Arial" w:cs="Arial" w:eastAsia="Arial" w:hAnsi="Arial"/>
@@ -3650,7 +3650,7 @@
               <w:spacing w:after="10" w:before="0"/>
               <w:ind w:left="120"/>
             </w:pPr>
-            <w:hyperlink w:history="1" r:id="rIdymgjxq1apfygxhnulurf4">
+            <w:hyperlink w:history="1" r:id="rIdqgsd_ycmfkibqu7_bzhwa">
               <w:r>
                 <w:rPr>
                   <w:rFonts w:ascii="Arial" w:cs="Arial" w:eastAsia="Arial" w:hAnsi="Arial"/>
@@ -3797,32 +3797,32 @@
         <w:tc>
           <w:tcPr>
             <w:tcW w:type="dxa" w:w="1520"/>
-            <w:shd w:fill="F2F2F2" w:color="auto" w:val="clear"/>
-            <w:tcMar>
-              <w:top w:type="dxa" w:w="60"/>
-              <w:left w:type="dxa" w:w="120"/>
-              <w:bottom w:type="dxa" w:w="60"/>
-              <w:right w:type="dxa" w:w="120"/>
-            </w:tcMar>
-            <w:vAlign w:val="top"/>
-          </w:tcPr>
-          <w:p>
-            <w:pPr>
-              <w:spacing w:after="40" w:before="0"/>
-              <w:jc w:val="left"/>
-            </w:pPr>
-            <w:r>
-              <w:rPr>
-                <w:rFonts w:ascii="Arial" w:cs="Arial" w:eastAsia="Arial" w:hAnsi="Arial"/>
-                <w:b/>
-                <w:bCs/>
-                <w:i w:val="false"/>
-                <w:iCs w:val="false"/>
-                <w:color w:val="000000"/>
-                <w:sz w:val="18"/>
-                <w:szCs w:val="18"/>
-              </w:rPr>
-              <w:t xml:space="preserve">Phase 2 — Observe</w:t>
+            <w:shd w:fill="D9EEF1" w:color="auto" w:val="clear"/>
+            <w:tcMar>
+              <w:top w:type="dxa" w:w="60"/>
+              <w:left w:type="dxa" w:w="120"/>
+              <w:bottom w:type="dxa" w:w="60"/>
+              <w:right w:type="dxa" w:w="120"/>
+            </w:tcMar>
+            <w:vAlign w:val="top"/>
+          </w:tcPr>
+          <w:p>
+            <w:pPr>
+              <w:spacing w:after="40" w:before="0"/>
+              <w:jc w:val="left"/>
+            </w:pPr>
+            <w:r>
+              <w:rPr>
+                <w:rFonts w:ascii="Arial" w:cs="Arial" w:eastAsia="Arial" w:hAnsi="Arial"/>
+                <w:b/>
+                <w:bCs/>
+                <w:i w:val="false"/>
+                <w:iCs w:val="false"/>
+                <w:color w:val="000000"/>
+                <w:sz w:val="18"/>
+                <w:szCs w:val="18"/>
+              </w:rPr>
+              <w:t xml:space="preserve">Observe Phase</w:t>
             </w:r>
           </w:p>
           <w:p>
@@ -3845,7 +3845,7 @@
             <w:pPr>
               <w:spacing w:after="20" w:before="0"/>
             </w:pPr>
-            <w:hyperlink w:history="1" r:id="rIdo8neqxczwvafn5tanlox-">
+            <w:hyperlink w:history="1" r:id="rIdeajmgzfmhzntzk32ewn7x">
               <w:r>
                 <w:rPr>
                   <w:rFonts w:ascii="Arial" w:cs="Arial" w:eastAsia="Arial" w:hAnsi="Arial"/>
@@ -3878,7 +3878,7 @@
               <w:spacing w:after="10" w:before="0"/>
               <w:ind w:left="120"/>
             </w:pPr>
-            <w:hyperlink w:history="1" r:id="rIdy_k-byw0rjm2mradpp1kz">
+            <w:hyperlink w:history="1" r:id="rIdn1bs1mlu4udwrlztxvx4a">
               <w:r>
                 <w:rPr>
                   <w:rFonts w:ascii="Arial" w:cs="Arial" w:eastAsia="Arial" w:hAnsi="Arial"/>
@@ -3923,7 +3923,7 @@
             <w:pPr>
               <w:spacing w:after="20" w:before="0"/>
             </w:pPr>
-            <w:hyperlink w:history="1" r:id="rId364hnx277zrb_bsr1uh5b">
+            <w:hyperlink w:history="1" r:id="rIdwhnqw39xcgwjo0ktpk0l7">
               <w:r>
                 <w:rPr>
                   <w:rFonts w:ascii="Arial" w:cs="Arial" w:eastAsia="Arial" w:hAnsi="Arial"/>
@@ -3956,7 +3956,7 @@
               <w:spacing w:after="10" w:before="0"/>
               <w:ind w:left="120"/>
             </w:pPr>
-            <w:hyperlink w:history="1" r:id="rIdlrf_uusxzwtjpgcpujn4b">
+            <w:hyperlink w:history="1" r:id="rIdloscagmjy4s6j8ehxng1j">
               <w:r>
                 <w:rPr>
                   <w:rFonts w:ascii="Arial" w:cs="Arial" w:eastAsia="Arial" w:hAnsi="Arial"/>
@@ -4103,32 +4103,32 @@
         <w:tc>
           <w:tcPr>
             <w:tcW w:type="dxa" w:w="1520"/>
-            <w:shd w:fill="F2F2F2" w:color="auto" w:val="clear"/>
-            <w:tcMar>
-              <w:top w:type="dxa" w:w="60"/>
-              <w:left w:type="dxa" w:w="120"/>
-              <w:bottom w:type="dxa" w:w="60"/>
-              <w:right w:type="dxa" w:w="120"/>
-            </w:tcMar>
-            <w:vAlign w:val="top"/>
-          </w:tcPr>
-          <w:p>
-            <w:pPr>
-              <w:spacing w:after="40" w:before="0"/>
-              <w:jc w:val="left"/>
-            </w:pPr>
-            <w:r>
-              <w:rPr>
-                <w:rFonts w:ascii="Arial" w:cs="Arial" w:eastAsia="Arial" w:hAnsi="Arial"/>
-                <w:b/>
-                <w:bCs/>
-                <w:i w:val="false"/>
-                <w:iCs w:val="false"/>
-                <w:color w:val="000000"/>
-                <w:sz w:val="18"/>
-                <w:szCs w:val="18"/>
-              </w:rPr>
-              <w:t xml:space="preserve">Phase 3 — Explain</w:t>
+            <w:shd w:fill="E2EFDA" w:color="auto" w:val="clear"/>
+            <w:tcMar>
+              <w:top w:type="dxa" w:w="60"/>
+              <w:left w:type="dxa" w:w="120"/>
+              <w:bottom w:type="dxa" w:w="60"/>
+              <w:right w:type="dxa" w:w="120"/>
+            </w:tcMar>
+            <w:vAlign w:val="top"/>
+          </w:tcPr>
+          <w:p>
+            <w:pPr>
+              <w:spacing w:after="40" w:before="0"/>
+              <w:jc w:val="left"/>
+            </w:pPr>
+            <w:r>
+              <w:rPr>
+                <w:rFonts w:ascii="Arial" w:cs="Arial" w:eastAsia="Arial" w:hAnsi="Arial"/>
+                <w:b/>
+                <w:bCs/>
+                <w:i w:val="false"/>
+                <w:iCs w:val="false"/>
+                <w:color w:val="000000"/>
+                <w:sz w:val="18"/>
+                <w:szCs w:val="18"/>
+              </w:rPr>
+              <w:t xml:space="preserve">Explain Phase</w:t>
             </w:r>
           </w:p>
           <w:p>
@@ -4151,7 +4151,7 @@
             <w:pPr>
               <w:spacing w:after="20" w:before="0"/>
             </w:pPr>
-            <w:hyperlink w:history="1" r:id="rId-d6lbsg0nemaocq3syjd7">
+            <w:hyperlink w:history="1" r:id="rIddckbzpwkpjqp-pnlebxbe">
               <w:r>
                 <w:rPr>
                   <w:rFonts w:ascii="Arial" w:cs="Arial" w:eastAsia="Arial" w:hAnsi="Arial"/>
@@ -4184,7 +4184,7 @@
               <w:spacing w:after="10" w:before="0"/>
               <w:ind w:left="120"/>
             </w:pPr>
-            <w:hyperlink w:history="1" r:id="rIdpguwovul5tvwwjfpro6ln">
+            <w:hyperlink w:history="1" r:id="rIdw55xpai2yk0o40tiwdipe">
               <w:r>
                 <w:rPr>
                   <w:rFonts w:ascii="Arial" w:cs="Arial" w:eastAsia="Arial" w:hAnsi="Arial"/>
@@ -4229,7 +4229,7 @@
             <w:pPr>
               <w:spacing w:after="20" w:before="0"/>
             </w:pPr>
-            <w:hyperlink w:history="1" r:id="rIdd-huuvxffn_uqm14mgjlu">
+            <w:hyperlink w:history="1" r:id="rIdupb5sc91i8tlz6dbwsiop">
               <w:r>
                 <w:rPr>
                   <w:rFonts w:ascii="Arial" w:cs="Arial" w:eastAsia="Arial" w:hAnsi="Arial"/>
@@ -4262,7 +4262,7 @@
               <w:spacing w:after="10" w:before="0"/>
               <w:ind w:left="120"/>
             </w:pPr>
-            <w:hyperlink w:history="1" r:id="rIdottyssl79oyyjwo72olov">
+            <w:hyperlink w:history="1" r:id="rIdjxsfsgwzgkh8u-m0askvo">
               <w:r>
                 <w:rPr>
                   <w:rFonts w:ascii="Arial" w:cs="Arial" w:eastAsia="Arial" w:hAnsi="Arial"/>
@@ -4409,32 +4409,32 @@
         <w:tc>
           <w:tcPr>
             <w:tcW w:type="dxa" w:w="1520"/>
-            <w:shd w:fill="F2F2F2" w:color="auto" w:val="clear"/>
-            <w:tcMar>
-              <w:top w:type="dxa" w:w="60"/>
-              <w:left w:type="dxa" w:w="120"/>
-              <w:bottom w:type="dxa" w:w="60"/>
-              <w:right w:type="dxa" w:w="120"/>
-            </w:tcMar>
-            <w:vAlign w:val="top"/>
-          </w:tcPr>
-          <w:p>
-            <w:pPr>
-              <w:spacing w:after="40" w:before="0"/>
-              <w:jc w:val="left"/>
-            </w:pPr>
-            <w:r>
-              <w:rPr>
-                <w:rFonts w:ascii="Arial" w:cs="Arial" w:eastAsia="Arial" w:hAnsi="Arial"/>
-                <w:b/>
-                <w:bCs/>
-                <w:i w:val="false"/>
-                <w:iCs w:val="false"/>
-                <w:color w:val="000000"/>
-                <w:sz w:val="18"/>
-                <w:szCs w:val="18"/>
-              </w:rPr>
-              <w:t xml:space="preserve">Phase 4 — Driving Question Board (DQB) Creation</w:t>
+            <w:shd w:fill="FCE4D6" w:color="auto" w:val="clear"/>
+            <w:tcMar>
+              <w:top w:type="dxa" w:w="60"/>
+              <w:left w:type="dxa" w:w="120"/>
+              <w:bottom w:type="dxa" w:w="60"/>
+              <w:right w:type="dxa" w:w="120"/>
+            </w:tcMar>
+            <w:vAlign w:val="top"/>
+          </w:tcPr>
+          <w:p>
+            <w:pPr>
+              <w:spacing w:after="40" w:before="0"/>
+              <w:jc w:val="left"/>
+            </w:pPr>
+            <w:r>
+              <w:rPr>
+                <w:rFonts w:ascii="Arial" w:cs="Arial" w:eastAsia="Arial" w:hAnsi="Arial"/>
+                <w:b/>
+                <w:bCs/>
+                <w:i w:val="false"/>
+                <w:iCs w:val="false"/>
+                <w:color w:val="000000"/>
+                <w:sz w:val="18"/>
+                <w:szCs w:val="18"/>
+              </w:rPr>
+              <w:t xml:space="preserve">Driving Question Board (DQB) Creation</w:t>
             </w:r>
           </w:p>
           <w:p>
@@ -4457,7 +4457,7 @@
             <w:pPr>
               <w:spacing w:after="20" w:before="0"/>
             </w:pPr>
-            <w:hyperlink w:history="1" r:id="rIdx9vqmxabbjut4ofp4wiuw">
+            <w:hyperlink w:history="1" r:id="rIdu9psrttxc3g_lpu7nxtsb">
               <w:r>
                 <w:rPr>
                   <w:rFonts w:ascii="Arial" w:cs="Arial" w:eastAsia="Arial" w:hAnsi="Arial"/>
@@ -4490,7 +4490,7 @@
               <w:spacing w:after="10" w:before="0"/>
               <w:ind w:left="120"/>
             </w:pPr>
-            <w:hyperlink w:history="1" r:id="rId1ha0pn26prg0uyxy-5xfp">
+            <w:hyperlink w:history="1" r:id="rId4iiryj3pp9hc_p7apoqj6">
               <w:r>
                 <w:rPr>
                   <w:rFonts w:ascii="Arial" w:cs="Arial" w:eastAsia="Arial" w:hAnsi="Arial"/>
@@ -4535,7 +4535,7 @@
             <w:pPr>
               <w:spacing w:after="20" w:before="0"/>
             </w:pPr>
-            <w:hyperlink w:history="1" r:id="rIdyzvoyugjesmapl8bub4ch">
+            <w:hyperlink w:history="1" r:id="rIds6bbdsijcovtnyfzugyb0">
               <w:r>
                 <w:rPr>
                   <w:rFonts w:ascii="Arial" w:cs="Arial" w:eastAsia="Arial" w:hAnsi="Arial"/>
@@ -4568,7 +4568,7 @@
               <w:spacing w:after="10" w:before="0"/>
               <w:ind w:left="120"/>
             </w:pPr>
-            <w:hyperlink w:history="1" r:id="rIdrxkrusekjj1hd3kf3jpzh">
+            <w:hyperlink w:history="1" r:id="rIdbcxy3rxr8_vdg89sdpfux">
               <w:r>
                 <w:rPr>
                   <w:rFonts w:ascii="Arial" w:cs="Arial" w:eastAsia="Arial" w:hAnsi="Arial"/>
@@ -4715,32 +4715,32 @@
         <w:tc>
           <w:tcPr>
             <w:tcW w:type="dxa" w:w="1520"/>
-            <w:shd w:fill="F2F2F2" w:color="auto" w:val="clear"/>
-            <w:tcMar>
-              <w:top w:type="dxa" w:w="60"/>
-              <w:left w:type="dxa" w:w="120"/>
-              <w:bottom w:type="dxa" w:w="60"/>
-              <w:right w:type="dxa" w:w="120"/>
-            </w:tcMar>
-            <w:vAlign w:val="top"/>
-          </w:tcPr>
-          <w:p>
-            <w:pPr>
-              <w:spacing w:after="40" w:before="0"/>
-              <w:jc w:val="left"/>
-            </w:pPr>
-            <w:r>
-              <w:rPr>
-                <w:rFonts w:ascii="Arial" w:cs="Arial" w:eastAsia="Arial" w:hAnsi="Arial"/>
-                <w:b/>
-                <w:bCs/>
-                <w:i w:val="false"/>
-                <w:iCs w:val="false"/>
-                <w:color w:val="000000"/>
-                <w:sz w:val="18"/>
-                <w:szCs w:val="18"/>
-              </w:rPr>
-              <w:t xml:space="preserve">Phase 5 — Model Building</w:t>
+            <w:shd w:fill="D5E8F0" w:color="auto" w:val="clear"/>
+            <w:tcMar>
+              <w:top w:type="dxa" w:w="60"/>
+              <w:left w:type="dxa" w:w="120"/>
+              <w:bottom w:type="dxa" w:w="60"/>
+              <w:right w:type="dxa" w:w="120"/>
+            </w:tcMar>
+            <w:vAlign w:val="top"/>
+          </w:tcPr>
+          <w:p>
+            <w:pPr>
+              <w:spacing w:after="40" w:before="0"/>
+              <w:jc w:val="left"/>
+            </w:pPr>
+            <w:r>
+              <w:rPr>
+                <w:rFonts w:ascii="Arial" w:cs="Arial" w:eastAsia="Arial" w:hAnsi="Arial"/>
+                <w:b/>
+                <w:bCs/>
+                <w:i w:val="false"/>
+                <w:iCs w:val="false"/>
+                <w:color w:val="000000"/>
+                <w:sz w:val="18"/>
+                <w:szCs w:val="18"/>
+              </w:rPr>
+              <w:t xml:space="preserve">Model Building Phase</w:t>
             </w:r>
           </w:p>
           <w:p>
@@ -4763,7 +4763,7 @@
             <w:pPr>
               <w:spacing w:after="20" w:before="0"/>
             </w:pPr>
-            <w:hyperlink w:history="1" r:id="rIdqptdha-m_edc9l1ansylh">
+            <w:hyperlink w:history="1" r:id="rIdljliw_ufirblc0w23ivpt">
               <w:r>
                 <w:rPr>
                   <w:rFonts w:ascii="Arial" w:cs="Arial" w:eastAsia="Arial" w:hAnsi="Arial"/>
@@ -4796,7 +4796,7 @@
               <w:spacing w:after="10" w:before="0"/>
               <w:ind w:left="120"/>
             </w:pPr>
-            <w:hyperlink w:history="1" r:id="rIdphl8occht7zmrsqocah1p">
+            <w:hyperlink w:history="1" r:id="rIdyve1u5mdgticcoui4-8ce">
               <w:r>
                 <w:rPr>
                   <w:rFonts w:ascii="Arial" w:cs="Arial" w:eastAsia="Arial" w:hAnsi="Arial"/>
@@ -4841,7 +4841,7 @@
             <w:pPr>
               <w:spacing w:after="20" w:before="0"/>
             </w:pPr>
-            <w:hyperlink w:history="1" r:id="rIdxh69dttwt3nrgxwugfekl">
+            <w:hyperlink w:history="1" r:id="rId5aingmwgabseq0zfhlfu7">
               <w:r>
                 <w:rPr>
                   <w:rFonts w:ascii="Arial" w:cs="Arial" w:eastAsia="Arial" w:hAnsi="Arial"/>
@@ -4874,7 +4874,7 @@
               <w:spacing w:after="10" w:before="0"/>
               <w:ind w:left="120"/>
             </w:pPr>
-            <w:hyperlink w:history="1" r:id="rId1afupqz_dkm_jhtjebz0v">
+            <w:hyperlink w:history="1" r:id="rIdnriadrndcqi566izvtr3a">
               <w:r>
                 <w:rPr>
                   <w:rFonts w:ascii="Arial" w:cs="Arial" w:eastAsia="Arial" w:hAnsi="Arial"/>
@@ -6313,32 +6313,32 @@
         <w:tc>
           <w:tcPr>
             <w:tcW w:type="dxa" w:w="1520"/>
-            <w:shd w:fill="F2F2F2" w:color="auto" w:val="clear"/>
-            <w:tcMar>
-              <w:top w:type="dxa" w:w="60"/>
-              <w:left w:type="dxa" w:w="120"/>
-              <w:bottom w:type="dxa" w:w="60"/>
-              <w:right w:type="dxa" w:w="120"/>
-            </w:tcMar>
-            <w:vAlign w:val="top"/>
-          </w:tcPr>
-          <w:p>
-            <w:pPr>
-              <w:spacing w:after="40" w:before="0"/>
-              <w:jc w:val="left"/>
-            </w:pPr>
-            <w:r>
-              <w:rPr>
-                <w:rFonts w:ascii="Arial" w:cs="Arial" w:eastAsia="Arial" w:hAnsi="Arial"/>
-                <w:b/>
-                <w:bCs/>
-                <w:i w:val="false"/>
-                <w:iCs w:val="false"/>
-                <w:color w:val="000000"/>
-                <w:sz w:val="18"/>
-                <w:szCs w:val="18"/>
-              </w:rPr>
-              <w:t xml:space="preserve">Phase 1 — Predict</w:t>
+            <w:shd w:fill="EAD1F5" w:color="auto" w:val="clear"/>
+            <w:tcMar>
+              <w:top w:type="dxa" w:w="60"/>
+              <w:left w:type="dxa" w:w="120"/>
+              <w:bottom w:type="dxa" w:w="60"/>
+              <w:right w:type="dxa" w:w="120"/>
+            </w:tcMar>
+            <w:vAlign w:val="top"/>
+          </w:tcPr>
+          <w:p>
+            <w:pPr>
+              <w:spacing w:after="40" w:before="0"/>
+              <w:jc w:val="left"/>
+            </w:pPr>
+            <w:r>
+              <w:rPr>
+                <w:rFonts w:ascii="Arial" w:cs="Arial" w:eastAsia="Arial" w:hAnsi="Arial"/>
+                <w:b/>
+                <w:bCs/>
+                <w:i w:val="false"/>
+                <w:iCs w:val="false"/>
+                <w:color w:val="000000"/>
+                <w:sz w:val="18"/>
+                <w:szCs w:val="18"/>
+              </w:rPr>
+              <w:t xml:space="preserve">Predict Phase</w:t>
             </w:r>
           </w:p>
           <w:p>
@@ -6361,7 +6361,7 @@
             <w:pPr>
               <w:spacing w:after="20" w:before="0"/>
             </w:pPr>
-            <w:hyperlink w:history="1" r:id="rIdpbbbmmdxp2_q6vmvawes0">
+            <w:hyperlink w:history="1" r:id="rIdiwuscgf2zh0rulla-vscp">
               <w:r>
                 <w:rPr>
                   <w:rFonts w:ascii="Arial" w:cs="Arial" w:eastAsia="Arial" w:hAnsi="Arial"/>
@@ -6394,7 +6394,7 @@
               <w:spacing w:after="10" w:before="0"/>
               <w:ind w:left="120"/>
             </w:pPr>
-            <w:hyperlink w:history="1" r:id="rIdbvsebrwmll0t_a0in1hfq">
+            <w:hyperlink w:history="1" r:id="rId0d39w2powgpxg4cddw1qa">
               <w:r>
                 <w:rPr>
                   <w:rFonts w:ascii="Arial" w:cs="Arial" w:eastAsia="Arial" w:hAnsi="Arial"/>
@@ -6439,7 +6439,7 @@
             <w:pPr>
               <w:spacing w:after="20" w:before="0"/>
             </w:pPr>
-            <w:hyperlink w:history="1" r:id="rIdrrp4euyx6j0dzkoiglkya">
+            <w:hyperlink w:history="1" r:id="rIdno9m2h2zhghcdpcepm1bk">
               <w:r>
                 <w:rPr>
                   <w:rFonts w:ascii="Arial" w:cs="Arial" w:eastAsia="Arial" w:hAnsi="Arial"/>
@@ -6472,7 +6472,7 @@
               <w:spacing w:after="10" w:before="0"/>
               <w:ind w:left="120"/>
             </w:pPr>
-            <w:hyperlink w:history="1" r:id="rIda9mmjvow64hodo1m7trbt">
+            <w:hyperlink w:history="1" r:id="rIdcivysgq8zhsvgy0beujdy">
               <w:r>
                 <w:rPr>
                   <w:rFonts w:ascii="Arial" w:cs="Arial" w:eastAsia="Arial" w:hAnsi="Arial"/>
@@ -6619,32 +6619,32 @@
         <w:tc>
           <w:tcPr>
             <w:tcW w:type="dxa" w:w="1520"/>
-            <w:shd w:fill="F2F2F2" w:color="auto" w:val="clear"/>
-            <w:tcMar>
-              <w:top w:type="dxa" w:w="60"/>
-              <w:left w:type="dxa" w:w="120"/>
-              <w:bottom w:type="dxa" w:w="60"/>
-              <w:right w:type="dxa" w:w="120"/>
-            </w:tcMar>
-            <w:vAlign w:val="top"/>
-          </w:tcPr>
-          <w:p>
-            <w:pPr>
-              <w:spacing w:after="40" w:before="0"/>
-              <w:jc w:val="left"/>
-            </w:pPr>
-            <w:r>
-              <w:rPr>
-                <w:rFonts w:ascii="Arial" w:cs="Arial" w:eastAsia="Arial" w:hAnsi="Arial"/>
-                <w:b/>
-                <w:bCs/>
-                <w:i w:val="false"/>
-                <w:iCs w:val="false"/>
-                <w:color w:val="000000"/>
-                <w:sz w:val="18"/>
-                <w:szCs w:val="18"/>
-              </w:rPr>
-              <w:t xml:space="preserve">Phase 2 — Observe</w:t>
+            <w:shd w:fill="D9EEF1" w:color="auto" w:val="clear"/>
+            <w:tcMar>
+              <w:top w:type="dxa" w:w="60"/>
+              <w:left w:type="dxa" w:w="120"/>
+              <w:bottom w:type="dxa" w:w="60"/>
+              <w:right w:type="dxa" w:w="120"/>
+            </w:tcMar>
+            <w:vAlign w:val="top"/>
+          </w:tcPr>
+          <w:p>
+            <w:pPr>
+              <w:spacing w:after="40" w:before="0"/>
+              <w:jc w:val="left"/>
+            </w:pPr>
+            <w:r>
+              <w:rPr>
+                <w:rFonts w:ascii="Arial" w:cs="Arial" w:eastAsia="Arial" w:hAnsi="Arial"/>
+                <w:b/>
+                <w:bCs/>
+                <w:i w:val="false"/>
+                <w:iCs w:val="false"/>
+                <w:color w:val="000000"/>
+                <w:sz w:val="18"/>
+                <w:szCs w:val="18"/>
+              </w:rPr>
+              <w:t xml:space="preserve">Observe Phase</w:t>
             </w:r>
           </w:p>
           <w:p>
@@ -6667,7 +6667,7 @@
             <w:pPr>
               <w:spacing w:after="20" w:before="0"/>
             </w:pPr>
-            <w:hyperlink w:history="1" r:id="rIdx_kyy0p1q8fpenf5xia3y">
+            <w:hyperlink w:history="1" r:id="rId9i1e4jbwfuytsvlfkp_y4">
               <w:r>
                 <w:rPr>
                   <w:rFonts w:ascii="Arial" w:cs="Arial" w:eastAsia="Arial" w:hAnsi="Arial"/>
@@ -6700,7 +6700,7 @@
               <w:spacing w:after="10" w:before="0"/>
               <w:ind w:left="120"/>
             </w:pPr>
-            <w:hyperlink w:history="1" r:id="rIdkeqgflejhfgtb6t9eunn4">
+            <w:hyperlink w:history="1" r:id="rIdnko0lz1hpmboey9nplyug">
               <w:r>
                 <w:rPr>
                   <w:rFonts w:ascii="Arial" w:cs="Arial" w:eastAsia="Arial" w:hAnsi="Arial"/>
@@ -6745,7 +6745,7 @@
             <w:pPr>
               <w:spacing w:after="20" w:before="0"/>
             </w:pPr>
-            <w:hyperlink w:history="1" r:id="rIdg0vdjcjyq3ka9xwzzhb_1">
+            <w:hyperlink w:history="1" r:id="rIdhl0t_p6tovinfppa6ccaj">
               <w:r>
                 <w:rPr>
                   <w:rFonts w:ascii="Arial" w:cs="Arial" w:eastAsia="Arial" w:hAnsi="Arial"/>
@@ -6778,7 +6778,7 @@
               <w:spacing w:after="10" w:before="0"/>
               <w:ind w:left="120"/>
             </w:pPr>
-            <w:hyperlink w:history="1" r:id="rId6bwqor6xdqjbw48axudon">
+            <w:hyperlink w:history="1" r:id="rIdhgwd3og4kwyfeh-dcoszx">
               <w:r>
                 <w:rPr>
                   <w:rFonts w:ascii="Arial" w:cs="Arial" w:eastAsia="Arial" w:hAnsi="Arial"/>
@@ -6925,32 +6925,32 @@
         <w:tc>
           <w:tcPr>
             <w:tcW w:type="dxa" w:w="1520"/>
-            <w:shd w:fill="F2F2F2" w:color="auto" w:val="clear"/>
-            <w:tcMar>
-              <w:top w:type="dxa" w:w="60"/>
-              <w:left w:type="dxa" w:w="120"/>
-              <w:bottom w:type="dxa" w:w="60"/>
-              <w:right w:type="dxa" w:w="120"/>
-            </w:tcMar>
-            <w:vAlign w:val="top"/>
-          </w:tcPr>
-          <w:p>
-            <w:pPr>
-              <w:spacing w:after="40" w:before="0"/>
-              <w:jc w:val="left"/>
-            </w:pPr>
-            <w:r>
-              <w:rPr>
-                <w:rFonts w:ascii="Arial" w:cs="Arial" w:eastAsia="Arial" w:hAnsi="Arial"/>
-                <w:b/>
-                <w:bCs/>
-                <w:i w:val="false"/>
-                <w:iCs w:val="false"/>
-                <w:color w:val="000000"/>
-                <w:sz w:val="18"/>
-                <w:szCs w:val="18"/>
-              </w:rPr>
-              <w:t xml:space="preserve">Phase 3 — Explain</w:t>
+            <w:shd w:fill="E2EFDA" w:color="auto" w:val="clear"/>
+            <w:tcMar>
+              <w:top w:type="dxa" w:w="60"/>
+              <w:left w:type="dxa" w:w="120"/>
+              <w:bottom w:type="dxa" w:w="60"/>
+              <w:right w:type="dxa" w:w="120"/>
+            </w:tcMar>
+            <w:vAlign w:val="top"/>
+          </w:tcPr>
+          <w:p>
+            <w:pPr>
+              <w:spacing w:after="40" w:before="0"/>
+              <w:jc w:val="left"/>
+            </w:pPr>
+            <w:r>
+              <w:rPr>
+                <w:rFonts w:ascii="Arial" w:cs="Arial" w:eastAsia="Arial" w:hAnsi="Arial"/>
+                <w:b/>
+                <w:bCs/>
+                <w:i w:val="false"/>
+                <w:iCs w:val="false"/>
+                <w:color w:val="000000"/>
+                <w:sz w:val="18"/>
+                <w:szCs w:val="18"/>
+              </w:rPr>
+              <w:t xml:space="preserve">Explain Phase</w:t>
             </w:r>
           </w:p>
           <w:p>
@@ -6973,7 +6973,7 @@
             <w:pPr>
               <w:spacing w:after="20" w:before="0"/>
             </w:pPr>
-            <w:hyperlink w:history="1" r:id="rIdpzp8xiwblmw3aaznuncjv">
+            <w:hyperlink w:history="1" r:id="rIdpwljkzwnbfjhwxgc-t0fx">
               <w:r>
                 <w:rPr>
                   <w:rFonts w:ascii="Arial" w:cs="Arial" w:eastAsia="Arial" w:hAnsi="Arial"/>
@@ -7006,7 +7006,7 @@
               <w:spacing w:after="10" w:before="0"/>
               <w:ind w:left="120"/>
             </w:pPr>
-            <w:hyperlink w:history="1" r:id="rIdtrnakrq3wb0mfmsvjjzo_">
+            <w:hyperlink w:history="1" r:id="rIdfko1rsitw3w8eezvo5gh0">
               <w:r>
                 <w:rPr>
                   <w:rFonts w:ascii="Arial" w:cs="Arial" w:eastAsia="Arial" w:hAnsi="Arial"/>
@@ -7051,7 +7051,7 @@
             <w:pPr>
               <w:spacing w:after="20" w:before="0"/>
             </w:pPr>
-            <w:hyperlink w:history="1" r:id="rIdpxvoyfsrprj2c8h4ozmf8">
+            <w:hyperlink w:history="1" r:id="rIdti4-sbr1wnvuvhv4i0ocb">
               <w:r>
                 <w:rPr>
                   <w:rFonts w:ascii="Arial" w:cs="Arial" w:eastAsia="Arial" w:hAnsi="Arial"/>
@@ -7084,7 +7084,7 @@
               <w:spacing w:after="10" w:before="0"/>
               <w:ind w:left="120"/>
             </w:pPr>
-            <w:hyperlink w:history="1" r:id="rIdg8dx4_ucgyxygvcuw0imi">
+            <w:hyperlink w:history="1" r:id="rIdh_cx2imjbtqpry-nfqsiu">
               <w:r>
                 <w:rPr>
                   <w:rFonts w:ascii="Arial" w:cs="Arial" w:eastAsia="Arial" w:hAnsi="Arial"/>
@@ -7231,32 +7231,32 @@
         <w:tc>
           <w:tcPr>
             <w:tcW w:type="dxa" w:w="1520"/>
-            <w:shd w:fill="F2F2F2" w:color="auto" w:val="clear"/>
-            <w:tcMar>
-              <w:top w:type="dxa" w:w="60"/>
-              <w:left w:type="dxa" w:w="120"/>
-              <w:bottom w:type="dxa" w:w="60"/>
-              <w:right w:type="dxa" w:w="120"/>
-            </w:tcMar>
-            <w:vAlign w:val="top"/>
-          </w:tcPr>
-          <w:p>
-            <w:pPr>
-              <w:spacing w:after="40" w:before="0"/>
-              <w:jc w:val="left"/>
-            </w:pPr>
-            <w:r>
-              <w:rPr>
-                <w:rFonts w:ascii="Arial" w:cs="Arial" w:eastAsia="Arial" w:hAnsi="Arial"/>
-                <w:b/>
-                <w:bCs/>
-                <w:i w:val="false"/>
-                <w:iCs w:val="false"/>
-                <w:color w:val="000000"/>
-                <w:sz w:val="18"/>
-                <w:szCs w:val="18"/>
-              </w:rPr>
-              <w:t xml:space="preserve">Phase 4 — Driving Question Board (DQB) Update</w:t>
+            <w:shd w:fill="FCE4D6" w:color="auto" w:val="clear"/>
+            <w:tcMar>
+              <w:top w:type="dxa" w:w="60"/>
+              <w:left w:type="dxa" w:w="120"/>
+              <w:bottom w:type="dxa" w:w="60"/>
+              <w:right w:type="dxa" w:w="120"/>
+            </w:tcMar>
+            <w:vAlign w:val="top"/>
+          </w:tcPr>
+          <w:p>
+            <w:pPr>
+              <w:spacing w:after="40" w:before="0"/>
+              <w:jc w:val="left"/>
+            </w:pPr>
+            <w:r>
+              <w:rPr>
+                <w:rFonts w:ascii="Arial" w:cs="Arial" w:eastAsia="Arial" w:hAnsi="Arial"/>
+                <w:b/>
+                <w:bCs/>
+                <w:i w:val="false"/>
+                <w:iCs w:val="false"/>
+                <w:color w:val="000000"/>
+                <w:sz w:val="18"/>
+                <w:szCs w:val="18"/>
+              </w:rPr>
+              <w:t xml:space="preserve">Driving Question Board (DQB) Creation</w:t>
             </w:r>
           </w:p>
           <w:p>
@@ -7279,7 +7279,7 @@
             <w:pPr>
               <w:spacing w:after="20" w:before="0"/>
             </w:pPr>
-            <w:hyperlink w:history="1" r:id="rIdylddusnev6f6kuyy5pbxb">
+            <w:hyperlink w:history="1" r:id="rId898h94olmrdlm509n4he0">
               <w:r>
                 <w:rPr>
                   <w:rFonts w:ascii="Arial" w:cs="Arial" w:eastAsia="Arial" w:hAnsi="Arial"/>
@@ -7312,7 +7312,7 @@
               <w:spacing w:after="10" w:before="0"/>
               <w:ind w:left="120"/>
             </w:pPr>
-            <w:hyperlink w:history="1" r:id="rId40jnozetzsmm5kzikdx8i">
+            <w:hyperlink w:history="1" r:id="rIdevfpoa8rcx4z1e7fgrjws">
               <w:r>
                 <w:rPr>
                   <w:rFonts w:ascii="Arial" w:cs="Arial" w:eastAsia="Arial" w:hAnsi="Arial"/>
@@ -7357,7 +7357,7 @@
             <w:pPr>
               <w:spacing w:after="20" w:before="0"/>
             </w:pPr>
-            <w:hyperlink w:history="1" r:id="rIdhmy5etp1rmd1b1rdibkp5">
+            <w:hyperlink w:history="1" r:id="rIdf95vdemc7bss0810e0fqc">
               <w:r>
                 <w:rPr>
                   <w:rFonts w:ascii="Arial" w:cs="Arial" w:eastAsia="Arial" w:hAnsi="Arial"/>
@@ -7390,7 +7390,7 @@
               <w:spacing w:after="10" w:before="0"/>
               <w:ind w:left="120"/>
             </w:pPr>
-            <w:hyperlink w:history="1" r:id="rIdqsqzrihda9u40exqohhfj">
+            <w:hyperlink w:history="1" r:id="rIdr9rknlk8ev_lmpq1y8k1o">
               <w:r>
                 <w:rPr>
                   <w:rFonts w:ascii="Arial" w:cs="Arial" w:eastAsia="Arial" w:hAnsi="Arial"/>
@@ -7537,32 +7537,32 @@
         <w:tc>
           <w:tcPr>
             <w:tcW w:type="dxa" w:w="1520"/>
-            <w:shd w:fill="F2F2F2" w:color="auto" w:val="clear"/>
-            <w:tcMar>
-              <w:top w:type="dxa" w:w="60"/>
-              <w:left w:type="dxa" w:w="120"/>
-              <w:bottom w:type="dxa" w:w="60"/>
-              <w:right w:type="dxa" w:w="120"/>
-            </w:tcMar>
-            <w:vAlign w:val="top"/>
-          </w:tcPr>
-          <w:p>
-            <w:pPr>
-              <w:spacing w:after="40" w:before="0"/>
-              <w:jc w:val="left"/>
-            </w:pPr>
-            <w:r>
-              <w:rPr>
-                <w:rFonts w:ascii="Arial" w:cs="Arial" w:eastAsia="Arial" w:hAnsi="Arial"/>
-                <w:b/>
-                <w:bCs/>
-                <w:i w:val="false"/>
-                <w:iCs w:val="false"/>
-                <w:color w:val="000000"/>
-                <w:sz w:val="18"/>
-                <w:szCs w:val="18"/>
-              </w:rPr>
-              <w:t xml:space="preserve">Phase 5 — Model Building</w:t>
+            <w:shd w:fill="D5E8F0" w:color="auto" w:val="clear"/>
+            <w:tcMar>
+              <w:top w:type="dxa" w:w="60"/>
+              <w:left w:type="dxa" w:w="120"/>
+              <w:bottom w:type="dxa" w:w="60"/>
+              <w:right w:type="dxa" w:w="120"/>
+            </w:tcMar>
+            <w:vAlign w:val="top"/>
+          </w:tcPr>
+          <w:p>
+            <w:pPr>
+              <w:spacing w:after="40" w:before="0"/>
+              <w:jc w:val="left"/>
+            </w:pPr>
+            <w:r>
+              <w:rPr>
+                <w:rFonts w:ascii="Arial" w:cs="Arial" w:eastAsia="Arial" w:hAnsi="Arial"/>
+                <w:b/>
+                <w:bCs/>
+                <w:i w:val="false"/>
+                <w:iCs w:val="false"/>
+                <w:color w:val="000000"/>
+                <w:sz w:val="18"/>
+                <w:szCs w:val="18"/>
+              </w:rPr>
+              <w:t xml:space="preserve">Model Building Phase</w:t>
             </w:r>
           </w:p>
           <w:p>
@@ -7585,7 +7585,7 @@
             <w:pPr>
               <w:spacing w:after="20" w:before="0"/>
             </w:pPr>
-            <w:hyperlink w:history="1" r:id="rIdwhixgsxq14eh7m73d6cph">
+            <w:hyperlink w:history="1" r:id="rId2w9ec3v0fa0plxxtdfzkf">
               <w:r>
                 <w:rPr>
                   <w:rFonts w:ascii="Arial" w:cs="Arial" w:eastAsia="Arial" w:hAnsi="Arial"/>
@@ -7618,7 +7618,7 @@
               <w:spacing w:after="10" w:before="0"/>
               <w:ind w:left="120"/>
             </w:pPr>
-            <w:hyperlink w:history="1" r:id="rIdngqagagi00vrv3vudyjli">
+            <w:hyperlink w:history="1" r:id="rIdmlrt3mxlub8uddydw99kh">
               <w:r>
                 <w:rPr>
                   <w:rFonts w:ascii="Arial" w:cs="Arial" w:eastAsia="Arial" w:hAnsi="Arial"/>
@@ -7663,7 +7663,7 @@
             <w:pPr>
               <w:spacing w:after="20" w:before="0"/>
             </w:pPr>
-            <w:hyperlink w:history="1" r:id="rIdbnghus1_xrgt0rqploe6q">
+            <w:hyperlink w:history="1" r:id="rId_959qwgoikt28wp-yau9u">
               <w:r>
                 <w:rPr>
                   <w:rFonts w:ascii="Arial" w:cs="Arial" w:eastAsia="Arial" w:hAnsi="Arial"/>
@@ -7696,7 +7696,7 @@
               <w:spacing w:after="10" w:before="0"/>
               <w:ind w:left="120"/>
             </w:pPr>
-            <w:hyperlink w:history="1" r:id="rIdljx5vus3kmnnp29s26_dp">
+            <w:hyperlink w:history="1" r:id="rId2-jhziasdxv4ubemwynce">
               <w:r>
                 <w:rPr>
                   <w:rFonts w:ascii="Arial" w:cs="Arial" w:eastAsia="Arial" w:hAnsi="Arial"/>
@@ -9135,32 +9135,32 @@
         <w:tc>
           <w:tcPr>
             <w:tcW w:type="dxa" w:w="1520"/>
-            <w:shd w:fill="F2F2F2" w:color="auto" w:val="clear"/>
-            <w:tcMar>
-              <w:top w:type="dxa" w:w="60"/>
-              <w:left w:type="dxa" w:w="120"/>
-              <w:bottom w:type="dxa" w:w="60"/>
-              <w:right w:type="dxa" w:w="120"/>
-            </w:tcMar>
-            <w:vAlign w:val="top"/>
-          </w:tcPr>
-          <w:p>
-            <w:pPr>
-              <w:spacing w:after="40" w:before="0"/>
-              <w:jc w:val="left"/>
-            </w:pPr>
-            <w:r>
-              <w:rPr>
-                <w:rFonts w:ascii="Arial" w:cs="Arial" w:eastAsia="Arial" w:hAnsi="Arial"/>
-                <w:b/>
-                <w:bCs/>
-                <w:i w:val="false"/>
-                <w:iCs w:val="false"/>
-                <w:color w:val="000000"/>
-                <w:sz w:val="18"/>
-                <w:szCs w:val="18"/>
-              </w:rPr>
-              <w:t xml:space="preserve">Phase 1 — Predict (15 minutes)</w:t>
+            <w:shd w:fill="EAD1F5" w:color="auto" w:val="clear"/>
+            <w:tcMar>
+              <w:top w:type="dxa" w:w="60"/>
+              <w:left w:type="dxa" w:w="120"/>
+              <w:bottom w:type="dxa" w:w="60"/>
+              <w:right w:type="dxa" w:w="120"/>
+            </w:tcMar>
+            <w:vAlign w:val="top"/>
+          </w:tcPr>
+          <w:p>
+            <w:pPr>
+              <w:spacing w:after="40" w:before="0"/>
+              <w:jc w:val="left"/>
+            </w:pPr>
+            <w:r>
+              <w:rPr>
+                <w:rFonts w:ascii="Arial" w:cs="Arial" w:eastAsia="Arial" w:hAnsi="Arial"/>
+                <w:b/>
+                <w:bCs/>
+                <w:i w:val="false"/>
+                <w:iCs w:val="false"/>
+                <w:color w:val="000000"/>
+                <w:sz w:val="18"/>
+                <w:szCs w:val="18"/>
+              </w:rPr>
+              <w:t xml:space="preserve">Predict Phase</w:t>
             </w:r>
           </w:p>
           <w:p>
@@ -9183,7 +9183,7 @@
             <w:pPr>
               <w:spacing w:after="20" w:before="0"/>
             </w:pPr>
-            <w:hyperlink w:history="1" r:id="rId9wzhsallaxxuugbuwsahk">
+            <w:hyperlink w:history="1" r:id="rIdzakgz6bvslxyznaf2_6vr">
               <w:r>
                 <w:rPr>
                   <w:rFonts w:ascii="Arial" w:cs="Arial" w:eastAsia="Arial" w:hAnsi="Arial"/>
@@ -9216,7 +9216,7 @@
               <w:spacing w:after="10" w:before="0"/>
               <w:ind w:left="120"/>
             </w:pPr>
-            <w:hyperlink w:history="1" r:id="rIdhzxeouw9ntgwdaqpn_xjd">
+            <w:hyperlink w:history="1" r:id="rIddckaqi872rrvcdbdba7ni">
               <w:r>
                 <w:rPr>
                   <w:rFonts w:ascii="Arial" w:cs="Arial" w:eastAsia="Arial" w:hAnsi="Arial"/>
@@ -9261,7 +9261,7 @@
             <w:pPr>
               <w:spacing w:after="20" w:before="0"/>
             </w:pPr>
-            <w:hyperlink w:history="1" r:id="rIdlsx_kj-xfx4ko6hh7xae3">
+            <w:hyperlink w:history="1" r:id="rIdmmey84zvkua-ocdjddyr3">
               <w:r>
                 <w:rPr>
                   <w:rFonts w:ascii="Arial" w:cs="Arial" w:eastAsia="Arial" w:hAnsi="Arial"/>
@@ -9294,7 +9294,7 @@
               <w:spacing w:after="10" w:before="0"/>
               <w:ind w:left="120"/>
             </w:pPr>
-            <w:hyperlink w:history="1" r:id="rIdbvceyp0vxvghbl-n3pdsh">
+            <w:hyperlink w:history="1" r:id="rIdn_kbishl5nraa3gm0wdqt">
               <w:r>
                 <w:rPr>
                   <w:rFonts w:ascii="Arial" w:cs="Arial" w:eastAsia="Arial" w:hAnsi="Arial"/>
@@ -9441,32 +9441,32 @@
         <w:tc>
           <w:tcPr>
             <w:tcW w:type="dxa" w:w="1520"/>
-            <w:shd w:fill="F2F2F2" w:color="auto" w:val="clear"/>
-            <w:tcMar>
-              <w:top w:type="dxa" w:w="60"/>
-              <w:left w:type="dxa" w:w="120"/>
-              <w:bottom w:type="dxa" w:w="60"/>
-              <w:right w:type="dxa" w:w="120"/>
-            </w:tcMar>
-            <w:vAlign w:val="top"/>
-          </w:tcPr>
-          <w:p>
-            <w:pPr>
-              <w:spacing w:after="40" w:before="0"/>
-              <w:jc w:val="left"/>
-            </w:pPr>
-            <w:r>
-              <w:rPr>
-                <w:rFonts w:ascii="Arial" w:cs="Arial" w:eastAsia="Arial" w:hAnsi="Arial"/>
-                <w:b/>
-                <w:bCs/>
-                <w:i w:val="false"/>
-                <w:iCs w:val="false"/>
-                <w:color w:val="000000"/>
-                <w:sz w:val="18"/>
-                <w:szCs w:val="18"/>
-              </w:rPr>
-              <w:t xml:space="preserve">Phase 2 — Observe (20 minutes)</w:t>
+            <w:shd w:fill="D9EEF1" w:color="auto" w:val="clear"/>
+            <w:tcMar>
+              <w:top w:type="dxa" w:w="60"/>
+              <w:left w:type="dxa" w:w="120"/>
+              <w:bottom w:type="dxa" w:w="60"/>
+              <w:right w:type="dxa" w:w="120"/>
+            </w:tcMar>
+            <w:vAlign w:val="top"/>
+          </w:tcPr>
+          <w:p>
+            <w:pPr>
+              <w:spacing w:after="40" w:before="0"/>
+              <w:jc w:val="left"/>
+            </w:pPr>
+            <w:r>
+              <w:rPr>
+                <w:rFonts w:ascii="Arial" w:cs="Arial" w:eastAsia="Arial" w:hAnsi="Arial"/>
+                <w:b/>
+                <w:bCs/>
+                <w:i w:val="false"/>
+                <w:iCs w:val="false"/>
+                <w:color w:val="000000"/>
+                <w:sz w:val="18"/>
+                <w:szCs w:val="18"/>
+              </w:rPr>
+              <w:t xml:space="preserve">Observe Phase</w:t>
             </w:r>
           </w:p>
           <w:p>
@@ -9489,7 +9489,7 @@
             <w:pPr>
               <w:spacing w:after="20" w:before="0"/>
             </w:pPr>
-            <w:hyperlink w:history="1" r:id="rIdc2-qle-nyb8dp1okxbuqv">
+            <w:hyperlink w:history="1" r:id="rId_olqco8ump1xibnmlqepx">
               <w:r>
                 <w:rPr>
                   <w:rFonts w:ascii="Arial" w:cs="Arial" w:eastAsia="Arial" w:hAnsi="Arial"/>
@@ -9522,7 +9522,7 @@
               <w:spacing w:after="10" w:before="0"/>
               <w:ind w:left="120"/>
             </w:pPr>
-            <w:hyperlink w:history="1" r:id="rIdv-uhfi4tqxvvfzjn74ydl">
+            <w:hyperlink w:history="1" r:id="rIdc81asbkuutcvv0jf8jwsm">
               <w:r>
                 <w:rPr>
                   <w:rFonts w:ascii="Arial" w:cs="Arial" w:eastAsia="Arial" w:hAnsi="Arial"/>
@@ -9567,7 +9567,7 @@
             <w:pPr>
               <w:spacing w:after="20" w:before="0"/>
             </w:pPr>
-            <w:hyperlink w:history="1" r:id="rIdnr_fq6glbjxqvbgajwqms">
+            <w:hyperlink w:history="1" r:id="rIdmlgovr62pncp_ej8tor_g">
               <w:r>
                 <w:rPr>
                   <w:rFonts w:ascii="Arial" w:cs="Arial" w:eastAsia="Arial" w:hAnsi="Arial"/>
@@ -9600,7 +9600,7 @@
               <w:spacing w:after="10" w:before="0"/>
               <w:ind w:left="120"/>
             </w:pPr>
-            <w:hyperlink w:history="1" r:id="rIdytggdznkfli8exptk619i">
+            <w:hyperlink w:history="1" r:id="rIdzxnxdsmy7q79in1o1k9tf">
               <w:r>
                 <w:rPr>
                   <w:rFonts w:ascii="Arial" w:cs="Arial" w:eastAsia="Arial" w:hAnsi="Arial"/>
@@ -9747,32 +9747,32 @@
         <w:tc>
           <w:tcPr>
             <w:tcW w:type="dxa" w:w="1520"/>
-            <w:shd w:fill="F2F2F2" w:color="auto" w:val="clear"/>
-            <w:tcMar>
-              <w:top w:type="dxa" w:w="60"/>
-              <w:left w:type="dxa" w:w="120"/>
-              <w:bottom w:type="dxa" w:w="60"/>
-              <w:right w:type="dxa" w:w="120"/>
-            </w:tcMar>
-            <w:vAlign w:val="top"/>
-          </w:tcPr>
-          <w:p>
-            <w:pPr>
-              <w:spacing w:after="40" w:before="0"/>
-              <w:jc w:val="left"/>
-            </w:pPr>
-            <w:r>
-              <w:rPr>
-                <w:rFonts w:ascii="Arial" w:cs="Arial" w:eastAsia="Arial" w:hAnsi="Arial"/>
-                <w:b/>
-                <w:bCs/>
-                <w:i w:val="false"/>
-                <w:iCs w:val="false"/>
-                <w:color w:val="000000"/>
-                <w:sz w:val="18"/>
-                <w:szCs w:val="18"/>
-              </w:rPr>
-              <w:t xml:space="preserve">Phase 3 — Explain (25 minutes)</w:t>
+            <w:shd w:fill="E2EFDA" w:color="auto" w:val="clear"/>
+            <w:tcMar>
+              <w:top w:type="dxa" w:w="60"/>
+              <w:left w:type="dxa" w:w="120"/>
+              <w:bottom w:type="dxa" w:w="60"/>
+              <w:right w:type="dxa" w:w="120"/>
+            </w:tcMar>
+            <w:vAlign w:val="top"/>
+          </w:tcPr>
+          <w:p>
+            <w:pPr>
+              <w:spacing w:after="40" w:before="0"/>
+              <w:jc w:val="left"/>
+            </w:pPr>
+            <w:r>
+              <w:rPr>
+                <w:rFonts w:ascii="Arial" w:cs="Arial" w:eastAsia="Arial" w:hAnsi="Arial"/>
+                <w:b/>
+                <w:bCs/>
+                <w:i w:val="false"/>
+                <w:iCs w:val="false"/>
+                <w:color w:val="000000"/>
+                <w:sz w:val="18"/>
+                <w:szCs w:val="18"/>
+              </w:rPr>
+              <w:t xml:space="preserve">Explain Phase</w:t>
             </w:r>
           </w:p>
           <w:p>
@@ -9795,7 +9795,7 @@
             <w:pPr>
               <w:spacing w:after="20" w:before="0"/>
             </w:pPr>
-            <w:hyperlink w:history="1" r:id="rIdidxdguud4a9yd00d1wsto">
+            <w:hyperlink w:history="1" r:id="rIdzhko453xbh4yd-y-7nxqs">
               <w:r>
                 <w:rPr>
                   <w:rFonts w:ascii="Arial" w:cs="Arial" w:eastAsia="Arial" w:hAnsi="Arial"/>
@@ -9828,7 +9828,7 @@
               <w:spacing w:after="10" w:before="0"/>
               <w:ind w:left="120"/>
             </w:pPr>
-            <w:hyperlink w:history="1" r:id="rIdclu23hz2ux3baryj1kxus">
+            <w:hyperlink w:history="1" r:id="rIdknwssyn44dosxnjv98irz">
               <w:r>
                 <w:rPr>
                   <w:rFonts w:ascii="Arial" w:cs="Arial" w:eastAsia="Arial" w:hAnsi="Arial"/>
@@ -9873,7 +9873,7 @@
             <w:pPr>
               <w:spacing w:after="20" w:before="0"/>
             </w:pPr>
-            <w:hyperlink w:history="1" r:id="rIdzcahyhvc2bhpoafmp8f9t">
+            <w:hyperlink w:history="1" r:id="rIdgo0jynlk1ihigue8a53e2">
               <w:r>
                 <w:rPr>
                   <w:rFonts w:ascii="Arial" w:cs="Arial" w:eastAsia="Arial" w:hAnsi="Arial"/>
@@ -9906,7 +9906,7 @@
               <w:spacing w:after="10" w:before="0"/>
               <w:ind w:left="120"/>
             </w:pPr>
-            <w:hyperlink w:history="1" r:id="rIdjqp0v80urpi_gxrhnjtpx">
+            <w:hyperlink w:history="1" r:id="rIdr-ipyta58gu54bxakx_zj">
               <w:r>
                 <w:rPr>
                   <w:rFonts w:ascii="Arial" w:cs="Arial" w:eastAsia="Arial" w:hAnsi="Arial"/>
@@ -10053,32 +10053,32 @@
         <w:tc>
           <w:tcPr>
             <w:tcW w:type="dxa" w:w="1520"/>
-            <w:shd w:fill="F2F2F2" w:color="auto" w:val="clear"/>
-            <w:tcMar>
-              <w:top w:type="dxa" w:w="60"/>
-              <w:left w:type="dxa" w:w="120"/>
-              <w:bottom w:type="dxa" w:w="60"/>
-              <w:right w:type="dxa" w:w="120"/>
-            </w:tcMar>
-            <w:vAlign w:val="top"/>
-          </w:tcPr>
-          <w:p>
-            <w:pPr>
-              <w:spacing w:after="40" w:before="0"/>
-              <w:jc w:val="left"/>
-            </w:pPr>
-            <w:r>
-              <w:rPr>
-                <w:rFonts w:ascii="Arial" w:cs="Arial" w:eastAsia="Arial" w:hAnsi="Arial"/>
-                <w:b/>
-                <w:bCs/>
-                <w:i w:val="false"/>
-                <w:iCs w:val="false"/>
-                <w:color w:val="000000"/>
-                <w:sz w:val="18"/>
-                <w:szCs w:val="18"/>
-              </w:rPr>
-              <w:t xml:space="preserve">Phase 4 — Driving Question Board Update (10 minutes)</w:t>
+            <w:shd w:fill="FCE4D6" w:color="auto" w:val="clear"/>
+            <w:tcMar>
+              <w:top w:type="dxa" w:w="60"/>
+              <w:left w:type="dxa" w:w="120"/>
+              <w:bottom w:type="dxa" w:w="60"/>
+              <w:right w:type="dxa" w:w="120"/>
+            </w:tcMar>
+            <w:vAlign w:val="top"/>
+          </w:tcPr>
+          <w:p>
+            <w:pPr>
+              <w:spacing w:after="40" w:before="0"/>
+              <w:jc w:val="left"/>
+            </w:pPr>
+            <w:r>
+              <w:rPr>
+                <w:rFonts w:ascii="Arial" w:cs="Arial" w:eastAsia="Arial" w:hAnsi="Arial"/>
+                <w:b/>
+                <w:bCs/>
+                <w:i w:val="false"/>
+                <w:iCs w:val="false"/>
+                <w:color w:val="000000"/>
+                <w:sz w:val="18"/>
+                <w:szCs w:val="18"/>
+              </w:rPr>
+              <w:t xml:space="preserve">Driving Question Board (DQB) Creation</w:t>
             </w:r>
           </w:p>
           <w:p>
@@ -10101,7 +10101,7 @@
             <w:pPr>
               <w:spacing w:after="20" w:before="0"/>
             </w:pPr>
-            <w:hyperlink w:history="1" r:id="rIdzs-sw4ippxn-5piwpyj2t">
+            <w:hyperlink w:history="1" r:id="rId3l4qmrfu6x629jjldddtx">
               <w:r>
                 <w:rPr>
                   <w:rFonts w:ascii="Arial" w:cs="Arial" w:eastAsia="Arial" w:hAnsi="Arial"/>
@@ -10134,7 +10134,7 @@
               <w:spacing w:after="10" w:before="0"/>
               <w:ind w:left="120"/>
             </w:pPr>
-            <w:hyperlink w:history="1" r:id="rId5dzuexyds08yx3lf5w7dd">
+            <w:hyperlink w:history="1" r:id="rIdkhzzrevek7kzi5dilyjyv">
               <w:r>
                 <w:rPr>
                   <w:rFonts w:ascii="Arial" w:cs="Arial" w:eastAsia="Arial" w:hAnsi="Arial"/>
@@ -10179,7 +10179,7 @@
             <w:pPr>
               <w:spacing w:after="20" w:before="0"/>
             </w:pPr>
-            <w:hyperlink w:history="1" r:id="rIdutcveit2iy5n2-3483wlp">
+            <w:hyperlink w:history="1" r:id="rIdi-blo9bqkxnjf1grjymig">
               <w:r>
                 <w:rPr>
                   <w:rFonts w:ascii="Arial" w:cs="Arial" w:eastAsia="Arial" w:hAnsi="Arial"/>
@@ -10212,7 +10212,7 @@
               <w:spacing w:after="10" w:before="0"/>
               <w:ind w:left="120"/>
             </w:pPr>
-            <w:hyperlink w:history="1" r:id="rIdczg0upvtfbj957chzysbm">
+            <w:hyperlink w:history="1" r:id="rIdklwcndpnsh8zm--bgpug4">
               <w:r>
                 <w:rPr>
                   <w:rFonts w:ascii="Arial" w:cs="Arial" w:eastAsia="Arial" w:hAnsi="Arial"/>
@@ -10359,32 +10359,32 @@
         <w:tc>
           <w:tcPr>
             <w:tcW w:type="dxa" w:w="1520"/>
-            <w:shd w:fill="F2F2F2" w:color="auto" w:val="clear"/>
-            <w:tcMar>
-              <w:top w:type="dxa" w:w="60"/>
-              <w:left w:type="dxa" w:w="120"/>
-              <w:bottom w:type="dxa" w:w="60"/>
-              <w:right w:type="dxa" w:w="120"/>
-            </w:tcMar>
-            <w:vAlign w:val="top"/>
-          </w:tcPr>
-          <w:p>
-            <w:pPr>
-              <w:spacing w:after="40" w:before="0"/>
-              <w:jc w:val="left"/>
-            </w:pPr>
-            <w:r>
-              <w:rPr>
-                <w:rFonts w:ascii="Arial" w:cs="Arial" w:eastAsia="Arial" w:hAnsi="Arial"/>
-                <w:b/>
-                <w:bCs/>
-                <w:i w:val="false"/>
-                <w:iCs w:val="false"/>
-                <w:color w:val="000000"/>
-                <w:sz w:val="18"/>
-                <w:szCs w:val="18"/>
-              </w:rPr>
-              <w:t xml:space="preserve">Phase 5 — Model Building (10 minutes)</w:t>
+            <w:shd w:fill="D5E8F0" w:color="auto" w:val="clear"/>
+            <w:tcMar>
+              <w:top w:type="dxa" w:w="60"/>
+              <w:left w:type="dxa" w:w="120"/>
+              <w:bottom w:type="dxa" w:w="60"/>
+              <w:right w:type="dxa" w:w="120"/>
+            </w:tcMar>
+            <w:vAlign w:val="top"/>
+          </w:tcPr>
+          <w:p>
+            <w:pPr>
+              <w:spacing w:after="40" w:before="0"/>
+              <w:jc w:val="left"/>
+            </w:pPr>
+            <w:r>
+              <w:rPr>
+                <w:rFonts w:ascii="Arial" w:cs="Arial" w:eastAsia="Arial" w:hAnsi="Arial"/>
+                <w:b/>
+                <w:bCs/>
+                <w:i w:val="false"/>
+                <w:iCs w:val="false"/>
+                <w:color w:val="000000"/>
+                <w:sz w:val="18"/>
+                <w:szCs w:val="18"/>
+              </w:rPr>
+              <w:t xml:space="preserve">Model Building Phase</w:t>
             </w:r>
           </w:p>
           <w:p>
@@ -10407,7 +10407,7 @@
             <w:pPr>
               <w:spacing w:after="20" w:before="0"/>
             </w:pPr>
-            <w:hyperlink w:history="1" r:id="rIdmgi0n9shnhagnvmf6bzru">
+            <w:hyperlink w:history="1" r:id="rId84pde0uzzlwrrczfqha9j">
               <w:r>
                 <w:rPr>
                   <w:rFonts w:ascii="Arial" w:cs="Arial" w:eastAsia="Arial" w:hAnsi="Arial"/>
@@ -10440,7 +10440,7 @@
               <w:spacing w:after="10" w:before="0"/>
               <w:ind w:left="120"/>
             </w:pPr>
-            <w:hyperlink w:history="1" r:id="rIdlo_cr3jlwc7eezx5qo0bt">
+            <w:hyperlink w:history="1" r:id="rId1-b0y5ydwow2bw8lmbq1q">
               <w:r>
                 <w:rPr>
                   <w:rFonts w:ascii="Arial" w:cs="Arial" w:eastAsia="Arial" w:hAnsi="Arial"/>
@@ -10485,7 +10485,7 @@
             <w:pPr>
               <w:spacing w:after="20" w:before="0"/>
             </w:pPr>
-            <w:hyperlink w:history="1" r:id="rIdqxersvjia2j9jgcn46igp">
+            <w:hyperlink w:history="1" r:id="rIdixyjswj_xwxqddipqry71">
               <w:r>
                 <w:rPr>
                   <w:rFonts w:ascii="Arial" w:cs="Arial" w:eastAsia="Arial" w:hAnsi="Arial"/>
@@ -10518,7 +10518,7 @@
               <w:spacing w:after="10" w:before="0"/>
               <w:ind w:left="120"/>
             </w:pPr>
-            <w:hyperlink w:history="1" r:id="rIdyiaahadndx-ozg7f2c8ki">
+            <w:hyperlink w:history="1" r:id="rIdlftyhpaexuggx2aslonrv">
               <w:r>
                 <w:rPr>
                   <w:rFonts w:ascii="Arial" w:cs="Arial" w:eastAsia="Arial" w:hAnsi="Arial"/>
@@ -11957,32 +11957,32 @@
         <w:tc>
           <w:tcPr>
             <w:tcW w:type="dxa" w:w="1520"/>
-            <w:shd w:fill="F2F2F2" w:color="auto" w:val="clear"/>
-            <w:tcMar>
-              <w:top w:type="dxa" w:w="60"/>
-              <w:left w:type="dxa" w:w="120"/>
-              <w:bottom w:type="dxa" w:w="60"/>
-              <w:right w:type="dxa" w:w="120"/>
-            </w:tcMar>
-            <w:vAlign w:val="top"/>
-          </w:tcPr>
-          <w:p>
-            <w:pPr>
-              <w:spacing w:after="40" w:before="0"/>
-              <w:jc w:val="left"/>
-            </w:pPr>
-            <w:r>
-              <w:rPr>
-                <w:rFonts w:ascii="Arial" w:cs="Arial" w:eastAsia="Arial" w:hAnsi="Arial"/>
-                <w:b/>
-                <w:bCs/>
-                <w:i w:val="false"/>
-                <w:iCs w:val="false"/>
-                <w:color w:val="000000"/>
-                <w:sz w:val="18"/>
-                <w:szCs w:val="18"/>
-              </w:rPr>
-              <w:t xml:space="preserve">Phase 1 — Predict</w:t>
+            <w:shd w:fill="EAD1F5" w:color="auto" w:val="clear"/>
+            <w:tcMar>
+              <w:top w:type="dxa" w:w="60"/>
+              <w:left w:type="dxa" w:w="120"/>
+              <w:bottom w:type="dxa" w:w="60"/>
+              <w:right w:type="dxa" w:w="120"/>
+            </w:tcMar>
+            <w:vAlign w:val="top"/>
+          </w:tcPr>
+          <w:p>
+            <w:pPr>
+              <w:spacing w:after="40" w:before="0"/>
+              <w:jc w:val="left"/>
+            </w:pPr>
+            <w:r>
+              <w:rPr>
+                <w:rFonts w:ascii="Arial" w:cs="Arial" w:eastAsia="Arial" w:hAnsi="Arial"/>
+                <w:b/>
+                <w:bCs/>
+                <w:i w:val="false"/>
+                <w:iCs w:val="false"/>
+                <w:color w:val="000000"/>
+                <w:sz w:val="18"/>
+                <w:szCs w:val="18"/>
+              </w:rPr>
+              <w:t xml:space="preserve">Predict Phase</w:t>
             </w:r>
           </w:p>
           <w:p>
@@ -12005,7 +12005,7 @@
             <w:pPr>
               <w:spacing w:after="20" w:before="0"/>
             </w:pPr>
-            <w:hyperlink w:history="1" r:id="rId22jyzzon_2-fg023sgrue">
+            <w:hyperlink w:history="1" r:id="rIdh2nfuatjuueulti8uro-x">
               <w:r>
                 <w:rPr>
                   <w:rFonts w:ascii="Arial" w:cs="Arial" w:eastAsia="Arial" w:hAnsi="Arial"/>
@@ -12038,7 +12038,7 @@
               <w:spacing w:after="10" w:before="0"/>
               <w:ind w:left="120"/>
             </w:pPr>
-            <w:hyperlink w:history="1" r:id="rIdwf0x8kt97vqb_p8uggn2n">
+            <w:hyperlink w:history="1" r:id="rId_qxsgh7pzpzz81uk07h84">
               <w:r>
                 <w:rPr>
                   <w:rFonts w:ascii="Arial" w:cs="Arial" w:eastAsia="Arial" w:hAnsi="Arial"/>
@@ -12083,7 +12083,7 @@
             <w:pPr>
               <w:spacing w:after="20" w:before="0"/>
             </w:pPr>
-            <w:hyperlink w:history="1" r:id="rIdfaqezztqw6jmdxnnnh5-b">
+            <w:hyperlink w:history="1" r:id="rIdv-3sox9vnqjcqeobroco0">
               <w:r>
                 <w:rPr>
                   <w:rFonts w:ascii="Arial" w:cs="Arial" w:eastAsia="Arial" w:hAnsi="Arial"/>
@@ -12116,7 +12116,7 @@
               <w:spacing w:after="10" w:before="0"/>
               <w:ind w:left="120"/>
             </w:pPr>
-            <w:hyperlink w:history="1" r:id="rIdri0je6b2iwli42ixa7mt0">
+            <w:hyperlink w:history="1" r:id="rIdug7lrlr5xkdxwx_jb7q-b">
               <w:r>
                 <w:rPr>
                   <w:rFonts w:ascii="Arial" w:cs="Arial" w:eastAsia="Arial" w:hAnsi="Arial"/>
@@ -12263,32 +12263,32 @@
         <w:tc>
           <w:tcPr>
             <w:tcW w:type="dxa" w:w="1520"/>
-            <w:shd w:fill="F2F2F2" w:color="auto" w:val="clear"/>
-            <w:tcMar>
-              <w:top w:type="dxa" w:w="60"/>
-              <w:left w:type="dxa" w:w="120"/>
-              <w:bottom w:type="dxa" w:w="60"/>
-              <w:right w:type="dxa" w:w="120"/>
-            </w:tcMar>
-            <w:vAlign w:val="top"/>
-          </w:tcPr>
-          <w:p>
-            <w:pPr>
-              <w:spacing w:after="40" w:before="0"/>
-              <w:jc w:val="left"/>
-            </w:pPr>
-            <w:r>
-              <w:rPr>
-                <w:rFonts w:ascii="Arial" w:cs="Arial" w:eastAsia="Arial" w:hAnsi="Arial"/>
-                <w:b/>
-                <w:bCs/>
-                <w:i w:val="false"/>
-                <w:iCs w:val="false"/>
-                <w:color w:val="000000"/>
-                <w:sz w:val="18"/>
-                <w:szCs w:val="18"/>
-              </w:rPr>
-              <w:t xml:space="preserve">Phase 2 — Observe</w:t>
+            <w:shd w:fill="D9EEF1" w:color="auto" w:val="clear"/>
+            <w:tcMar>
+              <w:top w:type="dxa" w:w="60"/>
+              <w:left w:type="dxa" w:w="120"/>
+              <w:bottom w:type="dxa" w:w="60"/>
+              <w:right w:type="dxa" w:w="120"/>
+            </w:tcMar>
+            <w:vAlign w:val="top"/>
+          </w:tcPr>
+          <w:p>
+            <w:pPr>
+              <w:spacing w:after="40" w:before="0"/>
+              <w:jc w:val="left"/>
+            </w:pPr>
+            <w:r>
+              <w:rPr>
+                <w:rFonts w:ascii="Arial" w:cs="Arial" w:eastAsia="Arial" w:hAnsi="Arial"/>
+                <w:b/>
+                <w:bCs/>
+                <w:i w:val="false"/>
+                <w:iCs w:val="false"/>
+                <w:color w:val="000000"/>
+                <w:sz w:val="18"/>
+                <w:szCs w:val="18"/>
+              </w:rPr>
+              <w:t xml:space="preserve">Observe Phase</w:t>
             </w:r>
           </w:p>
           <w:p>
@@ -12311,7 +12311,7 @@
             <w:pPr>
               <w:spacing w:after="20" w:before="0"/>
             </w:pPr>
-            <w:hyperlink w:history="1" r:id="rIduzgk9p5pwjzctamxqbo-o">
+            <w:hyperlink w:history="1" r:id="rIdb9bzwnmpj59eeswzbxavw">
               <w:r>
                 <w:rPr>
                   <w:rFonts w:ascii="Arial" w:cs="Arial" w:eastAsia="Arial" w:hAnsi="Arial"/>
@@ -12344,7 +12344,7 @@
               <w:spacing w:after="10" w:before="0"/>
               <w:ind w:left="120"/>
             </w:pPr>
-            <w:hyperlink w:history="1" r:id="rIdmnaf5docpmpwx6e3dv6ya">
+            <w:hyperlink w:history="1" r:id="rId-ddjoh1ili5mwunudsoy3">
               <w:r>
                 <w:rPr>
                   <w:rFonts w:ascii="Arial" w:cs="Arial" w:eastAsia="Arial" w:hAnsi="Arial"/>
@@ -12389,7 +12389,7 @@
             <w:pPr>
               <w:spacing w:after="20" w:before="0"/>
             </w:pPr>
-            <w:hyperlink w:history="1" r:id="rIdctgvlqgeib-ivenygptpl">
+            <w:hyperlink w:history="1" r:id="rIdbjojlgr7jhb9hltrs8h_x">
               <w:r>
                 <w:rPr>
                   <w:rFonts w:ascii="Arial" w:cs="Arial" w:eastAsia="Arial" w:hAnsi="Arial"/>
@@ -12422,7 +12422,7 @@
               <w:spacing w:after="10" w:before="0"/>
               <w:ind w:left="120"/>
             </w:pPr>
-            <w:hyperlink w:history="1" r:id="rId49b6chnwmnomuw9owd5dy">
+            <w:hyperlink w:history="1" r:id="rIdxuy1obel9jpssdgve7xvz">
               <w:r>
                 <w:rPr>
                   <w:rFonts w:ascii="Arial" w:cs="Arial" w:eastAsia="Arial" w:hAnsi="Arial"/>
@@ -12569,32 +12569,32 @@
         <w:tc>
           <w:tcPr>
             <w:tcW w:type="dxa" w:w="1520"/>
-            <w:shd w:fill="F2F2F2" w:color="auto" w:val="clear"/>
-            <w:tcMar>
-              <w:top w:type="dxa" w:w="60"/>
-              <w:left w:type="dxa" w:w="120"/>
-              <w:bottom w:type="dxa" w:w="60"/>
-              <w:right w:type="dxa" w:w="120"/>
-            </w:tcMar>
-            <w:vAlign w:val="top"/>
-          </w:tcPr>
-          <w:p>
-            <w:pPr>
-              <w:spacing w:after="40" w:before="0"/>
-              <w:jc w:val="left"/>
-            </w:pPr>
-            <w:r>
-              <w:rPr>
-                <w:rFonts w:ascii="Arial" w:cs="Arial" w:eastAsia="Arial" w:hAnsi="Arial"/>
-                <w:b/>
-                <w:bCs/>
-                <w:i w:val="false"/>
-                <w:iCs w:val="false"/>
-                <w:color w:val="000000"/>
-                <w:sz w:val="18"/>
-                <w:szCs w:val="18"/>
-              </w:rPr>
-              <w:t xml:space="preserve">Phase 3 — Explain</w:t>
+            <w:shd w:fill="E2EFDA" w:color="auto" w:val="clear"/>
+            <w:tcMar>
+              <w:top w:type="dxa" w:w="60"/>
+              <w:left w:type="dxa" w:w="120"/>
+              <w:bottom w:type="dxa" w:w="60"/>
+              <w:right w:type="dxa" w:w="120"/>
+            </w:tcMar>
+            <w:vAlign w:val="top"/>
+          </w:tcPr>
+          <w:p>
+            <w:pPr>
+              <w:spacing w:after="40" w:before="0"/>
+              <w:jc w:val="left"/>
+            </w:pPr>
+            <w:r>
+              <w:rPr>
+                <w:rFonts w:ascii="Arial" w:cs="Arial" w:eastAsia="Arial" w:hAnsi="Arial"/>
+                <w:b/>
+                <w:bCs/>
+                <w:i w:val="false"/>
+                <w:iCs w:val="false"/>
+                <w:color w:val="000000"/>
+                <w:sz w:val="18"/>
+                <w:szCs w:val="18"/>
+              </w:rPr>
+              <w:t xml:space="preserve">Explain Phase</w:t>
             </w:r>
           </w:p>
           <w:p>
@@ -12617,7 +12617,7 @@
             <w:pPr>
               <w:spacing w:after="20" w:before="0"/>
             </w:pPr>
-            <w:hyperlink w:history="1" r:id="rIdqac5v_vt1ulyt3cpawi1l">
+            <w:hyperlink w:history="1" r:id="rIdc71hioimkq7znj5h5iqbt">
               <w:r>
                 <w:rPr>
                   <w:rFonts w:ascii="Arial" w:cs="Arial" w:eastAsia="Arial" w:hAnsi="Arial"/>
@@ -12650,7 +12650,7 @@
               <w:spacing w:after="10" w:before="0"/>
               <w:ind w:left="120"/>
             </w:pPr>
-            <w:hyperlink w:history="1" r:id="rIdl9diktlcvycba02bp5uxr">
+            <w:hyperlink w:history="1" r:id="rIdpgnlnvzx6-upwjdxclq5r">
               <w:r>
                 <w:rPr>
                   <w:rFonts w:ascii="Arial" w:cs="Arial" w:eastAsia="Arial" w:hAnsi="Arial"/>
@@ -12695,7 +12695,7 @@
             <w:pPr>
               <w:spacing w:after="20" w:before="0"/>
             </w:pPr>
-            <w:hyperlink w:history="1" r:id="rIdmnwfsno6zdhvnv4qukznq">
+            <w:hyperlink w:history="1" r:id="rId_2qmy5qukc54_c8jdr9vb">
               <w:r>
                 <w:rPr>
                   <w:rFonts w:ascii="Arial" w:cs="Arial" w:eastAsia="Arial" w:hAnsi="Arial"/>
@@ -12728,7 +12728,7 @@
               <w:spacing w:after="10" w:before="0"/>
               <w:ind w:left="120"/>
             </w:pPr>
-            <w:hyperlink w:history="1" r:id="rIdkej628l8kk0bn9czbiggv">
+            <w:hyperlink w:history="1" r:id="rId3iolkkzqtjuidmpq4ymsy">
               <w:r>
                 <w:rPr>
                   <w:rFonts w:ascii="Arial" w:cs="Arial" w:eastAsia="Arial" w:hAnsi="Arial"/>
@@ -12875,32 +12875,32 @@
         <w:tc>
           <w:tcPr>
             <w:tcW w:type="dxa" w:w="1520"/>
-            <w:shd w:fill="F2F2F2" w:color="auto" w:val="clear"/>
-            <w:tcMar>
-              <w:top w:type="dxa" w:w="60"/>
-              <w:left w:type="dxa" w:w="120"/>
-              <w:bottom w:type="dxa" w:w="60"/>
-              <w:right w:type="dxa" w:w="120"/>
-            </w:tcMar>
-            <w:vAlign w:val="top"/>
-          </w:tcPr>
-          <w:p>
-            <w:pPr>
-              <w:spacing w:after="40" w:before="0"/>
-              <w:jc w:val="left"/>
-            </w:pPr>
-            <w:r>
-              <w:rPr>
-                <w:rFonts w:ascii="Arial" w:cs="Arial" w:eastAsia="Arial" w:hAnsi="Arial"/>
-                <w:b/>
-                <w:bCs/>
-                <w:i w:val="false"/>
-                <w:iCs w:val="false"/>
-                <w:color w:val="000000"/>
-                <w:sz w:val="18"/>
-                <w:szCs w:val="18"/>
-              </w:rPr>
-              <w:t xml:space="preserve">Phase 4 — Driving Question Board (DQB) Update</w:t>
+            <w:shd w:fill="FCE4D6" w:color="auto" w:val="clear"/>
+            <w:tcMar>
+              <w:top w:type="dxa" w:w="60"/>
+              <w:left w:type="dxa" w:w="120"/>
+              <w:bottom w:type="dxa" w:w="60"/>
+              <w:right w:type="dxa" w:w="120"/>
+            </w:tcMar>
+            <w:vAlign w:val="top"/>
+          </w:tcPr>
+          <w:p>
+            <w:pPr>
+              <w:spacing w:after="40" w:before="0"/>
+              <w:jc w:val="left"/>
+            </w:pPr>
+            <w:r>
+              <w:rPr>
+                <w:rFonts w:ascii="Arial" w:cs="Arial" w:eastAsia="Arial" w:hAnsi="Arial"/>
+                <w:b/>
+                <w:bCs/>
+                <w:i w:val="false"/>
+                <w:iCs w:val="false"/>
+                <w:color w:val="000000"/>
+                <w:sz w:val="18"/>
+                <w:szCs w:val="18"/>
+              </w:rPr>
+              <w:t xml:space="preserve">Driving Question Board (DQB) Creation</w:t>
             </w:r>
           </w:p>
           <w:p>
@@ -12923,7 +12923,7 @@
             <w:pPr>
               <w:spacing w:after="20" w:before="0"/>
             </w:pPr>
-            <w:hyperlink w:history="1" r:id="rIdubwourmbjq8tjjxatah0a">
+            <w:hyperlink w:history="1" r:id="rId46c1_olgra7sb_cc9rxsm">
               <w:r>
                 <w:rPr>
                   <w:rFonts w:ascii="Arial" w:cs="Arial" w:eastAsia="Arial" w:hAnsi="Arial"/>
@@ -12956,7 +12956,7 @@
               <w:spacing w:after="10" w:before="0"/>
               <w:ind w:left="120"/>
             </w:pPr>
-            <w:hyperlink w:history="1" r:id="rIdtpwxzt8_wn9g06x0xz1v5">
+            <w:hyperlink w:history="1" r:id="rIdcvexcjquqah3etflq4eiz">
               <w:r>
                 <w:rPr>
                   <w:rFonts w:ascii="Arial" w:cs="Arial" w:eastAsia="Arial" w:hAnsi="Arial"/>
@@ -13001,7 +13001,7 @@
             <w:pPr>
               <w:spacing w:after="20" w:before="0"/>
             </w:pPr>
-            <w:hyperlink w:history="1" r:id="rIdwniyx80mkonv4x83rnktz">
+            <w:hyperlink w:history="1" r:id="rIdgekqc0--d2gqekuimmm3o">
               <w:r>
                 <w:rPr>
                   <w:rFonts w:ascii="Arial" w:cs="Arial" w:eastAsia="Arial" w:hAnsi="Arial"/>
@@ -13034,7 +13034,7 @@
               <w:spacing w:after="10" w:before="0"/>
               <w:ind w:left="120"/>
             </w:pPr>
-            <w:hyperlink w:history="1" r:id="rId7vwahxjv47ydckhn_wjyp">
+            <w:hyperlink w:history="1" r:id="rId3krjl5tckhsewr5ahu2oq">
               <w:r>
                 <w:rPr>
                   <w:rFonts w:ascii="Arial" w:cs="Arial" w:eastAsia="Arial" w:hAnsi="Arial"/>
@@ -13181,32 +13181,32 @@
         <w:tc>
           <w:tcPr>
             <w:tcW w:type="dxa" w:w="1520"/>
-            <w:shd w:fill="F2F2F2" w:color="auto" w:val="clear"/>
-            <w:tcMar>
-              <w:top w:type="dxa" w:w="60"/>
-              <w:left w:type="dxa" w:w="120"/>
-              <w:bottom w:type="dxa" w:w="60"/>
-              <w:right w:type="dxa" w:w="120"/>
-            </w:tcMar>
-            <w:vAlign w:val="top"/>
-          </w:tcPr>
-          <w:p>
-            <w:pPr>
-              <w:spacing w:after="40" w:before="0"/>
-              <w:jc w:val="left"/>
-            </w:pPr>
-            <w:r>
-              <w:rPr>
-                <w:rFonts w:ascii="Arial" w:cs="Arial" w:eastAsia="Arial" w:hAnsi="Arial"/>
-                <w:b/>
-                <w:bCs/>
-                <w:i w:val="false"/>
-                <w:iCs w:val="false"/>
-                <w:color w:val="000000"/>
-                <w:sz w:val="18"/>
-                <w:szCs w:val="18"/>
-              </w:rPr>
-              <w:t xml:space="preserve">Phase 5 — Model Building</w:t>
+            <w:shd w:fill="D5E8F0" w:color="auto" w:val="clear"/>
+            <w:tcMar>
+              <w:top w:type="dxa" w:w="60"/>
+              <w:left w:type="dxa" w:w="120"/>
+              <w:bottom w:type="dxa" w:w="60"/>
+              <w:right w:type="dxa" w:w="120"/>
+            </w:tcMar>
+            <w:vAlign w:val="top"/>
+          </w:tcPr>
+          <w:p>
+            <w:pPr>
+              <w:spacing w:after="40" w:before="0"/>
+              <w:jc w:val="left"/>
+            </w:pPr>
+            <w:r>
+              <w:rPr>
+                <w:rFonts w:ascii="Arial" w:cs="Arial" w:eastAsia="Arial" w:hAnsi="Arial"/>
+                <w:b/>
+                <w:bCs/>
+                <w:i w:val="false"/>
+                <w:iCs w:val="false"/>
+                <w:color w:val="000000"/>
+                <w:sz w:val="18"/>
+                <w:szCs w:val="18"/>
+              </w:rPr>
+              <w:t xml:space="preserve">Model Building Phase</w:t>
             </w:r>
           </w:p>
           <w:p>
@@ -13229,7 +13229,7 @@
             <w:pPr>
               <w:spacing w:after="20" w:before="0"/>
             </w:pPr>
-            <w:hyperlink w:history="1" r:id="rId9q6ekvnfbjopobazzvd0w">
+            <w:hyperlink w:history="1" r:id="rIdevh7nw7fopzghousoxo8o">
               <w:r>
                 <w:rPr>
                   <w:rFonts w:ascii="Arial" w:cs="Arial" w:eastAsia="Arial" w:hAnsi="Arial"/>
@@ -13262,7 +13262,7 @@
               <w:spacing w:after="10" w:before="0"/>
               <w:ind w:left="120"/>
             </w:pPr>
-            <w:hyperlink w:history="1" r:id="rIdhsgexcayzzhjaftn8jvma">
+            <w:hyperlink w:history="1" r:id="rIduhxewqzkiq-x9aqbo_jwl">
               <w:r>
                 <w:rPr>
                   <w:rFonts w:ascii="Arial" w:cs="Arial" w:eastAsia="Arial" w:hAnsi="Arial"/>
@@ -13307,7 +13307,7 @@
             <w:pPr>
               <w:spacing w:after="20" w:before="0"/>
             </w:pPr>
-            <w:hyperlink w:history="1" r:id="rIdlxwnjrpvwqk1vtzghniqn">
+            <w:hyperlink w:history="1" r:id="rIdocb6mw8ca1gb18xlwcx6a">
               <w:r>
                 <w:rPr>
                   <w:rFonts w:ascii="Arial" w:cs="Arial" w:eastAsia="Arial" w:hAnsi="Arial"/>
@@ -13340,7 +13340,7 @@
               <w:spacing w:after="10" w:before="0"/>
               <w:ind w:left="120"/>
             </w:pPr>
-            <w:hyperlink w:history="1" r:id="rIdla3o-k7gnuie9kk4iuopu">
+            <w:hyperlink w:history="1" r:id="rIddkkfprdcjhqvdnilyncj1">
               <w:r>
                 <w:rPr>
                   <w:rFonts w:ascii="Arial" w:cs="Arial" w:eastAsia="Arial" w:hAnsi="Arial"/>
@@ -14779,32 +14779,32 @@
         <w:tc>
           <w:tcPr>
             <w:tcW w:type="dxa" w:w="1520"/>
-            <w:shd w:fill="F2F2F2" w:color="auto" w:val="clear"/>
-            <w:tcMar>
-              <w:top w:type="dxa" w:w="60"/>
-              <w:left w:type="dxa" w:w="120"/>
-              <w:bottom w:type="dxa" w:w="60"/>
-              <w:right w:type="dxa" w:w="120"/>
-            </w:tcMar>
-            <w:vAlign w:val="top"/>
-          </w:tcPr>
-          <w:p>
-            <w:pPr>
-              <w:spacing w:after="40" w:before="0"/>
-              <w:jc w:val="left"/>
-            </w:pPr>
-            <w:r>
-              <w:rPr>
-                <w:rFonts w:ascii="Arial" w:cs="Arial" w:eastAsia="Arial" w:hAnsi="Arial"/>
-                <w:b/>
-                <w:bCs/>
-                <w:i w:val="false"/>
-                <w:iCs w:val="false"/>
-                <w:color w:val="000000"/>
-                <w:sz w:val="18"/>
-                <w:szCs w:val="18"/>
-              </w:rPr>
-              <w:t xml:space="preserve">Phase 1 — Predict</w:t>
+            <w:shd w:fill="EAD1F5" w:color="auto" w:val="clear"/>
+            <w:tcMar>
+              <w:top w:type="dxa" w:w="60"/>
+              <w:left w:type="dxa" w:w="120"/>
+              <w:bottom w:type="dxa" w:w="60"/>
+              <w:right w:type="dxa" w:w="120"/>
+            </w:tcMar>
+            <w:vAlign w:val="top"/>
+          </w:tcPr>
+          <w:p>
+            <w:pPr>
+              <w:spacing w:after="40" w:before="0"/>
+              <w:jc w:val="left"/>
+            </w:pPr>
+            <w:r>
+              <w:rPr>
+                <w:rFonts w:ascii="Arial" w:cs="Arial" w:eastAsia="Arial" w:hAnsi="Arial"/>
+                <w:b/>
+                <w:bCs/>
+                <w:i w:val="false"/>
+                <w:iCs w:val="false"/>
+                <w:color w:val="000000"/>
+                <w:sz w:val="18"/>
+                <w:szCs w:val="18"/>
+              </w:rPr>
+              <w:t xml:space="preserve">Predict Phase</w:t>
             </w:r>
           </w:p>
           <w:p>
@@ -14827,7 +14827,7 @@
             <w:pPr>
               <w:spacing w:after="20" w:before="0"/>
             </w:pPr>
-            <w:hyperlink w:history="1" r:id="rIdhuwttnyqimvhkhb-eec9b">
+            <w:hyperlink w:history="1" r:id="rIdlowilzsmq88ljbd_ra3xj">
               <w:r>
                 <w:rPr>
                   <w:rFonts w:ascii="Arial" w:cs="Arial" w:eastAsia="Arial" w:hAnsi="Arial"/>
@@ -14860,7 +14860,7 @@
               <w:spacing w:after="10" w:before="0"/>
               <w:ind w:left="120"/>
             </w:pPr>
-            <w:hyperlink w:history="1" r:id="rIdh5bxmrv8_qymcau0b6dno">
+            <w:hyperlink w:history="1" r:id="rIdxk0qclhhnqcpfspcfecye">
               <w:r>
                 <w:rPr>
                   <w:rFonts w:ascii="Arial" w:cs="Arial" w:eastAsia="Arial" w:hAnsi="Arial"/>
@@ -14905,7 +14905,7 @@
             <w:pPr>
               <w:spacing w:after="20" w:before="0"/>
             </w:pPr>
-            <w:hyperlink w:history="1" r:id="rId229lydzcgakb2rkh0oeso">
+            <w:hyperlink w:history="1" r:id="rIdbxtj8c1-tbf8xf9n_juwi">
               <w:r>
                 <w:rPr>
                   <w:rFonts w:ascii="Arial" w:cs="Arial" w:eastAsia="Arial" w:hAnsi="Arial"/>
@@ -14938,7 +14938,7 @@
               <w:spacing w:after="10" w:before="0"/>
               <w:ind w:left="120"/>
             </w:pPr>
-            <w:hyperlink w:history="1" r:id="rIdt_ovv5rce1zmi89ahidjm">
+            <w:hyperlink w:history="1" r:id="rIdnfhqxrkhvjn2omj6tsw4h">
               <w:r>
                 <w:rPr>
                   <w:rFonts w:ascii="Arial" w:cs="Arial" w:eastAsia="Arial" w:hAnsi="Arial"/>
@@ -15085,32 +15085,32 @@
         <w:tc>
           <w:tcPr>
             <w:tcW w:type="dxa" w:w="1520"/>
-            <w:shd w:fill="F2F2F2" w:color="auto" w:val="clear"/>
-            <w:tcMar>
-              <w:top w:type="dxa" w:w="60"/>
-              <w:left w:type="dxa" w:w="120"/>
-              <w:bottom w:type="dxa" w:w="60"/>
-              <w:right w:type="dxa" w:w="120"/>
-            </w:tcMar>
-            <w:vAlign w:val="top"/>
-          </w:tcPr>
-          <w:p>
-            <w:pPr>
-              <w:spacing w:after="40" w:before="0"/>
-              <w:jc w:val="left"/>
-            </w:pPr>
-            <w:r>
-              <w:rPr>
-                <w:rFonts w:ascii="Arial" w:cs="Arial" w:eastAsia="Arial" w:hAnsi="Arial"/>
-                <w:b/>
-                <w:bCs/>
-                <w:i w:val="false"/>
-                <w:iCs w:val="false"/>
-                <w:color w:val="000000"/>
-                <w:sz w:val="18"/>
-                <w:szCs w:val="18"/>
-              </w:rPr>
-              <w:t xml:space="preserve">Phase 2 — Observe</w:t>
+            <w:shd w:fill="D9EEF1" w:color="auto" w:val="clear"/>
+            <w:tcMar>
+              <w:top w:type="dxa" w:w="60"/>
+              <w:left w:type="dxa" w:w="120"/>
+              <w:bottom w:type="dxa" w:w="60"/>
+              <w:right w:type="dxa" w:w="120"/>
+            </w:tcMar>
+            <w:vAlign w:val="top"/>
+          </w:tcPr>
+          <w:p>
+            <w:pPr>
+              <w:spacing w:after="40" w:before="0"/>
+              <w:jc w:val="left"/>
+            </w:pPr>
+            <w:r>
+              <w:rPr>
+                <w:rFonts w:ascii="Arial" w:cs="Arial" w:eastAsia="Arial" w:hAnsi="Arial"/>
+                <w:b/>
+                <w:bCs/>
+                <w:i w:val="false"/>
+                <w:iCs w:val="false"/>
+                <w:color w:val="000000"/>
+                <w:sz w:val="18"/>
+                <w:szCs w:val="18"/>
+              </w:rPr>
+              <w:t xml:space="preserve">Observe Phase</w:t>
             </w:r>
           </w:p>
           <w:p>
@@ -15133,7 +15133,7 @@
             <w:pPr>
               <w:spacing w:after="20" w:before="0"/>
             </w:pPr>
-            <w:hyperlink w:history="1" r:id="rIdkfzjz40xepojsheaxzto5">
+            <w:hyperlink w:history="1" r:id="rIdql3qbno7ifwvatvdzfvyv">
               <w:r>
                 <w:rPr>
                   <w:rFonts w:ascii="Arial" w:cs="Arial" w:eastAsia="Arial" w:hAnsi="Arial"/>
@@ -15166,7 +15166,7 @@
               <w:spacing w:after="10" w:before="0"/>
               <w:ind w:left="120"/>
             </w:pPr>
-            <w:hyperlink w:history="1" r:id="rIdvxsxb2bdy29kxhiqlt0gb">
+            <w:hyperlink w:history="1" r:id="rIdnqsheqowlbguidlyfgtlw">
               <w:r>
                 <w:rPr>
                   <w:rFonts w:ascii="Arial" w:cs="Arial" w:eastAsia="Arial" w:hAnsi="Arial"/>
@@ -15211,7 +15211,7 @@
             <w:pPr>
               <w:spacing w:after="20" w:before="0"/>
             </w:pPr>
-            <w:hyperlink w:history="1" r:id="rIdrv7ocjrbrggefi-mohy43">
+            <w:hyperlink w:history="1" r:id="rId1n4uomavfeahafnjtwljb">
               <w:r>
                 <w:rPr>
                   <w:rFonts w:ascii="Arial" w:cs="Arial" w:eastAsia="Arial" w:hAnsi="Arial"/>
@@ -15244,7 +15244,7 @@
               <w:spacing w:after="10" w:before="0"/>
               <w:ind w:left="120"/>
             </w:pPr>
-            <w:hyperlink w:history="1" r:id="rId1gao23oggocik6b1it14d">
+            <w:hyperlink w:history="1" r:id="rId8mwtpwatfx1zjarsgqvns">
               <w:r>
                 <w:rPr>
                   <w:rFonts w:ascii="Arial" w:cs="Arial" w:eastAsia="Arial" w:hAnsi="Arial"/>
@@ -15391,32 +15391,32 @@
         <w:tc>
           <w:tcPr>
             <w:tcW w:type="dxa" w:w="1520"/>
-            <w:shd w:fill="F2F2F2" w:color="auto" w:val="clear"/>
-            <w:tcMar>
-              <w:top w:type="dxa" w:w="60"/>
-              <w:left w:type="dxa" w:w="120"/>
-              <w:bottom w:type="dxa" w:w="60"/>
-              <w:right w:type="dxa" w:w="120"/>
-            </w:tcMar>
-            <w:vAlign w:val="top"/>
-          </w:tcPr>
-          <w:p>
-            <w:pPr>
-              <w:spacing w:after="40" w:before="0"/>
-              <w:jc w:val="left"/>
-            </w:pPr>
-            <w:r>
-              <w:rPr>
-                <w:rFonts w:ascii="Arial" w:cs="Arial" w:eastAsia="Arial" w:hAnsi="Arial"/>
-                <w:b/>
-                <w:bCs/>
-                <w:i w:val="false"/>
-                <w:iCs w:val="false"/>
-                <w:color w:val="000000"/>
-                <w:sz w:val="18"/>
-                <w:szCs w:val="18"/>
-              </w:rPr>
-              <w:t xml:space="preserve">Phase 3 — Explain</w:t>
+            <w:shd w:fill="E2EFDA" w:color="auto" w:val="clear"/>
+            <w:tcMar>
+              <w:top w:type="dxa" w:w="60"/>
+              <w:left w:type="dxa" w:w="120"/>
+              <w:bottom w:type="dxa" w:w="60"/>
+              <w:right w:type="dxa" w:w="120"/>
+            </w:tcMar>
+            <w:vAlign w:val="top"/>
+          </w:tcPr>
+          <w:p>
+            <w:pPr>
+              <w:spacing w:after="40" w:before="0"/>
+              <w:jc w:val="left"/>
+            </w:pPr>
+            <w:r>
+              <w:rPr>
+                <w:rFonts w:ascii="Arial" w:cs="Arial" w:eastAsia="Arial" w:hAnsi="Arial"/>
+                <w:b/>
+                <w:bCs/>
+                <w:i w:val="false"/>
+                <w:iCs w:val="false"/>
+                <w:color w:val="000000"/>
+                <w:sz w:val="18"/>
+                <w:szCs w:val="18"/>
+              </w:rPr>
+              <w:t xml:space="preserve">Explain Phase</w:t>
             </w:r>
           </w:p>
           <w:p>
@@ -15439,7 +15439,7 @@
             <w:pPr>
               <w:spacing w:after="20" w:before="0"/>
             </w:pPr>
-            <w:hyperlink w:history="1" r:id="rIdn-3h0rzh36vlsmfhfibp3">
+            <w:hyperlink w:history="1" r:id="rId2ztflkr35vympyf_oxqsg">
               <w:r>
                 <w:rPr>
                   <w:rFonts w:ascii="Arial" w:cs="Arial" w:eastAsia="Arial" w:hAnsi="Arial"/>
@@ -15472,7 +15472,7 @@
               <w:spacing w:after="10" w:before="0"/>
               <w:ind w:left="120"/>
             </w:pPr>
-            <w:hyperlink w:history="1" r:id="rIdbfy6v4v9uinfi2kt6hb-j">
+            <w:hyperlink w:history="1" r:id="rIdh0t8rwybb-q5wvfnoj0tv">
               <w:r>
                 <w:rPr>
                   <w:rFonts w:ascii="Arial" w:cs="Arial" w:eastAsia="Arial" w:hAnsi="Arial"/>
@@ -15517,7 +15517,7 @@
             <w:pPr>
               <w:spacing w:after="20" w:before="0"/>
             </w:pPr>
-            <w:hyperlink w:history="1" r:id="rIdtxb59ztib8ymlihjhylw7">
+            <w:hyperlink w:history="1" r:id="rIdoafyhp99avdqtzvmfug4m">
               <w:r>
                 <w:rPr>
                   <w:rFonts w:ascii="Arial" w:cs="Arial" w:eastAsia="Arial" w:hAnsi="Arial"/>
@@ -15550,7 +15550,7 @@
               <w:spacing w:after="10" w:before="0"/>
               <w:ind w:left="120"/>
             </w:pPr>
-            <w:hyperlink w:history="1" r:id="rIdkecuishzefhjioilrd7qw">
+            <w:hyperlink w:history="1" r:id="rIdmbmfvqkx7vow19oxxwkun">
               <w:r>
                 <w:rPr>
                   <w:rFonts w:ascii="Arial" w:cs="Arial" w:eastAsia="Arial" w:hAnsi="Arial"/>
@@ -15697,32 +15697,32 @@
         <w:tc>
           <w:tcPr>
             <w:tcW w:type="dxa" w:w="1520"/>
-            <w:shd w:fill="F2F2F2" w:color="auto" w:val="clear"/>
-            <w:tcMar>
-              <w:top w:type="dxa" w:w="60"/>
-              <w:left w:type="dxa" w:w="120"/>
-              <w:bottom w:type="dxa" w:w="60"/>
-              <w:right w:type="dxa" w:w="120"/>
-            </w:tcMar>
-            <w:vAlign w:val="top"/>
-          </w:tcPr>
-          <w:p>
-            <w:pPr>
-              <w:spacing w:after="40" w:before="0"/>
-              <w:jc w:val="left"/>
-            </w:pPr>
-            <w:r>
-              <w:rPr>
-                <w:rFonts w:ascii="Arial" w:cs="Arial" w:eastAsia="Arial" w:hAnsi="Arial"/>
-                <w:b/>
-                <w:bCs/>
-                <w:i w:val="false"/>
-                <w:iCs w:val="false"/>
-                <w:color w:val="000000"/>
-                <w:sz w:val="18"/>
-                <w:szCs w:val="18"/>
-              </w:rPr>
-              <w:t xml:space="preserve">Phase 4 — Driving Question Board (DQB) Update</w:t>
+            <w:shd w:fill="FCE4D6" w:color="auto" w:val="clear"/>
+            <w:tcMar>
+              <w:top w:type="dxa" w:w="60"/>
+              <w:left w:type="dxa" w:w="120"/>
+              <w:bottom w:type="dxa" w:w="60"/>
+              <w:right w:type="dxa" w:w="120"/>
+            </w:tcMar>
+            <w:vAlign w:val="top"/>
+          </w:tcPr>
+          <w:p>
+            <w:pPr>
+              <w:spacing w:after="40" w:before="0"/>
+              <w:jc w:val="left"/>
+            </w:pPr>
+            <w:r>
+              <w:rPr>
+                <w:rFonts w:ascii="Arial" w:cs="Arial" w:eastAsia="Arial" w:hAnsi="Arial"/>
+                <w:b/>
+                <w:bCs/>
+                <w:i w:val="false"/>
+                <w:iCs w:val="false"/>
+                <w:color w:val="000000"/>
+                <w:sz w:val="18"/>
+                <w:szCs w:val="18"/>
+              </w:rPr>
+              <w:t xml:space="preserve">Driving Question Board (DQB) Creation</w:t>
             </w:r>
           </w:p>
           <w:p>
@@ -15745,7 +15745,7 @@
             <w:pPr>
               <w:spacing w:after="20" w:before="0"/>
             </w:pPr>
-            <w:hyperlink w:history="1" r:id="rIdylrmlk-iybnntc6we4dtl">
+            <w:hyperlink w:history="1" r:id="rIdn1_0c87rnys621hz4gz5o">
               <w:r>
                 <w:rPr>
                   <w:rFonts w:ascii="Arial" w:cs="Arial" w:eastAsia="Arial" w:hAnsi="Arial"/>
@@ -15778,7 +15778,7 @@
               <w:spacing w:after="10" w:before="0"/>
               <w:ind w:left="120"/>
             </w:pPr>
-            <w:hyperlink w:history="1" r:id="rIdyo7nk-cs8jgxtcltf-z6n">
+            <w:hyperlink w:history="1" r:id="rIdwnemx_aypq9kar9gyffye">
               <w:r>
                 <w:rPr>
                   <w:rFonts w:ascii="Arial" w:cs="Arial" w:eastAsia="Arial" w:hAnsi="Arial"/>
@@ -15823,7 +15823,7 @@
             <w:pPr>
               <w:spacing w:after="20" w:before="0"/>
             </w:pPr>
-            <w:hyperlink w:history="1" r:id="rIdums9bod9m6eb6m52zuaqe">
+            <w:hyperlink w:history="1" r:id="rIdx3jgdun74jsool090zo8y">
               <w:r>
                 <w:rPr>
                   <w:rFonts w:ascii="Arial" w:cs="Arial" w:eastAsia="Arial" w:hAnsi="Arial"/>
@@ -15856,7 +15856,7 @@
               <w:spacing w:after="10" w:before="0"/>
               <w:ind w:left="120"/>
             </w:pPr>
-            <w:hyperlink w:history="1" r:id="rIdimcyhwy0splchhg5qnieb">
+            <w:hyperlink w:history="1" r:id="rIddgdnm1pmd-hb-jdutqsqd">
               <w:r>
                 <w:rPr>
                   <w:rFonts w:ascii="Arial" w:cs="Arial" w:eastAsia="Arial" w:hAnsi="Arial"/>
@@ -16003,32 +16003,32 @@
         <w:tc>
           <w:tcPr>
             <w:tcW w:type="dxa" w:w="1520"/>
-            <w:shd w:fill="F2F2F2" w:color="auto" w:val="clear"/>
-            <w:tcMar>
-              <w:top w:type="dxa" w:w="60"/>
-              <w:left w:type="dxa" w:w="120"/>
-              <w:bottom w:type="dxa" w:w="60"/>
-              <w:right w:type="dxa" w:w="120"/>
-            </w:tcMar>
-            <w:vAlign w:val="top"/>
-          </w:tcPr>
-          <w:p>
-            <w:pPr>
-              <w:spacing w:after="40" w:before="0"/>
-              <w:jc w:val="left"/>
-            </w:pPr>
-            <w:r>
-              <w:rPr>
-                <w:rFonts w:ascii="Arial" w:cs="Arial" w:eastAsia="Arial" w:hAnsi="Arial"/>
-                <w:b/>
-                <w:bCs/>
-                <w:i w:val="false"/>
-                <w:iCs w:val="false"/>
-                <w:color w:val="000000"/>
-                <w:sz w:val="18"/>
-                <w:szCs w:val="18"/>
-              </w:rPr>
-              <w:t xml:space="preserve">Phase 5 — Model Building</w:t>
+            <w:shd w:fill="D5E8F0" w:color="auto" w:val="clear"/>
+            <w:tcMar>
+              <w:top w:type="dxa" w:w="60"/>
+              <w:left w:type="dxa" w:w="120"/>
+              <w:bottom w:type="dxa" w:w="60"/>
+              <w:right w:type="dxa" w:w="120"/>
+            </w:tcMar>
+            <w:vAlign w:val="top"/>
+          </w:tcPr>
+          <w:p>
+            <w:pPr>
+              <w:spacing w:after="40" w:before="0"/>
+              <w:jc w:val="left"/>
+            </w:pPr>
+            <w:r>
+              <w:rPr>
+                <w:rFonts w:ascii="Arial" w:cs="Arial" w:eastAsia="Arial" w:hAnsi="Arial"/>
+                <w:b/>
+                <w:bCs/>
+                <w:i w:val="false"/>
+                <w:iCs w:val="false"/>
+                <w:color w:val="000000"/>
+                <w:sz w:val="18"/>
+                <w:szCs w:val="18"/>
+              </w:rPr>
+              <w:t xml:space="preserve">Model Building Phase</w:t>
             </w:r>
           </w:p>
           <w:p>
@@ -16051,7 +16051,7 @@
             <w:pPr>
               <w:spacing w:after="20" w:before="0"/>
             </w:pPr>
-            <w:hyperlink w:history="1" r:id="rIdh38dbfj3epd5bsjceloji">
+            <w:hyperlink w:history="1" r:id="rId7s96q1ljpg5dykakcqcde">
               <w:r>
                 <w:rPr>
                   <w:rFonts w:ascii="Arial" w:cs="Arial" w:eastAsia="Arial" w:hAnsi="Arial"/>
@@ -16084,7 +16084,7 @@
               <w:spacing w:after="10" w:before="0"/>
               <w:ind w:left="120"/>
             </w:pPr>
-            <w:hyperlink w:history="1" r:id="rIdybp6cky6ozwcl-uozytua">
+            <w:hyperlink w:history="1" r:id="rIdwinlmfv3jze-f2yvo-r4o">
               <w:r>
                 <w:rPr>
                   <w:rFonts w:ascii="Arial" w:cs="Arial" w:eastAsia="Arial" w:hAnsi="Arial"/>
@@ -16129,7 +16129,7 @@
             <w:pPr>
               <w:spacing w:after="20" w:before="0"/>
             </w:pPr>
-            <w:hyperlink w:history="1" r:id="rIdk_nkbmpz4qrnwogp2c5bu">
+            <w:hyperlink w:history="1" r:id="rId-yipstoihdao1mkszp1e7">
               <w:r>
                 <w:rPr>
                   <w:rFonts w:ascii="Arial" w:cs="Arial" w:eastAsia="Arial" w:hAnsi="Arial"/>
@@ -16162,7 +16162,7 @@
               <w:spacing w:after="10" w:before="0"/>
               <w:ind w:left="120"/>
             </w:pPr>
-            <w:hyperlink w:history="1" r:id="rIdzgzrbfc7ppon6iipqwlcp">
+            <w:hyperlink w:history="1" r:id="rIdypurxnkvhqacmixfgilcc">
               <w:r>
                 <w:rPr>
                   <w:rFonts w:ascii="Arial" w:cs="Arial" w:eastAsia="Arial" w:hAnsi="Arial"/>
@@ -17601,32 +17601,32 @@
         <w:tc>
           <w:tcPr>
             <w:tcW w:type="dxa" w:w="1520"/>
-            <w:shd w:fill="F2F2F2" w:color="auto" w:val="clear"/>
-            <w:tcMar>
-              <w:top w:type="dxa" w:w="60"/>
-              <w:left w:type="dxa" w:w="120"/>
-              <w:bottom w:type="dxa" w:w="60"/>
-              <w:right w:type="dxa" w:w="120"/>
-            </w:tcMar>
-            <w:vAlign w:val="top"/>
-          </w:tcPr>
-          <w:p>
-            <w:pPr>
-              <w:spacing w:after="40" w:before="0"/>
-              <w:jc w:val="left"/>
-            </w:pPr>
-            <w:r>
-              <w:rPr>
-                <w:rFonts w:ascii="Arial" w:cs="Arial" w:eastAsia="Arial" w:hAnsi="Arial"/>
-                <w:b/>
-                <w:bCs/>
-                <w:i w:val="false"/>
-                <w:iCs w:val="false"/>
-                <w:color w:val="000000"/>
-                <w:sz w:val="18"/>
-                <w:szCs w:val="18"/>
-              </w:rPr>
-              <w:t xml:space="preserve">Phase 1 — Predict</w:t>
+            <w:shd w:fill="EAD1F5" w:color="auto" w:val="clear"/>
+            <w:tcMar>
+              <w:top w:type="dxa" w:w="60"/>
+              <w:left w:type="dxa" w:w="120"/>
+              <w:bottom w:type="dxa" w:w="60"/>
+              <w:right w:type="dxa" w:w="120"/>
+            </w:tcMar>
+            <w:vAlign w:val="top"/>
+          </w:tcPr>
+          <w:p>
+            <w:pPr>
+              <w:spacing w:after="40" w:before="0"/>
+              <w:jc w:val="left"/>
+            </w:pPr>
+            <w:r>
+              <w:rPr>
+                <w:rFonts w:ascii="Arial" w:cs="Arial" w:eastAsia="Arial" w:hAnsi="Arial"/>
+                <w:b/>
+                <w:bCs/>
+                <w:i w:val="false"/>
+                <w:iCs w:val="false"/>
+                <w:color w:val="000000"/>
+                <w:sz w:val="18"/>
+                <w:szCs w:val="18"/>
+              </w:rPr>
+              <w:t xml:space="preserve">Predict Phase</w:t>
             </w:r>
           </w:p>
           <w:p>
@@ -17649,7 +17649,7 @@
             <w:pPr>
               <w:spacing w:after="20" w:before="0"/>
             </w:pPr>
-            <w:hyperlink w:history="1" r:id="rIdjvquoghjbwxya3ioxj3od">
+            <w:hyperlink w:history="1" r:id="rIdb3xo4jre5xewn0bj8h3xj">
               <w:r>
                 <w:rPr>
                   <w:rFonts w:ascii="Arial" w:cs="Arial" w:eastAsia="Arial" w:hAnsi="Arial"/>
@@ -17682,7 +17682,7 @@
               <w:spacing w:after="10" w:before="0"/>
               <w:ind w:left="120"/>
             </w:pPr>
-            <w:hyperlink w:history="1" r:id="rIdepka4ips3lpf5e-ckronn">
+            <w:hyperlink w:history="1" r:id="rIdhqpqsb-y2buzurbuqxwjn">
               <w:r>
                 <w:rPr>
                   <w:rFonts w:ascii="Arial" w:cs="Arial" w:eastAsia="Arial" w:hAnsi="Arial"/>
@@ -17727,7 +17727,7 @@
             <w:pPr>
               <w:spacing w:after="20" w:before="0"/>
             </w:pPr>
-            <w:hyperlink w:history="1" r:id="rIdl6wncycn2pb6tp-_iatpe">
+            <w:hyperlink w:history="1" r:id="rIdsx9mahl6odnmk6wo1hxr1">
               <w:r>
                 <w:rPr>
                   <w:rFonts w:ascii="Arial" w:cs="Arial" w:eastAsia="Arial" w:hAnsi="Arial"/>
@@ -17760,7 +17760,7 @@
               <w:spacing w:after="10" w:before="0"/>
               <w:ind w:left="120"/>
             </w:pPr>
-            <w:hyperlink w:history="1" r:id="rIdheifs4cmg2jx0rdzd0uaq">
+            <w:hyperlink w:history="1" r:id="rIdljgfupvgwqgn3v8whkn7h">
               <w:r>
                 <w:rPr>
                   <w:rFonts w:ascii="Arial" w:cs="Arial" w:eastAsia="Arial" w:hAnsi="Arial"/>
@@ -17907,32 +17907,32 @@
         <w:tc>
           <w:tcPr>
             <w:tcW w:type="dxa" w:w="1520"/>
-            <w:shd w:fill="F2F2F2" w:color="auto" w:val="clear"/>
-            <w:tcMar>
-              <w:top w:type="dxa" w:w="60"/>
-              <w:left w:type="dxa" w:w="120"/>
-              <w:bottom w:type="dxa" w:w="60"/>
-              <w:right w:type="dxa" w:w="120"/>
-            </w:tcMar>
-            <w:vAlign w:val="top"/>
-          </w:tcPr>
-          <w:p>
-            <w:pPr>
-              <w:spacing w:after="40" w:before="0"/>
-              <w:jc w:val="left"/>
-            </w:pPr>
-            <w:r>
-              <w:rPr>
-                <w:rFonts w:ascii="Arial" w:cs="Arial" w:eastAsia="Arial" w:hAnsi="Arial"/>
-                <w:b/>
-                <w:bCs/>
-                <w:i w:val="false"/>
-                <w:iCs w:val="false"/>
-                <w:color w:val="000000"/>
-                <w:sz w:val="18"/>
-                <w:szCs w:val="18"/>
-              </w:rPr>
-              <w:t xml:space="preserve">Phase 2 — Observe</w:t>
+            <w:shd w:fill="D9EEF1" w:color="auto" w:val="clear"/>
+            <w:tcMar>
+              <w:top w:type="dxa" w:w="60"/>
+              <w:left w:type="dxa" w:w="120"/>
+              <w:bottom w:type="dxa" w:w="60"/>
+              <w:right w:type="dxa" w:w="120"/>
+            </w:tcMar>
+            <w:vAlign w:val="top"/>
+          </w:tcPr>
+          <w:p>
+            <w:pPr>
+              <w:spacing w:after="40" w:before="0"/>
+              <w:jc w:val="left"/>
+            </w:pPr>
+            <w:r>
+              <w:rPr>
+                <w:rFonts w:ascii="Arial" w:cs="Arial" w:eastAsia="Arial" w:hAnsi="Arial"/>
+                <w:b/>
+                <w:bCs/>
+                <w:i w:val="false"/>
+                <w:iCs w:val="false"/>
+                <w:color w:val="000000"/>
+                <w:sz w:val="18"/>
+                <w:szCs w:val="18"/>
+              </w:rPr>
+              <w:t xml:space="preserve">Observe Phase</w:t>
             </w:r>
           </w:p>
           <w:p>
@@ -17955,7 +17955,7 @@
             <w:pPr>
               <w:spacing w:after="20" w:before="0"/>
             </w:pPr>
-            <w:hyperlink w:history="1" r:id="rId_xpnrkqypxqauer5i9dvv">
+            <w:hyperlink w:history="1" r:id="rId-t6qxij74tzpnbvyipmhq">
               <w:r>
                 <w:rPr>
                   <w:rFonts w:ascii="Arial" w:cs="Arial" w:eastAsia="Arial" w:hAnsi="Arial"/>
@@ -17988,7 +17988,7 @@
               <w:spacing w:after="10" w:before="0"/>
               <w:ind w:left="120"/>
             </w:pPr>
-            <w:hyperlink w:history="1" r:id="rIdmuehoq3lmngld8qsplh1w">
+            <w:hyperlink w:history="1" r:id="rId0jwiwtuxw45g-cy2iung6">
               <w:r>
                 <w:rPr>
                   <w:rFonts w:ascii="Arial" w:cs="Arial" w:eastAsia="Arial" w:hAnsi="Arial"/>
@@ -18033,7 +18033,7 @@
             <w:pPr>
               <w:spacing w:after="20" w:before="0"/>
             </w:pPr>
-            <w:hyperlink w:history="1" r:id="rIdxmzxf3twopqzfyv6km_er">
+            <w:hyperlink w:history="1" r:id="rIduujhzpylse2gwvhz3fi1n">
               <w:r>
                 <w:rPr>
                   <w:rFonts w:ascii="Arial" w:cs="Arial" w:eastAsia="Arial" w:hAnsi="Arial"/>
@@ -18066,7 +18066,7 @@
               <w:spacing w:after="10" w:before="0"/>
               <w:ind w:left="120"/>
             </w:pPr>
-            <w:hyperlink w:history="1" r:id="rIde8zgfyqbxc6kh67s2st2k">
+            <w:hyperlink w:history="1" r:id="rIdqiq97avntnba0vc3qq1rc">
               <w:r>
                 <w:rPr>
                   <w:rFonts w:ascii="Arial" w:cs="Arial" w:eastAsia="Arial" w:hAnsi="Arial"/>
@@ -18213,32 +18213,32 @@
         <w:tc>
           <w:tcPr>
             <w:tcW w:type="dxa" w:w="1520"/>
-            <w:shd w:fill="F2F2F2" w:color="auto" w:val="clear"/>
-            <w:tcMar>
-              <w:top w:type="dxa" w:w="60"/>
-              <w:left w:type="dxa" w:w="120"/>
-              <w:bottom w:type="dxa" w:w="60"/>
-              <w:right w:type="dxa" w:w="120"/>
-            </w:tcMar>
-            <w:vAlign w:val="top"/>
-          </w:tcPr>
-          <w:p>
-            <w:pPr>
-              <w:spacing w:after="40" w:before="0"/>
-              <w:jc w:val="left"/>
-            </w:pPr>
-            <w:r>
-              <w:rPr>
-                <w:rFonts w:ascii="Arial" w:cs="Arial" w:eastAsia="Arial" w:hAnsi="Arial"/>
-                <w:b/>
-                <w:bCs/>
-                <w:i w:val="false"/>
-                <w:iCs w:val="false"/>
-                <w:color w:val="000000"/>
-                <w:sz w:val="18"/>
-                <w:szCs w:val="18"/>
-              </w:rPr>
-              <w:t xml:space="preserve">Phase 3 — Explain</w:t>
+            <w:shd w:fill="E2EFDA" w:color="auto" w:val="clear"/>
+            <w:tcMar>
+              <w:top w:type="dxa" w:w="60"/>
+              <w:left w:type="dxa" w:w="120"/>
+              <w:bottom w:type="dxa" w:w="60"/>
+              <w:right w:type="dxa" w:w="120"/>
+            </w:tcMar>
+            <w:vAlign w:val="top"/>
+          </w:tcPr>
+          <w:p>
+            <w:pPr>
+              <w:spacing w:after="40" w:before="0"/>
+              <w:jc w:val="left"/>
+            </w:pPr>
+            <w:r>
+              <w:rPr>
+                <w:rFonts w:ascii="Arial" w:cs="Arial" w:eastAsia="Arial" w:hAnsi="Arial"/>
+                <w:b/>
+                <w:bCs/>
+                <w:i w:val="false"/>
+                <w:iCs w:val="false"/>
+                <w:color w:val="000000"/>
+                <w:sz w:val="18"/>
+                <w:szCs w:val="18"/>
+              </w:rPr>
+              <w:t xml:space="preserve">Explain Phase</w:t>
             </w:r>
           </w:p>
           <w:p>
@@ -18261,7 +18261,7 @@
             <w:pPr>
               <w:spacing w:after="20" w:before="0"/>
             </w:pPr>
-            <w:hyperlink w:history="1" r:id="rIdjyvn4onla64w5jlwvawyx">
+            <w:hyperlink w:history="1" r:id="rIdgtxqvi0685db4dnaabkfi">
               <w:r>
                 <w:rPr>
                   <w:rFonts w:ascii="Arial" w:cs="Arial" w:eastAsia="Arial" w:hAnsi="Arial"/>
@@ -18294,7 +18294,7 @@
               <w:spacing w:after="10" w:before="0"/>
               <w:ind w:left="120"/>
             </w:pPr>
-            <w:hyperlink w:history="1" r:id="rIdyenknfpffp7xgeey6wfcd">
+            <w:hyperlink w:history="1" r:id="rIdsg_sxrjkt56kk2aqvp4n8">
               <w:r>
                 <w:rPr>
                   <w:rFonts w:ascii="Arial" w:cs="Arial" w:eastAsia="Arial" w:hAnsi="Arial"/>
@@ -18339,7 +18339,7 @@
             <w:pPr>
               <w:spacing w:after="20" w:before="0"/>
             </w:pPr>
-            <w:hyperlink w:history="1" r:id="rIdt-6pcozjewazb9dskfkwb">
+            <w:hyperlink w:history="1" r:id="rIdtnaq2x-pgu2alvbfe8i2v">
               <w:r>
                 <w:rPr>
                   <w:rFonts w:ascii="Arial" w:cs="Arial" w:eastAsia="Arial" w:hAnsi="Arial"/>
@@ -18372,7 +18372,7 @@
               <w:spacing w:after="10" w:before="0"/>
               <w:ind w:left="120"/>
             </w:pPr>
-            <w:hyperlink w:history="1" r:id="rIdr0fjjjlu_o62a5m6d4kxy">
+            <w:hyperlink w:history="1" r:id="rIdstw7kmjokvjnnqnhr0ipi">
               <w:r>
                 <w:rPr>
                   <w:rFonts w:ascii="Arial" w:cs="Arial" w:eastAsia="Arial" w:hAnsi="Arial"/>
@@ -18519,32 +18519,32 @@
         <w:tc>
           <w:tcPr>
             <w:tcW w:type="dxa" w:w="1520"/>
-            <w:shd w:fill="F2F2F2" w:color="auto" w:val="clear"/>
-            <w:tcMar>
-              <w:top w:type="dxa" w:w="60"/>
-              <w:left w:type="dxa" w:w="120"/>
-              <w:bottom w:type="dxa" w:w="60"/>
-              <w:right w:type="dxa" w:w="120"/>
-            </w:tcMar>
-            <w:vAlign w:val="top"/>
-          </w:tcPr>
-          <w:p>
-            <w:pPr>
-              <w:spacing w:after="40" w:before="0"/>
-              <w:jc w:val="left"/>
-            </w:pPr>
-            <w:r>
-              <w:rPr>
-                <w:rFonts w:ascii="Arial" w:cs="Arial" w:eastAsia="Arial" w:hAnsi="Arial"/>
-                <w:b/>
-                <w:bCs/>
-                <w:i w:val="false"/>
-                <w:iCs w:val="false"/>
-                <w:color w:val="000000"/>
-                <w:sz w:val="18"/>
-                <w:szCs w:val="18"/>
-              </w:rPr>
-              <w:t xml:space="preserve">Phase 4 — Driving Question Board (DQB) Update</w:t>
+            <w:shd w:fill="FCE4D6" w:color="auto" w:val="clear"/>
+            <w:tcMar>
+              <w:top w:type="dxa" w:w="60"/>
+              <w:left w:type="dxa" w:w="120"/>
+              <w:bottom w:type="dxa" w:w="60"/>
+              <w:right w:type="dxa" w:w="120"/>
+            </w:tcMar>
+            <w:vAlign w:val="top"/>
+          </w:tcPr>
+          <w:p>
+            <w:pPr>
+              <w:spacing w:after="40" w:before="0"/>
+              <w:jc w:val="left"/>
+            </w:pPr>
+            <w:r>
+              <w:rPr>
+                <w:rFonts w:ascii="Arial" w:cs="Arial" w:eastAsia="Arial" w:hAnsi="Arial"/>
+                <w:b/>
+                <w:bCs/>
+                <w:i w:val="false"/>
+                <w:iCs w:val="false"/>
+                <w:color w:val="000000"/>
+                <w:sz w:val="18"/>
+                <w:szCs w:val="18"/>
+              </w:rPr>
+              <w:t xml:space="preserve">Driving Question Board (DQB) Creation</w:t>
             </w:r>
           </w:p>
           <w:p>
@@ -18567,7 +18567,7 @@
             <w:pPr>
               <w:spacing w:after="20" w:before="0"/>
             </w:pPr>
-            <w:hyperlink w:history="1" r:id="rIdquewttemvkzlydwbzsdo3">
+            <w:hyperlink w:history="1" r:id="rIdsqcwzscpujzof5kqc6yij">
               <w:r>
                 <w:rPr>
                   <w:rFonts w:ascii="Arial" w:cs="Arial" w:eastAsia="Arial" w:hAnsi="Arial"/>
@@ -18600,7 +18600,7 @@
               <w:spacing w:after="10" w:before="0"/>
               <w:ind w:left="120"/>
             </w:pPr>
-            <w:hyperlink w:history="1" r:id="rId-daivcrfnrxnfr21sp7a3">
+            <w:hyperlink w:history="1" r:id="rId_kwhgxrcokpfjvcfhvc4e">
               <w:r>
                 <w:rPr>
                   <w:rFonts w:ascii="Arial" w:cs="Arial" w:eastAsia="Arial" w:hAnsi="Arial"/>
@@ -18645,7 +18645,7 @@
             <w:pPr>
               <w:spacing w:after="20" w:before="0"/>
             </w:pPr>
-            <w:hyperlink w:history="1" r:id="rIdsg7bhv1fmiffzl2uk7iua">
+            <w:hyperlink w:history="1" r:id="rIdmdmfw94sceqpve7xfxzoy">
               <w:r>
                 <w:rPr>
                   <w:rFonts w:ascii="Arial" w:cs="Arial" w:eastAsia="Arial" w:hAnsi="Arial"/>
@@ -18678,7 +18678,7 @@
               <w:spacing w:after="10" w:before="0"/>
               <w:ind w:left="120"/>
             </w:pPr>
-            <w:hyperlink w:history="1" r:id="rId4aw3hrjkdx8vggblqhi_9">
+            <w:hyperlink w:history="1" r:id="rIdtvgna3lgtunpqomkiipa-">
               <w:r>
                 <w:rPr>
                   <w:rFonts w:ascii="Arial" w:cs="Arial" w:eastAsia="Arial" w:hAnsi="Arial"/>
@@ -18825,32 +18825,32 @@
         <w:tc>
           <w:tcPr>
             <w:tcW w:type="dxa" w:w="1520"/>
-            <w:shd w:fill="F2F2F2" w:color="auto" w:val="clear"/>
-            <w:tcMar>
-              <w:top w:type="dxa" w:w="60"/>
-              <w:left w:type="dxa" w:w="120"/>
-              <w:bottom w:type="dxa" w:w="60"/>
-              <w:right w:type="dxa" w:w="120"/>
-            </w:tcMar>
-            <w:vAlign w:val="top"/>
-          </w:tcPr>
-          <w:p>
-            <w:pPr>
-              <w:spacing w:after="40" w:before="0"/>
-              <w:jc w:val="left"/>
-            </w:pPr>
-            <w:r>
-              <w:rPr>
-                <w:rFonts w:ascii="Arial" w:cs="Arial" w:eastAsia="Arial" w:hAnsi="Arial"/>
-                <w:b/>
-                <w:bCs/>
-                <w:i w:val="false"/>
-                <w:iCs w:val="false"/>
-                <w:color w:val="000000"/>
-                <w:sz w:val="18"/>
-                <w:szCs w:val="18"/>
-              </w:rPr>
-              <w:t xml:space="preserve">Phase 5 — Model Building</w:t>
+            <w:shd w:fill="D5E8F0" w:color="auto" w:val="clear"/>
+            <w:tcMar>
+              <w:top w:type="dxa" w:w="60"/>
+              <w:left w:type="dxa" w:w="120"/>
+              <w:bottom w:type="dxa" w:w="60"/>
+              <w:right w:type="dxa" w:w="120"/>
+            </w:tcMar>
+            <w:vAlign w:val="top"/>
+          </w:tcPr>
+          <w:p>
+            <w:pPr>
+              <w:spacing w:after="40" w:before="0"/>
+              <w:jc w:val="left"/>
+            </w:pPr>
+            <w:r>
+              <w:rPr>
+                <w:rFonts w:ascii="Arial" w:cs="Arial" w:eastAsia="Arial" w:hAnsi="Arial"/>
+                <w:b/>
+                <w:bCs/>
+                <w:i w:val="false"/>
+                <w:iCs w:val="false"/>
+                <w:color w:val="000000"/>
+                <w:sz w:val="18"/>
+                <w:szCs w:val="18"/>
+              </w:rPr>
+              <w:t xml:space="preserve">Model Building Phase</w:t>
             </w:r>
           </w:p>
           <w:p>
@@ -18873,7 +18873,7 @@
             <w:pPr>
               <w:spacing w:after="20" w:before="0"/>
             </w:pPr>
-            <w:hyperlink w:history="1" r:id="rIdplb3cyu6ungdjsd59clbc">
+            <w:hyperlink w:history="1" r:id="rId1q_u-4-uroi_twkofgeae">
               <w:r>
                 <w:rPr>
                   <w:rFonts w:ascii="Arial" w:cs="Arial" w:eastAsia="Arial" w:hAnsi="Arial"/>
@@ -18906,7 +18906,7 @@
               <w:spacing w:after="10" w:before="0"/>
               <w:ind w:left="120"/>
             </w:pPr>
-            <w:hyperlink w:history="1" r:id="rIdhasyoycxdhetugr7lvzkc">
+            <w:hyperlink w:history="1" r:id="rIdr_iqypznnazjhm4tim6wz">
               <w:r>
                 <w:rPr>
                   <w:rFonts w:ascii="Arial" w:cs="Arial" w:eastAsia="Arial" w:hAnsi="Arial"/>
@@ -18951,7 +18951,7 @@
             <w:pPr>
               <w:spacing w:after="20" w:before="0"/>
             </w:pPr>
-            <w:hyperlink w:history="1" r:id="rIdthpf9gio6qzcr6iyq_qhm">
+            <w:hyperlink w:history="1" r:id="rIdwtkgn-vljhljiv8civnbb">
               <w:r>
                 <w:rPr>
                   <w:rFonts w:ascii="Arial" w:cs="Arial" w:eastAsia="Arial" w:hAnsi="Arial"/>
@@ -18984,7 +18984,7 @@
               <w:spacing w:after="10" w:before="0"/>
               <w:ind w:left="120"/>
             </w:pPr>
-            <w:hyperlink w:history="1" r:id="rIdsvmniidx950mkwtt9fcmq">
+            <w:hyperlink w:history="1" r:id="rIdekcheavbtasktkmwbvpco">
               <w:r>
                 <w:rPr>
                   <w:rFonts w:ascii="Arial" w:cs="Arial" w:eastAsia="Arial" w:hAnsi="Arial"/>
@@ -20537,32 +20537,32 @@
         <w:tc>
           <w:tcPr>
             <w:tcW w:type="dxa" w:w="1520"/>
-            <w:shd w:fill="F2F2F2" w:color="auto" w:val="clear"/>
-            <w:tcMar>
-              <w:top w:type="dxa" w:w="60"/>
-              <w:left w:type="dxa" w:w="120"/>
-              <w:bottom w:type="dxa" w:w="60"/>
-              <w:right w:type="dxa" w:w="120"/>
-            </w:tcMar>
-            <w:vAlign w:val="top"/>
-          </w:tcPr>
-          <w:p>
-            <w:pPr>
-              <w:spacing w:after="40" w:before="0"/>
-              <w:jc w:val="left"/>
-            </w:pPr>
-            <w:r>
-              <w:rPr>
-                <w:rFonts w:ascii="Arial" w:cs="Arial" w:eastAsia="Arial" w:hAnsi="Arial"/>
-                <w:b/>
-                <w:bCs/>
-                <w:i w:val="false"/>
-                <w:iCs w:val="false"/>
-                <w:color w:val="000000"/>
-                <w:sz w:val="18"/>
-                <w:szCs w:val="18"/>
-              </w:rPr>
-              <w:t xml:space="preserve">Phase 1 — Predict</w:t>
+            <w:shd w:fill="EAD1F5" w:color="auto" w:val="clear"/>
+            <w:tcMar>
+              <w:top w:type="dxa" w:w="60"/>
+              <w:left w:type="dxa" w:w="120"/>
+              <w:bottom w:type="dxa" w:w="60"/>
+              <w:right w:type="dxa" w:w="120"/>
+            </w:tcMar>
+            <w:vAlign w:val="top"/>
+          </w:tcPr>
+          <w:p>
+            <w:pPr>
+              <w:spacing w:after="40" w:before="0"/>
+              <w:jc w:val="left"/>
+            </w:pPr>
+            <w:r>
+              <w:rPr>
+                <w:rFonts w:ascii="Arial" w:cs="Arial" w:eastAsia="Arial" w:hAnsi="Arial"/>
+                <w:b/>
+                <w:bCs/>
+                <w:i w:val="false"/>
+                <w:iCs w:val="false"/>
+                <w:color w:val="000000"/>
+                <w:sz w:val="18"/>
+                <w:szCs w:val="18"/>
+              </w:rPr>
+              <w:t xml:space="preserve">Predict Phase</w:t>
             </w:r>
           </w:p>
           <w:p>
@@ -20585,7 +20585,7 @@
             <w:pPr>
               <w:spacing w:after="20" w:before="0"/>
             </w:pPr>
-            <w:hyperlink w:history="1" r:id="rIdhtzihbej8zxato_vaesuj">
+            <w:hyperlink w:history="1" r:id="rId4sjccwnpyi9hbn9fbvkh-">
               <w:r>
                 <w:rPr>
                   <w:rFonts w:ascii="Arial" w:cs="Arial" w:eastAsia="Arial" w:hAnsi="Arial"/>
@@ -20618,7 +20618,7 @@
               <w:spacing w:after="10" w:before="0"/>
               <w:ind w:left="120"/>
             </w:pPr>
-            <w:hyperlink w:history="1" r:id="rIdfou3oi2aayjp9meuledu3">
+            <w:hyperlink w:history="1" r:id="rIdjbxkjtpowumsmfk7f8ekf">
               <w:r>
                 <w:rPr>
                   <w:rFonts w:ascii="Arial" w:cs="Arial" w:eastAsia="Arial" w:hAnsi="Arial"/>
@@ -20663,7 +20663,7 @@
             <w:pPr>
               <w:spacing w:after="20" w:before="0"/>
             </w:pPr>
-            <w:hyperlink w:history="1" r:id="rId15mm7vwt2hcokvdxt5m24">
+            <w:hyperlink w:history="1" r:id="rIdpg3gi4onmcwq1i444sqdr">
               <w:r>
                 <w:rPr>
                   <w:rFonts w:ascii="Arial" w:cs="Arial" w:eastAsia="Arial" w:hAnsi="Arial"/>
@@ -20696,7 +20696,7 @@
               <w:spacing w:after="10" w:before="0"/>
               <w:ind w:left="120"/>
             </w:pPr>
-            <w:hyperlink w:history="1" r:id="rIdzdqqlpuf0rdxe3ttsoywg">
+            <w:hyperlink w:history="1" r:id="rIdrbct1fyvj3shxlwbl3ify">
               <w:r>
                 <w:rPr>
                   <w:rFonts w:ascii="Arial" w:cs="Arial" w:eastAsia="Arial" w:hAnsi="Arial"/>
@@ -20843,32 +20843,32 @@
         <w:tc>
           <w:tcPr>
             <w:tcW w:type="dxa" w:w="1520"/>
-            <w:shd w:fill="F2F2F2" w:color="auto" w:val="clear"/>
-            <w:tcMar>
-              <w:top w:type="dxa" w:w="60"/>
-              <w:left w:type="dxa" w:w="120"/>
-              <w:bottom w:type="dxa" w:w="60"/>
-              <w:right w:type="dxa" w:w="120"/>
-            </w:tcMar>
-            <w:vAlign w:val="top"/>
-          </w:tcPr>
-          <w:p>
-            <w:pPr>
-              <w:spacing w:after="40" w:before="0"/>
-              <w:jc w:val="left"/>
-            </w:pPr>
-            <w:r>
-              <w:rPr>
-                <w:rFonts w:ascii="Arial" w:cs="Arial" w:eastAsia="Arial" w:hAnsi="Arial"/>
-                <w:b/>
-                <w:bCs/>
-                <w:i w:val="false"/>
-                <w:iCs w:val="false"/>
-                <w:color w:val="000000"/>
-                <w:sz w:val="18"/>
-                <w:szCs w:val="18"/>
-              </w:rPr>
-              <w:t xml:space="preserve">Phase 2 — Observe</w:t>
+            <w:shd w:fill="D9EEF1" w:color="auto" w:val="clear"/>
+            <w:tcMar>
+              <w:top w:type="dxa" w:w="60"/>
+              <w:left w:type="dxa" w:w="120"/>
+              <w:bottom w:type="dxa" w:w="60"/>
+              <w:right w:type="dxa" w:w="120"/>
+            </w:tcMar>
+            <w:vAlign w:val="top"/>
+          </w:tcPr>
+          <w:p>
+            <w:pPr>
+              <w:spacing w:after="40" w:before="0"/>
+              <w:jc w:val="left"/>
+            </w:pPr>
+            <w:r>
+              <w:rPr>
+                <w:rFonts w:ascii="Arial" w:cs="Arial" w:eastAsia="Arial" w:hAnsi="Arial"/>
+                <w:b/>
+                <w:bCs/>
+                <w:i w:val="false"/>
+                <w:iCs w:val="false"/>
+                <w:color w:val="000000"/>
+                <w:sz w:val="18"/>
+                <w:szCs w:val="18"/>
+              </w:rPr>
+              <w:t xml:space="preserve">Observe Phase</w:t>
             </w:r>
           </w:p>
           <w:p>
@@ -20891,7 +20891,7 @@
             <w:pPr>
               <w:spacing w:after="20" w:before="0"/>
             </w:pPr>
-            <w:hyperlink w:history="1" r:id="rIdup7bkncyg4xswxxxjh7a-">
+            <w:hyperlink w:history="1" r:id="rIdtihoggc__jkzggobvrx55">
               <w:r>
                 <w:rPr>
                   <w:rFonts w:ascii="Arial" w:cs="Arial" w:eastAsia="Arial" w:hAnsi="Arial"/>
@@ -20924,7 +20924,7 @@
               <w:spacing w:after="10" w:before="0"/>
               <w:ind w:left="120"/>
             </w:pPr>
-            <w:hyperlink w:history="1" r:id="rIdhqerdgaufiwtjk07_egix">
+            <w:hyperlink w:history="1" r:id="rIdmif8h5vw5odo7fuqxnuq_">
               <w:r>
                 <w:rPr>
                   <w:rFonts w:ascii="Arial" w:cs="Arial" w:eastAsia="Arial" w:hAnsi="Arial"/>
@@ -20969,7 +20969,7 @@
             <w:pPr>
               <w:spacing w:after="20" w:before="0"/>
             </w:pPr>
-            <w:hyperlink w:history="1" r:id="rIdrdxjgnshdytu93dett3q2">
+            <w:hyperlink w:history="1" r:id="rId2bnuzeop33qlsfbirnovc">
               <w:r>
                 <w:rPr>
                   <w:rFonts w:ascii="Arial" w:cs="Arial" w:eastAsia="Arial" w:hAnsi="Arial"/>
@@ -21002,7 +21002,7 @@
               <w:spacing w:after="10" w:before="0"/>
               <w:ind w:left="120"/>
             </w:pPr>
-            <w:hyperlink w:history="1" r:id="rIdcmavpbg8ib9r-ycd0mkqs">
+            <w:hyperlink w:history="1" r:id="rIdagnny4k8jrazqgj3fbox3">
               <w:r>
                 <w:rPr>
                   <w:rFonts w:ascii="Arial" w:cs="Arial" w:eastAsia="Arial" w:hAnsi="Arial"/>
@@ -21149,32 +21149,32 @@
         <w:tc>
           <w:tcPr>
             <w:tcW w:type="dxa" w:w="1520"/>
-            <w:shd w:fill="F2F2F2" w:color="auto" w:val="clear"/>
-            <w:tcMar>
-              <w:top w:type="dxa" w:w="60"/>
-              <w:left w:type="dxa" w:w="120"/>
-              <w:bottom w:type="dxa" w:w="60"/>
-              <w:right w:type="dxa" w:w="120"/>
-            </w:tcMar>
-            <w:vAlign w:val="top"/>
-          </w:tcPr>
-          <w:p>
-            <w:pPr>
-              <w:spacing w:after="40" w:before="0"/>
-              <w:jc w:val="left"/>
-            </w:pPr>
-            <w:r>
-              <w:rPr>
-                <w:rFonts w:ascii="Arial" w:cs="Arial" w:eastAsia="Arial" w:hAnsi="Arial"/>
-                <w:b/>
-                <w:bCs/>
-                <w:i w:val="false"/>
-                <w:iCs w:val="false"/>
-                <w:color w:val="000000"/>
-                <w:sz w:val="18"/>
-                <w:szCs w:val="18"/>
-              </w:rPr>
-              <w:t xml:space="preserve">Phase 3 — Explain</w:t>
+            <w:shd w:fill="E2EFDA" w:color="auto" w:val="clear"/>
+            <w:tcMar>
+              <w:top w:type="dxa" w:w="60"/>
+              <w:left w:type="dxa" w:w="120"/>
+              <w:bottom w:type="dxa" w:w="60"/>
+              <w:right w:type="dxa" w:w="120"/>
+            </w:tcMar>
+            <w:vAlign w:val="top"/>
+          </w:tcPr>
+          <w:p>
+            <w:pPr>
+              <w:spacing w:after="40" w:before="0"/>
+              <w:jc w:val="left"/>
+            </w:pPr>
+            <w:r>
+              <w:rPr>
+                <w:rFonts w:ascii="Arial" w:cs="Arial" w:eastAsia="Arial" w:hAnsi="Arial"/>
+                <w:b/>
+                <w:bCs/>
+                <w:i w:val="false"/>
+                <w:iCs w:val="false"/>
+                <w:color w:val="000000"/>
+                <w:sz w:val="18"/>
+                <w:szCs w:val="18"/>
+              </w:rPr>
+              <w:t xml:space="preserve">Explain Phase</w:t>
             </w:r>
           </w:p>
           <w:p>
@@ -21197,7 +21197,7 @@
             <w:pPr>
               <w:spacing w:after="20" w:before="0"/>
             </w:pPr>
-            <w:hyperlink w:history="1" r:id="rIds_-zcdrrzt0vdl_n0suxe">
+            <w:hyperlink w:history="1" r:id="rId9ox-hgnf21we5qnjz4klr">
               <w:r>
                 <w:rPr>
                   <w:rFonts w:ascii="Arial" w:cs="Arial" w:eastAsia="Arial" w:hAnsi="Arial"/>
@@ -21230,7 +21230,7 @@
               <w:spacing w:after="10" w:before="0"/>
               <w:ind w:left="120"/>
             </w:pPr>
-            <w:hyperlink w:history="1" r:id="rIdguz6pszgidtdlkyzwdze7">
+            <w:hyperlink w:history="1" r:id="rId2bngipywogzoxuzlezrwu">
               <w:r>
                 <w:rPr>
                   <w:rFonts w:ascii="Arial" w:cs="Arial" w:eastAsia="Arial" w:hAnsi="Arial"/>
@@ -21275,7 +21275,7 @@
             <w:pPr>
               <w:spacing w:after="20" w:before="0"/>
             </w:pPr>
-            <w:hyperlink w:history="1" r:id="rId3gt4kvxayw4blck2xcd6e">
+            <w:hyperlink w:history="1" r:id="rIdr0u6pz3dc5bnkjswiq-38">
               <w:r>
                 <w:rPr>
                   <w:rFonts w:ascii="Arial" w:cs="Arial" w:eastAsia="Arial" w:hAnsi="Arial"/>
@@ -21308,7 +21308,7 @@
               <w:spacing w:after="10" w:before="0"/>
               <w:ind w:left="120"/>
             </w:pPr>
-            <w:hyperlink w:history="1" r:id="rIdcfies3hieb5nkebiqhmqc">
+            <w:hyperlink w:history="1" r:id="rIdfv__rktmksg9bhyccsgly">
               <w:r>
                 <w:rPr>
                   <w:rFonts w:ascii="Arial" w:cs="Arial" w:eastAsia="Arial" w:hAnsi="Arial"/>
@@ -21455,32 +21455,32 @@
         <w:tc>
           <w:tcPr>
             <w:tcW w:type="dxa" w:w="1520"/>
-            <w:shd w:fill="F2F2F2" w:color="auto" w:val="clear"/>
-            <w:tcMar>
-              <w:top w:type="dxa" w:w="60"/>
-              <w:left w:type="dxa" w:w="120"/>
-              <w:bottom w:type="dxa" w:w="60"/>
-              <w:right w:type="dxa" w:w="120"/>
-            </w:tcMar>
-            <w:vAlign w:val="top"/>
-          </w:tcPr>
-          <w:p>
-            <w:pPr>
-              <w:spacing w:after="40" w:before="0"/>
-              <w:jc w:val="left"/>
-            </w:pPr>
-            <w:r>
-              <w:rPr>
-                <w:rFonts w:ascii="Arial" w:cs="Arial" w:eastAsia="Arial" w:hAnsi="Arial"/>
-                <w:b/>
-                <w:bCs/>
-                <w:i w:val="false"/>
-                <w:iCs w:val="false"/>
-                <w:color w:val="000000"/>
-                <w:sz w:val="18"/>
-                <w:szCs w:val="18"/>
-              </w:rPr>
-              <w:t xml:space="preserve">Phase 4 — Driving Question Board (DQB) Update</w:t>
+            <w:shd w:fill="FCE4D6" w:color="auto" w:val="clear"/>
+            <w:tcMar>
+              <w:top w:type="dxa" w:w="60"/>
+              <w:left w:type="dxa" w:w="120"/>
+              <w:bottom w:type="dxa" w:w="60"/>
+              <w:right w:type="dxa" w:w="120"/>
+            </w:tcMar>
+            <w:vAlign w:val="top"/>
+          </w:tcPr>
+          <w:p>
+            <w:pPr>
+              <w:spacing w:after="40" w:before="0"/>
+              <w:jc w:val="left"/>
+            </w:pPr>
+            <w:r>
+              <w:rPr>
+                <w:rFonts w:ascii="Arial" w:cs="Arial" w:eastAsia="Arial" w:hAnsi="Arial"/>
+                <w:b/>
+                <w:bCs/>
+                <w:i w:val="false"/>
+                <w:iCs w:val="false"/>
+                <w:color w:val="000000"/>
+                <w:sz w:val="18"/>
+                <w:szCs w:val="18"/>
+              </w:rPr>
+              <w:t xml:space="preserve">Driving Question Board (DQB) Creation</w:t>
             </w:r>
           </w:p>
           <w:p>
@@ -21503,7 +21503,7 @@
             <w:pPr>
               <w:spacing w:after="20" w:before="0"/>
             </w:pPr>
-            <w:hyperlink w:history="1" r:id="rIdedeillyhwsctk4eeijzsr">
+            <w:hyperlink w:history="1" r:id="rIddsbpdnixm0gbqiuvllbhe">
               <w:r>
                 <w:rPr>
                   <w:rFonts w:ascii="Arial" w:cs="Arial" w:eastAsia="Arial" w:hAnsi="Arial"/>
@@ -21536,7 +21536,7 @@
               <w:spacing w:after="10" w:before="0"/>
               <w:ind w:left="120"/>
             </w:pPr>
-            <w:hyperlink w:history="1" r:id="rIdgomlcmfgnwfrp2lt0_dcs">
+            <w:hyperlink w:history="1" r:id="rIdljkz4zjopn2icoxt_jz_b">
               <w:r>
                 <w:rPr>
                   <w:rFonts w:ascii="Arial" w:cs="Arial" w:eastAsia="Arial" w:hAnsi="Arial"/>
@@ -21581,7 +21581,7 @@
             <w:pPr>
               <w:spacing w:after="20" w:before="0"/>
             </w:pPr>
-            <w:hyperlink w:history="1" r:id="rIdd3hqi-hxys13cy6qp5mra">
+            <w:hyperlink w:history="1" r:id="rIdabd_6krqzts0_evbnovgd">
               <w:r>
                 <w:rPr>
                   <w:rFonts w:ascii="Arial" w:cs="Arial" w:eastAsia="Arial" w:hAnsi="Arial"/>
@@ -21614,7 +21614,7 @@
               <w:spacing w:after="10" w:before="0"/>
               <w:ind w:left="120"/>
             </w:pPr>
-            <w:hyperlink w:history="1" r:id="rId5xeyykbn0gybr1uejavrt">
+            <w:hyperlink w:history="1" r:id="rId9j1hd9pp_f4tqzgfqsdwb">
               <w:r>
                 <w:rPr>
                   <w:rFonts w:ascii="Arial" w:cs="Arial" w:eastAsia="Arial" w:hAnsi="Arial"/>
@@ -21761,32 +21761,32 @@
         <w:tc>
           <w:tcPr>
             <w:tcW w:type="dxa" w:w="1520"/>
-            <w:shd w:fill="F2F2F2" w:color="auto" w:val="clear"/>
-            <w:tcMar>
-              <w:top w:type="dxa" w:w="60"/>
-              <w:left w:type="dxa" w:w="120"/>
-              <w:bottom w:type="dxa" w:w="60"/>
-              <w:right w:type="dxa" w:w="120"/>
-            </w:tcMar>
-            <w:vAlign w:val="top"/>
-          </w:tcPr>
-          <w:p>
-            <w:pPr>
-              <w:spacing w:after="40" w:before="0"/>
-              <w:jc w:val="left"/>
-            </w:pPr>
-            <w:r>
-              <w:rPr>
-                <w:rFonts w:ascii="Arial" w:cs="Arial" w:eastAsia="Arial" w:hAnsi="Arial"/>
-                <w:b/>
-                <w:bCs/>
-                <w:i w:val="false"/>
-                <w:iCs w:val="false"/>
-                <w:color w:val="000000"/>
-                <w:sz w:val="18"/>
-                <w:szCs w:val="18"/>
-              </w:rPr>
-              <w:t xml:space="preserve">Phase 5 — Model Building</w:t>
+            <w:shd w:fill="D5E8F0" w:color="auto" w:val="clear"/>
+            <w:tcMar>
+              <w:top w:type="dxa" w:w="60"/>
+              <w:left w:type="dxa" w:w="120"/>
+              <w:bottom w:type="dxa" w:w="60"/>
+              <w:right w:type="dxa" w:w="120"/>
+            </w:tcMar>
+            <w:vAlign w:val="top"/>
+          </w:tcPr>
+          <w:p>
+            <w:pPr>
+              <w:spacing w:after="40" w:before="0"/>
+              <w:jc w:val="left"/>
+            </w:pPr>
+            <w:r>
+              <w:rPr>
+                <w:rFonts w:ascii="Arial" w:cs="Arial" w:eastAsia="Arial" w:hAnsi="Arial"/>
+                <w:b/>
+                <w:bCs/>
+                <w:i w:val="false"/>
+                <w:iCs w:val="false"/>
+                <w:color w:val="000000"/>
+                <w:sz w:val="18"/>
+                <w:szCs w:val="18"/>
+              </w:rPr>
+              <w:t xml:space="preserve">Model Building Phase</w:t>
             </w:r>
           </w:p>
           <w:p>
@@ -21809,7 +21809,7 @@
             <w:pPr>
               <w:spacing w:after="20" w:before="0"/>
             </w:pPr>
-            <w:hyperlink w:history="1" r:id="rIdyfdec-aejqvth851ge1c4">
+            <w:hyperlink w:history="1" r:id="rIdpzcumwclce7pvjgibon-i">
               <w:r>
                 <w:rPr>
                   <w:rFonts w:ascii="Arial" w:cs="Arial" w:eastAsia="Arial" w:hAnsi="Arial"/>
@@ -21842,7 +21842,7 @@
               <w:spacing w:after="10" w:before="0"/>
               <w:ind w:left="120"/>
             </w:pPr>
-            <w:hyperlink w:history="1" r:id="rIdbs1vwhklp0eiyq2ejqlwp">
+            <w:hyperlink w:history="1" r:id="rIdjtjsbshejrf6xmpyy5w8s">
               <w:r>
                 <w:rPr>
                   <w:rFonts w:ascii="Arial" w:cs="Arial" w:eastAsia="Arial" w:hAnsi="Arial"/>
@@ -21887,7 +21887,7 @@
             <w:pPr>
               <w:spacing w:after="20" w:before="0"/>
             </w:pPr>
-            <w:hyperlink w:history="1" r:id="rIdogmhm02p4iakpxfowrqer">
+            <w:hyperlink w:history="1" r:id="rIdhkcwxeag-qmwxbaelwjrb">
               <w:r>
                 <w:rPr>
                   <w:rFonts w:ascii="Arial" w:cs="Arial" w:eastAsia="Arial" w:hAnsi="Arial"/>
@@ -21920,7 +21920,7 @@
               <w:spacing w:after="10" w:before="0"/>
               <w:ind w:left="120"/>
             </w:pPr>
-            <w:hyperlink w:history="1" r:id="rIdteqysxptotyn8i2vwgaym">
+            <w:hyperlink w:history="1" r:id="rId_fh-ttjka6-fmoywi5tjt">
               <w:r>
                 <w:rPr>
                   <w:rFonts w:ascii="Arial" w:cs="Arial" w:eastAsia="Arial" w:hAnsi="Arial"/>
@@ -23454,32 +23454,32 @@
         <w:tc>
           <w:tcPr>
             <w:tcW w:type="dxa" w:w="1520"/>
-            <w:shd w:fill="F2F2F2" w:color="auto" w:val="clear"/>
-            <w:tcMar>
-              <w:top w:type="dxa" w:w="60"/>
-              <w:left w:type="dxa" w:w="120"/>
-              <w:bottom w:type="dxa" w:w="60"/>
-              <w:right w:type="dxa" w:w="120"/>
-            </w:tcMar>
-            <w:vAlign w:val="top"/>
-          </w:tcPr>
-          <w:p>
-            <w:pPr>
-              <w:spacing w:after="40" w:before="0"/>
-              <w:jc w:val="left"/>
-            </w:pPr>
-            <w:r>
-              <w:rPr>
-                <w:rFonts w:ascii="Arial" w:cs="Arial" w:eastAsia="Arial" w:hAnsi="Arial"/>
-                <w:b/>
-                <w:bCs/>
-                <w:i w:val="false"/>
-                <w:iCs w:val="false"/>
-                <w:color w:val="000000"/>
-                <w:sz w:val="18"/>
-                <w:szCs w:val="18"/>
-              </w:rPr>
-              <w:t xml:space="preserve">Phase 1 — Predict</w:t>
+            <w:shd w:fill="EAD1F5" w:color="auto" w:val="clear"/>
+            <w:tcMar>
+              <w:top w:type="dxa" w:w="60"/>
+              <w:left w:type="dxa" w:w="120"/>
+              <w:bottom w:type="dxa" w:w="60"/>
+              <w:right w:type="dxa" w:w="120"/>
+            </w:tcMar>
+            <w:vAlign w:val="top"/>
+          </w:tcPr>
+          <w:p>
+            <w:pPr>
+              <w:spacing w:after="40" w:before="0"/>
+              <w:jc w:val="left"/>
+            </w:pPr>
+            <w:r>
+              <w:rPr>
+                <w:rFonts w:ascii="Arial" w:cs="Arial" w:eastAsia="Arial" w:hAnsi="Arial"/>
+                <w:b/>
+                <w:bCs/>
+                <w:i w:val="false"/>
+                <w:iCs w:val="false"/>
+                <w:color w:val="000000"/>
+                <w:sz w:val="18"/>
+                <w:szCs w:val="18"/>
+              </w:rPr>
+              <w:t xml:space="preserve">Predict Phase</w:t>
             </w:r>
           </w:p>
           <w:p>
@@ -23502,7 +23502,7 @@
             <w:pPr>
               <w:spacing w:after="20" w:before="0"/>
             </w:pPr>
-            <w:hyperlink w:history="1" r:id="rIdpuov20e70lzxx9psvqda7">
+            <w:hyperlink w:history="1" r:id="rIdigjsbsh0dtvzftj_v0e-a">
               <w:r>
                 <w:rPr>
                   <w:rFonts w:ascii="Arial" w:cs="Arial" w:eastAsia="Arial" w:hAnsi="Arial"/>
@@ -23535,7 +23535,7 @@
               <w:spacing w:after="10" w:before="0"/>
               <w:ind w:left="120"/>
             </w:pPr>
-            <w:hyperlink w:history="1" r:id="rIdmoz7947veqmjgxyfh35rn">
+            <w:hyperlink w:history="1" r:id="rId0gk2dpnmpn0zklyka64zz">
               <w:r>
                 <w:rPr>
                   <w:rFonts w:ascii="Arial" w:cs="Arial" w:eastAsia="Arial" w:hAnsi="Arial"/>
@@ -23580,7 +23580,7 @@
             <w:pPr>
               <w:spacing w:after="20" w:before="0"/>
             </w:pPr>
-            <w:hyperlink w:history="1" r:id="rIdt_8br8lw-xcpg-3l5-_tp">
+            <w:hyperlink w:history="1" r:id="rIduy2gnpi_-wwggikin3dx4">
               <w:r>
                 <w:rPr>
                   <w:rFonts w:ascii="Arial" w:cs="Arial" w:eastAsia="Arial" w:hAnsi="Arial"/>
@@ -23613,7 +23613,7 @@
               <w:spacing w:after="10" w:before="0"/>
               <w:ind w:left="120"/>
             </w:pPr>
-            <w:hyperlink w:history="1" r:id="rIdbrhswcwrn3swyegcm9bz-">
+            <w:hyperlink w:history="1" r:id="rIdcmb5bep1krmkyko7egen6">
               <w:r>
                 <w:rPr>
                   <w:rFonts w:ascii="Arial" w:cs="Arial" w:eastAsia="Arial" w:hAnsi="Arial"/>
@@ -23760,32 +23760,32 @@
         <w:tc>
           <w:tcPr>
             <w:tcW w:type="dxa" w:w="1520"/>
-            <w:shd w:fill="F2F2F2" w:color="auto" w:val="clear"/>
-            <w:tcMar>
-              <w:top w:type="dxa" w:w="60"/>
-              <w:left w:type="dxa" w:w="120"/>
-              <w:bottom w:type="dxa" w:w="60"/>
-              <w:right w:type="dxa" w:w="120"/>
-            </w:tcMar>
-            <w:vAlign w:val="top"/>
-          </w:tcPr>
-          <w:p>
-            <w:pPr>
-              <w:spacing w:after="40" w:before="0"/>
-              <w:jc w:val="left"/>
-            </w:pPr>
-            <w:r>
-              <w:rPr>
-                <w:rFonts w:ascii="Arial" w:cs="Arial" w:eastAsia="Arial" w:hAnsi="Arial"/>
-                <w:b/>
-                <w:bCs/>
-                <w:i w:val="false"/>
-                <w:iCs w:val="false"/>
-                <w:color w:val="000000"/>
-                <w:sz w:val="18"/>
-                <w:szCs w:val="18"/>
-              </w:rPr>
-              <w:t xml:space="preserve">Phase 2 — Observe</w:t>
+            <w:shd w:fill="D9EEF1" w:color="auto" w:val="clear"/>
+            <w:tcMar>
+              <w:top w:type="dxa" w:w="60"/>
+              <w:left w:type="dxa" w:w="120"/>
+              <w:bottom w:type="dxa" w:w="60"/>
+              <w:right w:type="dxa" w:w="120"/>
+            </w:tcMar>
+            <w:vAlign w:val="top"/>
+          </w:tcPr>
+          <w:p>
+            <w:pPr>
+              <w:spacing w:after="40" w:before="0"/>
+              <w:jc w:val="left"/>
+            </w:pPr>
+            <w:r>
+              <w:rPr>
+                <w:rFonts w:ascii="Arial" w:cs="Arial" w:eastAsia="Arial" w:hAnsi="Arial"/>
+                <w:b/>
+                <w:bCs/>
+                <w:i w:val="false"/>
+                <w:iCs w:val="false"/>
+                <w:color w:val="000000"/>
+                <w:sz w:val="18"/>
+                <w:szCs w:val="18"/>
+              </w:rPr>
+              <w:t xml:space="preserve">Observe Phase</w:t>
             </w:r>
           </w:p>
           <w:p>
@@ -23808,7 +23808,7 @@
             <w:pPr>
               <w:spacing w:after="20" w:before="0"/>
             </w:pPr>
-            <w:hyperlink w:history="1" r:id="rIdmmmvov5our5mxqfd2btke">
+            <w:hyperlink w:history="1" r:id="rIdztug-8ogpt4ahi1-jpjuk">
               <w:r>
                 <w:rPr>
                   <w:rFonts w:ascii="Arial" w:cs="Arial" w:eastAsia="Arial" w:hAnsi="Arial"/>
@@ -23841,7 +23841,7 @@
               <w:spacing w:after="10" w:before="0"/>
               <w:ind w:left="120"/>
             </w:pPr>
-            <w:hyperlink w:history="1" r:id="rIdckg97p0uwwlbnaaskzi_-">
+            <w:hyperlink w:history="1" r:id="rIdhbpg1-zbfylev9dcu2_2m">
               <w:r>
                 <w:rPr>
                   <w:rFonts w:ascii="Arial" w:cs="Arial" w:eastAsia="Arial" w:hAnsi="Arial"/>
@@ -23886,7 +23886,7 @@
             <w:pPr>
               <w:spacing w:after="20" w:before="0"/>
             </w:pPr>
-            <w:hyperlink w:history="1" r:id="rIdk3v9h5ffgq6si-gxhvo0c">
+            <w:hyperlink w:history="1" r:id="rId_5l3eqgf_hgu8olo57v6o">
               <w:r>
                 <w:rPr>
                   <w:rFonts w:ascii="Arial" w:cs="Arial" w:eastAsia="Arial" w:hAnsi="Arial"/>
@@ -23919,7 +23919,7 @@
               <w:spacing w:after="10" w:before="0"/>
               <w:ind w:left="120"/>
             </w:pPr>
-            <w:hyperlink w:history="1" r:id="rIdhwcf9d3n4z7xjpo2hrgxj">
+            <w:hyperlink w:history="1" r:id="rIdnnnjie1mwzhltrmmvivr6">
               <w:r>
                 <w:rPr>
                   <w:rFonts w:ascii="Arial" w:cs="Arial" w:eastAsia="Arial" w:hAnsi="Arial"/>
@@ -24066,32 +24066,32 @@
         <w:tc>
           <w:tcPr>
             <w:tcW w:type="dxa" w:w="1520"/>
-            <w:shd w:fill="F2F2F2" w:color="auto" w:val="clear"/>
-            <w:tcMar>
-              <w:top w:type="dxa" w:w="60"/>
-              <w:left w:type="dxa" w:w="120"/>
-              <w:bottom w:type="dxa" w:w="60"/>
-              <w:right w:type="dxa" w:w="120"/>
-            </w:tcMar>
-            <w:vAlign w:val="top"/>
-          </w:tcPr>
-          <w:p>
-            <w:pPr>
-              <w:spacing w:after="40" w:before="0"/>
-              <w:jc w:val="left"/>
-            </w:pPr>
-            <w:r>
-              <w:rPr>
-                <w:rFonts w:ascii="Arial" w:cs="Arial" w:eastAsia="Arial" w:hAnsi="Arial"/>
-                <w:b/>
-                <w:bCs/>
-                <w:i w:val="false"/>
-                <w:iCs w:val="false"/>
-                <w:color w:val="000000"/>
-                <w:sz w:val="18"/>
-                <w:szCs w:val="18"/>
-              </w:rPr>
-              <w:t xml:space="preserve">Phase 3 — Explain</w:t>
+            <w:shd w:fill="E2EFDA" w:color="auto" w:val="clear"/>
+            <w:tcMar>
+              <w:top w:type="dxa" w:w="60"/>
+              <w:left w:type="dxa" w:w="120"/>
+              <w:bottom w:type="dxa" w:w="60"/>
+              <w:right w:type="dxa" w:w="120"/>
+            </w:tcMar>
+            <w:vAlign w:val="top"/>
+          </w:tcPr>
+          <w:p>
+            <w:pPr>
+              <w:spacing w:after="40" w:before="0"/>
+              <w:jc w:val="left"/>
+            </w:pPr>
+            <w:r>
+              <w:rPr>
+                <w:rFonts w:ascii="Arial" w:cs="Arial" w:eastAsia="Arial" w:hAnsi="Arial"/>
+                <w:b/>
+                <w:bCs/>
+                <w:i w:val="false"/>
+                <w:iCs w:val="false"/>
+                <w:color w:val="000000"/>
+                <w:sz w:val="18"/>
+                <w:szCs w:val="18"/>
+              </w:rPr>
+              <w:t xml:space="preserve">Explain Phase</w:t>
             </w:r>
           </w:p>
           <w:p>
@@ -24114,7 +24114,7 @@
             <w:pPr>
               <w:spacing w:after="20" w:before="0"/>
             </w:pPr>
-            <w:hyperlink w:history="1" r:id="rIdz33juz1u5oz0ddctjcfu2">
+            <w:hyperlink w:history="1" r:id="rId7zngjylc5sasucmao8inq">
               <w:r>
                 <w:rPr>
                   <w:rFonts w:ascii="Arial" w:cs="Arial" w:eastAsia="Arial" w:hAnsi="Arial"/>
@@ -24147,7 +24147,7 @@
               <w:spacing w:after="10" w:before="0"/>
               <w:ind w:left="120"/>
             </w:pPr>
-            <w:hyperlink w:history="1" r:id="rId7qm6kn6gvbkt8_k_v9v9n">
+            <w:hyperlink w:history="1" r:id="rIdzat1vl0_92gly6dqmjoqo">
               <w:r>
                 <w:rPr>
                   <w:rFonts w:ascii="Arial" w:cs="Arial" w:eastAsia="Arial" w:hAnsi="Arial"/>
@@ -24192,7 +24192,7 @@
             <w:pPr>
               <w:spacing w:after="20" w:before="0"/>
             </w:pPr>
-            <w:hyperlink w:history="1" r:id="rIdfy54ybgihr_9mohmxc14p">
+            <w:hyperlink w:history="1" r:id="rIdj7oydak5huuy6mpqvvqky">
               <w:r>
                 <w:rPr>
                   <w:rFonts w:ascii="Arial" w:cs="Arial" w:eastAsia="Arial" w:hAnsi="Arial"/>
@@ -24225,7 +24225,7 @@
               <w:spacing w:after="10" w:before="0"/>
               <w:ind w:left="120"/>
             </w:pPr>
-            <w:hyperlink w:history="1" r:id="rIdjku69opnnod-tgkngg5w0">
+            <w:hyperlink w:history="1" r:id="rId0oi2otdrp7jtayiu09i7b">
               <w:r>
                 <w:rPr>
                   <w:rFonts w:ascii="Arial" w:cs="Arial" w:eastAsia="Arial" w:hAnsi="Arial"/>
@@ -24372,32 +24372,32 @@
         <w:tc>
           <w:tcPr>
             <w:tcW w:type="dxa" w:w="1520"/>
-            <w:shd w:fill="F2F2F2" w:color="auto" w:val="clear"/>
-            <w:tcMar>
-              <w:top w:type="dxa" w:w="60"/>
-              <w:left w:type="dxa" w:w="120"/>
-              <w:bottom w:type="dxa" w:w="60"/>
-              <w:right w:type="dxa" w:w="120"/>
-            </w:tcMar>
-            <w:vAlign w:val="top"/>
-          </w:tcPr>
-          <w:p>
-            <w:pPr>
-              <w:spacing w:after="40" w:before="0"/>
-              <w:jc w:val="left"/>
-            </w:pPr>
-            <w:r>
-              <w:rPr>
-                <w:rFonts w:ascii="Arial" w:cs="Arial" w:eastAsia="Arial" w:hAnsi="Arial"/>
-                <w:b/>
-                <w:bCs/>
-                <w:i w:val="false"/>
-                <w:iCs w:val="false"/>
-                <w:color w:val="000000"/>
-                <w:sz w:val="18"/>
-                <w:szCs w:val="18"/>
-              </w:rPr>
-              <w:t xml:space="preserve">Phase 4 — Driving Question Board (DQB) Update</w:t>
+            <w:shd w:fill="FCE4D6" w:color="auto" w:val="clear"/>
+            <w:tcMar>
+              <w:top w:type="dxa" w:w="60"/>
+              <w:left w:type="dxa" w:w="120"/>
+              <w:bottom w:type="dxa" w:w="60"/>
+              <w:right w:type="dxa" w:w="120"/>
+            </w:tcMar>
+            <w:vAlign w:val="top"/>
+          </w:tcPr>
+          <w:p>
+            <w:pPr>
+              <w:spacing w:after="40" w:before="0"/>
+              <w:jc w:val="left"/>
+            </w:pPr>
+            <w:r>
+              <w:rPr>
+                <w:rFonts w:ascii="Arial" w:cs="Arial" w:eastAsia="Arial" w:hAnsi="Arial"/>
+                <w:b/>
+                <w:bCs/>
+                <w:i w:val="false"/>
+                <w:iCs w:val="false"/>
+                <w:color w:val="000000"/>
+                <w:sz w:val="18"/>
+                <w:szCs w:val="18"/>
+              </w:rPr>
+              <w:t xml:space="preserve">Driving Question Board (DQB) Creation</w:t>
             </w:r>
           </w:p>
           <w:p>
@@ -24420,7 +24420,7 @@
             <w:pPr>
               <w:spacing w:after="20" w:before="0"/>
             </w:pPr>
-            <w:hyperlink w:history="1" r:id="rId6twgupgu4p_w5mywtzazi">
+            <w:hyperlink w:history="1" r:id="rIdf9vonqcnq5s1l3brm8rfn">
               <w:r>
                 <w:rPr>
                   <w:rFonts w:ascii="Arial" w:cs="Arial" w:eastAsia="Arial" w:hAnsi="Arial"/>
@@ -24453,7 +24453,7 @@
               <w:spacing w:after="10" w:before="0"/>
               <w:ind w:left="120"/>
             </w:pPr>
-            <w:hyperlink w:history="1" r:id="rIdwdgx01lekl7jsctad0ff6">
+            <w:hyperlink w:history="1" r:id="rIdfbd9v02sh5yb4vuqh6fdk">
               <w:r>
                 <w:rPr>
                   <w:rFonts w:ascii="Arial" w:cs="Arial" w:eastAsia="Arial" w:hAnsi="Arial"/>
@@ -24498,7 +24498,7 @@
             <w:pPr>
               <w:spacing w:after="20" w:before="0"/>
             </w:pPr>
-            <w:hyperlink w:history="1" r:id="rIdugmzlugaghjqfus5kw5ds">
+            <w:hyperlink w:history="1" r:id="rIdtdur95dxoldpm3o2dkfmk">
               <w:r>
                 <w:rPr>
                   <w:rFonts w:ascii="Arial" w:cs="Arial" w:eastAsia="Arial" w:hAnsi="Arial"/>
@@ -24531,7 +24531,7 @@
               <w:spacing w:after="10" w:before="0"/>
               <w:ind w:left="120"/>
             </w:pPr>
-            <w:hyperlink w:history="1" r:id="rIdqf4etzhhkorl3xuexvzuc">
+            <w:hyperlink w:history="1" r:id="rIdxmsdpvxvbhqoj7j3l6qhp">
               <w:r>
                 <w:rPr>
                   <w:rFonts w:ascii="Arial" w:cs="Arial" w:eastAsia="Arial" w:hAnsi="Arial"/>
@@ -24678,32 +24678,32 @@
         <w:tc>
           <w:tcPr>
             <w:tcW w:type="dxa" w:w="1520"/>
-            <w:shd w:fill="F2F2F2" w:color="auto" w:val="clear"/>
-            <w:tcMar>
-              <w:top w:type="dxa" w:w="60"/>
-              <w:left w:type="dxa" w:w="120"/>
-              <w:bottom w:type="dxa" w:w="60"/>
-              <w:right w:type="dxa" w:w="120"/>
-            </w:tcMar>
-            <w:vAlign w:val="top"/>
-          </w:tcPr>
-          <w:p>
-            <w:pPr>
-              <w:spacing w:after="40" w:before="0"/>
-              <w:jc w:val="left"/>
-            </w:pPr>
-            <w:r>
-              <w:rPr>
-                <w:rFonts w:ascii="Arial" w:cs="Arial" w:eastAsia="Arial" w:hAnsi="Arial"/>
-                <w:b/>
-                <w:bCs/>
-                <w:i w:val="false"/>
-                <w:iCs w:val="false"/>
-                <w:color w:val="000000"/>
-                <w:sz w:val="18"/>
-                <w:szCs w:val="18"/>
-              </w:rPr>
-              <w:t xml:space="preserve">Phase 5 — Model Building</w:t>
+            <w:shd w:fill="D5E8F0" w:color="auto" w:val="clear"/>
+            <w:tcMar>
+              <w:top w:type="dxa" w:w="60"/>
+              <w:left w:type="dxa" w:w="120"/>
+              <w:bottom w:type="dxa" w:w="60"/>
+              <w:right w:type="dxa" w:w="120"/>
+            </w:tcMar>
+            <w:vAlign w:val="top"/>
+          </w:tcPr>
+          <w:p>
+            <w:pPr>
+              <w:spacing w:after="40" w:before="0"/>
+              <w:jc w:val="left"/>
+            </w:pPr>
+            <w:r>
+              <w:rPr>
+                <w:rFonts w:ascii="Arial" w:cs="Arial" w:eastAsia="Arial" w:hAnsi="Arial"/>
+                <w:b/>
+                <w:bCs/>
+                <w:i w:val="false"/>
+                <w:iCs w:val="false"/>
+                <w:color w:val="000000"/>
+                <w:sz w:val="18"/>
+                <w:szCs w:val="18"/>
+              </w:rPr>
+              <w:t xml:space="preserve">Model Building Phase</w:t>
             </w:r>
           </w:p>
           <w:p>
@@ -24726,7 +24726,7 @@
             <w:pPr>
               <w:spacing w:after="20" w:before="0"/>
             </w:pPr>
-            <w:hyperlink w:history="1" r:id="rIdsouqjkhh4wnksqiwtbpli">
+            <w:hyperlink w:history="1" r:id="rIdnrlr3bhhpva9jx53dm2wj">
               <w:r>
                 <w:rPr>
                   <w:rFonts w:ascii="Arial" w:cs="Arial" w:eastAsia="Arial" w:hAnsi="Arial"/>
@@ -24759,7 +24759,7 @@
               <w:spacing w:after="10" w:before="0"/>
               <w:ind w:left="120"/>
             </w:pPr>
-            <w:hyperlink w:history="1" r:id="rIdohyp2ct2ehr3dlq5wnllj">
+            <w:hyperlink w:history="1" r:id="rIdp3k2trtprtzdq3rbqtfoo">
               <w:r>
                 <w:rPr>
                   <w:rFonts w:ascii="Arial" w:cs="Arial" w:eastAsia="Arial" w:hAnsi="Arial"/>
@@ -24804,7 +24804,7 @@
             <w:pPr>
               <w:spacing w:after="20" w:before="0"/>
             </w:pPr>
-            <w:hyperlink w:history="1" r:id="rIdpacoqbxbglov6djkzekeb">
+            <w:hyperlink w:history="1" r:id="rId4lbud3mljrdkntqna3nhs">
               <w:r>
                 <w:rPr>
                   <w:rFonts w:ascii="Arial" w:cs="Arial" w:eastAsia="Arial" w:hAnsi="Arial"/>
@@ -24837,7 +24837,7 @@
               <w:spacing w:after="10" w:before="0"/>
               <w:ind w:left="120"/>
             </w:pPr>
-            <w:hyperlink w:history="1" r:id="rIda-wvcjkkghqiailglq4na">
+            <w:hyperlink w:history="1" r:id="rIdlqjqadqlptxj4gitzr0bf">
               <w:r>
                 <w:rPr>
                   <w:rFonts w:ascii="Arial" w:cs="Arial" w:eastAsia="Arial" w:hAnsi="Arial"/>
@@ -26276,32 +26276,32 @@
         <w:tc>
           <w:tcPr>
             <w:tcW w:type="dxa" w:w="1520"/>
-            <w:shd w:fill="F2F2F2" w:color="auto" w:val="clear"/>
-            <w:tcMar>
-              <w:top w:type="dxa" w:w="60"/>
-              <w:left w:type="dxa" w:w="120"/>
-              <w:bottom w:type="dxa" w:w="60"/>
-              <w:right w:type="dxa" w:w="120"/>
-            </w:tcMar>
-            <w:vAlign w:val="top"/>
-          </w:tcPr>
-          <w:p>
-            <w:pPr>
-              <w:spacing w:after="40" w:before="0"/>
-              <w:jc w:val="left"/>
-            </w:pPr>
-            <w:r>
-              <w:rPr>
-                <w:rFonts w:ascii="Arial" w:cs="Arial" w:eastAsia="Arial" w:hAnsi="Arial"/>
-                <w:b/>
-                <w:bCs/>
-                <w:i w:val="false"/>
-                <w:iCs w:val="false"/>
-                <w:color w:val="000000"/>
-                <w:sz w:val="18"/>
-                <w:szCs w:val="18"/>
-              </w:rPr>
-              <w:t xml:space="preserve">Phase 1: Predict</w:t>
+            <w:shd w:fill="EAD1F5" w:color="auto" w:val="clear"/>
+            <w:tcMar>
+              <w:top w:type="dxa" w:w="60"/>
+              <w:left w:type="dxa" w:w="120"/>
+              <w:bottom w:type="dxa" w:w="60"/>
+              <w:right w:type="dxa" w:w="120"/>
+            </w:tcMar>
+            <w:vAlign w:val="top"/>
+          </w:tcPr>
+          <w:p>
+            <w:pPr>
+              <w:spacing w:after="40" w:before="0"/>
+              <w:jc w:val="left"/>
+            </w:pPr>
+            <w:r>
+              <w:rPr>
+                <w:rFonts w:ascii="Arial" w:cs="Arial" w:eastAsia="Arial" w:hAnsi="Arial"/>
+                <w:b/>
+                <w:bCs/>
+                <w:i w:val="false"/>
+                <w:iCs w:val="false"/>
+                <w:color w:val="000000"/>
+                <w:sz w:val="18"/>
+                <w:szCs w:val="18"/>
+              </w:rPr>
+              <w:t xml:space="preserve">Predict Phase</w:t>
             </w:r>
           </w:p>
           <w:p>
@@ -26324,7 +26324,7 @@
             <w:pPr>
               <w:spacing w:after="20" w:before="0"/>
             </w:pPr>
-            <w:hyperlink w:history="1" r:id="rIdpzxipdyeimlztkria8kdp">
+            <w:hyperlink w:history="1" r:id="rIdnrgdmzblur5aopoveeoa3">
               <w:r>
                 <w:rPr>
                   <w:rFonts w:ascii="Arial" w:cs="Arial" w:eastAsia="Arial" w:hAnsi="Arial"/>
@@ -26357,7 +26357,7 @@
               <w:spacing w:after="10" w:before="0"/>
               <w:ind w:left="120"/>
             </w:pPr>
-            <w:hyperlink w:history="1" r:id="rIdibjbjt3m7m_hqb4divvqr">
+            <w:hyperlink w:history="1" r:id="rIdfbxc9cj6z6osu7j3-dm6x">
               <w:r>
                 <w:rPr>
                   <w:rFonts w:ascii="Arial" w:cs="Arial" w:eastAsia="Arial" w:hAnsi="Arial"/>
@@ -26402,7 +26402,7 @@
             <w:pPr>
               <w:spacing w:after="20" w:before="0"/>
             </w:pPr>
-            <w:hyperlink w:history="1" r:id="rIdgvw3bgnwo1ecjrm4u2ayb">
+            <w:hyperlink w:history="1" r:id="rIdh4gtxt5qpglwvey5pvucy">
               <w:r>
                 <w:rPr>
                   <w:rFonts w:ascii="Arial" w:cs="Arial" w:eastAsia="Arial" w:hAnsi="Arial"/>
@@ -26435,7 +26435,7 @@
               <w:spacing w:after="10" w:before="0"/>
               <w:ind w:left="120"/>
             </w:pPr>
-            <w:hyperlink w:history="1" r:id="rIdwv825mimkycxhdobuzqpw">
+            <w:hyperlink w:history="1" r:id="rId0a3iqz1i9toliylmbpedh">
               <w:r>
                 <w:rPr>
                   <w:rFonts w:ascii="Arial" w:cs="Arial" w:eastAsia="Arial" w:hAnsi="Arial"/>
@@ -26582,32 +26582,32 @@
         <w:tc>
           <w:tcPr>
             <w:tcW w:type="dxa" w:w="1520"/>
-            <w:shd w:fill="F2F2F2" w:color="auto" w:val="clear"/>
-            <w:tcMar>
-              <w:top w:type="dxa" w:w="60"/>
-              <w:left w:type="dxa" w:w="120"/>
-              <w:bottom w:type="dxa" w:w="60"/>
-              <w:right w:type="dxa" w:w="120"/>
-            </w:tcMar>
-            <w:vAlign w:val="top"/>
-          </w:tcPr>
-          <w:p>
-            <w:pPr>
-              <w:spacing w:after="40" w:before="0"/>
-              <w:jc w:val="left"/>
-            </w:pPr>
-            <w:r>
-              <w:rPr>
-                <w:rFonts w:ascii="Arial" w:cs="Arial" w:eastAsia="Arial" w:hAnsi="Arial"/>
-                <w:b/>
-                <w:bCs/>
-                <w:i w:val="false"/>
-                <w:iCs w:val="false"/>
-                <w:color w:val="000000"/>
-                <w:sz w:val="18"/>
-                <w:szCs w:val="18"/>
-              </w:rPr>
-              <w:t xml:space="preserve">Phase 2: Observe</w:t>
+            <w:shd w:fill="D9EEF1" w:color="auto" w:val="clear"/>
+            <w:tcMar>
+              <w:top w:type="dxa" w:w="60"/>
+              <w:left w:type="dxa" w:w="120"/>
+              <w:bottom w:type="dxa" w:w="60"/>
+              <w:right w:type="dxa" w:w="120"/>
+            </w:tcMar>
+            <w:vAlign w:val="top"/>
+          </w:tcPr>
+          <w:p>
+            <w:pPr>
+              <w:spacing w:after="40" w:before="0"/>
+              <w:jc w:val="left"/>
+            </w:pPr>
+            <w:r>
+              <w:rPr>
+                <w:rFonts w:ascii="Arial" w:cs="Arial" w:eastAsia="Arial" w:hAnsi="Arial"/>
+                <w:b/>
+                <w:bCs/>
+                <w:i w:val="false"/>
+                <w:iCs w:val="false"/>
+                <w:color w:val="000000"/>
+                <w:sz w:val="18"/>
+                <w:szCs w:val="18"/>
+              </w:rPr>
+              <w:t xml:space="preserve">Observe Phase</w:t>
             </w:r>
           </w:p>
           <w:p>
@@ -26630,7 +26630,7 @@
             <w:pPr>
               <w:spacing w:after="20" w:before="0"/>
             </w:pPr>
-            <w:hyperlink w:history="1" r:id="rIdpbdovstuvp9x7d8xjvzva">
+            <w:hyperlink w:history="1" r:id="rIdbircsifepwlgmufsxi8mv">
               <w:r>
                 <w:rPr>
                   <w:rFonts w:ascii="Arial" w:cs="Arial" w:eastAsia="Arial" w:hAnsi="Arial"/>
@@ -26663,7 +26663,7 @@
               <w:spacing w:after="10" w:before="0"/>
               <w:ind w:left="120"/>
             </w:pPr>
-            <w:hyperlink w:history="1" r:id="rIdx5j2r475vfygcn5rt_bim">
+            <w:hyperlink w:history="1" r:id="rId18xxpa8kzbnlje-jxlkgh">
               <w:r>
                 <w:rPr>
                   <w:rFonts w:ascii="Arial" w:cs="Arial" w:eastAsia="Arial" w:hAnsi="Arial"/>
@@ -26708,7 +26708,7 @@
             <w:pPr>
               <w:spacing w:after="20" w:before="0"/>
             </w:pPr>
-            <w:hyperlink w:history="1" r:id="rIdfguecviqsjte9zbtmjxmm">
+            <w:hyperlink w:history="1" r:id="rIdfzcgajcigssvscerwk3pl">
               <w:r>
                 <w:rPr>
                   <w:rFonts w:ascii="Arial" w:cs="Arial" w:eastAsia="Arial" w:hAnsi="Arial"/>
@@ -26741,7 +26741,7 @@
               <w:spacing w:after="10" w:before="0"/>
               <w:ind w:left="120"/>
             </w:pPr>
-            <w:hyperlink w:history="1" r:id="rIdqcnbj8h-ipqrijyd-mj1e">
+            <w:hyperlink w:history="1" r:id="rIdybwohzkapblyv7y5jtvbi">
               <w:r>
                 <w:rPr>
                   <w:rFonts w:ascii="Arial" w:cs="Arial" w:eastAsia="Arial" w:hAnsi="Arial"/>
@@ -26888,32 +26888,32 @@
         <w:tc>
           <w:tcPr>
             <w:tcW w:type="dxa" w:w="1520"/>
-            <w:shd w:fill="F2F2F2" w:color="auto" w:val="clear"/>
-            <w:tcMar>
-              <w:top w:type="dxa" w:w="60"/>
-              <w:left w:type="dxa" w:w="120"/>
-              <w:bottom w:type="dxa" w:w="60"/>
-              <w:right w:type="dxa" w:w="120"/>
-            </w:tcMar>
-            <w:vAlign w:val="top"/>
-          </w:tcPr>
-          <w:p>
-            <w:pPr>
-              <w:spacing w:after="40" w:before="0"/>
-              <w:jc w:val="left"/>
-            </w:pPr>
-            <w:r>
-              <w:rPr>
-                <w:rFonts w:ascii="Arial" w:cs="Arial" w:eastAsia="Arial" w:hAnsi="Arial"/>
-                <w:b/>
-                <w:bCs/>
-                <w:i w:val="false"/>
-                <w:iCs w:val="false"/>
-                <w:color w:val="000000"/>
-                <w:sz w:val="18"/>
-                <w:szCs w:val="18"/>
-              </w:rPr>
-              <w:t xml:space="preserve">Phase 3: Explain</w:t>
+            <w:shd w:fill="E2EFDA" w:color="auto" w:val="clear"/>
+            <w:tcMar>
+              <w:top w:type="dxa" w:w="60"/>
+              <w:left w:type="dxa" w:w="120"/>
+              <w:bottom w:type="dxa" w:w="60"/>
+              <w:right w:type="dxa" w:w="120"/>
+            </w:tcMar>
+            <w:vAlign w:val="top"/>
+          </w:tcPr>
+          <w:p>
+            <w:pPr>
+              <w:spacing w:after="40" w:before="0"/>
+              <w:jc w:val="left"/>
+            </w:pPr>
+            <w:r>
+              <w:rPr>
+                <w:rFonts w:ascii="Arial" w:cs="Arial" w:eastAsia="Arial" w:hAnsi="Arial"/>
+                <w:b/>
+                <w:bCs/>
+                <w:i w:val="false"/>
+                <w:iCs w:val="false"/>
+                <w:color w:val="000000"/>
+                <w:sz w:val="18"/>
+                <w:szCs w:val="18"/>
+              </w:rPr>
+              <w:t xml:space="preserve">Explain Phase</w:t>
             </w:r>
           </w:p>
           <w:p>
@@ -26936,7 +26936,7 @@
             <w:pPr>
               <w:spacing w:after="20" w:before="0"/>
             </w:pPr>
-            <w:hyperlink w:history="1" r:id="rIdzs_lzgutmomgbzt7utx8t">
+            <w:hyperlink w:history="1" r:id="rId6ogkr-zp1ykrp8rlwwot7">
               <w:r>
                 <w:rPr>
                   <w:rFonts w:ascii="Arial" w:cs="Arial" w:eastAsia="Arial" w:hAnsi="Arial"/>
@@ -26969,7 +26969,7 @@
               <w:spacing w:after="10" w:before="0"/>
               <w:ind w:left="120"/>
             </w:pPr>
-            <w:hyperlink w:history="1" r:id="rIdldf3a0eipgwdvytbqgo2h">
+            <w:hyperlink w:history="1" r:id="rIdq2z1lv-yqqweg1c-ynjpa">
               <w:r>
                 <w:rPr>
                   <w:rFonts w:ascii="Arial" w:cs="Arial" w:eastAsia="Arial" w:hAnsi="Arial"/>
@@ -27014,7 +27014,7 @@
             <w:pPr>
               <w:spacing w:after="20" w:before="0"/>
             </w:pPr>
-            <w:hyperlink w:history="1" r:id="rIdq8nis1rgj3ohe7ue_n3tg">
+            <w:hyperlink w:history="1" r:id="rIdhkc4qesa2cr-latgsqme9">
               <w:r>
                 <w:rPr>
                   <w:rFonts w:ascii="Arial" w:cs="Arial" w:eastAsia="Arial" w:hAnsi="Arial"/>
@@ -27047,7 +27047,7 @@
               <w:spacing w:after="10" w:before="0"/>
               <w:ind w:left="120"/>
             </w:pPr>
-            <w:hyperlink w:history="1" r:id="rIdw3ua2jaexgigafuahetwm">
+            <w:hyperlink w:history="1" r:id="rIdmqu-l1ymmltcgf4tlelm9">
               <w:r>
                 <w:rPr>
                   <w:rFonts w:ascii="Arial" w:cs="Arial" w:eastAsia="Arial" w:hAnsi="Arial"/>
@@ -27194,32 +27194,32 @@
         <w:tc>
           <w:tcPr>
             <w:tcW w:type="dxa" w:w="1520"/>
-            <w:shd w:fill="F2F2F2" w:color="auto" w:val="clear"/>
-            <w:tcMar>
-              <w:top w:type="dxa" w:w="60"/>
-              <w:left w:type="dxa" w:w="120"/>
-              <w:bottom w:type="dxa" w:w="60"/>
-              <w:right w:type="dxa" w:w="120"/>
-            </w:tcMar>
-            <w:vAlign w:val="top"/>
-          </w:tcPr>
-          <w:p>
-            <w:pPr>
-              <w:spacing w:after="40" w:before="0"/>
-              <w:jc w:val="left"/>
-            </w:pPr>
-            <w:r>
-              <w:rPr>
-                <w:rFonts w:ascii="Arial" w:cs="Arial" w:eastAsia="Arial" w:hAnsi="Arial"/>
-                <w:b/>
-                <w:bCs/>
-                <w:i w:val="false"/>
-                <w:iCs w:val="false"/>
-                <w:color w:val="000000"/>
-                <w:sz w:val="18"/>
-                <w:szCs w:val="18"/>
-              </w:rPr>
-              <w:t xml:space="preserve">Phase 4: Driving Question Board (DQB) Update</w:t>
+            <w:shd w:fill="FCE4D6" w:color="auto" w:val="clear"/>
+            <w:tcMar>
+              <w:top w:type="dxa" w:w="60"/>
+              <w:left w:type="dxa" w:w="120"/>
+              <w:bottom w:type="dxa" w:w="60"/>
+              <w:right w:type="dxa" w:w="120"/>
+            </w:tcMar>
+            <w:vAlign w:val="top"/>
+          </w:tcPr>
+          <w:p>
+            <w:pPr>
+              <w:spacing w:after="40" w:before="0"/>
+              <w:jc w:val="left"/>
+            </w:pPr>
+            <w:r>
+              <w:rPr>
+                <w:rFonts w:ascii="Arial" w:cs="Arial" w:eastAsia="Arial" w:hAnsi="Arial"/>
+                <w:b/>
+                <w:bCs/>
+                <w:i w:val="false"/>
+                <w:iCs w:val="false"/>
+                <w:color w:val="000000"/>
+                <w:sz w:val="18"/>
+                <w:szCs w:val="18"/>
+              </w:rPr>
+              <w:t xml:space="preserve">Driving Question Board (DQB) Creation</w:t>
             </w:r>
           </w:p>
           <w:p>
@@ -27242,7 +27242,7 @@
             <w:pPr>
               <w:spacing w:after="20" w:before="0"/>
             </w:pPr>
-            <w:hyperlink w:history="1" r:id="rId73qy_qxk0oudmlw16gbum">
+            <w:hyperlink w:history="1" r:id="rIduvphrentwrexjhf-dhdbx">
               <w:r>
                 <w:rPr>
                   <w:rFonts w:ascii="Arial" w:cs="Arial" w:eastAsia="Arial" w:hAnsi="Arial"/>
@@ -27275,7 +27275,7 @@
               <w:spacing w:after="10" w:before="0"/>
               <w:ind w:left="120"/>
             </w:pPr>
-            <w:hyperlink w:history="1" r:id="rIdskhlifx2hk7d1gc3c7azu">
+            <w:hyperlink w:history="1" r:id="rIdci592h9r9gavtdzz851rt">
               <w:r>
                 <w:rPr>
                   <w:rFonts w:ascii="Arial" w:cs="Arial" w:eastAsia="Arial" w:hAnsi="Arial"/>
@@ -27320,7 +27320,7 @@
             <w:pPr>
               <w:spacing w:after="20" w:before="0"/>
             </w:pPr>
-            <w:hyperlink w:history="1" r:id="rIdpvbmnqm31dpt-6teb2nsr">
+            <w:hyperlink w:history="1" r:id="rIdeb94qrq8z2hhh_rr1i8gi">
               <w:r>
                 <w:rPr>
                   <w:rFonts w:ascii="Arial" w:cs="Arial" w:eastAsia="Arial" w:hAnsi="Arial"/>
@@ -27353,7 +27353,7 @@
               <w:spacing w:after="10" w:before="0"/>
               <w:ind w:left="120"/>
             </w:pPr>
-            <w:hyperlink w:history="1" r:id="rIdb9p35_66kqv2-p9uipn8r">
+            <w:hyperlink w:history="1" r:id="rId632gglrn-igpudwjcjzi2">
               <w:r>
                 <w:rPr>
                   <w:rFonts w:ascii="Arial" w:cs="Arial" w:eastAsia="Arial" w:hAnsi="Arial"/>
@@ -27500,32 +27500,32 @@
         <w:tc>
           <w:tcPr>
             <w:tcW w:type="dxa" w:w="1520"/>
-            <w:shd w:fill="F2F2F2" w:color="auto" w:val="clear"/>
-            <w:tcMar>
-              <w:top w:type="dxa" w:w="60"/>
-              <w:left w:type="dxa" w:w="120"/>
-              <w:bottom w:type="dxa" w:w="60"/>
-              <w:right w:type="dxa" w:w="120"/>
-            </w:tcMar>
-            <w:vAlign w:val="top"/>
-          </w:tcPr>
-          <w:p>
-            <w:pPr>
-              <w:spacing w:after="40" w:before="0"/>
-              <w:jc w:val="left"/>
-            </w:pPr>
-            <w:r>
-              <w:rPr>
-                <w:rFonts w:ascii="Arial" w:cs="Arial" w:eastAsia="Arial" w:hAnsi="Arial"/>
-                <w:b/>
-                <w:bCs/>
-                <w:i w:val="false"/>
-                <w:iCs w:val="false"/>
-                <w:color w:val="000000"/>
-                <w:sz w:val="18"/>
-                <w:szCs w:val="18"/>
-              </w:rPr>
-              <w:t xml:space="preserve">Phase 5: Model Building</w:t>
+            <w:shd w:fill="D5E8F0" w:color="auto" w:val="clear"/>
+            <w:tcMar>
+              <w:top w:type="dxa" w:w="60"/>
+              <w:left w:type="dxa" w:w="120"/>
+              <w:bottom w:type="dxa" w:w="60"/>
+              <w:right w:type="dxa" w:w="120"/>
+            </w:tcMar>
+            <w:vAlign w:val="top"/>
+          </w:tcPr>
+          <w:p>
+            <w:pPr>
+              <w:spacing w:after="40" w:before="0"/>
+              <w:jc w:val="left"/>
+            </w:pPr>
+            <w:r>
+              <w:rPr>
+                <w:rFonts w:ascii="Arial" w:cs="Arial" w:eastAsia="Arial" w:hAnsi="Arial"/>
+                <w:b/>
+                <w:bCs/>
+                <w:i w:val="false"/>
+                <w:iCs w:val="false"/>
+                <w:color w:val="000000"/>
+                <w:sz w:val="18"/>
+                <w:szCs w:val="18"/>
+              </w:rPr>
+              <w:t xml:space="preserve">Model Building Phase</w:t>
             </w:r>
           </w:p>
           <w:p>
@@ -27548,7 +27548,7 @@
             <w:pPr>
               <w:spacing w:after="20" w:before="0"/>
             </w:pPr>
-            <w:hyperlink w:history="1" r:id="rIdf3rlv0wpbr7cpfcgn5oyv">
+            <w:hyperlink w:history="1" r:id="rIdts2-jxbyx5bq6shfxigfd">
               <w:r>
                 <w:rPr>
                   <w:rFonts w:ascii="Arial" w:cs="Arial" w:eastAsia="Arial" w:hAnsi="Arial"/>
@@ -27581,7 +27581,7 @@
               <w:spacing w:after="10" w:before="0"/>
               <w:ind w:left="120"/>
             </w:pPr>
-            <w:hyperlink w:history="1" r:id="rIdu_eh-v4oagirgis0ql3wx">
+            <w:hyperlink w:history="1" r:id="rIdwlqyuk_do2iy8butrq9cx">
               <w:r>
                 <w:rPr>
                   <w:rFonts w:ascii="Arial" w:cs="Arial" w:eastAsia="Arial" w:hAnsi="Arial"/>
@@ -27626,7 +27626,7 @@
             <w:pPr>
               <w:spacing w:after="20" w:before="0"/>
             </w:pPr>
-            <w:hyperlink w:history="1" r:id="rIddfe6lidqt0mnk9parimvn">
+            <w:hyperlink w:history="1" r:id="rIdbdwqstzsl0e_kvt5hf4m9">
               <w:r>
                 <w:rPr>
                   <w:rFonts w:ascii="Arial" w:cs="Arial" w:eastAsia="Arial" w:hAnsi="Arial"/>
@@ -27659,7 +27659,7 @@
               <w:spacing w:after="10" w:before="0"/>
               <w:ind w:left="120"/>
             </w:pPr>
-            <w:hyperlink w:history="1" r:id="rId7kuzorlqp99fc2k5xfbcy">
+            <w:hyperlink w:history="1" r:id="rIdgp_wnu01oqt8m9ehjmzni">
               <w:r>
                 <w:rPr>
                   <w:rFonts w:ascii="Arial" w:cs="Arial" w:eastAsia="Arial" w:hAnsi="Arial"/>
@@ -29098,32 +29098,32 @@
         <w:tc>
           <w:tcPr>
             <w:tcW w:type="dxa" w:w="1520"/>
-            <w:shd w:fill="F2F2F2" w:color="auto" w:val="clear"/>
-            <w:tcMar>
-              <w:top w:type="dxa" w:w="60"/>
-              <w:left w:type="dxa" w:w="120"/>
-              <w:bottom w:type="dxa" w:w="60"/>
-              <w:right w:type="dxa" w:w="120"/>
-            </w:tcMar>
-            <w:vAlign w:val="top"/>
-          </w:tcPr>
-          <w:p>
-            <w:pPr>
-              <w:spacing w:after="40" w:before="0"/>
-              <w:jc w:val="left"/>
-            </w:pPr>
-            <w:r>
-              <w:rPr>
-                <w:rFonts w:ascii="Arial" w:cs="Arial" w:eastAsia="Arial" w:hAnsi="Arial"/>
-                <w:b/>
-                <w:bCs/>
-                <w:i w:val="false"/>
-                <w:iCs w:val="false"/>
-                <w:color w:val="000000"/>
-                <w:sz w:val="18"/>
-                <w:szCs w:val="18"/>
-              </w:rPr>
-              <w:t xml:space="preserve">Phase 1 — Predict</w:t>
+            <w:shd w:fill="EAD1F5" w:color="auto" w:val="clear"/>
+            <w:tcMar>
+              <w:top w:type="dxa" w:w="60"/>
+              <w:left w:type="dxa" w:w="120"/>
+              <w:bottom w:type="dxa" w:w="60"/>
+              <w:right w:type="dxa" w:w="120"/>
+            </w:tcMar>
+            <w:vAlign w:val="top"/>
+          </w:tcPr>
+          <w:p>
+            <w:pPr>
+              <w:spacing w:after="40" w:before="0"/>
+              <w:jc w:val="left"/>
+            </w:pPr>
+            <w:r>
+              <w:rPr>
+                <w:rFonts w:ascii="Arial" w:cs="Arial" w:eastAsia="Arial" w:hAnsi="Arial"/>
+                <w:b/>
+                <w:bCs/>
+                <w:i w:val="false"/>
+                <w:iCs w:val="false"/>
+                <w:color w:val="000000"/>
+                <w:sz w:val="18"/>
+                <w:szCs w:val="18"/>
+              </w:rPr>
+              <w:t xml:space="preserve">Predict Phase</w:t>
             </w:r>
           </w:p>
           <w:p>
@@ -29146,7 +29146,7 @@
             <w:pPr>
               <w:spacing w:after="20" w:before="0"/>
             </w:pPr>
-            <w:hyperlink w:history="1" r:id="rIdfcydhendgddhv351axsvs">
+            <w:hyperlink w:history="1" r:id="rId_zy39l-j4v7u4jfe6ol2h">
               <w:r>
                 <w:rPr>
                   <w:rFonts w:ascii="Arial" w:cs="Arial" w:eastAsia="Arial" w:hAnsi="Arial"/>
@@ -29179,7 +29179,7 @@
               <w:spacing w:after="10" w:before="0"/>
               <w:ind w:left="120"/>
             </w:pPr>
-            <w:hyperlink w:history="1" r:id="rIdevjxf1xtszbfvu-gwbxtu">
+            <w:hyperlink w:history="1" r:id="rIdays5sgamn6lolcs6frsln">
               <w:r>
                 <w:rPr>
                   <w:rFonts w:ascii="Arial" w:cs="Arial" w:eastAsia="Arial" w:hAnsi="Arial"/>
@@ -29224,7 +29224,7 @@
             <w:pPr>
               <w:spacing w:after="20" w:before="0"/>
             </w:pPr>
-            <w:hyperlink w:history="1" r:id="rIdpe1pc4lu7n9bisdap3pzt">
+            <w:hyperlink w:history="1" r:id="rIdpertznrhdbmmcgxfdclw4">
               <w:r>
                 <w:rPr>
                   <w:rFonts w:ascii="Arial" w:cs="Arial" w:eastAsia="Arial" w:hAnsi="Arial"/>
@@ -29257,7 +29257,7 @@
               <w:spacing w:after="10" w:before="0"/>
               <w:ind w:left="120"/>
             </w:pPr>
-            <w:hyperlink w:history="1" r:id="rIdsuzbcmrpq0vvsy3xeoesl">
+            <w:hyperlink w:history="1" r:id="rIdfuv7mvwpb8bdseissxs8k">
               <w:r>
                 <w:rPr>
                   <w:rFonts w:ascii="Arial" w:cs="Arial" w:eastAsia="Arial" w:hAnsi="Arial"/>
@@ -29404,32 +29404,32 @@
         <w:tc>
           <w:tcPr>
             <w:tcW w:type="dxa" w:w="1520"/>
-            <w:shd w:fill="F2F2F2" w:color="auto" w:val="clear"/>
-            <w:tcMar>
-              <w:top w:type="dxa" w:w="60"/>
-              <w:left w:type="dxa" w:w="120"/>
-              <w:bottom w:type="dxa" w:w="60"/>
-              <w:right w:type="dxa" w:w="120"/>
-            </w:tcMar>
-            <w:vAlign w:val="top"/>
-          </w:tcPr>
-          <w:p>
-            <w:pPr>
-              <w:spacing w:after="40" w:before="0"/>
-              <w:jc w:val="left"/>
-            </w:pPr>
-            <w:r>
-              <w:rPr>
-                <w:rFonts w:ascii="Arial" w:cs="Arial" w:eastAsia="Arial" w:hAnsi="Arial"/>
-                <w:b/>
-                <w:bCs/>
-                <w:i w:val="false"/>
-                <w:iCs w:val="false"/>
-                <w:color w:val="000000"/>
-                <w:sz w:val="18"/>
-                <w:szCs w:val="18"/>
-              </w:rPr>
-              <w:t xml:space="preserve">Phase 2 — Observe (Evidence Gathering)</w:t>
+            <w:shd w:fill="D9EEF1" w:color="auto" w:val="clear"/>
+            <w:tcMar>
+              <w:top w:type="dxa" w:w="60"/>
+              <w:left w:type="dxa" w:w="120"/>
+              <w:bottom w:type="dxa" w:w="60"/>
+              <w:right w:type="dxa" w:w="120"/>
+            </w:tcMar>
+            <w:vAlign w:val="top"/>
+          </w:tcPr>
+          <w:p>
+            <w:pPr>
+              <w:spacing w:after="40" w:before="0"/>
+              <w:jc w:val="left"/>
+            </w:pPr>
+            <w:r>
+              <w:rPr>
+                <w:rFonts w:ascii="Arial" w:cs="Arial" w:eastAsia="Arial" w:hAnsi="Arial"/>
+                <w:b/>
+                <w:bCs/>
+                <w:i w:val="false"/>
+                <w:iCs w:val="false"/>
+                <w:color w:val="000000"/>
+                <w:sz w:val="18"/>
+                <w:szCs w:val="18"/>
+              </w:rPr>
+              <w:t xml:space="preserve">Observe Phase</w:t>
             </w:r>
           </w:p>
           <w:p>
@@ -29452,7 +29452,7 @@
             <w:pPr>
               <w:spacing w:after="20" w:before="0"/>
             </w:pPr>
-            <w:hyperlink w:history="1" r:id="rIdsbxbq0ceoe_fjsgtwxniw">
+            <w:hyperlink w:history="1" r:id="rIdqzksb_uw5mutznokguwug">
               <w:r>
                 <w:rPr>
                   <w:rFonts w:ascii="Arial" w:cs="Arial" w:eastAsia="Arial" w:hAnsi="Arial"/>
@@ -29485,7 +29485,7 @@
               <w:spacing w:after="10" w:before="0"/>
               <w:ind w:left="120"/>
             </w:pPr>
-            <w:hyperlink w:history="1" r:id="rIdmotvjapb4gq402uuzile2">
+            <w:hyperlink w:history="1" r:id="rIdv9khwx7f41zw-rq8dchpx">
               <w:r>
                 <w:rPr>
                   <w:rFonts w:ascii="Arial" w:cs="Arial" w:eastAsia="Arial" w:hAnsi="Arial"/>
@@ -29530,7 +29530,7 @@
             <w:pPr>
               <w:spacing w:after="20" w:before="0"/>
             </w:pPr>
-            <w:hyperlink w:history="1" r:id="rIdz2b7ddisnpvw4rtnmhfy-">
+            <w:hyperlink w:history="1" r:id="rIde9xlrnxggulemwbmencev">
               <w:r>
                 <w:rPr>
                   <w:rFonts w:ascii="Arial" w:cs="Arial" w:eastAsia="Arial" w:hAnsi="Arial"/>
@@ -29563,7 +29563,7 @@
               <w:spacing w:after="10" w:before="0"/>
               <w:ind w:left="120"/>
             </w:pPr>
-            <w:hyperlink w:history="1" r:id="rId_qllpqwon9fmpbdjalqpu">
+            <w:hyperlink w:history="1" r:id="rIdkmyelwwva36yccug3vfhh">
               <w:r>
                 <w:rPr>
                   <w:rFonts w:ascii="Arial" w:cs="Arial" w:eastAsia="Arial" w:hAnsi="Arial"/>
@@ -29710,32 +29710,32 @@
         <w:tc>
           <w:tcPr>
             <w:tcW w:type="dxa" w:w="1520"/>
-            <w:shd w:fill="F2F2F2" w:color="auto" w:val="clear"/>
-            <w:tcMar>
-              <w:top w:type="dxa" w:w="60"/>
-              <w:left w:type="dxa" w:w="120"/>
-              <w:bottom w:type="dxa" w:w="60"/>
-              <w:right w:type="dxa" w:w="120"/>
-            </w:tcMar>
-            <w:vAlign w:val="top"/>
-          </w:tcPr>
-          <w:p>
-            <w:pPr>
-              <w:spacing w:after="40" w:before="0"/>
-              <w:jc w:val="left"/>
-            </w:pPr>
-            <w:r>
-              <w:rPr>
-                <w:rFonts w:ascii="Arial" w:cs="Arial" w:eastAsia="Arial" w:hAnsi="Arial"/>
-                <w:b/>
-                <w:bCs/>
-                <w:i w:val="false"/>
-                <w:iCs w:val="false"/>
-                <w:color w:val="000000"/>
-                <w:sz w:val="18"/>
-                <w:szCs w:val="18"/>
-              </w:rPr>
-              <w:t xml:space="preserve">Phase 3 — Explain</w:t>
+            <w:shd w:fill="E2EFDA" w:color="auto" w:val="clear"/>
+            <w:tcMar>
+              <w:top w:type="dxa" w:w="60"/>
+              <w:left w:type="dxa" w:w="120"/>
+              <w:bottom w:type="dxa" w:w="60"/>
+              <w:right w:type="dxa" w:w="120"/>
+            </w:tcMar>
+            <w:vAlign w:val="top"/>
+          </w:tcPr>
+          <w:p>
+            <w:pPr>
+              <w:spacing w:after="40" w:before="0"/>
+              <w:jc w:val="left"/>
+            </w:pPr>
+            <w:r>
+              <w:rPr>
+                <w:rFonts w:ascii="Arial" w:cs="Arial" w:eastAsia="Arial" w:hAnsi="Arial"/>
+                <w:b/>
+                <w:bCs/>
+                <w:i w:val="false"/>
+                <w:iCs w:val="false"/>
+                <w:color w:val="000000"/>
+                <w:sz w:val="18"/>
+                <w:szCs w:val="18"/>
+              </w:rPr>
+              <w:t xml:space="preserve">Explain Phase</w:t>
             </w:r>
           </w:p>
           <w:p>
@@ -29758,7 +29758,7 @@
             <w:pPr>
               <w:spacing w:after="20" w:before="0"/>
             </w:pPr>
-            <w:hyperlink w:history="1" r:id="rIdzj2jo2lcyqrmpibs6q-7s">
+            <w:hyperlink w:history="1" r:id="rIdhaa98nnn5eyafsqzt9wlc">
               <w:r>
                 <w:rPr>
                   <w:rFonts w:ascii="Arial" w:cs="Arial" w:eastAsia="Arial" w:hAnsi="Arial"/>
@@ -29791,7 +29791,7 @@
               <w:spacing w:after="10" w:before="0"/>
               <w:ind w:left="120"/>
             </w:pPr>
-            <w:hyperlink w:history="1" r:id="rIdn1_kdi5eq0xc23sshbov0">
+            <w:hyperlink w:history="1" r:id="rIdggwnu9uddvtxldh_xfamv">
               <w:r>
                 <w:rPr>
                   <w:rFonts w:ascii="Arial" w:cs="Arial" w:eastAsia="Arial" w:hAnsi="Arial"/>
@@ -29836,7 +29836,7 @@
             <w:pPr>
               <w:spacing w:after="20" w:before="0"/>
             </w:pPr>
-            <w:hyperlink w:history="1" r:id="rIdh3b6fhjl-izgpfj47ao5a">
+            <w:hyperlink w:history="1" r:id="rIdc73xzmczh6cnaqf_ilb9l">
               <w:r>
                 <w:rPr>
                   <w:rFonts w:ascii="Arial" w:cs="Arial" w:eastAsia="Arial" w:hAnsi="Arial"/>
@@ -29869,7 +29869,7 @@
               <w:spacing w:after="10" w:before="0"/>
               <w:ind w:left="120"/>
             </w:pPr>
-            <w:hyperlink w:history="1" r:id="rIddegdo6aki6_udw6rz0nu9">
+            <w:hyperlink w:history="1" r:id="rIdn_lxwsmd7lnvzjfodoyqq">
               <w:r>
                 <w:rPr>
                   <w:rFonts w:ascii="Arial" w:cs="Arial" w:eastAsia="Arial" w:hAnsi="Arial"/>
@@ -30016,32 +30016,32 @@
         <w:tc>
           <w:tcPr>
             <w:tcW w:type="dxa" w:w="1520"/>
-            <w:shd w:fill="F2F2F2" w:color="auto" w:val="clear"/>
-            <w:tcMar>
-              <w:top w:type="dxa" w:w="60"/>
-              <w:left w:type="dxa" w:w="120"/>
-              <w:bottom w:type="dxa" w:w="60"/>
-              <w:right w:type="dxa" w:w="120"/>
-            </w:tcMar>
-            <w:vAlign w:val="top"/>
-          </w:tcPr>
-          <w:p>
-            <w:pPr>
-              <w:spacing w:after="40" w:before="0"/>
-              <w:jc w:val="left"/>
-            </w:pPr>
-            <w:r>
-              <w:rPr>
-                <w:rFonts w:ascii="Arial" w:cs="Arial" w:eastAsia="Arial" w:hAnsi="Arial"/>
-                <w:b/>
-                <w:bCs/>
-                <w:i w:val="false"/>
-                <w:iCs w:val="false"/>
-                <w:color w:val="000000"/>
-                <w:sz w:val="18"/>
-                <w:szCs w:val="18"/>
-              </w:rPr>
-              <w:t xml:space="preserve">Phase 4 — Driving Question Board (DQB) Completion</w:t>
+            <w:shd w:fill="FCE4D6" w:color="auto" w:val="clear"/>
+            <w:tcMar>
+              <w:top w:type="dxa" w:w="60"/>
+              <w:left w:type="dxa" w:w="120"/>
+              <w:bottom w:type="dxa" w:w="60"/>
+              <w:right w:type="dxa" w:w="120"/>
+            </w:tcMar>
+            <w:vAlign w:val="top"/>
+          </w:tcPr>
+          <w:p>
+            <w:pPr>
+              <w:spacing w:after="40" w:before="0"/>
+              <w:jc w:val="left"/>
+            </w:pPr>
+            <w:r>
+              <w:rPr>
+                <w:rFonts w:ascii="Arial" w:cs="Arial" w:eastAsia="Arial" w:hAnsi="Arial"/>
+                <w:b/>
+                <w:bCs/>
+                <w:i w:val="false"/>
+                <w:iCs w:val="false"/>
+                <w:color w:val="000000"/>
+                <w:sz w:val="18"/>
+                <w:szCs w:val="18"/>
+              </w:rPr>
+              <w:t xml:space="preserve">Driving Question Board (DQB) Creation</w:t>
             </w:r>
           </w:p>
           <w:p>
@@ -30064,7 +30064,7 @@
             <w:pPr>
               <w:spacing w:after="20" w:before="0"/>
             </w:pPr>
-            <w:hyperlink w:history="1" r:id="rIdviv3u48xsz8x5lpl9sa8d">
+            <w:hyperlink w:history="1" r:id="rIdlnrerqd4j9dhv3uepi3al">
               <w:r>
                 <w:rPr>
                   <w:rFonts w:ascii="Arial" w:cs="Arial" w:eastAsia="Arial" w:hAnsi="Arial"/>
@@ -30097,7 +30097,7 @@
               <w:spacing w:after="10" w:before="0"/>
               <w:ind w:left="120"/>
             </w:pPr>
-            <w:hyperlink w:history="1" r:id="rIdmlryczyqje2vtzqwokjia">
+            <w:hyperlink w:history="1" r:id="rIdujgqctkv7i0ucuccydkqh">
               <w:r>
                 <w:rPr>
                   <w:rFonts w:ascii="Arial" w:cs="Arial" w:eastAsia="Arial" w:hAnsi="Arial"/>
@@ -30142,7 +30142,7 @@
             <w:pPr>
               <w:spacing w:after="20" w:before="0"/>
             </w:pPr>
-            <w:hyperlink w:history="1" r:id="rIdfzll4rarit8ujaeqeshcf">
+            <w:hyperlink w:history="1" r:id="rIdarb5ffrfwtf_xqztdpkov">
               <w:r>
                 <w:rPr>
                   <w:rFonts w:ascii="Arial" w:cs="Arial" w:eastAsia="Arial" w:hAnsi="Arial"/>
@@ -30175,7 +30175,7 @@
               <w:spacing w:after="10" w:before="0"/>
               <w:ind w:left="120"/>
             </w:pPr>
-            <w:hyperlink w:history="1" r:id="rIdnrkpnesl95cbuixpdmeyd">
+            <w:hyperlink w:history="1" r:id="rIde8rn0bqotmtjuuyftazcg">
               <w:r>
                 <w:rPr>
                   <w:rFonts w:ascii="Arial" w:cs="Arial" w:eastAsia="Arial" w:hAnsi="Arial"/>
@@ -30322,32 +30322,32 @@
         <w:tc>
           <w:tcPr>
             <w:tcW w:type="dxa" w:w="1520"/>
-            <w:shd w:fill="F2F2F2" w:color="auto" w:val="clear"/>
-            <w:tcMar>
-              <w:top w:type="dxa" w:w="60"/>
-              <w:left w:type="dxa" w:w="120"/>
-              <w:bottom w:type="dxa" w:w="60"/>
-              <w:right w:type="dxa" w:w="120"/>
-            </w:tcMar>
-            <w:vAlign w:val="top"/>
-          </w:tcPr>
-          <w:p>
-            <w:pPr>
-              <w:spacing w:after="40" w:before="0"/>
-              <w:jc w:val="left"/>
-            </w:pPr>
-            <w:r>
-              <w:rPr>
-                <w:rFonts w:ascii="Arial" w:cs="Arial" w:eastAsia="Arial" w:hAnsi="Arial"/>
-                <w:b/>
-                <w:bCs/>
-                <w:i w:val="false"/>
-                <w:iCs w:val="false"/>
-                <w:color w:val="000000"/>
-                <w:sz w:val="18"/>
-                <w:szCs w:val="18"/>
-              </w:rPr>
-              <w:t xml:space="preserve">Phase 5 — Final Cumulative Model Presentation and Reflection</w:t>
+            <w:shd w:fill="D5E8F0" w:color="auto" w:val="clear"/>
+            <w:tcMar>
+              <w:top w:type="dxa" w:w="60"/>
+              <w:left w:type="dxa" w:w="120"/>
+              <w:bottom w:type="dxa" w:w="60"/>
+              <w:right w:type="dxa" w:w="120"/>
+            </w:tcMar>
+            <w:vAlign w:val="top"/>
+          </w:tcPr>
+          <w:p>
+            <w:pPr>
+              <w:spacing w:after="40" w:before="0"/>
+              <w:jc w:val="left"/>
+            </w:pPr>
+            <w:r>
+              <w:rPr>
+                <w:rFonts w:ascii="Arial" w:cs="Arial" w:eastAsia="Arial" w:hAnsi="Arial"/>
+                <w:b/>
+                <w:bCs/>
+                <w:i w:val="false"/>
+                <w:iCs w:val="false"/>
+                <w:color w:val="000000"/>
+                <w:sz w:val="18"/>
+                <w:szCs w:val="18"/>
+              </w:rPr>
+              <w:t xml:space="preserve">Model Building Phase</w:t>
             </w:r>
           </w:p>
           <w:p>
@@ -30370,7 +30370,7 @@
             <w:pPr>
               <w:spacing w:after="20" w:before="0"/>
             </w:pPr>
-            <w:hyperlink w:history="1" r:id="rId1so7uzbglqycy3uq1pmbi">
+            <w:hyperlink w:history="1" r:id="rIdhz04get3ezqken_fljf_u">
               <w:r>
                 <w:rPr>
                   <w:rFonts w:ascii="Arial" w:cs="Arial" w:eastAsia="Arial" w:hAnsi="Arial"/>
@@ -30403,7 +30403,7 @@
               <w:spacing w:after="10" w:before="0"/>
               <w:ind w:left="120"/>
             </w:pPr>
-            <w:hyperlink w:history="1" r:id="rIdxau-ffygacvelerihlab8">
+            <w:hyperlink w:history="1" r:id="rIdheuk5wfz8t2bx7r8ccu-t">
               <w:r>
                 <w:rPr>
                   <w:rFonts w:ascii="Arial" w:cs="Arial" w:eastAsia="Arial" w:hAnsi="Arial"/>
@@ -30448,7 +30448,7 @@
             <w:pPr>
               <w:spacing w:after="20" w:before="0"/>
             </w:pPr>
-            <w:hyperlink w:history="1" r:id="rIdf9u8xqm8h1iwe6crxs0fd">
+            <w:hyperlink w:history="1" r:id="rIdhrvsdugth-0bd-rqgds9l">
               <w:r>
                 <w:rPr>
                   <w:rFonts w:ascii="Arial" w:cs="Arial" w:eastAsia="Arial" w:hAnsi="Arial"/>
@@ -30481,7 +30481,7 @@
               <w:spacing w:after="10" w:before="0"/>
               <w:ind w:left="120"/>
             </w:pPr>
-            <w:hyperlink w:history="1" r:id="rIdvtwgvmokmtqgprow7bgnh">
+            <w:hyperlink w:history="1" r:id="rIdeapum0vocj938whpdfqfz">
               <w:r>
                 <w:rPr>
                   <w:rFonts w:ascii="Arial" w:cs="Arial" w:eastAsia="Arial" w:hAnsi="Arial"/>

--- a/data/outputs/v2/Maths/SS2.4_Surface_Area_and_Volume_of_Solids/Mathematics_Surface_Area_and_Volume_of_Solids_CBE_LessonSequence.docx
+++ b/data/outputs/v2/Maths/SS2.4_Surface_Area_and_Volume_of_Solids/Mathematics_Surface_Area_and_Volume_of_Solids_CBE_LessonSequence.docx
@@ -3539,7 +3539,7 @@
             <w:pPr>
               <w:spacing w:after="20" w:before="0"/>
             </w:pPr>
-            <w:hyperlink w:history="1" r:id="rIdywxz6v-2ymguedcnwyny4">
+            <w:hyperlink w:history="1" r:id="rIdg7jratxf60-vdekxjlzse">
               <w:r>
                 <w:rPr>
                   <w:rFonts w:ascii="Arial" w:cs="Arial" w:eastAsia="Arial" w:hAnsi="Arial"/>
@@ -3572,7 +3572,7 @@
               <w:spacing w:after="10" w:before="0"/>
               <w:ind w:left="120"/>
             </w:pPr>
-            <w:hyperlink w:history="1" r:id="rIddenwytwfnb5jkohefygqu">
+            <w:hyperlink w:history="1" r:id="rId_kwzdtsxsas2qi3g3tmvj">
               <w:r>
                 <w:rPr>
                   <w:rFonts w:ascii="Arial" w:cs="Arial" w:eastAsia="Arial" w:hAnsi="Arial"/>
@@ -3617,7 +3617,7 @@
             <w:pPr>
               <w:spacing w:after="20" w:before="0"/>
             </w:pPr>
-            <w:hyperlink w:history="1" r:id="rIdtlegrzeitnvsbrdfunxt7">
+            <w:hyperlink w:history="1" r:id="rIdtjtg5lv0q331wr_6amard">
               <w:r>
                 <w:rPr>
                   <w:rFonts w:ascii="Arial" w:cs="Arial" w:eastAsia="Arial" w:hAnsi="Arial"/>
@@ -3650,7 +3650,7 @@
               <w:spacing w:after="10" w:before="0"/>
               <w:ind w:left="120"/>
             </w:pPr>
-            <w:hyperlink w:history="1" r:id="rIdqgsd_ycmfkibqu7_bzhwa">
+            <w:hyperlink w:history="1" r:id="rIdq4fka2xcigiequlnn_oud">
               <w:r>
                 <w:rPr>
                   <w:rFonts w:ascii="Arial" w:cs="Arial" w:eastAsia="Arial" w:hAnsi="Arial"/>
@@ -3845,7 +3845,7 @@
             <w:pPr>
               <w:spacing w:after="20" w:before="0"/>
             </w:pPr>
-            <w:hyperlink w:history="1" r:id="rIdeajmgzfmhzntzk32ewn7x">
+            <w:hyperlink w:history="1" r:id="rId4gleodm-2dpsd69mt-idd">
               <w:r>
                 <w:rPr>
                   <w:rFonts w:ascii="Arial" w:cs="Arial" w:eastAsia="Arial" w:hAnsi="Arial"/>
@@ -3878,7 +3878,7 @@
               <w:spacing w:after="10" w:before="0"/>
               <w:ind w:left="120"/>
             </w:pPr>
-            <w:hyperlink w:history="1" r:id="rIdn1bs1mlu4udwrlztxvx4a">
+            <w:hyperlink w:history="1" r:id="rIdoalj7zvrdcgw41-v29tlb">
               <w:r>
                 <w:rPr>
                   <w:rFonts w:ascii="Arial" w:cs="Arial" w:eastAsia="Arial" w:hAnsi="Arial"/>
@@ -3923,7 +3923,7 @@
             <w:pPr>
               <w:spacing w:after="20" w:before="0"/>
             </w:pPr>
-            <w:hyperlink w:history="1" r:id="rIdwhnqw39xcgwjo0ktpk0l7">
+            <w:hyperlink w:history="1" r:id="rIdavwcrcwnsky4o5wdf8kk6">
               <w:r>
                 <w:rPr>
                   <w:rFonts w:ascii="Arial" w:cs="Arial" w:eastAsia="Arial" w:hAnsi="Arial"/>
@@ -3956,7 +3956,7 @@
               <w:spacing w:after="10" w:before="0"/>
               <w:ind w:left="120"/>
             </w:pPr>
-            <w:hyperlink w:history="1" r:id="rIdloscagmjy4s6j8ehxng1j">
+            <w:hyperlink w:history="1" r:id="rIdhvbx5yflrfuyrvnsh-tm8">
               <w:r>
                 <w:rPr>
                   <w:rFonts w:ascii="Arial" w:cs="Arial" w:eastAsia="Arial" w:hAnsi="Arial"/>
@@ -4151,7 +4151,7 @@
             <w:pPr>
               <w:spacing w:after="20" w:before="0"/>
             </w:pPr>
-            <w:hyperlink w:history="1" r:id="rIddckbzpwkpjqp-pnlebxbe">
+            <w:hyperlink w:history="1" r:id="rIdbueepayy6qoz5bf0ncnet">
               <w:r>
                 <w:rPr>
                   <w:rFonts w:ascii="Arial" w:cs="Arial" w:eastAsia="Arial" w:hAnsi="Arial"/>
@@ -4184,7 +4184,7 @@
               <w:spacing w:after="10" w:before="0"/>
               <w:ind w:left="120"/>
             </w:pPr>
-            <w:hyperlink w:history="1" r:id="rIdw55xpai2yk0o40tiwdipe">
+            <w:hyperlink w:history="1" r:id="rIdjljjc2ivezuppdeffhal8">
               <w:r>
                 <w:rPr>
                   <w:rFonts w:ascii="Arial" w:cs="Arial" w:eastAsia="Arial" w:hAnsi="Arial"/>
@@ -4229,7 +4229,7 @@
             <w:pPr>
               <w:spacing w:after="20" w:before="0"/>
             </w:pPr>
-            <w:hyperlink w:history="1" r:id="rIdupb5sc91i8tlz6dbwsiop">
+            <w:hyperlink w:history="1" r:id="rIdqddotgrbpvrvytc3r8wfc">
               <w:r>
                 <w:rPr>
                   <w:rFonts w:ascii="Arial" w:cs="Arial" w:eastAsia="Arial" w:hAnsi="Arial"/>
@@ -4262,7 +4262,7 @@
               <w:spacing w:after="10" w:before="0"/>
               <w:ind w:left="120"/>
             </w:pPr>
-            <w:hyperlink w:history="1" r:id="rIdjxsfsgwzgkh8u-m0askvo">
+            <w:hyperlink w:history="1" r:id="rIdvsjiuoii3gvytbpfcz4c_">
               <w:r>
                 <w:rPr>
                   <w:rFonts w:ascii="Arial" w:cs="Arial" w:eastAsia="Arial" w:hAnsi="Arial"/>
@@ -4457,7 +4457,7 @@
             <w:pPr>
               <w:spacing w:after="20" w:before="0"/>
             </w:pPr>
-            <w:hyperlink w:history="1" r:id="rIdu9psrttxc3g_lpu7nxtsb">
+            <w:hyperlink w:history="1" r:id="rIdpmtlcarobdkj3fqyy4al-">
               <w:r>
                 <w:rPr>
                   <w:rFonts w:ascii="Arial" w:cs="Arial" w:eastAsia="Arial" w:hAnsi="Arial"/>
@@ -4490,7 +4490,7 @@
               <w:spacing w:after="10" w:before="0"/>
               <w:ind w:left="120"/>
             </w:pPr>
-            <w:hyperlink w:history="1" r:id="rId4iiryj3pp9hc_p7apoqj6">
+            <w:hyperlink w:history="1" r:id="rId_-s-8xg8njki4voiwssni">
               <w:r>
                 <w:rPr>
                   <w:rFonts w:ascii="Arial" w:cs="Arial" w:eastAsia="Arial" w:hAnsi="Arial"/>
@@ -4535,7 +4535,7 @@
             <w:pPr>
               <w:spacing w:after="20" w:before="0"/>
             </w:pPr>
-            <w:hyperlink w:history="1" r:id="rIds6bbdsijcovtnyfzugyb0">
+            <w:hyperlink w:history="1" r:id="rIdibayozp550qppuhvhiqec">
               <w:r>
                 <w:rPr>
                   <w:rFonts w:ascii="Arial" w:cs="Arial" w:eastAsia="Arial" w:hAnsi="Arial"/>
@@ -4568,7 +4568,7 @@
               <w:spacing w:after="10" w:before="0"/>
               <w:ind w:left="120"/>
             </w:pPr>
-            <w:hyperlink w:history="1" r:id="rIdbcxy3rxr8_vdg89sdpfux">
+            <w:hyperlink w:history="1" r:id="rIdnbo5fldisll4d3mlaedmu">
               <w:r>
                 <w:rPr>
                   <w:rFonts w:ascii="Arial" w:cs="Arial" w:eastAsia="Arial" w:hAnsi="Arial"/>
@@ -4763,7 +4763,7 @@
             <w:pPr>
               <w:spacing w:after="20" w:before="0"/>
             </w:pPr>
-            <w:hyperlink w:history="1" r:id="rIdljliw_ufirblc0w23ivpt">
+            <w:hyperlink w:history="1" r:id="rId9xg1gkfxa53kaxuo6cb1h">
               <w:r>
                 <w:rPr>
                   <w:rFonts w:ascii="Arial" w:cs="Arial" w:eastAsia="Arial" w:hAnsi="Arial"/>
@@ -4796,7 +4796,7 @@
               <w:spacing w:after="10" w:before="0"/>
               <w:ind w:left="120"/>
             </w:pPr>
-            <w:hyperlink w:history="1" r:id="rIdyve1u5mdgticcoui4-8ce">
+            <w:hyperlink w:history="1" r:id="rIdj71jnecv2dnpcacfzi-_c">
               <w:r>
                 <w:rPr>
                   <w:rFonts w:ascii="Arial" w:cs="Arial" w:eastAsia="Arial" w:hAnsi="Arial"/>
@@ -4841,7 +4841,7 @@
             <w:pPr>
               <w:spacing w:after="20" w:before="0"/>
             </w:pPr>
-            <w:hyperlink w:history="1" r:id="rId5aingmwgabseq0zfhlfu7">
+            <w:hyperlink w:history="1" r:id="rIdgzzbztnwtrwen8bz4l1ev">
               <w:r>
                 <w:rPr>
                   <w:rFonts w:ascii="Arial" w:cs="Arial" w:eastAsia="Arial" w:hAnsi="Arial"/>
@@ -4874,7 +4874,7 @@
               <w:spacing w:after="10" w:before="0"/>
               <w:ind w:left="120"/>
             </w:pPr>
-            <w:hyperlink w:history="1" r:id="rIdnriadrndcqi566izvtr3a">
+            <w:hyperlink w:history="1" r:id="rIdpjfp9oaunf0o_bc9vrynk">
               <w:r>
                 <w:rPr>
                   <w:rFonts w:ascii="Arial" w:cs="Arial" w:eastAsia="Arial" w:hAnsi="Arial"/>
@@ -6361,7 +6361,7 @@
             <w:pPr>
               <w:spacing w:after="20" w:before="0"/>
             </w:pPr>
-            <w:hyperlink w:history="1" r:id="rIdiwuscgf2zh0rulla-vscp">
+            <w:hyperlink w:history="1" r:id="rIdyugp-rwmroqmqlxhcqhst">
               <w:r>
                 <w:rPr>
                   <w:rFonts w:ascii="Arial" w:cs="Arial" w:eastAsia="Arial" w:hAnsi="Arial"/>
@@ -6394,7 +6394,7 @@
               <w:spacing w:after="10" w:before="0"/>
               <w:ind w:left="120"/>
             </w:pPr>
-            <w:hyperlink w:history="1" r:id="rId0d39w2powgpxg4cddw1qa">
+            <w:hyperlink w:history="1" r:id="rIdaoyu-79tqvsj89714gcfp">
               <w:r>
                 <w:rPr>
                   <w:rFonts w:ascii="Arial" w:cs="Arial" w:eastAsia="Arial" w:hAnsi="Arial"/>
@@ -6439,7 +6439,7 @@
             <w:pPr>
               <w:spacing w:after="20" w:before="0"/>
             </w:pPr>
-            <w:hyperlink w:history="1" r:id="rIdno9m2h2zhghcdpcepm1bk">
+            <w:hyperlink w:history="1" r:id="rId9so041zfeiwxwavyawguf">
               <w:r>
                 <w:rPr>
                   <w:rFonts w:ascii="Arial" w:cs="Arial" w:eastAsia="Arial" w:hAnsi="Arial"/>
@@ -6472,7 +6472,7 @@
               <w:spacing w:after="10" w:before="0"/>
               <w:ind w:left="120"/>
             </w:pPr>
-            <w:hyperlink w:history="1" r:id="rIdcivysgq8zhsvgy0beujdy">
+            <w:hyperlink w:history="1" r:id="rIdlb7nbf3eprctde7b3xbcm">
               <w:r>
                 <w:rPr>
                   <w:rFonts w:ascii="Arial" w:cs="Arial" w:eastAsia="Arial" w:hAnsi="Arial"/>
@@ -6667,7 +6667,7 @@
             <w:pPr>
               <w:spacing w:after="20" w:before="0"/>
             </w:pPr>
-            <w:hyperlink w:history="1" r:id="rId9i1e4jbwfuytsvlfkp_y4">
+            <w:hyperlink w:history="1" r:id="rIdiyu9lld1bsu5knwskfb-k">
               <w:r>
                 <w:rPr>
                   <w:rFonts w:ascii="Arial" w:cs="Arial" w:eastAsia="Arial" w:hAnsi="Arial"/>
@@ -6700,7 +6700,7 @@
               <w:spacing w:after="10" w:before="0"/>
               <w:ind w:left="120"/>
             </w:pPr>
-            <w:hyperlink w:history="1" r:id="rIdnko0lz1hpmboey9nplyug">
+            <w:hyperlink w:history="1" r:id="rIdpqasxezl7ve3pywkvfppz">
               <w:r>
                 <w:rPr>
                   <w:rFonts w:ascii="Arial" w:cs="Arial" w:eastAsia="Arial" w:hAnsi="Arial"/>
@@ -6745,7 +6745,7 @@
             <w:pPr>
               <w:spacing w:after="20" w:before="0"/>
             </w:pPr>
-            <w:hyperlink w:history="1" r:id="rIdhl0t_p6tovinfppa6ccaj">
+            <w:hyperlink w:history="1" r:id="rId03lopcnzn_bxa3oncnhyq">
               <w:r>
                 <w:rPr>
                   <w:rFonts w:ascii="Arial" w:cs="Arial" w:eastAsia="Arial" w:hAnsi="Arial"/>
@@ -6778,7 +6778,7 @@
               <w:spacing w:after="10" w:before="0"/>
               <w:ind w:left="120"/>
             </w:pPr>
-            <w:hyperlink w:history="1" r:id="rIdhgwd3og4kwyfeh-dcoszx">
+            <w:hyperlink w:history="1" r:id="rIdezvoug1qkd5ztsticm-jl">
               <w:r>
                 <w:rPr>
                   <w:rFonts w:ascii="Arial" w:cs="Arial" w:eastAsia="Arial" w:hAnsi="Arial"/>
@@ -6973,7 +6973,7 @@
             <w:pPr>
               <w:spacing w:after="20" w:before="0"/>
             </w:pPr>
-            <w:hyperlink w:history="1" r:id="rIdpwljkzwnbfjhwxgc-t0fx">
+            <w:hyperlink w:history="1" r:id="rIdzptfb_yj2heaba9nkhql9">
               <w:r>
                 <w:rPr>
                   <w:rFonts w:ascii="Arial" w:cs="Arial" w:eastAsia="Arial" w:hAnsi="Arial"/>
@@ -7006,7 +7006,7 @@
               <w:spacing w:after="10" w:before="0"/>
               <w:ind w:left="120"/>
             </w:pPr>
-            <w:hyperlink w:history="1" r:id="rIdfko1rsitw3w8eezvo5gh0">
+            <w:hyperlink w:history="1" r:id="rIdwpesp3qrwu6xm35rqnbfq">
               <w:r>
                 <w:rPr>
                   <w:rFonts w:ascii="Arial" w:cs="Arial" w:eastAsia="Arial" w:hAnsi="Arial"/>
@@ -7051,7 +7051,7 @@
             <w:pPr>
               <w:spacing w:after="20" w:before="0"/>
             </w:pPr>
-            <w:hyperlink w:history="1" r:id="rIdti4-sbr1wnvuvhv4i0ocb">
+            <w:hyperlink w:history="1" r:id="rIddzyv5m-e-_4pn7h_ivqd-">
               <w:r>
                 <w:rPr>
                   <w:rFonts w:ascii="Arial" w:cs="Arial" w:eastAsia="Arial" w:hAnsi="Arial"/>
@@ -7084,7 +7084,7 @@
               <w:spacing w:after="10" w:before="0"/>
               <w:ind w:left="120"/>
             </w:pPr>
-            <w:hyperlink w:history="1" r:id="rIdh_cx2imjbtqpry-nfqsiu">
+            <w:hyperlink w:history="1" r:id="rIdne0znk9allvmv3s5rpbs3">
               <w:r>
                 <w:rPr>
                   <w:rFonts w:ascii="Arial" w:cs="Arial" w:eastAsia="Arial" w:hAnsi="Arial"/>
@@ -7279,7 +7279,7 @@
             <w:pPr>
               <w:spacing w:after="20" w:before="0"/>
             </w:pPr>
-            <w:hyperlink w:history="1" r:id="rId898h94olmrdlm509n4he0">
+            <w:hyperlink w:history="1" r:id="rId1f0h__d4hpa-4kh8cik8c">
               <w:r>
                 <w:rPr>
                   <w:rFonts w:ascii="Arial" w:cs="Arial" w:eastAsia="Arial" w:hAnsi="Arial"/>
@@ -7312,7 +7312,7 @@
               <w:spacing w:after="10" w:before="0"/>
               <w:ind w:left="120"/>
             </w:pPr>
-            <w:hyperlink w:history="1" r:id="rIdevfpoa8rcx4z1e7fgrjws">
+            <w:hyperlink w:history="1" r:id="rIdofiirnnf9pfj9i0vx25bh">
               <w:r>
                 <w:rPr>
                   <w:rFonts w:ascii="Arial" w:cs="Arial" w:eastAsia="Arial" w:hAnsi="Arial"/>
@@ -7357,7 +7357,7 @@
             <w:pPr>
               <w:spacing w:after="20" w:before="0"/>
             </w:pPr>
-            <w:hyperlink w:history="1" r:id="rIdf95vdemc7bss0810e0fqc">
+            <w:hyperlink w:history="1" r:id="rIdwi86bz7ruufpqy70yq8gh">
               <w:r>
                 <w:rPr>
                   <w:rFonts w:ascii="Arial" w:cs="Arial" w:eastAsia="Arial" w:hAnsi="Arial"/>
@@ -7390,7 +7390,7 @@
               <w:spacing w:after="10" w:before="0"/>
               <w:ind w:left="120"/>
             </w:pPr>
-            <w:hyperlink w:history="1" r:id="rIdr9rknlk8ev_lmpq1y8k1o">
+            <w:hyperlink w:history="1" r:id="rId8xwak7yk2olbj7vi4jo-_">
               <w:r>
                 <w:rPr>
                   <w:rFonts w:ascii="Arial" w:cs="Arial" w:eastAsia="Arial" w:hAnsi="Arial"/>
@@ -7585,7 +7585,7 @@
             <w:pPr>
               <w:spacing w:after="20" w:before="0"/>
             </w:pPr>
-            <w:hyperlink w:history="1" r:id="rId2w9ec3v0fa0plxxtdfzkf">
+            <w:hyperlink w:history="1" r:id="rIdqn5zeomms84dabwbbhbgd">
               <w:r>
                 <w:rPr>
                   <w:rFonts w:ascii="Arial" w:cs="Arial" w:eastAsia="Arial" w:hAnsi="Arial"/>
@@ -7618,7 +7618,7 @@
               <w:spacing w:after="10" w:before="0"/>
               <w:ind w:left="120"/>
             </w:pPr>
-            <w:hyperlink w:history="1" r:id="rIdmlrt3mxlub8uddydw99kh">
+            <w:hyperlink w:history="1" r:id="rIdxzucufjlff9ywcytywsng">
               <w:r>
                 <w:rPr>
                   <w:rFonts w:ascii="Arial" w:cs="Arial" w:eastAsia="Arial" w:hAnsi="Arial"/>
@@ -7663,7 +7663,7 @@
             <w:pPr>
               <w:spacing w:after="20" w:before="0"/>
             </w:pPr>
-            <w:hyperlink w:history="1" r:id="rId_959qwgoikt28wp-yau9u">
+            <w:hyperlink w:history="1" r:id="rId-cww9euqvudqddcvecasx">
               <w:r>
                 <w:rPr>
                   <w:rFonts w:ascii="Arial" w:cs="Arial" w:eastAsia="Arial" w:hAnsi="Arial"/>
@@ -7696,7 +7696,7 @@
               <w:spacing w:after="10" w:before="0"/>
               <w:ind w:left="120"/>
             </w:pPr>
-            <w:hyperlink w:history="1" r:id="rId2-jhziasdxv4ubemwynce">
+            <w:hyperlink w:history="1" r:id="rId_kpja-qe-av8ftabrgfea">
               <w:r>
                 <w:rPr>
                   <w:rFonts w:ascii="Arial" w:cs="Arial" w:eastAsia="Arial" w:hAnsi="Arial"/>
@@ -9183,7 +9183,7 @@
             <w:pPr>
               <w:spacing w:after="20" w:before="0"/>
             </w:pPr>
-            <w:hyperlink w:history="1" r:id="rIdzakgz6bvslxyznaf2_6vr">
+            <w:hyperlink w:history="1" r:id="rId2zt17lxcpqnpf04otjljv">
               <w:r>
                 <w:rPr>
                   <w:rFonts w:ascii="Arial" w:cs="Arial" w:eastAsia="Arial" w:hAnsi="Arial"/>
@@ -9216,7 +9216,7 @@
               <w:spacing w:after="10" w:before="0"/>
               <w:ind w:left="120"/>
             </w:pPr>
-            <w:hyperlink w:history="1" r:id="rIddckaqi872rrvcdbdba7ni">
+            <w:hyperlink w:history="1" r:id="rId3utitoexvfegpib5_vpr_">
               <w:r>
                 <w:rPr>
                   <w:rFonts w:ascii="Arial" w:cs="Arial" w:eastAsia="Arial" w:hAnsi="Arial"/>
@@ -9261,7 +9261,7 @@
             <w:pPr>
               <w:spacing w:after="20" w:before="0"/>
             </w:pPr>
-            <w:hyperlink w:history="1" r:id="rIdmmey84zvkua-ocdjddyr3">
+            <w:hyperlink w:history="1" r:id="rIdc-lmqft37zpaqgrtzrqph">
               <w:r>
                 <w:rPr>
                   <w:rFonts w:ascii="Arial" w:cs="Arial" w:eastAsia="Arial" w:hAnsi="Arial"/>
@@ -9294,7 +9294,7 @@
               <w:spacing w:after="10" w:before="0"/>
               <w:ind w:left="120"/>
             </w:pPr>
-            <w:hyperlink w:history="1" r:id="rIdn_kbishl5nraa3gm0wdqt">
+            <w:hyperlink w:history="1" r:id="rIdptdmanxrrkx_7tc2cjmh0">
               <w:r>
                 <w:rPr>
                   <w:rFonts w:ascii="Arial" w:cs="Arial" w:eastAsia="Arial" w:hAnsi="Arial"/>
@@ -9489,7 +9489,7 @@
             <w:pPr>
               <w:spacing w:after="20" w:before="0"/>
             </w:pPr>
-            <w:hyperlink w:history="1" r:id="rId_olqco8ump1xibnmlqepx">
+            <w:hyperlink w:history="1" r:id="rIdt0qxtbx1-aleashyq0c2c">
               <w:r>
                 <w:rPr>
                   <w:rFonts w:ascii="Arial" w:cs="Arial" w:eastAsia="Arial" w:hAnsi="Arial"/>
@@ -9522,7 +9522,7 @@
               <w:spacing w:after="10" w:before="0"/>
               <w:ind w:left="120"/>
             </w:pPr>
-            <w:hyperlink w:history="1" r:id="rIdc81asbkuutcvv0jf8jwsm">
+            <w:hyperlink w:history="1" r:id="rId0wurpipxwusab9lqh0mqe">
               <w:r>
                 <w:rPr>
                   <w:rFonts w:ascii="Arial" w:cs="Arial" w:eastAsia="Arial" w:hAnsi="Arial"/>
@@ -9567,7 +9567,7 @@
             <w:pPr>
               <w:spacing w:after="20" w:before="0"/>
             </w:pPr>
-            <w:hyperlink w:history="1" r:id="rIdmlgovr62pncp_ej8tor_g">
+            <w:hyperlink w:history="1" r:id="rIdfw0e7qhvrhpkxxdjr7f5t">
               <w:r>
                 <w:rPr>
                   <w:rFonts w:ascii="Arial" w:cs="Arial" w:eastAsia="Arial" w:hAnsi="Arial"/>
@@ -9600,7 +9600,7 @@
               <w:spacing w:after="10" w:before="0"/>
               <w:ind w:left="120"/>
             </w:pPr>
-            <w:hyperlink w:history="1" r:id="rIdzxnxdsmy7q79in1o1k9tf">
+            <w:hyperlink w:history="1" r:id="rIdanxp0jl1i3x8h0frygbmg">
               <w:r>
                 <w:rPr>
                   <w:rFonts w:ascii="Arial" w:cs="Arial" w:eastAsia="Arial" w:hAnsi="Arial"/>
@@ -9795,7 +9795,7 @@
             <w:pPr>
               <w:spacing w:after="20" w:before="0"/>
             </w:pPr>
-            <w:hyperlink w:history="1" r:id="rIdzhko453xbh4yd-y-7nxqs">
+            <w:hyperlink w:history="1" r:id="rId2mtqhf7nxsvdn5hry3c_w">
               <w:r>
                 <w:rPr>
                   <w:rFonts w:ascii="Arial" w:cs="Arial" w:eastAsia="Arial" w:hAnsi="Arial"/>
@@ -9828,7 +9828,7 @@
               <w:spacing w:after="10" w:before="0"/>
               <w:ind w:left="120"/>
             </w:pPr>
-            <w:hyperlink w:history="1" r:id="rIdknwssyn44dosxnjv98irz">
+            <w:hyperlink w:history="1" r:id="rIdizirtusawcx2itmvjw8vc">
               <w:r>
                 <w:rPr>
                   <w:rFonts w:ascii="Arial" w:cs="Arial" w:eastAsia="Arial" w:hAnsi="Arial"/>
@@ -9873,7 +9873,7 @@
             <w:pPr>
               <w:spacing w:after="20" w:before="0"/>
             </w:pPr>
-            <w:hyperlink w:history="1" r:id="rIdgo0jynlk1ihigue8a53e2">
+            <w:hyperlink w:history="1" r:id="rIdmaah7kulmsxqgcqxrsmrf">
               <w:r>
                 <w:rPr>
                   <w:rFonts w:ascii="Arial" w:cs="Arial" w:eastAsia="Arial" w:hAnsi="Arial"/>
@@ -9906,7 +9906,7 @@
               <w:spacing w:after="10" w:before="0"/>
               <w:ind w:left="120"/>
             </w:pPr>
-            <w:hyperlink w:history="1" r:id="rIdr-ipyta58gu54bxakx_zj">
+            <w:hyperlink w:history="1" r:id="rId9gzs_uexq7bjki-pg3sxl">
               <w:r>
                 <w:rPr>
                   <w:rFonts w:ascii="Arial" w:cs="Arial" w:eastAsia="Arial" w:hAnsi="Arial"/>
@@ -10101,7 +10101,7 @@
             <w:pPr>
               <w:spacing w:after="20" w:before="0"/>
             </w:pPr>
-            <w:hyperlink w:history="1" r:id="rId3l4qmrfu6x629jjldddtx">
+            <w:hyperlink w:history="1" r:id="rIdlsgwbqfm3op_5id8wygit">
               <w:r>
                 <w:rPr>
                   <w:rFonts w:ascii="Arial" w:cs="Arial" w:eastAsia="Arial" w:hAnsi="Arial"/>
@@ -10134,7 +10134,7 @@
               <w:spacing w:after="10" w:before="0"/>
               <w:ind w:left="120"/>
             </w:pPr>
-            <w:hyperlink w:history="1" r:id="rIdkhzzrevek7kzi5dilyjyv">
+            <w:hyperlink w:history="1" r:id="rIdwo_kfzhsb93izjm7fnuav">
               <w:r>
                 <w:rPr>
                   <w:rFonts w:ascii="Arial" w:cs="Arial" w:eastAsia="Arial" w:hAnsi="Arial"/>
@@ -10179,7 +10179,7 @@
             <w:pPr>
               <w:spacing w:after="20" w:before="0"/>
             </w:pPr>
-            <w:hyperlink w:history="1" r:id="rIdi-blo9bqkxnjf1grjymig">
+            <w:hyperlink w:history="1" r:id="rIdbp31ybu72pnqc7a0h7mcd">
               <w:r>
                 <w:rPr>
                   <w:rFonts w:ascii="Arial" w:cs="Arial" w:eastAsia="Arial" w:hAnsi="Arial"/>
@@ -10212,7 +10212,7 @@
               <w:spacing w:after="10" w:before="0"/>
               <w:ind w:left="120"/>
             </w:pPr>
-            <w:hyperlink w:history="1" r:id="rIdklwcndpnsh8zm--bgpug4">
+            <w:hyperlink w:history="1" r:id="rIdj5gacoswpflexrrkjaxrl">
               <w:r>
                 <w:rPr>
                   <w:rFonts w:ascii="Arial" w:cs="Arial" w:eastAsia="Arial" w:hAnsi="Arial"/>
@@ -10407,7 +10407,7 @@
             <w:pPr>
               <w:spacing w:after="20" w:before="0"/>
             </w:pPr>
-            <w:hyperlink w:history="1" r:id="rId84pde0uzzlwrrczfqha9j">
+            <w:hyperlink w:history="1" r:id="rIdpqsqwqfksnjwmqwnbuwvq">
               <w:r>
                 <w:rPr>
                   <w:rFonts w:ascii="Arial" w:cs="Arial" w:eastAsia="Arial" w:hAnsi="Arial"/>
@@ -10440,7 +10440,7 @@
               <w:spacing w:after="10" w:before="0"/>
               <w:ind w:left="120"/>
             </w:pPr>
-            <w:hyperlink w:history="1" r:id="rId1-b0y5ydwow2bw8lmbq1q">
+            <w:hyperlink w:history="1" r:id="rIdkwjxaqvl-vqmbcbfgg31-">
               <w:r>
                 <w:rPr>
                   <w:rFonts w:ascii="Arial" w:cs="Arial" w:eastAsia="Arial" w:hAnsi="Arial"/>
@@ -10485,7 +10485,7 @@
             <w:pPr>
               <w:spacing w:after="20" w:before="0"/>
             </w:pPr>
-            <w:hyperlink w:history="1" r:id="rIdixyjswj_xwxqddipqry71">
+            <w:hyperlink w:history="1" r:id="rIdbkiogqlczptjp4olwo2ek">
               <w:r>
                 <w:rPr>
                   <w:rFonts w:ascii="Arial" w:cs="Arial" w:eastAsia="Arial" w:hAnsi="Arial"/>
@@ -10518,7 +10518,7 @@
               <w:spacing w:after="10" w:before="0"/>
               <w:ind w:left="120"/>
             </w:pPr>
-            <w:hyperlink w:history="1" r:id="rIdlftyhpaexuggx2aslonrv">
+            <w:hyperlink w:history="1" r:id="rIdjxch3_tiemync50rglibi">
               <w:r>
                 <w:rPr>
                   <w:rFonts w:ascii="Arial" w:cs="Arial" w:eastAsia="Arial" w:hAnsi="Arial"/>
@@ -12005,7 +12005,7 @@
             <w:pPr>
               <w:spacing w:after="20" w:before="0"/>
             </w:pPr>
-            <w:hyperlink w:history="1" r:id="rIdh2nfuatjuueulti8uro-x">
+            <w:hyperlink w:history="1" r:id="rIdyfrkplfj8m7gcu4ogud1q">
               <w:r>
                 <w:rPr>
                   <w:rFonts w:ascii="Arial" w:cs="Arial" w:eastAsia="Arial" w:hAnsi="Arial"/>
@@ -12038,7 +12038,7 @@
               <w:spacing w:after="10" w:before="0"/>
               <w:ind w:left="120"/>
             </w:pPr>
-            <w:hyperlink w:history="1" r:id="rId_qxsgh7pzpzz81uk07h84">
+            <w:hyperlink w:history="1" r:id="rIdandei6mgxhpesrvxmlo-c">
               <w:r>
                 <w:rPr>
                   <w:rFonts w:ascii="Arial" w:cs="Arial" w:eastAsia="Arial" w:hAnsi="Arial"/>
@@ -12083,7 +12083,7 @@
             <w:pPr>
               <w:spacing w:after="20" w:before="0"/>
             </w:pPr>
-            <w:hyperlink w:history="1" r:id="rIdv-3sox9vnqjcqeobroco0">
+            <w:hyperlink w:history="1" r:id="rIdcu-gcyrvqxxn1pizg66p1">
               <w:r>
                 <w:rPr>
                   <w:rFonts w:ascii="Arial" w:cs="Arial" w:eastAsia="Arial" w:hAnsi="Arial"/>
@@ -12116,7 +12116,7 @@
               <w:spacing w:after="10" w:before="0"/>
               <w:ind w:left="120"/>
             </w:pPr>
-            <w:hyperlink w:history="1" r:id="rIdug7lrlr5xkdxwx_jb7q-b">
+            <w:hyperlink w:history="1" r:id="rIdyv4kc4hiohzm-ldvdem9-">
               <w:r>
                 <w:rPr>
                   <w:rFonts w:ascii="Arial" w:cs="Arial" w:eastAsia="Arial" w:hAnsi="Arial"/>
@@ -12311,7 +12311,7 @@
             <w:pPr>
               <w:spacing w:after="20" w:before="0"/>
             </w:pPr>
-            <w:hyperlink w:history="1" r:id="rIdb9bzwnmpj59eeswzbxavw">
+            <w:hyperlink w:history="1" r:id="rIdgyz-jrt4dwgmsn6z4vrry">
               <w:r>
                 <w:rPr>
                   <w:rFonts w:ascii="Arial" w:cs="Arial" w:eastAsia="Arial" w:hAnsi="Arial"/>
@@ -12344,7 +12344,7 @@
               <w:spacing w:after="10" w:before="0"/>
               <w:ind w:left="120"/>
             </w:pPr>
-            <w:hyperlink w:history="1" r:id="rId-ddjoh1ili5mwunudsoy3">
+            <w:hyperlink w:history="1" r:id="rIdoovd2cutpozinuc5sll0o">
               <w:r>
                 <w:rPr>
                   <w:rFonts w:ascii="Arial" w:cs="Arial" w:eastAsia="Arial" w:hAnsi="Arial"/>
@@ -12389,7 +12389,7 @@
             <w:pPr>
               <w:spacing w:after="20" w:before="0"/>
             </w:pPr>
-            <w:hyperlink w:history="1" r:id="rIdbjojlgr7jhb9hltrs8h_x">
+            <w:hyperlink w:history="1" r:id="rIdfxddufa9jwbd1oblienzu">
               <w:r>
                 <w:rPr>
                   <w:rFonts w:ascii="Arial" w:cs="Arial" w:eastAsia="Arial" w:hAnsi="Arial"/>
@@ -12422,7 +12422,7 @@
               <w:spacing w:after="10" w:before="0"/>
               <w:ind w:left="120"/>
             </w:pPr>
-            <w:hyperlink w:history="1" r:id="rIdxuy1obel9jpssdgve7xvz">
+            <w:hyperlink w:history="1" r:id="rIdthbp6dv0_fktymslqhcuj">
               <w:r>
                 <w:rPr>
                   <w:rFonts w:ascii="Arial" w:cs="Arial" w:eastAsia="Arial" w:hAnsi="Arial"/>
@@ -12617,7 +12617,7 @@
             <w:pPr>
               <w:spacing w:after="20" w:before="0"/>
             </w:pPr>
-            <w:hyperlink w:history="1" r:id="rIdc71hioimkq7znj5h5iqbt">
+            <w:hyperlink w:history="1" r:id="rId4adc4o-lyr7er3lxjoytt">
               <w:r>
                 <w:rPr>
                   <w:rFonts w:ascii="Arial" w:cs="Arial" w:eastAsia="Arial" w:hAnsi="Arial"/>
@@ -12650,7 +12650,7 @@
               <w:spacing w:after="10" w:before="0"/>
               <w:ind w:left="120"/>
             </w:pPr>
-            <w:hyperlink w:history="1" r:id="rIdpgnlnvzx6-upwjdxclq5r">
+            <w:hyperlink w:history="1" r:id="rId9hy09z3ugok8kguf0zdte">
               <w:r>
                 <w:rPr>
                   <w:rFonts w:ascii="Arial" w:cs="Arial" w:eastAsia="Arial" w:hAnsi="Arial"/>
@@ -12695,7 +12695,7 @@
             <w:pPr>
               <w:spacing w:after="20" w:before="0"/>
             </w:pPr>
-            <w:hyperlink w:history="1" r:id="rId_2qmy5qukc54_c8jdr9vb">
+            <w:hyperlink w:history="1" r:id="rIdeurwdrlu5uhc9fl2rzlad">
               <w:r>
                 <w:rPr>
                   <w:rFonts w:ascii="Arial" w:cs="Arial" w:eastAsia="Arial" w:hAnsi="Arial"/>
@@ -12728,7 +12728,7 @@
               <w:spacing w:after="10" w:before="0"/>
               <w:ind w:left="120"/>
             </w:pPr>
-            <w:hyperlink w:history="1" r:id="rId3iolkkzqtjuidmpq4ymsy">
+            <w:hyperlink w:history="1" r:id="rIdbublqog2w86jlr2ehzttw">
               <w:r>
                 <w:rPr>
                   <w:rFonts w:ascii="Arial" w:cs="Arial" w:eastAsia="Arial" w:hAnsi="Arial"/>
@@ -12923,7 +12923,7 @@
             <w:pPr>
               <w:spacing w:after="20" w:before="0"/>
             </w:pPr>
-            <w:hyperlink w:history="1" r:id="rId46c1_olgra7sb_cc9rxsm">
+            <w:hyperlink w:history="1" r:id="rIdkppgollq1j6lc4h5cnueg">
               <w:r>
                 <w:rPr>
                   <w:rFonts w:ascii="Arial" w:cs="Arial" w:eastAsia="Arial" w:hAnsi="Arial"/>
@@ -12956,7 +12956,7 @@
               <w:spacing w:after="10" w:before="0"/>
               <w:ind w:left="120"/>
             </w:pPr>
-            <w:hyperlink w:history="1" r:id="rIdcvexcjquqah3etflq4eiz">
+            <w:hyperlink w:history="1" r:id="rIdeunonnq98fitxj8teeksp">
               <w:r>
                 <w:rPr>
                   <w:rFonts w:ascii="Arial" w:cs="Arial" w:eastAsia="Arial" w:hAnsi="Arial"/>
@@ -13001,7 +13001,7 @@
             <w:pPr>
               <w:spacing w:after="20" w:before="0"/>
             </w:pPr>
-            <w:hyperlink w:history="1" r:id="rIdgekqc0--d2gqekuimmm3o">
+            <w:hyperlink w:history="1" r:id="rIdqg0t9t0phqr6khwigwkkw">
               <w:r>
                 <w:rPr>
                   <w:rFonts w:ascii="Arial" w:cs="Arial" w:eastAsia="Arial" w:hAnsi="Arial"/>
@@ -13034,7 +13034,7 @@
               <w:spacing w:after="10" w:before="0"/>
               <w:ind w:left="120"/>
             </w:pPr>
-            <w:hyperlink w:history="1" r:id="rId3krjl5tckhsewr5ahu2oq">
+            <w:hyperlink w:history="1" r:id="rIdo1xqjptfsmbr6cb1-vmzy">
               <w:r>
                 <w:rPr>
                   <w:rFonts w:ascii="Arial" w:cs="Arial" w:eastAsia="Arial" w:hAnsi="Arial"/>
@@ -13229,7 +13229,7 @@
             <w:pPr>
               <w:spacing w:after="20" w:before="0"/>
             </w:pPr>
-            <w:hyperlink w:history="1" r:id="rIdevh7nw7fopzghousoxo8o">
+            <w:hyperlink w:history="1" r:id="rIdyqsqiheeei5lkjr-ccpgm">
               <w:r>
                 <w:rPr>
                   <w:rFonts w:ascii="Arial" w:cs="Arial" w:eastAsia="Arial" w:hAnsi="Arial"/>
@@ -13262,7 +13262,7 @@
               <w:spacing w:after="10" w:before="0"/>
               <w:ind w:left="120"/>
             </w:pPr>
-            <w:hyperlink w:history="1" r:id="rIduhxewqzkiq-x9aqbo_jwl">
+            <w:hyperlink w:history="1" r:id="rIdhvbklzogwrf6xspngsuty">
               <w:r>
                 <w:rPr>
                   <w:rFonts w:ascii="Arial" w:cs="Arial" w:eastAsia="Arial" w:hAnsi="Arial"/>
@@ -13307,7 +13307,7 @@
             <w:pPr>
               <w:spacing w:after="20" w:before="0"/>
             </w:pPr>
-            <w:hyperlink w:history="1" r:id="rIdocb6mw8ca1gb18xlwcx6a">
+            <w:hyperlink w:history="1" r:id="rIdqczuaghm49v3wmn_fyzcm">
               <w:r>
                 <w:rPr>
                   <w:rFonts w:ascii="Arial" w:cs="Arial" w:eastAsia="Arial" w:hAnsi="Arial"/>
@@ -13340,7 +13340,7 @@
               <w:spacing w:after="10" w:before="0"/>
               <w:ind w:left="120"/>
             </w:pPr>
-            <w:hyperlink w:history="1" r:id="rIddkkfprdcjhqvdnilyncj1">
+            <w:hyperlink w:history="1" r:id="rId-h1ijhgruf4x0imdmtwtl">
               <w:r>
                 <w:rPr>
                   <w:rFonts w:ascii="Arial" w:cs="Arial" w:eastAsia="Arial" w:hAnsi="Arial"/>
@@ -14827,7 +14827,7 @@
             <w:pPr>
               <w:spacing w:after="20" w:before="0"/>
             </w:pPr>
-            <w:hyperlink w:history="1" r:id="rIdlowilzsmq88ljbd_ra3xj">
+            <w:hyperlink w:history="1" r:id="rIdkolxxtxmdjjw1_djhgduc">
               <w:r>
                 <w:rPr>
                   <w:rFonts w:ascii="Arial" w:cs="Arial" w:eastAsia="Arial" w:hAnsi="Arial"/>
@@ -14860,7 +14860,7 @@
               <w:spacing w:after="10" w:before="0"/>
               <w:ind w:left="120"/>
             </w:pPr>
-            <w:hyperlink w:history="1" r:id="rIdxk0qclhhnqcpfspcfecye">
+            <w:hyperlink w:history="1" r:id="rIdsaij-kj2jkayv8ei_t9jh">
               <w:r>
                 <w:rPr>
                   <w:rFonts w:ascii="Arial" w:cs="Arial" w:eastAsia="Arial" w:hAnsi="Arial"/>
@@ -14905,7 +14905,7 @@
             <w:pPr>
               <w:spacing w:after="20" w:before="0"/>
             </w:pPr>
-            <w:hyperlink w:history="1" r:id="rIdbxtj8c1-tbf8xf9n_juwi">
+            <w:hyperlink w:history="1" r:id="rIdsjp-frvidlgcga5ohz-ps">
               <w:r>
                 <w:rPr>
                   <w:rFonts w:ascii="Arial" w:cs="Arial" w:eastAsia="Arial" w:hAnsi="Arial"/>
@@ -14938,7 +14938,7 @@
               <w:spacing w:after="10" w:before="0"/>
               <w:ind w:left="120"/>
             </w:pPr>
-            <w:hyperlink w:history="1" r:id="rIdnfhqxrkhvjn2omj6tsw4h">
+            <w:hyperlink w:history="1" r:id="rIdnlmmlt_cychjlgmibyg2e">
               <w:r>
                 <w:rPr>
                   <w:rFonts w:ascii="Arial" w:cs="Arial" w:eastAsia="Arial" w:hAnsi="Arial"/>
@@ -15133,7 +15133,7 @@
             <w:pPr>
               <w:spacing w:after="20" w:before="0"/>
             </w:pPr>
-            <w:hyperlink w:history="1" r:id="rIdql3qbno7ifwvatvdzfvyv">
+            <w:hyperlink w:history="1" r:id="rIdfuk7jwo-54xqmdtcs_qyv">
               <w:r>
                 <w:rPr>
                   <w:rFonts w:ascii="Arial" w:cs="Arial" w:eastAsia="Arial" w:hAnsi="Arial"/>
@@ -15166,7 +15166,7 @@
               <w:spacing w:after="10" w:before="0"/>
               <w:ind w:left="120"/>
             </w:pPr>
-            <w:hyperlink w:history="1" r:id="rIdnqsheqowlbguidlyfgtlw">
+            <w:hyperlink w:history="1" r:id="rIdina49yq8vvz04pb4lngcb">
               <w:r>
                 <w:rPr>
                   <w:rFonts w:ascii="Arial" w:cs="Arial" w:eastAsia="Arial" w:hAnsi="Arial"/>
@@ -15211,7 +15211,7 @@
             <w:pPr>
               <w:spacing w:after="20" w:before="0"/>
             </w:pPr>
-            <w:hyperlink w:history="1" r:id="rId1n4uomavfeahafnjtwljb">
+            <w:hyperlink w:history="1" r:id="rIdcnvyf9mj4eirh46vqnrm4">
               <w:r>
                 <w:rPr>
                   <w:rFonts w:ascii="Arial" w:cs="Arial" w:eastAsia="Arial" w:hAnsi="Arial"/>
@@ -15244,7 +15244,7 @@
               <w:spacing w:after="10" w:before="0"/>
               <w:ind w:left="120"/>
             </w:pPr>
-            <w:hyperlink w:history="1" r:id="rId8mwtpwatfx1zjarsgqvns">
+            <w:hyperlink w:history="1" r:id="rIdckosfehepzz7dfx5huj9b">
               <w:r>
                 <w:rPr>
                   <w:rFonts w:ascii="Arial" w:cs="Arial" w:eastAsia="Arial" w:hAnsi="Arial"/>
@@ -15439,7 +15439,7 @@
             <w:pPr>
               <w:spacing w:after="20" w:before="0"/>
             </w:pPr>
-            <w:hyperlink w:history="1" r:id="rId2ztflkr35vympyf_oxqsg">
+            <w:hyperlink w:history="1" r:id="rIdvu2wrcqdko0zu1u9jr3as">
               <w:r>
                 <w:rPr>
                   <w:rFonts w:ascii="Arial" w:cs="Arial" w:eastAsia="Arial" w:hAnsi="Arial"/>
@@ -15472,7 +15472,7 @@
               <w:spacing w:after="10" w:before="0"/>
               <w:ind w:left="120"/>
             </w:pPr>
-            <w:hyperlink w:history="1" r:id="rIdh0t8rwybb-q5wvfnoj0tv">
+            <w:hyperlink w:history="1" r:id="rIda1hlx15zjuj0nb1o7ziwp">
               <w:r>
                 <w:rPr>
                   <w:rFonts w:ascii="Arial" w:cs="Arial" w:eastAsia="Arial" w:hAnsi="Arial"/>
@@ -15517,7 +15517,7 @@
             <w:pPr>
               <w:spacing w:after="20" w:before="0"/>
             </w:pPr>
-            <w:hyperlink w:history="1" r:id="rIdoafyhp99avdqtzvmfug4m">
+            <w:hyperlink w:history="1" r:id="rIdi93hlgbizxuvw6d0qtlwy">
               <w:r>
                 <w:rPr>
                   <w:rFonts w:ascii="Arial" w:cs="Arial" w:eastAsia="Arial" w:hAnsi="Arial"/>
@@ -15550,7 +15550,7 @@
               <w:spacing w:after="10" w:before="0"/>
               <w:ind w:left="120"/>
             </w:pPr>
-            <w:hyperlink w:history="1" r:id="rIdmbmfvqkx7vow19oxxwkun">
+            <w:hyperlink w:history="1" r:id="rIdb6ytz5w1xkmxi4e91oyqx">
               <w:r>
                 <w:rPr>
                   <w:rFonts w:ascii="Arial" w:cs="Arial" w:eastAsia="Arial" w:hAnsi="Arial"/>
@@ -15745,7 +15745,7 @@
             <w:pPr>
               <w:spacing w:after="20" w:before="0"/>
             </w:pPr>
-            <w:hyperlink w:history="1" r:id="rIdn1_0c87rnys621hz4gz5o">
+            <w:hyperlink w:history="1" r:id="rId6htddogvru7sl6ajyqh7g">
               <w:r>
                 <w:rPr>
                   <w:rFonts w:ascii="Arial" w:cs="Arial" w:eastAsia="Arial" w:hAnsi="Arial"/>
@@ -15778,7 +15778,7 @@
               <w:spacing w:after="10" w:before="0"/>
               <w:ind w:left="120"/>
             </w:pPr>
-            <w:hyperlink w:history="1" r:id="rIdwnemx_aypq9kar9gyffye">
+            <w:hyperlink w:history="1" r:id="rIdr3sttcsd5p1wr7hti1n3k">
               <w:r>
                 <w:rPr>
                   <w:rFonts w:ascii="Arial" w:cs="Arial" w:eastAsia="Arial" w:hAnsi="Arial"/>
@@ -15823,7 +15823,7 @@
             <w:pPr>
               <w:spacing w:after="20" w:before="0"/>
             </w:pPr>
-            <w:hyperlink w:history="1" r:id="rIdx3jgdun74jsool090zo8y">
+            <w:hyperlink w:history="1" r:id="rIdbwsjnddp1jq_ihfeang4f">
               <w:r>
                 <w:rPr>
                   <w:rFonts w:ascii="Arial" w:cs="Arial" w:eastAsia="Arial" w:hAnsi="Arial"/>
@@ -15856,7 +15856,7 @@
               <w:spacing w:after="10" w:before="0"/>
               <w:ind w:left="120"/>
             </w:pPr>
-            <w:hyperlink w:history="1" r:id="rIddgdnm1pmd-hb-jdutqsqd">
+            <w:hyperlink w:history="1" r:id="rIdvy206xcrk0vqyvmblb9lv">
               <w:r>
                 <w:rPr>
                   <w:rFonts w:ascii="Arial" w:cs="Arial" w:eastAsia="Arial" w:hAnsi="Arial"/>
@@ -16051,7 +16051,7 @@
             <w:pPr>
               <w:spacing w:after="20" w:before="0"/>
             </w:pPr>
-            <w:hyperlink w:history="1" r:id="rId7s96q1ljpg5dykakcqcde">
+            <w:hyperlink w:history="1" r:id="rIdgytl6gzcz4ejmxbeadm4q">
               <w:r>
                 <w:rPr>
                   <w:rFonts w:ascii="Arial" w:cs="Arial" w:eastAsia="Arial" w:hAnsi="Arial"/>
@@ -16084,7 +16084,7 @@
               <w:spacing w:after="10" w:before="0"/>
               <w:ind w:left="120"/>
             </w:pPr>
-            <w:hyperlink w:history="1" r:id="rIdwinlmfv3jze-f2yvo-r4o">
+            <w:hyperlink w:history="1" r:id="rIdfi88nn4x7qcko4p-h_ea-">
               <w:r>
                 <w:rPr>
                   <w:rFonts w:ascii="Arial" w:cs="Arial" w:eastAsia="Arial" w:hAnsi="Arial"/>
@@ -16129,7 +16129,7 @@
             <w:pPr>
               <w:spacing w:after="20" w:before="0"/>
             </w:pPr>
-            <w:hyperlink w:history="1" r:id="rId-yipstoihdao1mkszp1e7">
+            <w:hyperlink w:history="1" r:id="rIdp_m8uacuzod_olvynetyo">
               <w:r>
                 <w:rPr>
                   <w:rFonts w:ascii="Arial" w:cs="Arial" w:eastAsia="Arial" w:hAnsi="Arial"/>
@@ -16162,7 +16162,7 @@
               <w:spacing w:after="10" w:before="0"/>
               <w:ind w:left="120"/>
             </w:pPr>
-            <w:hyperlink w:history="1" r:id="rIdypurxnkvhqacmixfgilcc">
+            <w:hyperlink w:history="1" r:id="rIdfw8cpeokhfl0sj9deryh2">
               <w:r>
                 <w:rPr>
                   <w:rFonts w:ascii="Arial" w:cs="Arial" w:eastAsia="Arial" w:hAnsi="Arial"/>
@@ -17649,7 +17649,7 @@
             <w:pPr>
               <w:spacing w:after="20" w:before="0"/>
             </w:pPr>
-            <w:hyperlink w:history="1" r:id="rIdb3xo4jre5xewn0bj8h3xj">
+            <w:hyperlink w:history="1" r:id="rIdz26get9ncubrxpdjzhnun">
               <w:r>
                 <w:rPr>
                   <w:rFonts w:ascii="Arial" w:cs="Arial" w:eastAsia="Arial" w:hAnsi="Arial"/>
@@ -17682,7 +17682,7 @@
               <w:spacing w:after="10" w:before="0"/>
               <w:ind w:left="120"/>
             </w:pPr>
-            <w:hyperlink w:history="1" r:id="rIdhqpqsb-y2buzurbuqxwjn">
+            <w:hyperlink w:history="1" r:id="rIdazhumfbkczqh9yyxu-iuo">
               <w:r>
                 <w:rPr>
                   <w:rFonts w:ascii="Arial" w:cs="Arial" w:eastAsia="Arial" w:hAnsi="Arial"/>
@@ -17727,7 +17727,7 @@
             <w:pPr>
               <w:spacing w:after="20" w:before="0"/>
             </w:pPr>
-            <w:hyperlink w:history="1" r:id="rIdsx9mahl6odnmk6wo1hxr1">
+            <w:hyperlink w:history="1" r:id="rId3oafpgxfbq6ce7rcsnlgr">
               <w:r>
                 <w:rPr>
                   <w:rFonts w:ascii="Arial" w:cs="Arial" w:eastAsia="Arial" w:hAnsi="Arial"/>
@@ -17760,7 +17760,7 @@
               <w:spacing w:after="10" w:before="0"/>
               <w:ind w:left="120"/>
             </w:pPr>
-            <w:hyperlink w:history="1" r:id="rIdljgfupvgwqgn3v8whkn7h">
+            <w:hyperlink w:history="1" r:id="rIdtggwvtmvtgr8rnccws0ig">
               <w:r>
                 <w:rPr>
                   <w:rFonts w:ascii="Arial" w:cs="Arial" w:eastAsia="Arial" w:hAnsi="Arial"/>
@@ -17955,7 +17955,7 @@
             <w:pPr>
               <w:spacing w:after="20" w:before="0"/>
             </w:pPr>
-            <w:hyperlink w:history="1" r:id="rId-t6qxij74tzpnbvyipmhq">
+            <w:hyperlink w:history="1" r:id="rIdwwitzdg1okg7lmczo4_p9">
               <w:r>
                 <w:rPr>
                   <w:rFonts w:ascii="Arial" w:cs="Arial" w:eastAsia="Arial" w:hAnsi="Arial"/>
@@ -17988,7 +17988,7 @@
               <w:spacing w:after="10" w:before="0"/>
               <w:ind w:left="120"/>
             </w:pPr>
-            <w:hyperlink w:history="1" r:id="rId0jwiwtuxw45g-cy2iung6">
+            <w:hyperlink w:history="1" r:id="rIdenmmxbitv8u2lw8eclg1q">
               <w:r>
                 <w:rPr>
                   <w:rFonts w:ascii="Arial" w:cs="Arial" w:eastAsia="Arial" w:hAnsi="Arial"/>
@@ -18033,7 +18033,7 @@
             <w:pPr>
               <w:spacing w:after="20" w:before="0"/>
             </w:pPr>
-            <w:hyperlink w:history="1" r:id="rIduujhzpylse2gwvhz3fi1n">
+            <w:hyperlink w:history="1" r:id="rIdt2wuojoyj8bi_utyudgeq">
               <w:r>
                 <w:rPr>
                   <w:rFonts w:ascii="Arial" w:cs="Arial" w:eastAsia="Arial" w:hAnsi="Arial"/>
@@ -18066,7 +18066,7 @@
               <w:spacing w:after="10" w:before="0"/>
               <w:ind w:left="120"/>
             </w:pPr>
-            <w:hyperlink w:history="1" r:id="rIdqiq97avntnba0vc3qq1rc">
+            <w:hyperlink w:history="1" r:id="rId2pmzcj1fxupdw3lsgzgmc">
               <w:r>
                 <w:rPr>
                   <w:rFonts w:ascii="Arial" w:cs="Arial" w:eastAsia="Arial" w:hAnsi="Arial"/>
@@ -18261,7 +18261,7 @@
             <w:pPr>
               <w:spacing w:after="20" w:before="0"/>
             </w:pPr>
-            <w:hyperlink w:history="1" r:id="rIdgtxqvi0685db4dnaabkfi">
+            <w:hyperlink w:history="1" r:id="rIdpskrscevscml2vrwzsdhv">
               <w:r>
                 <w:rPr>
                   <w:rFonts w:ascii="Arial" w:cs="Arial" w:eastAsia="Arial" w:hAnsi="Arial"/>
@@ -18294,7 +18294,7 @@
               <w:spacing w:after="10" w:before="0"/>
               <w:ind w:left="120"/>
             </w:pPr>
-            <w:hyperlink w:history="1" r:id="rIdsg_sxrjkt56kk2aqvp4n8">
+            <w:hyperlink w:history="1" r:id="rIdnziwedkh1z7izx8r3tgw8">
               <w:r>
                 <w:rPr>
                   <w:rFonts w:ascii="Arial" w:cs="Arial" w:eastAsia="Arial" w:hAnsi="Arial"/>
@@ -18339,7 +18339,7 @@
             <w:pPr>
               <w:spacing w:after="20" w:before="0"/>
             </w:pPr>
-            <w:hyperlink w:history="1" r:id="rIdtnaq2x-pgu2alvbfe8i2v">
+            <w:hyperlink w:history="1" r:id="rId9saakunsfydexmeftsu7x">
               <w:r>
                 <w:rPr>
                   <w:rFonts w:ascii="Arial" w:cs="Arial" w:eastAsia="Arial" w:hAnsi="Arial"/>
@@ -18372,7 +18372,7 @@
               <w:spacing w:after="10" w:before="0"/>
               <w:ind w:left="120"/>
             </w:pPr>
-            <w:hyperlink w:history="1" r:id="rIdstw7kmjokvjnnqnhr0ipi">
+            <w:hyperlink w:history="1" r:id="rIdvubrtvddpfso_i1r3desh">
               <w:r>
                 <w:rPr>
                   <w:rFonts w:ascii="Arial" w:cs="Arial" w:eastAsia="Arial" w:hAnsi="Arial"/>
@@ -18567,7 +18567,7 @@
             <w:pPr>
               <w:spacing w:after="20" w:before="0"/>
             </w:pPr>
-            <w:hyperlink w:history="1" r:id="rIdsqcwzscpujzof5kqc6yij">
+            <w:hyperlink w:history="1" r:id="rId6pm6vert0khgibfq3csnr">
               <w:r>
                 <w:rPr>
                   <w:rFonts w:ascii="Arial" w:cs="Arial" w:eastAsia="Arial" w:hAnsi="Arial"/>
@@ -18600,7 +18600,7 @@
               <w:spacing w:after="10" w:before="0"/>
               <w:ind w:left="120"/>
             </w:pPr>
-            <w:hyperlink w:history="1" r:id="rId_kwhgxrcokpfjvcfhvc4e">
+            <w:hyperlink w:history="1" r:id="rId6hz9xvf3sdlypwzdfsbz0">
               <w:r>
                 <w:rPr>
                   <w:rFonts w:ascii="Arial" w:cs="Arial" w:eastAsia="Arial" w:hAnsi="Arial"/>
@@ -18645,7 +18645,7 @@
             <w:pPr>
               <w:spacing w:after="20" w:before="0"/>
             </w:pPr>
-            <w:hyperlink w:history="1" r:id="rIdmdmfw94sceqpve7xfxzoy">
+            <w:hyperlink w:history="1" r:id="rIdak8qxqdc-q8w19ht5ew3m">
               <w:r>
                 <w:rPr>
                   <w:rFonts w:ascii="Arial" w:cs="Arial" w:eastAsia="Arial" w:hAnsi="Arial"/>
@@ -18678,7 +18678,7 @@
               <w:spacing w:after="10" w:before="0"/>
               <w:ind w:left="120"/>
             </w:pPr>
-            <w:hyperlink w:history="1" r:id="rIdtvgna3lgtunpqomkiipa-">
+            <w:hyperlink w:history="1" r:id="rIdthx0adguty9bmb1z_281j">
               <w:r>
                 <w:rPr>
                   <w:rFonts w:ascii="Arial" w:cs="Arial" w:eastAsia="Arial" w:hAnsi="Arial"/>
@@ -18873,7 +18873,7 @@
             <w:pPr>
               <w:spacing w:after="20" w:before="0"/>
             </w:pPr>
-            <w:hyperlink w:history="1" r:id="rId1q_u-4-uroi_twkofgeae">
+            <w:hyperlink w:history="1" r:id="rIdzoyzwxligqnhevx972gyh">
               <w:r>
                 <w:rPr>
                   <w:rFonts w:ascii="Arial" w:cs="Arial" w:eastAsia="Arial" w:hAnsi="Arial"/>
@@ -18906,7 +18906,7 @@
               <w:spacing w:after="10" w:before="0"/>
               <w:ind w:left="120"/>
             </w:pPr>
-            <w:hyperlink w:history="1" r:id="rIdr_iqypznnazjhm4tim6wz">
+            <w:hyperlink w:history="1" r:id="rIdvbxqaqx0c1m7xki3fpsig">
               <w:r>
                 <w:rPr>
                   <w:rFonts w:ascii="Arial" w:cs="Arial" w:eastAsia="Arial" w:hAnsi="Arial"/>
@@ -18951,7 +18951,7 @@
             <w:pPr>
               <w:spacing w:after="20" w:before="0"/>
             </w:pPr>
-            <w:hyperlink w:history="1" r:id="rIdwtkgn-vljhljiv8civnbb">
+            <w:hyperlink w:history="1" r:id="rIdixoqic_psfe38bapr-i_l">
               <w:r>
                 <w:rPr>
                   <w:rFonts w:ascii="Arial" w:cs="Arial" w:eastAsia="Arial" w:hAnsi="Arial"/>
@@ -18984,7 +18984,7 @@
               <w:spacing w:after="10" w:before="0"/>
               <w:ind w:left="120"/>
             </w:pPr>
-            <w:hyperlink w:history="1" r:id="rIdekcheavbtasktkmwbvpco">
+            <w:hyperlink w:history="1" r:id="rIdk0ww4wmue8myeeoepdlsc">
               <w:r>
                 <w:rPr>
                   <w:rFonts w:ascii="Arial" w:cs="Arial" w:eastAsia="Arial" w:hAnsi="Arial"/>
@@ -20585,7 +20585,7 @@
             <w:pPr>
               <w:spacing w:after="20" w:before="0"/>
             </w:pPr>
-            <w:hyperlink w:history="1" r:id="rId4sjccwnpyi9hbn9fbvkh-">
+            <w:hyperlink w:history="1" r:id="rIdp-lvcgb2rgfqy7cutnz6c">
               <w:r>
                 <w:rPr>
                   <w:rFonts w:ascii="Arial" w:cs="Arial" w:eastAsia="Arial" w:hAnsi="Arial"/>
@@ -20618,7 +20618,7 @@
               <w:spacing w:after="10" w:before="0"/>
               <w:ind w:left="120"/>
             </w:pPr>
-            <w:hyperlink w:history="1" r:id="rIdjbxkjtpowumsmfk7f8ekf">
+            <w:hyperlink w:history="1" r:id="rIdcng0t20pnwdiasm5hxyhm">
               <w:r>
                 <w:rPr>
                   <w:rFonts w:ascii="Arial" w:cs="Arial" w:eastAsia="Arial" w:hAnsi="Arial"/>
@@ -20663,7 +20663,7 @@
             <w:pPr>
               <w:spacing w:after="20" w:before="0"/>
             </w:pPr>
-            <w:hyperlink w:history="1" r:id="rIdpg3gi4onmcwq1i444sqdr">
+            <w:hyperlink w:history="1" r:id="rId1ehxjhgfi_vwmleoaayyl">
               <w:r>
                 <w:rPr>
                   <w:rFonts w:ascii="Arial" w:cs="Arial" w:eastAsia="Arial" w:hAnsi="Arial"/>
@@ -20696,7 +20696,7 @@
               <w:spacing w:after="10" w:before="0"/>
               <w:ind w:left="120"/>
             </w:pPr>
-            <w:hyperlink w:history="1" r:id="rIdrbct1fyvj3shxlwbl3ify">
+            <w:hyperlink w:history="1" r:id="rId3i0ghe_2bsti8wy-ybklo">
               <w:r>
                 <w:rPr>
                   <w:rFonts w:ascii="Arial" w:cs="Arial" w:eastAsia="Arial" w:hAnsi="Arial"/>
@@ -20891,7 +20891,7 @@
             <w:pPr>
               <w:spacing w:after="20" w:before="0"/>
             </w:pPr>
-            <w:hyperlink w:history="1" r:id="rIdtihoggc__jkzggobvrx55">
+            <w:hyperlink w:history="1" r:id="rId2ngopuo8svp-zvngvvkb_">
               <w:r>
                 <w:rPr>
                   <w:rFonts w:ascii="Arial" w:cs="Arial" w:eastAsia="Arial" w:hAnsi="Arial"/>
@@ -20924,7 +20924,7 @@
               <w:spacing w:after="10" w:before="0"/>
               <w:ind w:left="120"/>
             </w:pPr>
-            <w:hyperlink w:history="1" r:id="rIdmif8h5vw5odo7fuqxnuq_">
+            <w:hyperlink w:history="1" r:id="rIdlgdraddiixcwpa9c8tj1n">
               <w:r>
                 <w:rPr>
                   <w:rFonts w:ascii="Arial" w:cs="Arial" w:eastAsia="Arial" w:hAnsi="Arial"/>
@@ -20969,7 +20969,7 @@
             <w:pPr>
               <w:spacing w:after="20" w:before="0"/>
             </w:pPr>
-            <w:hyperlink w:history="1" r:id="rId2bnuzeop33qlsfbirnovc">
+            <w:hyperlink w:history="1" r:id="rIdmgxm7mwulpcya1uxsaffm">
               <w:r>
                 <w:rPr>
                   <w:rFonts w:ascii="Arial" w:cs="Arial" w:eastAsia="Arial" w:hAnsi="Arial"/>
@@ -21002,7 +21002,7 @@
               <w:spacing w:after="10" w:before="0"/>
               <w:ind w:left="120"/>
             </w:pPr>
-            <w:hyperlink w:history="1" r:id="rIdagnny4k8jrazqgj3fbox3">
+            <w:hyperlink w:history="1" r:id="rIdlbhgx5twcrmem7mx9jy9u">
               <w:r>
                 <w:rPr>
                   <w:rFonts w:ascii="Arial" w:cs="Arial" w:eastAsia="Arial" w:hAnsi="Arial"/>
@@ -21197,7 +21197,7 @@
             <w:pPr>
               <w:spacing w:after="20" w:before="0"/>
             </w:pPr>
-            <w:hyperlink w:history="1" r:id="rId9ox-hgnf21we5qnjz4klr">
+            <w:hyperlink w:history="1" r:id="rIdbvmr64hyh3_qlvi7pwmtr">
               <w:r>
                 <w:rPr>
                   <w:rFonts w:ascii="Arial" w:cs="Arial" w:eastAsia="Arial" w:hAnsi="Arial"/>
@@ -21230,7 +21230,7 @@
               <w:spacing w:after="10" w:before="0"/>
               <w:ind w:left="120"/>
             </w:pPr>
-            <w:hyperlink w:history="1" r:id="rId2bngipywogzoxuzlezrwu">
+            <w:hyperlink w:history="1" r:id="rIdkmudp3coafwwh9lf8ftvy">
               <w:r>
                 <w:rPr>
                   <w:rFonts w:ascii="Arial" w:cs="Arial" w:eastAsia="Arial" w:hAnsi="Arial"/>
@@ -21275,7 +21275,7 @@
             <w:pPr>
               <w:spacing w:after="20" w:before="0"/>
             </w:pPr>
-            <w:hyperlink w:history="1" r:id="rIdr0u6pz3dc5bnkjswiq-38">
+            <w:hyperlink w:history="1" r:id="rIdjzl2fgwjrgjkhur_kkugy">
               <w:r>
                 <w:rPr>
                   <w:rFonts w:ascii="Arial" w:cs="Arial" w:eastAsia="Arial" w:hAnsi="Arial"/>
@@ -21308,7 +21308,7 @@
               <w:spacing w:after="10" w:before="0"/>
               <w:ind w:left="120"/>
             </w:pPr>
-            <w:hyperlink w:history="1" r:id="rIdfv__rktmksg9bhyccsgly">
+            <w:hyperlink w:history="1" r:id="rIdppape2ulnlwrqqsdfvuex">
               <w:r>
                 <w:rPr>
                   <w:rFonts w:ascii="Arial" w:cs="Arial" w:eastAsia="Arial" w:hAnsi="Arial"/>
@@ -21503,7 +21503,7 @@
             <w:pPr>
               <w:spacing w:after="20" w:before="0"/>
             </w:pPr>
-            <w:hyperlink w:history="1" r:id="rIddsbpdnixm0gbqiuvllbhe">
+            <w:hyperlink w:history="1" r:id="rIdkynytuiowd0lyeco71udt">
               <w:r>
                 <w:rPr>
                   <w:rFonts w:ascii="Arial" w:cs="Arial" w:eastAsia="Arial" w:hAnsi="Arial"/>
@@ -21536,7 +21536,7 @@
               <w:spacing w:after="10" w:before="0"/>
               <w:ind w:left="120"/>
             </w:pPr>
-            <w:hyperlink w:history="1" r:id="rIdljkz4zjopn2icoxt_jz_b">
+            <w:hyperlink w:history="1" r:id="rIdzghu-wmsm-mdgfndievxd">
               <w:r>
                 <w:rPr>
                   <w:rFonts w:ascii="Arial" w:cs="Arial" w:eastAsia="Arial" w:hAnsi="Arial"/>
@@ -21581,7 +21581,7 @@
             <w:pPr>
               <w:spacing w:after="20" w:before="0"/>
             </w:pPr>
-            <w:hyperlink w:history="1" r:id="rIdabd_6krqzts0_evbnovgd">
+            <w:hyperlink w:history="1" r:id="rIdwel0nbn5tjammhpwytgfr">
               <w:r>
                 <w:rPr>
                   <w:rFonts w:ascii="Arial" w:cs="Arial" w:eastAsia="Arial" w:hAnsi="Arial"/>
@@ -21614,7 +21614,7 @@
               <w:spacing w:after="10" w:before="0"/>
               <w:ind w:left="120"/>
             </w:pPr>
-            <w:hyperlink w:history="1" r:id="rId9j1hd9pp_f4tqzgfqsdwb">
+            <w:hyperlink w:history="1" r:id="rIdtdzkoemwfmefihgz_9jps">
               <w:r>
                 <w:rPr>
                   <w:rFonts w:ascii="Arial" w:cs="Arial" w:eastAsia="Arial" w:hAnsi="Arial"/>
@@ -21809,7 +21809,7 @@
             <w:pPr>
               <w:spacing w:after="20" w:before="0"/>
             </w:pPr>
-            <w:hyperlink w:history="1" r:id="rIdpzcumwclce7pvjgibon-i">
+            <w:hyperlink w:history="1" r:id="rIdjzya43mj8oy_ncka3y1ml">
               <w:r>
                 <w:rPr>
                   <w:rFonts w:ascii="Arial" w:cs="Arial" w:eastAsia="Arial" w:hAnsi="Arial"/>
@@ -21842,7 +21842,7 @@
               <w:spacing w:after="10" w:before="0"/>
               <w:ind w:left="120"/>
             </w:pPr>
-            <w:hyperlink w:history="1" r:id="rIdjtjsbshejrf6xmpyy5w8s">
+            <w:hyperlink w:history="1" r:id="rId0_4v_5nr5mn9telgywb-j">
               <w:r>
                 <w:rPr>
                   <w:rFonts w:ascii="Arial" w:cs="Arial" w:eastAsia="Arial" w:hAnsi="Arial"/>
@@ -21887,7 +21887,7 @@
             <w:pPr>
               <w:spacing w:after="20" w:before="0"/>
             </w:pPr>
-            <w:hyperlink w:history="1" r:id="rIdhkcwxeag-qmwxbaelwjrb">
+            <w:hyperlink w:history="1" r:id="rId2ia9nw9i-5lo_lqfr24wj">
               <w:r>
                 <w:rPr>
                   <w:rFonts w:ascii="Arial" w:cs="Arial" w:eastAsia="Arial" w:hAnsi="Arial"/>
@@ -21920,7 +21920,7 @@
               <w:spacing w:after="10" w:before="0"/>
               <w:ind w:left="120"/>
             </w:pPr>
-            <w:hyperlink w:history="1" r:id="rId_fh-ttjka6-fmoywi5tjt">
+            <w:hyperlink w:history="1" r:id="rId_ucr7uzow9dt71bwfvwqo">
               <w:r>
                 <w:rPr>
                   <w:rFonts w:ascii="Arial" w:cs="Arial" w:eastAsia="Arial" w:hAnsi="Arial"/>
@@ -23502,7 +23502,7 @@
             <w:pPr>
               <w:spacing w:after="20" w:before="0"/>
             </w:pPr>
-            <w:hyperlink w:history="1" r:id="rIdigjsbsh0dtvzftj_v0e-a">
+            <w:hyperlink w:history="1" r:id="rIdyyiht3ucmr4l8epqc6dzz">
               <w:r>
                 <w:rPr>
                   <w:rFonts w:ascii="Arial" w:cs="Arial" w:eastAsia="Arial" w:hAnsi="Arial"/>
@@ -23535,7 +23535,7 @@
               <w:spacing w:after="10" w:before="0"/>
               <w:ind w:left="120"/>
             </w:pPr>
-            <w:hyperlink w:history="1" r:id="rId0gk2dpnmpn0zklyka64zz">
+            <w:hyperlink w:history="1" r:id="rIddmbi1zhtohlz67wxkrlif">
               <w:r>
                 <w:rPr>
                   <w:rFonts w:ascii="Arial" w:cs="Arial" w:eastAsia="Arial" w:hAnsi="Arial"/>
@@ -23580,7 +23580,7 @@
             <w:pPr>
               <w:spacing w:after="20" w:before="0"/>
             </w:pPr>
-            <w:hyperlink w:history="1" r:id="rIduy2gnpi_-wwggikin3dx4">
+            <w:hyperlink w:history="1" r:id="rId72a7i8dew0z8oadfjcjz2">
               <w:r>
                 <w:rPr>
                   <w:rFonts w:ascii="Arial" w:cs="Arial" w:eastAsia="Arial" w:hAnsi="Arial"/>
@@ -23613,7 +23613,7 @@
               <w:spacing w:after="10" w:before="0"/>
               <w:ind w:left="120"/>
             </w:pPr>
-            <w:hyperlink w:history="1" r:id="rIdcmb5bep1krmkyko7egen6">
+            <w:hyperlink w:history="1" r:id="rId3o0orq7d-zecmo8joxxqh">
               <w:r>
                 <w:rPr>
                   <w:rFonts w:ascii="Arial" w:cs="Arial" w:eastAsia="Arial" w:hAnsi="Arial"/>
@@ -23808,7 +23808,7 @@
             <w:pPr>
               <w:spacing w:after="20" w:before="0"/>
             </w:pPr>
-            <w:hyperlink w:history="1" r:id="rIdztug-8ogpt4ahi1-jpjuk">
+            <w:hyperlink w:history="1" r:id="rIdb4rzxuj2e1yxbcbuccxsx">
               <w:r>
                 <w:rPr>
                   <w:rFonts w:ascii="Arial" w:cs="Arial" w:eastAsia="Arial" w:hAnsi="Arial"/>
@@ -23841,7 +23841,7 @@
               <w:spacing w:after="10" w:before="0"/>
               <w:ind w:left="120"/>
             </w:pPr>
-            <w:hyperlink w:history="1" r:id="rIdhbpg1-zbfylev9dcu2_2m">
+            <w:hyperlink w:history="1" r:id="rIdc4wctw7o9gx0govasbpek">
               <w:r>
                 <w:rPr>
                   <w:rFonts w:ascii="Arial" w:cs="Arial" w:eastAsia="Arial" w:hAnsi="Arial"/>
@@ -23886,7 +23886,7 @@
             <w:pPr>
               <w:spacing w:after="20" w:before="0"/>
             </w:pPr>
-            <w:hyperlink w:history="1" r:id="rId_5l3eqgf_hgu8olo57v6o">
+            <w:hyperlink w:history="1" r:id="rIdwsqt1cuntl4qra9txabb-">
               <w:r>
                 <w:rPr>
                   <w:rFonts w:ascii="Arial" w:cs="Arial" w:eastAsia="Arial" w:hAnsi="Arial"/>
@@ -23919,7 +23919,7 @@
               <w:spacing w:after="10" w:before="0"/>
               <w:ind w:left="120"/>
             </w:pPr>
-            <w:hyperlink w:history="1" r:id="rIdnnnjie1mwzhltrmmvivr6">
+            <w:hyperlink w:history="1" r:id="rIdlj0t9plfdlgj8bxdaheid">
               <w:r>
                 <w:rPr>
                   <w:rFonts w:ascii="Arial" w:cs="Arial" w:eastAsia="Arial" w:hAnsi="Arial"/>
@@ -24114,7 +24114,7 @@
             <w:pPr>
               <w:spacing w:after="20" w:before="0"/>
             </w:pPr>
-            <w:hyperlink w:history="1" r:id="rId7zngjylc5sasucmao8inq">
+            <w:hyperlink w:history="1" r:id="rIdqeejethliq9rq05aoymob">
               <w:r>
                 <w:rPr>
                   <w:rFonts w:ascii="Arial" w:cs="Arial" w:eastAsia="Arial" w:hAnsi="Arial"/>
@@ -24147,7 +24147,7 @@
               <w:spacing w:after="10" w:before="0"/>
               <w:ind w:left="120"/>
             </w:pPr>
-            <w:hyperlink w:history="1" r:id="rIdzat1vl0_92gly6dqmjoqo">
+            <w:hyperlink w:history="1" r:id="rIddfnkd1lozz9rpl_dtze7n">
               <w:r>
                 <w:rPr>
                   <w:rFonts w:ascii="Arial" w:cs="Arial" w:eastAsia="Arial" w:hAnsi="Arial"/>
@@ -24192,7 +24192,7 @@
             <w:pPr>
               <w:spacing w:after="20" w:before="0"/>
             </w:pPr>
-            <w:hyperlink w:history="1" r:id="rIdj7oydak5huuy6mpqvvqky">
+            <w:hyperlink w:history="1" r:id="rIdksbrxxymdr4s2k7viai8n">
               <w:r>
                 <w:rPr>
                   <w:rFonts w:ascii="Arial" w:cs="Arial" w:eastAsia="Arial" w:hAnsi="Arial"/>
@@ -24225,7 +24225,7 @@
               <w:spacing w:after="10" w:before="0"/>
               <w:ind w:left="120"/>
             </w:pPr>
-            <w:hyperlink w:history="1" r:id="rId0oi2otdrp7jtayiu09i7b">
+            <w:hyperlink w:history="1" r:id="rIds-dswza40eqnpf8qlaedt">
               <w:r>
                 <w:rPr>
                   <w:rFonts w:ascii="Arial" w:cs="Arial" w:eastAsia="Arial" w:hAnsi="Arial"/>
@@ -24420,7 +24420,7 @@
             <w:pPr>
               <w:spacing w:after="20" w:before="0"/>
             </w:pPr>
-            <w:hyperlink w:history="1" r:id="rIdf9vonqcnq5s1l3brm8rfn">
+            <w:hyperlink w:history="1" r:id="rIda4zzcok5hptanzkyi8com">
               <w:r>
                 <w:rPr>
                   <w:rFonts w:ascii="Arial" w:cs="Arial" w:eastAsia="Arial" w:hAnsi="Arial"/>
@@ -24453,7 +24453,7 @@
               <w:spacing w:after="10" w:before="0"/>
               <w:ind w:left="120"/>
             </w:pPr>
-            <w:hyperlink w:history="1" r:id="rIdfbd9v02sh5yb4vuqh6fdk">
+            <w:hyperlink w:history="1" r:id="rIddmk2gqmvxtsfgamcu2wrj">
               <w:r>
                 <w:rPr>
                   <w:rFonts w:ascii="Arial" w:cs="Arial" w:eastAsia="Arial" w:hAnsi="Arial"/>
@@ -24498,7 +24498,7 @@
             <w:pPr>
               <w:spacing w:after="20" w:before="0"/>
             </w:pPr>
-            <w:hyperlink w:history="1" r:id="rIdtdur95dxoldpm3o2dkfmk">
+            <w:hyperlink w:history="1" r:id="rId5m9em2bcso5munrdz1dp7">
               <w:r>
                 <w:rPr>
                   <w:rFonts w:ascii="Arial" w:cs="Arial" w:eastAsia="Arial" w:hAnsi="Arial"/>
@@ -24531,7 +24531,7 @@
               <w:spacing w:after="10" w:before="0"/>
               <w:ind w:left="120"/>
             </w:pPr>
-            <w:hyperlink w:history="1" r:id="rIdxmsdpvxvbhqoj7j3l6qhp">
+            <w:hyperlink w:history="1" r:id="rIdsx485tvyoy74twyq5keul">
               <w:r>
                 <w:rPr>
                   <w:rFonts w:ascii="Arial" w:cs="Arial" w:eastAsia="Arial" w:hAnsi="Arial"/>
@@ -24726,7 +24726,7 @@
             <w:pPr>
               <w:spacing w:after="20" w:before="0"/>
             </w:pPr>
-            <w:hyperlink w:history="1" r:id="rIdnrlr3bhhpva9jx53dm2wj">
+            <w:hyperlink w:history="1" r:id="rIdfya0bevsimubnjegrelrc">
               <w:r>
                 <w:rPr>
                   <w:rFonts w:ascii="Arial" w:cs="Arial" w:eastAsia="Arial" w:hAnsi="Arial"/>
@@ -24759,7 +24759,7 @@
               <w:spacing w:after="10" w:before="0"/>
               <w:ind w:left="120"/>
             </w:pPr>
-            <w:hyperlink w:history="1" r:id="rIdp3k2trtprtzdq3rbqtfoo">
+            <w:hyperlink w:history="1" r:id="rIdkzgoi03enml2d95wtjqk1">
               <w:r>
                 <w:rPr>
                   <w:rFonts w:ascii="Arial" w:cs="Arial" w:eastAsia="Arial" w:hAnsi="Arial"/>
@@ -24804,7 +24804,7 @@
             <w:pPr>
               <w:spacing w:after="20" w:before="0"/>
             </w:pPr>
-            <w:hyperlink w:history="1" r:id="rId4lbud3mljrdkntqna3nhs">
+            <w:hyperlink w:history="1" r:id="rIdiq8udbtrcimglbjhd49wl">
               <w:r>
                 <w:rPr>
                   <w:rFonts w:ascii="Arial" w:cs="Arial" w:eastAsia="Arial" w:hAnsi="Arial"/>
@@ -24837,7 +24837,7 @@
               <w:spacing w:after="10" w:before="0"/>
               <w:ind w:left="120"/>
             </w:pPr>
-            <w:hyperlink w:history="1" r:id="rIdlqjqadqlptxj4gitzr0bf">
+            <w:hyperlink w:history="1" r:id="rIdttur4ynm6tk2xv0s8vl20">
               <w:r>
                 <w:rPr>
                   <w:rFonts w:ascii="Arial" w:cs="Arial" w:eastAsia="Arial" w:hAnsi="Arial"/>
@@ -26324,7 +26324,7 @@
             <w:pPr>
               <w:spacing w:after="20" w:before="0"/>
             </w:pPr>
-            <w:hyperlink w:history="1" r:id="rIdnrgdmzblur5aopoveeoa3">
+            <w:hyperlink w:history="1" r:id="rIduynymyievko_1k66dtqcw">
               <w:r>
                 <w:rPr>
                   <w:rFonts w:ascii="Arial" w:cs="Arial" w:eastAsia="Arial" w:hAnsi="Arial"/>
@@ -26357,7 +26357,7 @@
               <w:spacing w:after="10" w:before="0"/>
               <w:ind w:left="120"/>
             </w:pPr>
-            <w:hyperlink w:history="1" r:id="rIdfbxc9cj6z6osu7j3-dm6x">
+            <w:hyperlink w:history="1" r:id="rIdl-zozdwmgzjqi3oct3w3b">
               <w:r>
                 <w:rPr>
                   <w:rFonts w:ascii="Arial" w:cs="Arial" w:eastAsia="Arial" w:hAnsi="Arial"/>
@@ -26402,7 +26402,7 @@
             <w:pPr>
               <w:spacing w:after="20" w:before="0"/>
             </w:pPr>
-            <w:hyperlink w:history="1" r:id="rIdh4gtxt5qpglwvey5pvucy">
+            <w:hyperlink w:history="1" r:id="rIdbh2eavqfaazbjp9zvygr7">
               <w:r>
                 <w:rPr>
                   <w:rFonts w:ascii="Arial" w:cs="Arial" w:eastAsia="Arial" w:hAnsi="Arial"/>
@@ -26435,7 +26435,7 @@
               <w:spacing w:after="10" w:before="0"/>
               <w:ind w:left="120"/>
             </w:pPr>
-            <w:hyperlink w:history="1" r:id="rId0a3iqz1i9toliylmbpedh">
+            <w:hyperlink w:history="1" r:id="rIdwcnwji-1fnelepdb2th4s">
               <w:r>
                 <w:rPr>
                   <w:rFonts w:ascii="Arial" w:cs="Arial" w:eastAsia="Arial" w:hAnsi="Arial"/>
@@ -26630,7 +26630,7 @@
             <w:pPr>
               <w:spacing w:after="20" w:before="0"/>
             </w:pPr>
-            <w:hyperlink w:history="1" r:id="rIdbircsifepwlgmufsxi8mv">
+            <w:hyperlink w:history="1" r:id="rIdcavlslj3xunygidnqktud">
               <w:r>
                 <w:rPr>
                   <w:rFonts w:ascii="Arial" w:cs="Arial" w:eastAsia="Arial" w:hAnsi="Arial"/>
@@ -26663,7 +26663,7 @@
               <w:spacing w:after="10" w:before="0"/>
               <w:ind w:left="120"/>
             </w:pPr>
-            <w:hyperlink w:history="1" r:id="rId18xxpa8kzbnlje-jxlkgh">
+            <w:hyperlink w:history="1" r:id="rIdpcyr0sfbed7woyrf1nu7o">
               <w:r>
                 <w:rPr>
                   <w:rFonts w:ascii="Arial" w:cs="Arial" w:eastAsia="Arial" w:hAnsi="Arial"/>
@@ -26708,7 +26708,7 @@
             <w:pPr>
               <w:spacing w:after="20" w:before="0"/>
             </w:pPr>
-            <w:hyperlink w:history="1" r:id="rIdfzcgajcigssvscerwk3pl">
+            <w:hyperlink w:history="1" r:id="rIdo8vmypddctcihwrlimjho">
               <w:r>
                 <w:rPr>
                   <w:rFonts w:ascii="Arial" w:cs="Arial" w:eastAsia="Arial" w:hAnsi="Arial"/>
@@ -26741,7 +26741,7 @@
               <w:spacing w:after="10" w:before="0"/>
               <w:ind w:left="120"/>
             </w:pPr>
-            <w:hyperlink w:history="1" r:id="rIdybwohzkapblyv7y5jtvbi">
+            <w:hyperlink w:history="1" r:id="rIdn8_irujw7rantw-pdei10">
               <w:r>
                 <w:rPr>
                   <w:rFonts w:ascii="Arial" w:cs="Arial" w:eastAsia="Arial" w:hAnsi="Arial"/>
@@ -26936,7 +26936,7 @@
             <w:pPr>
               <w:spacing w:after="20" w:before="0"/>
             </w:pPr>
-            <w:hyperlink w:history="1" r:id="rId6ogkr-zp1ykrp8rlwwot7">
+            <w:hyperlink w:history="1" r:id="rIdxs4inmvieqcrhuo5je4lk">
               <w:r>
                 <w:rPr>
                   <w:rFonts w:ascii="Arial" w:cs="Arial" w:eastAsia="Arial" w:hAnsi="Arial"/>
@@ -26969,7 +26969,7 @@
               <w:spacing w:after="10" w:before="0"/>
               <w:ind w:left="120"/>
             </w:pPr>
-            <w:hyperlink w:history="1" r:id="rIdq2z1lv-yqqweg1c-ynjpa">
+            <w:hyperlink w:history="1" r:id="rIdkc5n9rqdrjwyypg3jwmkj">
               <w:r>
                 <w:rPr>
                   <w:rFonts w:ascii="Arial" w:cs="Arial" w:eastAsia="Arial" w:hAnsi="Arial"/>
@@ -27014,7 +27014,7 @@
             <w:pPr>
               <w:spacing w:after="20" w:before="0"/>
             </w:pPr>
-            <w:hyperlink w:history="1" r:id="rIdhkc4qesa2cr-latgsqme9">
+            <w:hyperlink w:history="1" r:id="rIdxrwuoxhpdi9jxxv2m7brf">
               <w:r>
                 <w:rPr>
                   <w:rFonts w:ascii="Arial" w:cs="Arial" w:eastAsia="Arial" w:hAnsi="Arial"/>
@@ -27047,7 +27047,7 @@
               <w:spacing w:after="10" w:before="0"/>
               <w:ind w:left="120"/>
             </w:pPr>
-            <w:hyperlink w:history="1" r:id="rIdmqu-l1ymmltcgf4tlelm9">
+            <w:hyperlink w:history="1" r:id="rIds-w0t9egzd5eus7gzqqwj">
               <w:r>
                 <w:rPr>
                   <w:rFonts w:ascii="Arial" w:cs="Arial" w:eastAsia="Arial" w:hAnsi="Arial"/>
@@ -27242,7 +27242,7 @@
             <w:pPr>
               <w:spacing w:after="20" w:before="0"/>
             </w:pPr>
-            <w:hyperlink w:history="1" r:id="rIduvphrentwrexjhf-dhdbx">
+            <w:hyperlink w:history="1" r:id="rId1r6ote9qt-timjsllqsyt">
               <w:r>
                 <w:rPr>
                   <w:rFonts w:ascii="Arial" w:cs="Arial" w:eastAsia="Arial" w:hAnsi="Arial"/>
@@ -27275,7 +27275,7 @@
               <w:spacing w:after="10" w:before="0"/>
               <w:ind w:left="120"/>
             </w:pPr>
-            <w:hyperlink w:history="1" r:id="rIdci592h9r9gavtdzz851rt">
+            <w:hyperlink w:history="1" r:id="rIdwxearp1xlhdccqhcgjmpo">
               <w:r>
                 <w:rPr>
                   <w:rFonts w:ascii="Arial" w:cs="Arial" w:eastAsia="Arial" w:hAnsi="Arial"/>
@@ -27320,7 +27320,7 @@
             <w:pPr>
               <w:spacing w:after="20" w:before="0"/>
             </w:pPr>
-            <w:hyperlink w:history="1" r:id="rIdeb94qrq8z2hhh_rr1i8gi">
+            <w:hyperlink w:history="1" r:id="rIddhtasavtrla3cwk1t5r1-">
               <w:r>
                 <w:rPr>
                   <w:rFonts w:ascii="Arial" w:cs="Arial" w:eastAsia="Arial" w:hAnsi="Arial"/>
@@ -27353,7 +27353,7 @@
               <w:spacing w:after="10" w:before="0"/>
               <w:ind w:left="120"/>
             </w:pPr>
-            <w:hyperlink w:history="1" r:id="rId632gglrn-igpudwjcjzi2">
+            <w:hyperlink w:history="1" r:id="rIdw_gsu32lq4flcvng6dcai">
               <w:r>
                 <w:rPr>
                   <w:rFonts w:ascii="Arial" w:cs="Arial" w:eastAsia="Arial" w:hAnsi="Arial"/>
@@ -27548,7 +27548,7 @@
             <w:pPr>
               <w:spacing w:after="20" w:before="0"/>
             </w:pPr>
-            <w:hyperlink w:history="1" r:id="rIdts2-jxbyx5bq6shfxigfd">
+            <w:hyperlink w:history="1" r:id="rIdyka2h3uw8vryk26hfafap">
               <w:r>
                 <w:rPr>
                   <w:rFonts w:ascii="Arial" w:cs="Arial" w:eastAsia="Arial" w:hAnsi="Arial"/>
@@ -27581,7 +27581,7 @@
               <w:spacing w:after="10" w:before="0"/>
               <w:ind w:left="120"/>
             </w:pPr>
-            <w:hyperlink w:history="1" r:id="rIdwlqyuk_do2iy8butrq9cx">
+            <w:hyperlink w:history="1" r:id="rId7d4kh9bs3gl2bsi1enjgv">
               <w:r>
                 <w:rPr>
                   <w:rFonts w:ascii="Arial" w:cs="Arial" w:eastAsia="Arial" w:hAnsi="Arial"/>
@@ -27626,7 +27626,7 @@
             <w:pPr>
               <w:spacing w:after="20" w:before="0"/>
             </w:pPr>
-            <w:hyperlink w:history="1" r:id="rIdbdwqstzsl0e_kvt5hf4m9">
+            <w:hyperlink w:history="1" r:id="rIdekyrzojeim0lskvg_mwjf">
               <w:r>
                 <w:rPr>
                   <w:rFonts w:ascii="Arial" w:cs="Arial" w:eastAsia="Arial" w:hAnsi="Arial"/>
@@ -27659,7 +27659,7 @@
               <w:spacing w:after="10" w:before="0"/>
               <w:ind w:left="120"/>
             </w:pPr>
-            <w:hyperlink w:history="1" r:id="rIdgp_wnu01oqt8m9ehjmzni">
+            <w:hyperlink w:history="1" r:id="rIdjksqk0mwbmfo-im57ww8x">
               <w:r>
                 <w:rPr>
                   <w:rFonts w:ascii="Arial" w:cs="Arial" w:eastAsia="Arial" w:hAnsi="Arial"/>
@@ -29146,7 +29146,7 @@
             <w:pPr>
               <w:spacing w:after="20" w:before="0"/>
             </w:pPr>
-            <w:hyperlink w:history="1" r:id="rId_zy39l-j4v7u4jfe6ol2h">
+            <w:hyperlink w:history="1" r:id="rIduxuosuwxh80skd5vlqbbd">
               <w:r>
                 <w:rPr>
                   <w:rFonts w:ascii="Arial" w:cs="Arial" w:eastAsia="Arial" w:hAnsi="Arial"/>
@@ -29179,7 +29179,7 @@
               <w:spacing w:after="10" w:before="0"/>
               <w:ind w:left="120"/>
             </w:pPr>
-            <w:hyperlink w:history="1" r:id="rIdays5sgamn6lolcs6frsln">
+            <w:hyperlink w:history="1" r:id="rId0-alssh6xre9afuip734o">
               <w:r>
                 <w:rPr>
                   <w:rFonts w:ascii="Arial" w:cs="Arial" w:eastAsia="Arial" w:hAnsi="Arial"/>
@@ -29224,7 +29224,7 @@
             <w:pPr>
               <w:spacing w:after="20" w:before="0"/>
             </w:pPr>
-            <w:hyperlink w:history="1" r:id="rIdpertznrhdbmmcgxfdclw4">
+            <w:hyperlink w:history="1" r:id="rIdj6-hhbrekajdue2lliuvl">
               <w:r>
                 <w:rPr>
                   <w:rFonts w:ascii="Arial" w:cs="Arial" w:eastAsia="Arial" w:hAnsi="Arial"/>
@@ -29257,7 +29257,7 @@
               <w:spacing w:after="10" w:before="0"/>
               <w:ind w:left="120"/>
             </w:pPr>
-            <w:hyperlink w:history="1" r:id="rIdfuv7mvwpb8bdseissxs8k">
+            <w:hyperlink w:history="1" r:id="rIdiyuoojqeynm9sl6yiirli">
               <w:r>
                 <w:rPr>
                   <w:rFonts w:ascii="Arial" w:cs="Arial" w:eastAsia="Arial" w:hAnsi="Arial"/>
@@ -29452,7 +29452,7 @@
             <w:pPr>
               <w:spacing w:after="20" w:before="0"/>
             </w:pPr>
-            <w:hyperlink w:history="1" r:id="rIdqzksb_uw5mutznokguwug">
+            <w:hyperlink w:history="1" r:id="rIdvvkckh5te5dt2t0d3pwmu">
               <w:r>
                 <w:rPr>
                   <w:rFonts w:ascii="Arial" w:cs="Arial" w:eastAsia="Arial" w:hAnsi="Arial"/>
@@ -29485,7 +29485,7 @@
               <w:spacing w:after="10" w:before="0"/>
               <w:ind w:left="120"/>
             </w:pPr>
-            <w:hyperlink w:history="1" r:id="rIdv9khwx7f41zw-rq8dchpx">
+            <w:hyperlink w:history="1" r:id="rIdfr8ebsqfe8pkpcsoxwhc7">
               <w:r>
                 <w:rPr>
                   <w:rFonts w:ascii="Arial" w:cs="Arial" w:eastAsia="Arial" w:hAnsi="Arial"/>
@@ -29530,7 +29530,7 @@
             <w:pPr>
               <w:spacing w:after="20" w:before="0"/>
             </w:pPr>
-            <w:hyperlink w:history="1" r:id="rIde9xlrnxggulemwbmencev">
+            <w:hyperlink w:history="1" r:id="rIdbi4ppwcmxuulkauslxrqb">
               <w:r>
                 <w:rPr>
                   <w:rFonts w:ascii="Arial" w:cs="Arial" w:eastAsia="Arial" w:hAnsi="Arial"/>
@@ -29563,7 +29563,7 @@
               <w:spacing w:after="10" w:before="0"/>
               <w:ind w:left="120"/>
             </w:pPr>
-            <w:hyperlink w:history="1" r:id="rIdkmyelwwva36yccug3vfhh">
+            <w:hyperlink w:history="1" r:id="rIdcnitrvup3gmbsemczexo3">
               <w:r>
                 <w:rPr>
                   <w:rFonts w:ascii="Arial" w:cs="Arial" w:eastAsia="Arial" w:hAnsi="Arial"/>
@@ -29758,7 +29758,7 @@
             <w:pPr>
               <w:spacing w:after="20" w:before="0"/>
             </w:pPr>
-            <w:hyperlink w:history="1" r:id="rIdhaa98nnn5eyafsqzt9wlc">
+            <w:hyperlink w:history="1" r:id="rId1uyywiqyeypmzi53dlsqj">
               <w:r>
                 <w:rPr>
                   <w:rFonts w:ascii="Arial" w:cs="Arial" w:eastAsia="Arial" w:hAnsi="Arial"/>
@@ -29791,7 +29791,7 @@
               <w:spacing w:after="10" w:before="0"/>
               <w:ind w:left="120"/>
             </w:pPr>
-            <w:hyperlink w:history="1" r:id="rIdggwnu9uddvtxldh_xfamv">
+            <w:hyperlink w:history="1" r:id="rId_kxg6lbbqxknc-csqevdm">
               <w:r>
                 <w:rPr>
                   <w:rFonts w:ascii="Arial" w:cs="Arial" w:eastAsia="Arial" w:hAnsi="Arial"/>
@@ -29836,7 +29836,7 @@
             <w:pPr>
               <w:spacing w:after="20" w:before="0"/>
             </w:pPr>
-            <w:hyperlink w:history="1" r:id="rIdc73xzmczh6cnaqf_ilb9l">
+            <w:hyperlink w:history="1" r:id="rId2rs4e5f2ztzx6kcn7exm3">
               <w:r>
                 <w:rPr>
                   <w:rFonts w:ascii="Arial" w:cs="Arial" w:eastAsia="Arial" w:hAnsi="Arial"/>
@@ -29869,7 +29869,7 @@
               <w:spacing w:after="10" w:before="0"/>
               <w:ind w:left="120"/>
             </w:pPr>
-            <w:hyperlink w:history="1" r:id="rIdn_lxwsmd7lnvzjfodoyqq">
+            <w:hyperlink w:history="1" r:id="rIdtuoshacle8jckgxtzzk8h">
               <w:r>
                 <w:rPr>
                   <w:rFonts w:ascii="Arial" w:cs="Arial" w:eastAsia="Arial" w:hAnsi="Arial"/>
@@ -30064,7 +30064,7 @@
             <w:pPr>
               <w:spacing w:after="20" w:before="0"/>
             </w:pPr>
-            <w:hyperlink w:history="1" r:id="rIdlnrerqd4j9dhv3uepi3al">
+            <w:hyperlink w:history="1" r:id="rId0mwzkxc5aqzj6uzeiqx_x">
               <w:r>
                 <w:rPr>
                   <w:rFonts w:ascii="Arial" w:cs="Arial" w:eastAsia="Arial" w:hAnsi="Arial"/>
@@ -30097,7 +30097,7 @@
               <w:spacing w:after="10" w:before="0"/>
               <w:ind w:left="120"/>
             </w:pPr>
-            <w:hyperlink w:history="1" r:id="rIdujgqctkv7i0ucuccydkqh">
+            <w:hyperlink w:history="1" r:id="rIdnpwupsbxplkism4yo4fv0">
               <w:r>
                 <w:rPr>
                   <w:rFonts w:ascii="Arial" w:cs="Arial" w:eastAsia="Arial" w:hAnsi="Arial"/>
@@ -30142,7 +30142,7 @@
             <w:pPr>
               <w:spacing w:after="20" w:before="0"/>
             </w:pPr>
-            <w:hyperlink w:history="1" r:id="rIdarb5ffrfwtf_xqztdpkov">
+            <w:hyperlink w:history="1" r:id="rId1urjwbng-fy45qzkhu559">
               <w:r>
                 <w:rPr>
                   <w:rFonts w:ascii="Arial" w:cs="Arial" w:eastAsia="Arial" w:hAnsi="Arial"/>
@@ -30175,7 +30175,7 @@
               <w:spacing w:after="10" w:before="0"/>
               <w:ind w:left="120"/>
             </w:pPr>
-            <w:hyperlink w:history="1" r:id="rIde8rn0bqotmtjuuyftazcg">
+            <w:hyperlink w:history="1" r:id="rIdrkv5sbvw6jgm_4i0uvmw8">
               <w:r>
                 <w:rPr>
                   <w:rFonts w:ascii="Arial" w:cs="Arial" w:eastAsia="Arial" w:hAnsi="Arial"/>
@@ -30370,7 +30370,7 @@
             <w:pPr>
               <w:spacing w:after="20" w:before="0"/>
             </w:pPr>
-            <w:hyperlink w:history="1" r:id="rIdhz04get3ezqken_fljf_u">
+            <w:hyperlink w:history="1" r:id="rIdryl_l5ay6m6-puiwalh-g">
               <w:r>
                 <w:rPr>
                   <w:rFonts w:ascii="Arial" w:cs="Arial" w:eastAsia="Arial" w:hAnsi="Arial"/>
@@ -30403,7 +30403,7 @@
               <w:spacing w:after="10" w:before="0"/>
               <w:ind w:left="120"/>
             </w:pPr>
-            <w:hyperlink w:history="1" r:id="rIdheuk5wfz8t2bx7r8ccu-t">
+            <w:hyperlink w:history="1" r:id="rIdbvx5x2xe5lrmcsdqkwa-u">
               <w:r>
                 <w:rPr>
                   <w:rFonts w:ascii="Arial" w:cs="Arial" w:eastAsia="Arial" w:hAnsi="Arial"/>
@@ -30448,7 +30448,7 @@
             <w:pPr>
               <w:spacing w:after="20" w:before="0"/>
             </w:pPr>
-            <w:hyperlink w:history="1" r:id="rIdhrvsdugth-0bd-rqgds9l">
+            <w:hyperlink w:history="1" r:id="rIdqysvzlcyin5gr1afx5suw">
               <w:r>
                 <w:rPr>
                   <w:rFonts w:ascii="Arial" w:cs="Arial" w:eastAsia="Arial" w:hAnsi="Arial"/>
@@ -30481,7 +30481,7 @@
               <w:spacing w:after="10" w:before="0"/>
               <w:ind w:left="120"/>
             </w:pPr>
-            <w:hyperlink w:history="1" r:id="rIdeapum0vocj938whpdfqfz">
+            <w:hyperlink w:history="1" r:id="rIdql8rai8oez0ye86pmmcaj">
               <w:r>
                 <w:rPr>
                   <w:rFonts w:ascii="Arial" w:cs="Arial" w:eastAsia="Arial" w:hAnsi="Arial"/>

--- a/data/outputs/v2/Maths/SS2.4_Surface_Area_and_Volume_of_Solids/Mathematics_Surface_Area_and_Volume_of_Solids_CBE_LessonSequence.docx
+++ b/data/outputs/v2/Maths/SS2.4_Surface_Area_and_Volume_of_Solids/Mathematics_Surface_Area_and_Volume_of_Solids_CBE_LessonSequence.docx
@@ -3539,7 +3539,7 @@
             <w:pPr>
               <w:spacing w:after="20" w:before="0"/>
             </w:pPr>
-            <w:hyperlink w:history="1" r:id="rIdg7jratxf60-vdekxjlzse">
+            <w:hyperlink w:history="1" r:id="rIdubkmk07l90itxlhctcb5v">
               <w:r>
                 <w:rPr>
                   <w:rFonts w:ascii="Arial" w:cs="Arial" w:eastAsia="Arial" w:hAnsi="Arial"/>
@@ -3572,7 +3572,7 @@
               <w:spacing w:after="10" w:before="0"/>
               <w:ind w:left="120"/>
             </w:pPr>
-            <w:hyperlink w:history="1" r:id="rId_kwzdtsxsas2qi3g3tmvj">
+            <w:hyperlink w:history="1" r:id="rIdfhknyucnydhrkmq9dkon-">
               <w:r>
                 <w:rPr>
                   <w:rFonts w:ascii="Arial" w:cs="Arial" w:eastAsia="Arial" w:hAnsi="Arial"/>
@@ -3617,7 +3617,7 @@
             <w:pPr>
               <w:spacing w:after="20" w:before="0"/>
             </w:pPr>
-            <w:hyperlink w:history="1" r:id="rIdtjtg5lv0q331wr_6amard">
+            <w:hyperlink w:history="1" r:id="rIdb8sxwsscd33zz6zpjuyrm">
               <w:r>
                 <w:rPr>
                   <w:rFonts w:ascii="Arial" w:cs="Arial" w:eastAsia="Arial" w:hAnsi="Arial"/>
@@ -3650,7 +3650,7 @@
               <w:spacing w:after="10" w:before="0"/>
               <w:ind w:left="120"/>
             </w:pPr>
-            <w:hyperlink w:history="1" r:id="rIdq4fka2xcigiequlnn_oud">
+            <w:hyperlink w:history="1" r:id="rId4cguazieqvoqmagxvhea7">
               <w:r>
                 <w:rPr>
                   <w:rFonts w:ascii="Arial" w:cs="Arial" w:eastAsia="Arial" w:hAnsi="Arial"/>
@@ -3845,7 +3845,7 @@
             <w:pPr>
               <w:spacing w:after="20" w:before="0"/>
             </w:pPr>
-            <w:hyperlink w:history="1" r:id="rId4gleodm-2dpsd69mt-idd">
+            <w:hyperlink w:history="1" r:id="rId8cxmuzb107vinlq9tllgc">
               <w:r>
                 <w:rPr>
                   <w:rFonts w:ascii="Arial" w:cs="Arial" w:eastAsia="Arial" w:hAnsi="Arial"/>
@@ -3878,7 +3878,7 @@
               <w:spacing w:after="10" w:before="0"/>
               <w:ind w:left="120"/>
             </w:pPr>
-            <w:hyperlink w:history="1" r:id="rIdoalj7zvrdcgw41-v29tlb">
+            <w:hyperlink w:history="1" r:id="rIdj-iaqkewlm-kupotbfpmp">
               <w:r>
                 <w:rPr>
                   <w:rFonts w:ascii="Arial" w:cs="Arial" w:eastAsia="Arial" w:hAnsi="Arial"/>
@@ -3923,7 +3923,7 @@
             <w:pPr>
               <w:spacing w:after="20" w:before="0"/>
             </w:pPr>
-            <w:hyperlink w:history="1" r:id="rIdavwcrcwnsky4o5wdf8kk6">
+            <w:hyperlink w:history="1" r:id="rIda3bynod8sykdp5jhcwyiy">
               <w:r>
                 <w:rPr>
                   <w:rFonts w:ascii="Arial" w:cs="Arial" w:eastAsia="Arial" w:hAnsi="Arial"/>
@@ -3956,7 +3956,7 @@
               <w:spacing w:after="10" w:before="0"/>
               <w:ind w:left="120"/>
             </w:pPr>
-            <w:hyperlink w:history="1" r:id="rIdhvbx5yflrfuyrvnsh-tm8">
+            <w:hyperlink w:history="1" r:id="rIdurdwuvunazlybb6lzddsz">
               <w:r>
                 <w:rPr>
                   <w:rFonts w:ascii="Arial" w:cs="Arial" w:eastAsia="Arial" w:hAnsi="Arial"/>
@@ -4151,7 +4151,7 @@
             <w:pPr>
               <w:spacing w:after="20" w:before="0"/>
             </w:pPr>
-            <w:hyperlink w:history="1" r:id="rIdbueepayy6qoz5bf0ncnet">
+            <w:hyperlink w:history="1" r:id="rId9r5wjynlktyadsk6iqlha">
               <w:r>
                 <w:rPr>
                   <w:rFonts w:ascii="Arial" w:cs="Arial" w:eastAsia="Arial" w:hAnsi="Arial"/>
@@ -4184,7 +4184,7 @@
               <w:spacing w:after="10" w:before="0"/>
               <w:ind w:left="120"/>
             </w:pPr>
-            <w:hyperlink w:history="1" r:id="rIdjljjc2ivezuppdeffhal8">
+            <w:hyperlink w:history="1" r:id="rIdrbih2kofzddbhjog7endm">
               <w:r>
                 <w:rPr>
                   <w:rFonts w:ascii="Arial" w:cs="Arial" w:eastAsia="Arial" w:hAnsi="Arial"/>
@@ -4229,7 +4229,7 @@
             <w:pPr>
               <w:spacing w:after="20" w:before="0"/>
             </w:pPr>
-            <w:hyperlink w:history="1" r:id="rIdqddotgrbpvrvytc3r8wfc">
+            <w:hyperlink w:history="1" r:id="rIdabuz9tusw2njvkwgaljya">
               <w:r>
                 <w:rPr>
                   <w:rFonts w:ascii="Arial" w:cs="Arial" w:eastAsia="Arial" w:hAnsi="Arial"/>
@@ -4262,7 +4262,7 @@
               <w:spacing w:after="10" w:before="0"/>
               <w:ind w:left="120"/>
             </w:pPr>
-            <w:hyperlink w:history="1" r:id="rIdvsjiuoii3gvytbpfcz4c_">
+            <w:hyperlink w:history="1" r:id="rIdaym21fg4qoibveuhp-ids">
               <w:r>
                 <w:rPr>
                   <w:rFonts w:ascii="Arial" w:cs="Arial" w:eastAsia="Arial" w:hAnsi="Arial"/>
@@ -4457,7 +4457,7 @@
             <w:pPr>
               <w:spacing w:after="20" w:before="0"/>
             </w:pPr>
-            <w:hyperlink w:history="1" r:id="rIdpmtlcarobdkj3fqyy4al-">
+            <w:hyperlink w:history="1" r:id="rIdloj--omhzj2lxipq73sah">
               <w:r>
                 <w:rPr>
                   <w:rFonts w:ascii="Arial" w:cs="Arial" w:eastAsia="Arial" w:hAnsi="Arial"/>
@@ -4490,7 +4490,7 @@
               <w:spacing w:after="10" w:before="0"/>
               <w:ind w:left="120"/>
             </w:pPr>
-            <w:hyperlink w:history="1" r:id="rId_-s-8xg8njki4voiwssni">
+            <w:hyperlink w:history="1" r:id="rIdvcthq5k4oh0hzpojilccs">
               <w:r>
                 <w:rPr>
                   <w:rFonts w:ascii="Arial" w:cs="Arial" w:eastAsia="Arial" w:hAnsi="Arial"/>
@@ -4535,7 +4535,7 @@
             <w:pPr>
               <w:spacing w:after="20" w:before="0"/>
             </w:pPr>
-            <w:hyperlink w:history="1" r:id="rIdibayozp550qppuhvhiqec">
+            <w:hyperlink w:history="1" r:id="rId9znbretosn5rm_ip-3xlu">
               <w:r>
                 <w:rPr>
                   <w:rFonts w:ascii="Arial" w:cs="Arial" w:eastAsia="Arial" w:hAnsi="Arial"/>
@@ -4568,7 +4568,7 @@
               <w:spacing w:after="10" w:before="0"/>
               <w:ind w:left="120"/>
             </w:pPr>
-            <w:hyperlink w:history="1" r:id="rIdnbo5fldisll4d3mlaedmu">
+            <w:hyperlink w:history="1" r:id="rId6gz-m9bqme14mrjeu3sbg">
               <w:r>
                 <w:rPr>
                   <w:rFonts w:ascii="Arial" w:cs="Arial" w:eastAsia="Arial" w:hAnsi="Arial"/>
@@ -4763,7 +4763,7 @@
             <w:pPr>
               <w:spacing w:after="20" w:before="0"/>
             </w:pPr>
-            <w:hyperlink w:history="1" r:id="rId9xg1gkfxa53kaxuo6cb1h">
+            <w:hyperlink w:history="1" r:id="rIdxgayjndzkfvi2cg_q3-uk">
               <w:r>
                 <w:rPr>
                   <w:rFonts w:ascii="Arial" w:cs="Arial" w:eastAsia="Arial" w:hAnsi="Arial"/>
@@ -4796,7 +4796,7 @@
               <w:spacing w:after="10" w:before="0"/>
               <w:ind w:left="120"/>
             </w:pPr>
-            <w:hyperlink w:history="1" r:id="rIdj71jnecv2dnpcacfzi-_c">
+            <w:hyperlink w:history="1" r:id="rIdbhp_dlsprmjxevp8mlefn">
               <w:r>
                 <w:rPr>
                   <w:rFonts w:ascii="Arial" w:cs="Arial" w:eastAsia="Arial" w:hAnsi="Arial"/>
@@ -4841,7 +4841,7 @@
             <w:pPr>
               <w:spacing w:after="20" w:before="0"/>
             </w:pPr>
-            <w:hyperlink w:history="1" r:id="rIdgzzbztnwtrwen8bz4l1ev">
+            <w:hyperlink w:history="1" r:id="rIduwomrpali77uyczfpkmlo">
               <w:r>
                 <w:rPr>
                   <w:rFonts w:ascii="Arial" w:cs="Arial" w:eastAsia="Arial" w:hAnsi="Arial"/>
@@ -4874,7 +4874,7 @@
               <w:spacing w:after="10" w:before="0"/>
               <w:ind w:left="120"/>
             </w:pPr>
-            <w:hyperlink w:history="1" r:id="rIdpjfp9oaunf0o_bc9vrynk">
+            <w:hyperlink w:history="1" r:id="rIdhsuty1lkjti1ennfj9gye">
               <w:r>
                 <w:rPr>
                   <w:rFonts w:ascii="Arial" w:cs="Arial" w:eastAsia="Arial" w:hAnsi="Arial"/>
@@ -6361,7 +6361,7 @@
             <w:pPr>
               <w:spacing w:after="20" w:before="0"/>
             </w:pPr>
-            <w:hyperlink w:history="1" r:id="rIdyugp-rwmroqmqlxhcqhst">
+            <w:hyperlink w:history="1" r:id="rIdj_o3gef-suzqokdjfzriu">
               <w:r>
                 <w:rPr>
                   <w:rFonts w:ascii="Arial" w:cs="Arial" w:eastAsia="Arial" w:hAnsi="Arial"/>
@@ -6394,7 +6394,7 @@
               <w:spacing w:after="10" w:before="0"/>
               <w:ind w:left="120"/>
             </w:pPr>
-            <w:hyperlink w:history="1" r:id="rIdaoyu-79tqvsj89714gcfp">
+            <w:hyperlink w:history="1" r:id="rIdh79i5todoxe0oxdj-_vdp">
               <w:r>
                 <w:rPr>
                   <w:rFonts w:ascii="Arial" w:cs="Arial" w:eastAsia="Arial" w:hAnsi="Arial"/>
@@ -6439,7 +6439,7 @@
             <w:pPr>
               <w:spacing w:after="20" w:before="0"/>
             </w:pPr>
-            <w:hyperlink w:history="1" r:id="rId9so041zfeiwxwavyawguf">
+            <w:hyperlink w:history="1" r:id="rId2kuka8snttcby2th3uokb">
               <w:r>
                 <w:rPr>
                   <w:rFonts w:ascii="Arial" w:cs="Arial" w:eastAsia="Arial" w:hAnsi="Arial"/>
@@ -6472,7 +6472,7 @@
               <w:spacing w:after="10" w:before="0"/>
               <w:ind w:left="120"/>
             </w:pPr>
-            <w:hyperlink w:history="1" r:id="rIdlb7nbf3eprctde7b3xbcm">
+            <w:hyperlink w:history="1" r:id="rIdfjw2g_y2ogt-qmclzcrne">
               <w:r>
                 <w:rPr>
                   <w:rFonts w:ascii="Arial" w:cs="Arial" w:eastAsia="Arial" w:hAnsi="Arial"/>
@@ -6667,7 +6667,7 @@
             <w:pPr>
               <w:spacing w:after="20" w:before="0"/>
             </w:pPr>
-            <w:hyperlink w:history="1" r:id="rIdiyu9lld1bsu5knwskfb-k">
+            <w:hyperlink w:history="1" r:id="rIdujm9fs-r7ovlahxts8kvt">
               <w:r>
                 <w:rPr>
                   <w:rFonts w:ascii="Arial" w:cs="Arial" w:eastAsia="Arial" w:hAnsi="Arial"/>
@@ -6700,7 +6700,7 @@
               <w:spacing w:after="10" w:before="0"/>
               <w:ind w:left="120"/>
             </w:pPr>
-            <w:hyperlink w:history="1" r:id="rIdpqasxezl7ve3pywkvfppz">
+            <w:hyperlink w:history="1" r:id="rIdew436sc3fhal7o16ffunl">
               <w:r>
                 <w:rPr>
                   <w:rFonts w:ascii="Arial" w:cs="Arial" w:eastAsia="Arial" w:hAnsi="Arial"/>
@@ -6745,7 +6745,7 @@
             <w:pPr>
               <w:spacing w:after="20" w:before="0"/>
             </w:pPr>
-            <w:hyperlink w:history="1" r:id="rId03lopcnzn_bxa3oncnhyq">
+            <w:hyperlink w:history="1" r:id="rIdi5uvtfurf0cheuwarsecr">
               <w:r>
                 <w:rPr>
                   <w:rFonts w:ascii="Arial" w:cs="Arial" w:eastAsia="Arial" w:hAnsi="Arial"/>
@@ -6778,7 +6778,7 @@
               <w:spacing w:after="10" w:before="0"/>
               <w:ind w:left="120"/>
             </w:pPr>
-            <w:hyperlink w:history="1" r:id="rIdezvoug1qkd5ztsticm-jl">
+            <w:hyperlink w:history="1" r:id="rIddzql8jzrze0mwegh9ajmm">
               <w:r>
                 <w:rPr>
                   <w:rFonts w:ascii="Arial" w:cs="Arial" w:eastAsia="Arial" w:hAnsi="Arial"/>
@@ -6973,7 +6973,7 @@
             <w:pPr>
               <w:spacing w:after="20" w:before="0"/>
             </w:pPr>
-            <w:hyperlink w:history="1" r:id="rIdzptfb_yj2heaba9nkhql9">
+            <w:hyperlink w:history="1" r:id="rIdojdfi9nh0ovts230jq7rd">
               <w:r>
                 <w:rPr>
                   <w:rFonts w:ascii="Arial" w:cs="Arial" w:eastAsia="Arial" w:hAnsi="Arial"/>
@@ -7006,7 +7006,7 @@
               <w:spacing w:after="10" w:before="0"/>
               <w:ind w:left="120"/>
             </w:pPr>
-            <w:hyperlink w:history="1" r:id="rIdwpesp3qrwu6xm35rqnbfq">
+            <w:hyperlink w:history="1" r:id="rIdedb9_pllyi97jvv6brf6e">
               <w:r>
                 <w:rPr>
                   <w:rFonts w:ascii="Arial" w:cs="Arial" w:eastAsia="Arial" w:hAnsi="Arial"/>
@@ -7051,7 +7051,7 @@
             <w:pPr>
               <w:spacing w:after="20" w:before="0"/>
             </w:pPr>
-            <w:hyperlink w:history="1" r:id="rIddzyv5m-e-_4pn7h_ivqd-">
+            <w:hyperlink w:history="1" r:id="rIddrl8baulfoxzkpgzamig2">
               <w:r>
                 <w:rPr>
                   <w:rFonts w:ascii="Arial" w:cs="Arial" w:eastAsia="Arial" w:hAnsi="Arial"/>
@@ -7084,7 +7084,7 @@
               <w:spacing w:after="10" w:before="0"/>
               <w:ind w:left="120"/>
             </w:pPr>
-            <w:hyperlink w:history="1" r:id="rIdne0znk9allvmv3s5rpbs3">
+            <w:hyperlink w:history="1" r:id="rIdnldbvvrhm2sdoygbmctgo">
               <w:r>
                 <w:rPr>
                   <w:rFonts w:ascii="Arial" w:cs="Arial" w:eastAsia="Arial" w:hAnsi="Arial"/>
@@ -7279,7 +7279,7 @@
             <w:pPr>
               <w:spacing w:after="20" w:before="0"/>
             </w:pPr>
-            <w:hyperlink w:history="1" r:id="rId1f0h__d4hpa-4kh8cik8c">
+            <w:hyperlink w:history="1" r:id="rIddddauchgaidvlarqtt9nz">
               <w:r>
                 <w:rPr>
                   <w:rFonts w:ascii="Arial" w:cs="Arial" w:eastAsia="Arial" w:hAnsi="Arial"/>
@@ -7312,7 +7312,7 @@
               <w:spacing w:after="10" w:before="0"/>
               <w:ind w:left="120"/>
             </w:pPr>
-            <w:hyperlink w:history="1" r:id="rIdofiirnnf9pfj9i0vx25bh">
+            <w:hyperlink w:history="1" r:id="rIdo7orzbgtaq6bkzuzjk3hb">
               <w:r>
                 <w:rPr>
                   <w:rFonts w:ascii="Arial" w:cs="Arial" w:eastAsia="Arial" w:hAnsi="Arial"/>
@@ -7357,7 +7357,7 @@
             <w:pPr>
               <w:spacing w:after="20" w:before="0"/>
             </w:pPr>
-            <w:hyperlink w:history="1" r:id="rIdwi86bz7ruufpqy70yq8gh">
+            <w:hyperlink w:history="1" r:id="rId1m1_jog3aong9e5azp_n7">
               <w:r>
                 <w:rPr>
                   <w:rFonts w:ascii="Arial" w:cs="Arial" w:eastAsia="Arial" w:hAnsi="Arial"/>
@@ -7390,7 +7390,7 @@
               <w:spacing w:after="10" w:before="0"/>
               <w:ind w:left="120"/>
             </w:pPr>
-            <w:hyperlink w:history="1" r:id="rId8xwak7yk2olbj7vi4jo-_">
+            <w:hyperlink w:history="1" r:id="rIduywcsd4uui18h-ps5rrc7">
               <w:r>
                 <w:rPr>
                   <w:rFonts w:ascii="Arial" w:cs="Arial" w:eastAsia="Arial" w:hAnsi="Arial"/>
@@ -7585,7 +7585,7 @@
             <w:pPr>
               <w:spacing w:after="20" w:before="0"/>
             </w:pPr>
-            <w:hyperlink w:history="1" r:id="rIdqn5zeomms84dabwbbhbgd">
+            <w:hyperlink w:history="1" r:id="rIdio9v4sidv1qejz2xo5hph">
               <w:r>
                 <w:rPr>
                   <w:rFonts w:ascii="Arial" w:cs="Arial" w:eastAsia="Arial" w:hAnsi="Arial"/>
@@ -7618,7 +7618,7 @@
               <w:spacing w:after="10" w:before="0"/>
               <w:ind w:left="120"/>
             </w:pPr>
-            <w:hyperlink w:history="1" r:id="rIdxzucufjlff9ywcytywsng">
+            <w:hyperlink w:history="1" r:id="rIdn2m-76bbrvtzudxuiwtic">
               <w:r>
                 <w:rPr>
                   <w:rFonts w:ascii="Arial" w:cs="Arial" w:eastAsia="Arial" w:hAnsi="Arial"/>
@@ -7663,7 +7663,7 @@
             <w:pPr>
               <w:spacing w:after="20" w:before="0"/>
             </w:pPr>
-            <w:hyperlink w:history="1" r:id="rId-cww9euqvudqddcvecasx">
+            <w:hyperlink w:history="1" r:id="rIdwndg-2tznznnervxzxxyx">
               <w:r>
                 <w:rPr>
                   <w:rFonts w:ascii="Arial" w:cs="Arial" w:eastAsia="Arial" w:hAnsi="Arial"/>
@@ -7696,7 +7696,7 @@
               <w:spacing w:after="10" w:before="0"/>
               <w:ind w:left="120"/>
             </w:pPr>
-            <w:hyperlink w:history="1" r:id="rId_kpja-qe-av8ftabrgfea">
+            <w:hyperlink w:history="1" r:id="rIdctmjdrzdkr0sju1kv1akt">
               <w:r>
                 <w:rPr>
                   <w:rFonts w:ascii="Arial" w:cs="Arial" w:eastAsia="Arial" w:hAnsi="Arial"/>
@@ -9183,7 +9183,7 @@
             <w:pPr>
               <w:spacing w:after="20" w:before="0"/>
             </w:pPr>
-            <w:hyperlink w:history="1" r:id="rId2zt17lxcpqnpf04otjljv">
+            <w:hyperlink w:history="1" r:id="rIdpushlvqcxqe0pom86vgqu">
               <w:r>
                 <w:rPr>
                   <w:rFonts w:ascii="Arial" w:cs="Arial" w:eastAsia="Arial" w:hAnsi="Arial"/>
@@ -9216,7 +9216,7 @@
               <w:spacing w:after="10" w:before="0"/>
               <w:ind w:left="120"/>
             </w:pPr>
-            <w:hyperlink w:history="1" r:id="rId3utitoexvfegpib5_vpr_">
+            <w:hyperlink w:history="1" r:id="rIdpu4hhkqjdpj3mjtswecdw">
               <w:r>
                 <w:rPr>
                   <w:rFonts w:ascii="Arial" w:cs="Arial" w:eastAsia="Arial" w:hAnsi="Arial"/>
@@ -9261,7 +9261,7 @@
             <w:pPr>
               <w:spacing w:after="20" w:before="0"/>
             </w:pPr>
-            <w:hyperlink w:history="1" r:id="rIdc-lmqft37zpaqgrtzrqph">
+            <w:hyperlink w:history="1" r:id="rIdvvoocyki14awihmsnpxrk">
               <w:r>
                 <w:rPr>
                   <w:rFonts w:ascii="Arial" w:cs="Arial" w:eastAsia="Arial" w:hAnsi="Arial"/>
@@ -9294,7 +9294,7 @@
               <w:spacing w:after="10" w:before="0"/>
               <w:ind w:left="120"/>
             </w:pPr>
-            <w:hyperlink w:history="1" r:id="rIdptdmanxrrkx_7tc2cjmh0">
+            <w:hyperlink w:history="1" r:id="rIdq8vawds5xcetjesgc170m">
               <w:r>
                 <w:rPr>
                   <w:rFonts w:ascii="Arial" w:cs="Arial" w:eastAsia="Arial" w:hAnsi="Arial"/>
@@ -9489,7 +9489,7 @@
             <w:pPr>
               <w:spacing w:after="20" w:before="0"/>
             </w:pPr>
-            <w:hyperlink w:history="1" r:id="rIdt0qxtbx1-aleashyq0c2c">
+            <w:hyperlink w:history="1" r:id="rIdanm0zqyu68rljja60sww9">
               <w:r>
                 <w:rPr>
                   <w:rFonts w:ascii="Arial" w:cs="Arial" w:eastAsia="Arial" w:hAnsi="Arial"/>
@@ -9522,7 +9522,7 @@
               <w:spacing w:after="10" w:before="0"/>
               <w:ind w:left="120"/>
             </w:pPr>
-            <w:hyperlink w:history="1" r:id="rId0wurpipxwusab9lqh0mqe">
+            <w:hyperlink w:history="1" r:id="rIdw_7qpj0dmkr8smj4o68yi">
               <w:r>
                 <w:rPr>
                   <w:rFonts w:ascii="Arial" w:cs="Arial" w:eastAsia="Arial" w:hAnsi="Arial"/>
@@ -9567,7 +9567,7 @@
             <w:pPr>
               <w:spacing w:after="20" w:before="0"/>
             </w:pPr>
-            <w:hyperlink w:history="1" r:id="rIdfw0e7qhvrhpkxxdjr7f5t">
+            <w:hyperlink w:history="1" r:id="rId-fgkwl4ec-hybesv0uccy">
               <w:r>
                 <w:rPr>
                   <w:rFonts w:ascii="Arial" w:cs="Arial" w:eastAsia="Arial" w:hAnsi="Arial"/>
@@ -9600,7 +9600,7 @@
               <w:spacing w:after="10" w:before="0"/>
               <w:ind w:left="120"/>
             </w:pPr>
-            <w:hyperlink w:history="1" r:id="rIdanxp0jl1i3x8h0frygbmg">
+            <w:hyperlink w:history="1" r:id="rIdxeeis-w6oojoq7v4au7bq">
               <w:r>
                 <w:rPr>
                   <w:rFonts w:ascii="Arial" w:cs="Arial" w:eastAsia="Arial" w:hAnsi="Arial"/>
@@ -9795,7 +9795,7 @@
             <w:pPr>
               <w:spacing w:after="20" w:before="0"/>
             </w:pPr>
-            <w:hyperlink w:history="1" r:id="rId2mtqhf7nxsvdn5hry3c_w">
+            <w:hyperlink w:history="1" r:id="rIdbh3-us7p7eiiwtzkakgg5">
               <w:r>
                 <w:rPr>
                   <w:rFonts w:ascii="Arial" w:cs="Arial" w:eastAsia="Arial" w:hAnsi="Arial"/>
@@ -9828,7 +9828,7 @@
               <w:spacing w:after="10" w:before="0"/>
               <w:ind w:left="120"/>
             </w:pPr>
-            <w:hyperlink w:history="1" r:id="rIdizirtusawcx2itmvjw8vc">
+            <w:hyperlink w:history="1" r:id="rId4x3zzubsrbwmgwuzlffsx">
               <w:r>
                 <w:rPr>
                   <w:rFonts w:ascii="Arial" w:cs="Arial" w:eastAsia="Arial" w:hAnsi="Arial"/>
@@ -9873,7 +9873,7 @@
             <w:pPr>
               <w:spacing w:after="20" w:before="0"/>
             </w:pPr>
-            <w:hyperlink w:history="1" r:id="rIdmaah7kulmsxqgcqxrsmrf">
+            <w:hyperlink w:history="1" r:id="rId7jfynw_egx2pbyhd2twc3">
               <w:r>
                 <w:rPr>
                   <w:rFonts w:ascii="Arial" w:cs="Arial" w:eastAsia="Arial" w:hAnsi="Arial"/>
@@ -9906,7 +9906,7 @@
               <w:spacing w:after="10" w:before="0"/>
               <w:ind w:left="120"/>
             </w:pPr>
-            <w:hyperlink w:history="1" r:id="rId9gzs_uexq7bjki-pg3sxl">
+            <w:hyperlink w:history="1" r:id="rIdsiry6cyeperxtlkxkp00o">
               <w:r>
                 <w:rPr>
                   <w:rFonts w:ascii="Arial" w:cs="Arial" w:eastAsia="Arial" w:hAnsi="Arial"/>
@@ -10101,7 +10101,7 @@
             <w:pPr>
               <w:spacing w:after="20" w:before="0"/>
             </w:pPr>
-            <w:hyperlink w:history="1" r:id="rIdlsgwbqfm3op_5id8wygit">
+            <w:hyperlink w:history="1" r:id="rId_cqskldvu7fmaxc0_bogr">
               <w:r>
                 <w:rPr>
                   <w:rFonts w:ascii="Arial" w:cs="Arial" w:eastAsia="Arial" w:hAnsi="Arial"/>
@@ -10134,7 +10134,7 @@
               <w:spacing w:after="10" w:before="0"/>
               <w:ind w:left="120"/>
             </w:pPr>
-            <w:hyperlink w:history="1" r:id="rIdwo_kfzhsb93izjm7fnuav">
+            <w:hyperlink w:history="1" r:id="rIdzmmh-gprslavclu_-pdzw">
               <w:r>
                 <w:rPr>
                   <w:rFonts w:ascii="Arial" w:cs="Arial" w:eastAsia="Arial" w:hAnsi="Arial"/>
@@ -10179,7 +10179,7 @@
             <w:pPr>
               <w:spacing w:after="20" w:before="0"/>
             </w:pPr>
-            <w:hyperlink w:history="1" r:id="rIdbp31ybu72pnqc7a0h7mcd">
+            <w:hyperlink w:history="1" r:id="rIdhdmzuuudqrqoh5e9istzj">
               <w:r>
                 <w:rPr>
                   <w:rFonts w:ascii="Arial" w:cs="Arial" w:eastAsia="Arial" w:hAnsi="Arial"/>
@@ -10212,7 +10212,7 @@
               <w:spacing w:after="10" w:before="0"/>
               <w:ind w:left="120"/>
             </w:pPr>
-            <w:hyperlink w:history="1" r:id="rIdj5gacoswpflexrrkjaxrl">
+            <w:hyperlink w:history="1" r:id="rIddsq9gd5c3ahmogmap3h7d">
               <w:r>
                 <w:rPr>
                   <w:rFonts w:ascii="Arial" w:cs="Arial" w:eastAsia="Arial" w:hAnsi="Arial"/>
@@ -10407,7 +10407,7 @@
             <w:pPr>
               <w:spacing w:after="20" w:before="0"/>
             </w:pPr>
-            <w:hyperlink w:history="1" r:id="rIdpqsqwqfksnjwmqwnbuwvq">
+            <w:hyperlink w:history="1" r:id="rIdzaw0-msjsuktr4uxdu2dv">
               <w:r>
                 <w:rPr>
                   <w:rFonts w:ascii="Arial" w:cs="Arial" w:eastAsia="Arial" w:hAnsi="Arial"/>
@@ -10440,7 +10440,7 @@
               <w:spacing w:after="10" w:before="0"/>
               <w:ind w:left="120"/>
             </w:pPr>
-            <w:hyperlink w:history="1" r:id="rIdkwjxaqvl-vqmbcbfgg31-">
+            <w:hyperlink w:history="1" r:id="rIdsp_wdf4yww8tlvzbcroxq">
               <w:r>
                 <w:rPr>
                   <w:rFonts w:ascii="Arial" w:cs="Arial" w:eastAsia="Arial" w:hAnsi="Arial"/>
@@ -10485,7 +10485,7 @@
             <w:pPr>
               <w:spacing w:after="20" w:before="0"/>
             </w:pPr>
-            <w:hyperlink w:history="1" r:id="rIdbkiogqlczptjp4olwo2ek">
+            <w:hyperlink w:history="1" r:id="rIdod_tstb68alxpxrhjfu-t">
               <w:r>
                 <w:rPr>
                   <w:rFonts w:ascii="Arial" w:cs="Arial" w:eastAsia="Arial" w:hAnsi="Arial"/>
@@ -10518,7 +10518,7 @@
               <w:spacing w:after="10" w:before="0"/>
               <w:ind w:left="120"/>
             </w:pPr>
-            <w:hyperlink w:history="1" r:id="rIdjxch3_tiemync50rglibi">
+            <w:hyperlink w:history="1" r:id="rIdhkjpcs7k1yxvxf257ocoh">
               <w:r>
                 <w:rPr>
                   <w:rFonts w:ascii="Arial" w:cs="Arial" w:eastAsia="Arial" w:hAnsi="Arial"/>
@@ -12005,7 +12005,7 @@
             <w:pPr>
               <w:spacing w:after="20" w:before="0"/>
             </w:pPr>
-            <w:hyperlink w:history="1" r:id="rIdyfrkplfj8m7gcu4ogud1q">
+            <w:hyperlink w:history="1" r:id="rIdwxjnmhlzu6ofyxwume5wo">
               <w:r>
                 <w:rPr>
                   <w:rFonts w:ascii="Arial" w:cs="Arial" w:eastAsia="Arial" w:hAnsi="Arial"/>
@@ -12038,7 +12038,7 @@
               <w:spacing w:after="10" w:before="0"/>
               <w:ind w:left="120"/>
             </w:pPr>
-            <w:hyperlink w:history="1" r:id="rIdandei6mgxhpesrvxmlo-c">
+            <w:hyperlink w:history="1" r:id="rIdi4nwnk6eiflw-oqzmdqgr">
               <w:r>
                 <w:rPr>
                   <w:rFonts w:ascii="Arial" w:cs="Arial" w:eastAsia="Arial" w:hAnsi="Arial"/>
@@ -12083,7 +12083,7 @@
             <w:pPr>
               <w:spacing w:after="20" w:before="0"/>
             </w:pPr>
-            <w:hyperlink w:history="1" r:id="rIdcu-gcyrvqxxn1pizg66p1">
+            <w:hyperlink w:history="1" r:id="rIdbc8uua1rkll4xvt7hrkvz">
               <w:r>
                 <w:rPr>
                   <w:rFonts w:ascii="Arial" w:cs="Arial" w:eastAsia="Arial" w:hAnsi="Arial"/>
@@ -12116,7 +12116,7 @@
               <w:spacing w:after="10" w:before="0"/>
               <w:ind w:left="120"/>
             </w:pPr>
-            <w:hyperlink w:history="1" r:id="rIdyv4kc4hiohzm-ldvdem9-">
+            <w:hyperlink w:history="1" r:id="rIdabx-yl0ssxusai-xzrvtm">
               <w:r>
                 <w:rPr>
                   <w:rFonts w:ascii="Arial" w:cs="Arial" w:eastAsia="Arial" w:hAnsi="Arial"/>
@@ -12311,7 +12311,7 @@
             <w:pPr>
               <w:spacing w:after="20" w:before="0"/>
             </w:pPr>
-            <w:hyperlink w:history="1" r:id="rIdgyz-jrt4dwgmsn6z4vrry">
+            <w:hyperlink w:history="1" r:id="rIdpwbhtzkrkzp4ejavcvwjv">
               <w:r>
                 <w:rPr>
                   <w:rFonts w:ascii="Arial" w:cs="Arial" w:eastAsia="Arial" w:hAnsi="Arial"/>
@@ -12344,7 +12344,7 @@
               <w:spacing w:after="10" w:before="0"/>
               <w:ind w:left="120"/>
             </w:pPr>
-            <w:hyperlink w:history="1" r:id="rIdoovd2cutpozinuc5sll0o">
+            <w:hyperlink w:history="1" r:id="rId_mmv1h5plsuk7jcigaxtu">
               <w:r>
                 <w:rPr>
                   <w:rFonts w:ascii="Arial" w:cs="Arial" w:eastAsia="Arial" w:hAnsi="Arial"/>
@@ -12389,7 +12389,7 @@
             <w:pPr>
               <w:spacing w:after="20" w:before="0"/>
             </w:pPr>
-            <w:hyperlink w:history="1" r:id="rIdfxddufa9jwbd1oblienzu">
+            <w:hyperlink w:history="1" r:id="rIdd9o3j0ojna65-opnavwvn">
               <w:r>
                 <w:rPr>
                   <w:rFonts w:ascii="Arial" w:cs="Arial" w:eastAsia="Arial" w:hAnsi="Arial"/>
@@ -12422,7 +12422,7 @@
               <w:spacing w:after="10" w:before="0"/>
               <w:ind w:left="120"/>
             </w:pPr>
-            <w:hyperlink w:history="1" r:id="rIdthbp6dv0_fktymslqhcuj">
+            <w:hyperlink w:history="1" r:id="rIdxtgdjkwxxvu1s43gikgus">
               <w:r>
                 <w:rPr>
                   <w:rFonts w:ascii="Arial" w:cs="Arial" w:eastAsia="Arial" w:hAnsi="Arial"/>
@@ -12617,7 +12617,7 @@
             <w:pPr>
               <w:spacing w:after="20" w:before="0"/>
             </w:pPr>
-            <w:hyperlink w:history="1" r:id="rId4adc4o-lyr7er3lxjoytt">
+            <w:hyperlink w:history="1" r:id="rId52-ykmcvovtddekn_62wu">
               <w:r>
                 <w:rPr>
                   <w:rFonts w:ascii="Arial" w:cs="Arial" w:eastAsia="Arial" w:hAnsi="Arial"/>
@@ -12650,7 +12650,7 @@
               <w:spacing w:after="10" w:before="0"/>
               <w:ind w:left="120"/>
             </w:pPr>
-            <w:hyperlink w:history="1" r:id="rId9hy09z3ugok8kguf0zdte">
+            <w:hyperlink w:history="1" r:id="rIdebpxl94mntdeafnyfimvq">
               <w:r>
                 <w:rPr>
                   <w:rFonts w:ascii="Arial" w:cs="Arial" w:eastAsia="Arial" w:hAnsi="Arial"/>
@@ -12695,7 +12695,7 @@
             <w:pPr>
               <w:spacing w:after="20" w:before="0"/>
             </w:pPr>
-            <w:hyperlink w:history="1" r:id="rIdeurwdrlu5uhc9fl2rzlad">
+            <w:hyperlink w:history="1" r:id="rIdzjyo8v4fdgf-ay5ngndx7">
               <w:r>
                 <w:rPr>
                   <w:rFonts w:ascii="Arial" w:cs="Arial" w:eastAsia="Arial" w:hAnsi="Arial"/>
@@ -12728,7 +12728,7 @@
               <w:spacing w:after="10" w:before="0"/>
               <w:ind w:left="120"/>
             </w:pPr>
-            <w:hyperlink w:history="1" r:id="rIdbublqog2w86jlr2ehzttw">
+            <w:hyperlink w:history="1" r:id="rId5-eywjrx5al7ombrszai8">
               <w:r>
                 <w:rPr>
                   <w:rFonts w:ascii="Arial" w:cs="Arial" w:eastAsia="Arial" w:hAnsi="Arial"/>
@@ -12923,7 +12923,7 @@
             <w:pPr>
               <w:spacing w:after="20" w:before="0"/>
             </w:pPr>
-            <w:hyperlink w:history="1" r:id="rIdkppgollq1j6lc4h5cnueg">
+            <w:hyperlink w:history="1" r:id="rIdqwsha-zne1ekq6wiu60m0">
               <w:r>
                 <w:rPr>
                   <w:rFonts w:ascii="Arial" w:cs="Arial" w:eastAsia="Arial" w:hAnsi="Arial"/>
@@ -12956,7 +12956,7 @@
               <w:spacing w:after="10" w:before="0"/>
               <w:ind w:left="120"/>
             </w:pPr>
-            <w:hyperlink w:history="1" r:id="rIdeunonnq98fitxj8teeksp">
+            <w:hyperlink w:history="1" r:id="rIdh9mtav76paqdgiqb1zvlg">
               <w:r>
                 <w:rPr>
                   <w:rFonts w:ascii="Arial" w:cs="Arial" w:eastAsia="Arial" w:hAnsi="Arial"/>
@@ -13001,7 +13001,7 @@
             <w:pPr>
               <w:spacing w:after="20" w:before="0"/>
             </w:pPr>
-            <w:hyperlink w:history="1" r:id="rIdqg0t9t0phqr6khwigwkkw">
+            <w:hyperlink w:history="1" r:id="rId4f2mues6i4ssax_gdbpmv">
               <w:r>
                 <w:rPr>
                   <w:rFonts w:ascii="Arial" w:cs="Arial" w:eastAsia="Arial" w:hAnsi="Arial"/>
@@ -13034,7 +13034,7 @@
               <w:spacing w:after="10" w:before="0"/>
               <w:ind w:left="120"/>
             </w:pPr>
-            <w:hyperlink w:history="1" r:id="rIdo1xqjptfsmbr6cb1-vmzy">
+            <w:hyperlink w:history="1" r:id="rIdbvnhwx7ruerg3gn3pdtwb">
               <w:r>
                 <w:rPr>
                   <w:rFonts w:ascii="Arial" w:cs="Arial" w:eastAsia="Arial" w:hAnsi="Arial"/>
@@ -13229,7 +13229,7 @@
             <w:pPr>
               <w:spacing w:after="20" w:before="0"/>
             </w:pPr>
-            <w:hyperlink w:history="1" r:id="rIdyqsqiheeei5lkjr-ccpgm">
+            <w:hyperlink w:history="1" r:id="rIdwez9jxlvg6jbgoume5cyc">
               <w:r>
                 <w:rPr>
                   <w:rFonts w:ascii="Arial" w:cs="Arial" w:eastAsia="Arial" w:hAnsi="Arial"/>
@@ -13262,7 +13262,7 @@
               <w:spacing w:after="10" w:before="0"/>
               <w:ind w:left="120"/>
             </w:pPr>
-            <w:hyperlink w:history="1" r:id="rIdhvbklzogwrf6xspngsuty">
+            <w:hyperlink w:history="1" r:id="rIdatlooh97e3z1rxvxhtifj">
               <w:r>
                 <w:rPr>
                   <w:rFonts w:ascii="Arial" w:cs="Arial" w:eastAsia="Arial" w:hAnsi="Arial"/>
@@ -13307,7 +13307,7 @@
             <w:pPr>
               <w:spacing w:after="20" w:before="0"/>
             </w:pPr>
-            <w:hyperlink w:history="1" r:id="rIdqczuaghm49v3wmn_fyzcm">
+            <w:hyperlink w:history="1" r:id="rIdx-j6uayzcf90l_le2xrp5">
               <w:r>
                 <w:rPr>
                   <w:rFonts w:ascii="Arial" w:cs="Arial" w:eastAsia="Arial" w:hAnsi="Arial"/>
@@ -13340,7 +13340,7 @@
               <w:spacing w:after="10" w:before="0"/>
               <w:ind w:left="120"/>
             </w:pPr>
-            <w:hyperlink w:history="1" r:id="rId-h1ijhgruf4x0imdmtwtl">
+            <w:hyperlink w:history="1" r:id="rIdsplzdvjwqs7xaqfy9gkhl">
               <w:r>
                 <w:rPr>
                   <w:rFonts w:ascii="Arial" w:cs="Arial" w:eastAsia="Arial" w:hAnsi="Arial"/>
@@ -14827,7 +14827,7 @@
             <w:pPr>
               <w:spacing w:after="20" w:before="0"/>
             </w:pPr>
-            <w:hyperlink w:history="1" r:id="rIdkolxxtxmdjjw1_djhgduc">
+            <w:hyperlink w:history="1" r:id="rId7sfevwbvenikzg0ep0ole">
               <w:r>
                 <w:rPr>
                   <w:rFonts w:ascii="Arial" w:cs="Arial" w:eastAsia="Arial" w:hAnsi="Arial"/>
@@ -14860,7 +14860,7 @@
               <w:spacing w:after="10" w:before="0"/>
               <w:ind w:left="120"/>
             </w:pPr>
-            <w:hyperlink w:history="1" r:id="rIdsaij-kj2jkayv8ei_t9jh">
+            <w:hyperlink w:history="1" r:id="rIddc2nfxnjdif4c11qapnxl">
               <w:r>
                 <w:rPr>
                   <w:rFonts w:ascii="Arial" w:cs="Arial" w:eastAsia="Arial" w:hAnsi="Arial"/>
@@ -14905,7 +14905,7 @@
             <w:pPr>
               <w:spacing w:after="20" w:before="0"/>
             </w:pPr>
-            <w:hyperlink w:history="1" r:id="rIdsjp-frvidlgcga5ohz-ps">
+            <w:hyperlink w:history="1" r:id="rId_7h8vetrvx2_-fhs20nr8">
               <w:r>
                 <w:rPr>
                   <w:rFonts w:ascii="Arial" w:cs="Arial" w:eastAsia="Arial" w:hAnsi="Arial"/>
@@ -14938,7 +14938,7 @@
               <w:spacing w:after="10" w:before="0"/>
               <w:ind w:left="120"/>
             </w:pPr>
-            <w:hyperlink w:history="1" r:id="rIdnlmmlt_cychjlgmibyg2e">
+            <w:hyperlink w:history="1" r:id="rIdpi5qkp68onc1ps2m9ijku">
               <w:r>
                 <w:rPr>
                   <w:rFonts w:ascii="Arial" w:cs="Arial" w:eastAsia="Arial" w:hAnsi="Arial"/>
@@ -15133,7 +15133,7 @@
             <w:pPr>
               <w:spacing w:after="20" w:before="0"/>
             </w:pPr>
-            <w:hyperlink w:history="1" r:id="rIdfuk7jwo-54xqmdtcs_qyv">
+            <w:hyperlink w:history="1" r:id="rIdvqsa8mrkt82viqnkblaps">
               <w:r>
                 <w:rPr>
                   <w:rFonts w:ascii="Arial" w:cs="Arial" w:eastAsia="Arial" w:hAnsi="Arial"/>
@@ -15166,7 +15166,7 @@
               <w:spacing w:after="10" w:before="0"/>
               <w:ind w:left="120"/>
             </w:pPr>
-            <w:hyperlink w:history="1" r:id="rIdina49yq8vvz04pb4lngcb">
+            <w:hyperlink w:history="1" r:id="rIdyt_fxu1skk-6kxavowal7">
               <w:r>
                 <w:rPr>
                   <w:rFonts w:ascii="Arial" w:cs="Arial" w:eastAsia="Arial" w:hAnsi="Arial"/>
@@ -15211,7 +15211,7 @@
             <w:pPr>
               <w:spacing w:after="20" w:before="0"/>
             </w:pPr>
-            <w:hyperlink w:history="1" r:id="rIdcnvyf9mj4eirh46vqnrm4">
+            <w:hyperlink w:history="1" r:id="rIddghsqbdeqifvctgddwjqa">
               <w:r>
                 <w:rPr>
                   <w:rFonts w:ascii="Arial" w:cs="Arial" w:eastAsia="Arial" w:hAnsi="Arial"/>
@@ -15244,7 +15244,7 @@
               <w:spacing w:after="10" w:before="0"/>
               <w:ind w:left="120"/>
             </w:pPr>
-            <w:hyperlink w:history="1" r:id="rIdckosfehepzz7dfx5huj9b">
+            <w:hyperlink w:history="1" r:id="rIdec7ii34hfkcvc_kpqopz7">
               <w:r>
                 <w:rPr>
                   <w:rFonts w:ascii="Arial" w:cs="Arial" w:eastAsia="Arial" w:hAnsi="Arial"/>
@@ -15439,7 +15439,7 @@
             <w:pPr>
               <w:spacing w:after="20" w:before="0"/>
             </w:pPr>
-            <w:hyperlink w:history="1" r:id="rIdvu2wrcqdko0zu1u9jr3as">
+            <w:hyperlink w:history="1" r:id="rIdentsutkjgjwqkr-x_ob8d">
               <w:r>
                 <w:rPr>
                   <w:rFonts w:ascii="Arial" w:cs="Arial" w:eastAsia="Arial" w:hAnsi="Arial"/>
@@ -15472,7 +15472,7 @@
               <w:spacing w:after="10" w:before="0"/>
               <w:ind w:left="120"/>
             </w:pPr>
-            <w:hyperlink w:history="1" r:id="rIda1hlx15zjuj0nb1o7ziwp">
+            <w:hyperlink w:history="1" r:id="rIdf3kdrjyu5ku5h5dpj58ft">
               <w:r>
                 <w:rPr>
                   <w:rFonts w:ascii="Arial" w:cs="Arial" w:eastAsia="Arial" w:hAnsi="Arial"/>
@@ -15517,7 +15517,7 @@
             <w:pPr>
               <w:spacing w:after="20" w:before="0"/>
             </w:pPr>
-            <w:hyperlink w:history="1" r:id="rIdi93hlgbizxuvw6d0qtlwy">
+            <w:hyperlink w:history="1" r:id="rIdgwkcff_pt2mztn6ij6r1s">
               <w:r>
                 <w:rPr>
                   <w:rFonts w:ascii="Arial" w:cs="Arial" w:eastAsia="Arial" w:hAnsi="Arial"/>
@@ -15550,7 +15550,7 @@
               <w:spacing w:after="10" w:before="0"/>
               <w:ind w:left="120"/>
             </w:pPr>
-            <w:hyperlink w:history="1" r:id="rIdb6ytz5w1xkmxi4e91oyqx">
+            <w:hyperlink w:history="1" r:id="rIdaioly5qqf_i-rbwhpzyyy">
               <w:r>
                 <w:rPr>
                   <w:rFonts w:ascii="Arial" w:cs="Arial" w:eastAsia="Arial" w:hAnsi="Arial"/>
@@ -15745,7 +15745,7 @@
             <w:pPr>
               <w:spacing w:after="20" w:before="0"/>
             </w:pPr>
-            <w:hyperlink w:history="1" r:id="rId6htddogvru7sl6ajyqh7g">
+            <w:hyperlink w:history="1" r:id="rIdi8vaphylt8ez0tzbeioo0">
               <w:r>
                 <w:rPr>
                   <w:rFonts w:ascii="Arial" w:cs="Arial" w:eastAsia="Arial" w:hAnsi="Arial"/>
@@ -15778,7 +15778,7 @@
               <w:spacing w:after="10" w:before="0"/>
               <w:ind w:left="120"/>
             </w:pPr>
-            <w:hyperlink w:history="1" r:id="rIdr3sttcsd5p1wr7hti1n3k">
+            <w:hyperlink w:history="1" r:id="rIdnhfdh2qvz4qi6_h7qoc3g">
               <w:r>
                 <w:rPr>
                   <w:rFonts w:ascii="Arial" w:cs="Arial" w:eastAsia="Arial" w:hAnsi="Arial"/>
@@ -15823,7 +15823,7 @@
             <w:pPr>
               <w:spacing w:after="20" w:before="0"/>
             </w:pPr>
-            <w:hyperlink w:history="1" r:id="rIdbwsjnddp1jq_ihfeang4f">
+            <w:hyperlink w:history="1" r:id="rId5meqshth3mipuih8ll5r2">
               <w:r>
                 <w:rPr>
                   <w:rFonts w:ascii="Arial" w:cs="Arial" w:eastAsia="Arial" w:hAnsi="Arial"/>
@@ -15856,7 +15856,7 @@
               <w:spacing w:after="10" w:before="0"/>
               <w:ind w:left="120"/>
             </w:pPr>
-            <w:hyperlink w:history="1" r:id="rIdvy206xcrk0vqyvmblb9lv">
+            <w:hyperlink w:history="1" r:id="rIdbe2sqiwef4bfhelsktmxe">
               <w:r>
                 <w:rPr>
                   <w:rFonts w:ascii="Arial" w:cs="Arial" w:eastAsia="Arial" w:hAnsi="Arial"/>
@@ -16051,7 +16051,7 @@
             <w:pPr>
               <w:spacing w:after="20" w:before="0"/>
             </w:pPr>
-            <w:hyperlink w:history="1" r:id="rIdgytl6gzcz4ejmxbeadm4q">
+            <w:hyperlink w:history="1" r:id="rIdb4n-91h35gzjnzztg4fmo">
               <w:r>
                 <w:rPr>
                   <w:rFonts w:ascii="Arial" w:cs="Arial" w:eastAsia="Arial" w:hAnsi="Arial"/>
@@ -16084,7 +16084,7 @@
               <w:spacing w:after="10" w:before="0"/>
               <w:ind w:left="120"/>
             </w:pPr>
-            <w:hyperlink w:history="1" r:id="rIdfi88nn4x7qcko4p-h_ea-">
+            <w:hyperlink w:history="1" r:id="rIdu_sddh-mzaxoxzz5tbqth">
               <w:r>
                 <w:rPr>
                   <w:rFonts w:ascii="Arial" w:cs="Arial" w:eastAsia="Arial" w:hAnsi="Arial"/>
@@ -16129,7 +16129,7 @@
             <w:pPr>
               <w:spacing w:after="20" w:before="0"/>
             </w:pPr>
-            <w:hyperlink w:history="1" r:id="rIdp_m8uacuzod_olvynetyo">
+            <w:hyperlink w:history="1" r:id="rIdkz1ztuzmkhobrbs4li5yt">
               <w:r>
                 <w:rPr>
                   <w:rFonts w:ascii="Arial" w:cs="Arial" w:eastAsia="Arial" w:hAnsi="Arial"/>
@@ -16162,7 +16162,7 @@
               <w:spacing w:after="10" w:before="0"/>
               <w:ind w:left="120"/>
             </w:pPr>
-            <w:hyperlink w:history="1" r:id="rIdfw8cpeokhfl0sj9deryh2">
+            <w:hyperlink w:history="1" r:id="rIdbtwrin6gsagdwzzqrnwlr">
               <w:r>
                 <w:rPr>
                   <w:rFonts w:ascii="Arial" w:cs="Arial" w:eastAsia="Arial" w:hAnsi="Arial"/>
@@ -17649,7 +17649,7 @@
             <w:pPr>
               <w:spacing w:after="20" w:before="0"/>
             </w:pPr>
-            <w:hyperlink w:history="1" r:id="rIdz26get9ncubrxpdjzhnun">
+            <w:hyperlink w:history="1" r:id="rId55cwfm2_xykn-ksebniyd">
               <w:r>
                 <w:rPr>
                   <w:rFonts w:ascii="Arial" w:cs="Arial" w:eastAsia="Arial" w:hAnsi="Arial"/>
@@ -17682,7 +17682,7 @@
               <w:spacing w:after="10" w:before="0"/>
               <w:ind w:left="120"/>
             </w:pPr>
-            <w:hyperlink w:history="1" r:id="rIdazhumfbkczqh9yyxu-iuo">
+            <w:hyperlink w:history="1" r:id="rIdenj-txvw9mkxurwo3tif7">
               <w:r>
                 <w:rPr>
                   <w:rFonts w:ascii="Arial" w:cs="Arial" w:eastAsia="Arial" w:hAnsi="Arial"/>
@@ -17727,7 +17727,7 @@
             <w:pPr>
               <w:spacing w:after="20" w:before="0"/>
             </w:pPr>
-            <w:hyperlink w:history="1" r:id="rId3oafpgxfbq6ce7rcsnlgr">
+            <w:hyperlink w:history="1" r:id="rIdw9-ixly-yjrinojykrnjd">
               <w:r>
                 <w:rPr>
                   <w:rFonts w:ascii="Arial" w:cs="Arial" w:eastAsia="Arial" w:hAnsi="Arial"/>
@@ -17760,7 +17760,7 @@
               <w:spacing w:after="10" w:before="0"/>
               <w:ind w:left="120"/>
             </w:pPr>
-            <w:hyperlink w:history="1" r:id="rIdtggwvtmvtgr8rnccws0ig">
+            <w:hyperlink w:history="1" r:id="rIdt5u784jdxvbxmp8jg_wnz">
               <w:r>
                 <w:rPr>
                   <w:rFonts w:ascii="Arial" w:cs="Arial" w:eastAsia="Arial" w:hAnsi="Arial"/>
@@ -17955,7 +17955,7 @@
             <w:pPr>
               <w:spacing w:after="20" w:before="0"/>
             </w:pPr>
-            <w:hyperlink w:history="1" r:id="rIdwwitzdg1okg7lmczo4_p9">
+            <w:hyperlink w:history="1" r:id="rIdcxc66sr0f4bj9tu_budl-">
               <w:r>
                 <w:rPr>
                   <w:rFonts w:ascii="Arial" w:cs="Arial" w:eastAsia="Arial" w:hAnsi="Arial"/>
@@ -17988,7 +17988,7 @@
               <w:spacing w:after="10" w:before="0"/>
               <w:ind w:left="120"/>
             </w:pPr>
-            <w:hyperlink w:history="1" r:id="rIdenmmxbitv8u2lw8eclg1q">
+            <w:hyperlink w:history="1" r:id="rIdhyyrso113q5uyugnaybrk">
               <w:r>
                 <w:rPr>
                   <w:rFonts w:ascii="Arial" w:cs="Arial" w:eastAsia="Arial" w:hAnsi="Arial"/>
@@ -18033,7 +18033,7 @@
             <w:pPr>
               <w:spacing w:after="20" w:before="0"/>
             </w:pPr>
-            <w:hyperlink w:history="1" r:id="rIdt2wuojoyj8bi_utyudgeq">
+            <w:hyperlink w:history="1" r:id="rIdxl1r9pnqkyaaxifrn8vgg">
               <w:r>
                 <w:rPr>
                   <w:rFonts w:ascii="Arial" w:cs="Arial" w:eastAsia="Arial" w:hAnsi="Arial"/>
@@ -18066,7 +18066,7 @@
               <w:spacing w:after="10" w:before="0"/>
               <w:ind w:left="120"/>
             </w:pPr>
-            <w:hyperlink w:history="1" r:id="rId2pmzcj1fxupdw3lsgzgmc">
+            <w:hyperlink w:history="1" r:id="rIdigdo8hybzklluvj1w01l2">
               <w:r>
                 <w:rPr>
                   <w:rFonts w:ascii="Arial" w:cs="Arial" w:eastAsia="Arial" w:hAnsi="Arial"/>
@@ -18261,7 +18261,7 @@
             <w:pPr>
               <w:spacing w:after="20" w:before="0"/>
             </w:pPr>
-            <w:hyperlink w:history="1" r:id="rIdpskrscevscml2vrwzsdhv">
+            <w:hyperlink w:history="1" r:id="rIdw0-mhn4ly-llbdtbk4leq">
               <w:r>
                 <w:rPr>
                   <w:rFonts w:ascii="Arial" w:cs="Arial" w:eastAsia="Arial" w:hAnsi="Arial"/>
@@ -18294,7 +18294,7 @@
               <w:spacing w:after="10" w:before="0"/>
               <w:ind w:left="120"/>
             </w:pPr>
-            <w:hyperlink w:history="1" r:id="rIdnziwedkh1z7izx8r3tgw8">
+            <w:hyperlink w:history="1" r:id="rIdhvqxe7jhrpa34ah9gn28b">
               <w:r>
                 <w:rPr>
                   <w:rFonts w:ascii="Arial" w:cs="Arial" w:eastAsia="Arial" w:hAnsi="Arial"/>
@@ -18339,7 +18339,7 @@
             <w:pPr>
               <w:spacing w:after="20" w:before="0"/>
             </w:pPr>
-            <w:hyperlink w:history="1" r:id="rId9saakunsfydexmeftsu7x">
+            <w:hyperlink w:history="1" r:id="rIdatnzohxxgbuvphrvgysct">
               <w:r>
                 <w:rPr>
                   <w:rFonts w:ascii="Arial" w:cs="Arial" w:eastAsia="Arial" w:hAnsi="Arial"/>
@@ -18372,7 +18372,7 @@
               <w:spacing w:after="10" w:before="0"/>
               <w:ind w:left="120"/>
             </w:pPr>
-            <w:hyperlink w:history="1" r:id="rIdvubrtvddpfso_i1r3desh">
+            <w:hyperlink w:history="1" r:id="rIdzfia17bbsxozvporlshzj">
               <w:r>
                 <w:rPr>
                   <w:rFonts w:ascii="Arial" w:cs="Arial" w:eastAsia="Arial" w:hAnsi="Arial"/>
@@ -18567,7 +18567,7 @@
             <w:pPr>
               <w:spacing w:after="20" w:before="0"/>
             </w:pPr>
-            <w:hyperlink w:history="1" r:id="rId6pm6vert0khgibfq3csnr">
+            <w:hyperlink w:history="1" r:id="rIdm2magkndsujrcfjx7ym62">
               <w:r>
                 <w:rPr>
                   <w:rFonts w:ascii="Arial" w:cs="Arial" w:eastAsia="Arial" w:hAnsi="Arial"/>
@@ -18600,7 +18600,7 @@
               <w:spacing w:after="10" w:before="0"/>
               <w:ind w:left="120"/>
             </w:pPr>
-            <w:hyperlink w:history="1" r:id="rId6hz9xvf3sdlypwzdfsbz0">
+            <w:hyperlink w:history="1" r:id="rIdadcnqfzfga96n81j6fkub">
               <w:r>
                 <w:rPr>
                   <w:rFonts w:ascii="Arial" w:cs="Arial" w:eastAsia="Arial" w:hAnsi="Arial"/>
@@ -18645,7 +18645,7 @@
             <w:pPr>
               <w:spacing w:after="20" w:before="0"/>
             </w:pPr>
-            <w:hyperlink w:history="1" r:id="rIdak8qxqdc-q8w19ht5ew3m">
+            <w:hyperlink w:history="1" r:id="rIdht6ldmp_tmo3fh12kht1y">
               <w:r>
                 <w:rPr>
                   <w:rFonts w:ascii="Arial" w:cs="Arial" w:eastAsia="Arial" w:hAnsi="Arial"/>
@@ -18678,7 +18678,7 @@
               <w:spacing w:after="10" w:before="0"/>
               <w:ind w:left="120"/>
             </w:pPr>
-            <w:hyperlink w:history="1" r:id="rIdthx0adguty9bmb1z_281j">
+            <w:hyperlink w:history="1" r:id="rIdzwge-mm_0fbtmgwxnxz32">
               <w:r>
                 <w:rPr>
                   <w:rFonts w:ascii="Arial" w:cs="Arial" w:eastAsia="Arial" w:hAnsi="Arial"/>
@@ -18873,7 +18873,7 @@
             <w:pPr>
               <w:spacing w:after="20" w:before="0"/>
             </w:pPr>
-            <w:hyperlink w:history="1" r:id="rIdzoyzwxligqnhevx972gyh">
+            <w:hyperlink w:history="1" r:id="rIdmr6upc3b_pxpxxxeasvgf">
               <w:r>
                 <w:rPr>
                   <w:rFonts w:ascii="Arial" w:cs="Arial" w:eastAsia="Arial" w:hAnsi="Arial"/>
@@ -18906,7 +18906,7 @@
               <w:spacing w:after="10" w:before="0"/>
               <w:ind w:left="120"/>
             </w:pPr>
-            <w:hyperlink w:history="1" r:id="rIdvbxqaqx0c1m7xki3fpsig">
+            <w:hyperlink w:history="1" r:id="rId_j_fnh1culp6digb7jxl7">
               <w:r>
                 <w:rPr>
                   <w:rFonts w:ascii="Arial" w:cs="Arial" w:eastAsia="Arial" w:hAnsi="Arial"/>
@@ -18951,7 +18951,7 @@
             <w:pPr>
               <w:spacing w:after="20" w:before="0"/>
             </w:pPr>
-            <w:hyperlink w:history="1" r:id="rIdixoqic_psfe38bapr-i_l">
+            <w:hyperlink w:history="1" r:id="rIdn-ngnowektmkwlpksauk0">
               <w:r>
                 <w:rPr>
                   <w:rFonts w:ascii="Arial" w:cs="Arial" w:eastAsia="Arial" w:hAnsi="Arial"/>
@@ -18984,7 +18984,7 @@
               <w:spacing w:after="10" w:before="0"/>
               <w:ind w:left="120"/>
             </w:pPr>
-            <w:hyperlink w:history="1" r:id="rIdk0ww4wmue8myeeoepdlsc">
+            <w:hyperlink w:history="1" r:id="rIdjlijf7-crmlqerhikc41n">
               <w:r>
                 <w:rPr>
                   <w:rFonts w:ascii="Arial" w:cs="Arial" w:eastAsia="Arial" w:hAnsi="Arial"/>
@@ -20585,7 +20585,7 @@
             <w:pPr>
               <w:spacing w:after="20" w:before="0"/>
             </w:pPr>
-            <w:hyperlink w:history="1" r:id="rIdp-lvcgb2rgfqy7cutnz6c">
+            <w:hyperlink w:history="1" r:id="rIdt_aev8vkldgnmjbjulip2">
               <w:r>
                 <w:rPr>
                   <w:rFonts w:ascii="Arial" w:cs="Arial" w:eastAsia="Arial" w:hAnsi="Arial"/>
@@ -20618,7 +20618,7 @@
               <w:spacing w:after="10" w:before="0"/>
               <w:ind w:left="120"/>
             </w:pPr>
-            <w:hyperlink w:history="1" r:id="rIdcng0t20pnwdiasm5hxyhm">
+            <w:hyperlink w:history="1" r:id="rIdwsttgue0_uxpuxgzpnv_n">
               <w:r>
                 <w:rPr>
                   <w:rFonts w:ascii="Arial" w:cs="Arial" w:eastAsia="Arial" w:hAnsi="Arial"/>
@@ -20663,7 +20663,7 @@
             <w:pPr>
               <w:spacing w:after="20" w:before="0"/>
             </w:pPr>
-            <w:hyperlink w:history="1" r:id="rId1ehxjhgfi_vwmleoaayyl">
+            <w:hyperlink w:history="1" r:id="rIdm-p70lxreyqj4pagrn7cy">
               <w:r>
                 <w:rPr>
                   <w:rFonts w:ascii="Arial" w:cs="Arial" w:eastAsia="Arial" w:hAnsi="Arial"/>
@@ -20696,7 +20696,7 @@
               <w:spacing w:after="10" w:before="0"/>
               <w:ind w:left="120"/>
             </w:pPr>
-            <w:hyperlink w:history="1" r:id="rId3i0ghe_2bsti8wy-ybklo">
+            <w:hyperlink w:history="1" r:id="rId-jkaibwhinbdvsq5gxx9v">
               <w:r>
                 <w:rPr>
                   <w:rFonts w:ascii="Arial" w:cs="Arial" w:eastAsia="Arial" w:hAnsi="Arial"/>
@@ -20891,7 +20891,7 @@
             <w:pPr>
               <w:spacing w:after="20" w:before="0"/>
             </w:pPr>
-            <w:hyperlink w:history="1" r:id="rId2ngopuo8svp-zvngvvkb_">
+            <w:hyperlink w:history="1" r:id="rIdjoi-aydebegq8ol-cpvck">
               <w:r>
                 <w:rPr>
                   <w:rFonts w:ascii="Arial" w:cs="Arial" w:eastAsia="Arial" w:hAnsi="Arial"/>
@@ -20924,7 +20924,7 @@
               <w:spacing w:after="10" w:before="0"/>
               <w:ind w:left="120"/>
             </w:pPr>
-            <w:hyperlink w:history="1" r:id="rIdlgdraddiixcwpa9c8tj1n">
+            <w:hyperlink w:history="1" r:id="rIdtyvy0w-wsye9evd_obfio">
               <w:r>
                 <w:rPr>
                   <w:rFonts w:ascii="Arial" w:cs="Arial" w:eastAsia="Arial" w:hAnsi="Arial"/>
@@ -20969,7 +20969,7 @@
             <w:pPr>
               <w:spacing w:after="20" w:before="0"/>
             </w:pPr>
-            <w:hyperlink w:history="1" r:id="rIdmgxm7mwulpcya1uxsaffm">
+            <w:hyperlink w:history="1" r:id="rId8n-2q-vs47uus5b_sgd_x">
               <w:r>
                 <w:rPr>
                   <w:rFonts w:ascii="Arial" w:cs="Arial" w:eastAsia="Arial" w:hAnsi="Arial"/>
@@ -21002,7 +21002,7 @@
               <w:spacing w:after="10" w:before="0"/>
               <w:ind w:left="120"/>
             </w:pPr>
-            <w:hyperlink w:history="1" r:id="rIdlbhgx5twcrmem7mx9jy9u">
+            <w:hyperlink w:history="1" r:id="rIdu8wzu5hn1_hoylzvswxwl">
               <w:r>
                 <w:rPr>
                   <w:rFonts w:ascii="Arial" w:cs="Arial" w:eastAsia="Arial" w:hAnsi="Arial"/>
@@ -21197,7 +21197,7 @@
             <w:pPr>
               <w:spacing w:after="20" w:before="0"/>
             </w:pPr>
-            <w:hyperlink w:history="1" r:id="rIdbvmr64hyh3_qlvi7pwmtr">
+            <w:hyperlink w:history="1" r:id="rIdslpmhpjskw4qnj8qxk1y6">
               <w:r>
                 <w:rPr>
                   <w:rFonts w:ascii="Arial" w:cs="Arial" w:eastAsia="Arial" w:hAnsi="Arial"/>
@@ -21230,7 +21230,7 @@
               <w:spacing w:after="10" w:before="0"/>
               <w:ind w:left="120"/>
             </w:pPr>
-            <w:hyperlink w:history="1" r:id="rIdkmudp3coafwwh9lf8ftvy">
+            <w:hyperlink w:history="1" r:id="rId-ps6idsisaegdwkfq6vp_">
               <w:r>
                 <w:rPr>
                   <w:rFonts w:ascii="Arial" w:cs="Arial" w:eastAsia="Arial" w:hAnsi="Arial"/>
@@ -21275,7 +21275,7 @@
             <w:pPr>
               <w:spacing w:after="20" w:before="0"/>
             </w:pPr>
-            <w:hyperlink w:history="1" r:id="rIdjzl2fgwjrgjkhur_kkugy">
+            <w:hyperlink w:history="1" r:id="rIdsrqbfvs1vhha8siitqxar">
               <w:r>
                 <w:rPr>
                   <w:rFonts w:ascii="Arial" w:cs="Arial" w:eastAsia="Arial" w:hAnsi="Arial"/>
@@ -21308,7 +21308,7 @@
               <w:spacing w:after="10" w:before="0"/>
               <w:ind w:left="120"/>
             </w:pPr>
-            <w:hyperlink w:history="1" r:id="rIdppape2ulnlwrqqsdfvuex">
+            <w:hyperlink w:history="1" r:id="rId0avyzjtg8nbbig_ph1ksw">
               <w:r>
                 <w:rPr>
                   <w:rFonts w:ascii="Arial" w:cs="Arial" w:eastAsia="Arial" w:hAnsi="Arial"/>
@@ -21503,7 +21503,7 @@
             <w:pPr>
               <w:spacing w:after="20" w:before="0"/>
             </w:pPr>
-            <w:hyperlink w:history="1" r:id="rIdkynytuiowd0lyeco71udt">
+            <w:hyperlink w:history="1" r:id="rId--tqlgurqcvhp4u59urzy">
               <w:r>
                 <w:rPr>
                   <w:rFonts w:ascii="Arial" w:cs="Arial" w:eastAsia="Arial" w:hAnsi="Arial"/>
@@ -21536,7 +21536,7 @@
               <w:spacing w:after="10" w:before="0"/>
               <w:ind w:left="120"/>
             </w:pPr>
-            <w:hyperlink w:history="1" r:id="rIdzghu-wmsm-mdgfndievxd">
+            <w:hyperlink w:history="1" r:id="rIday_258sdrsri8qmftyzst">
               <w:r>
                 <w:rPr>
                   <w:rFonts w:ascii="Arial" w:cs="Arial" w:eastAsia="Arial" w:hAnsi="Arial"/>
@@ -21581,7 +21581,7 @@
             <w:pPr>
               <w:spacing w:after="20" w:before="0"/>
             </w:pPr>
-            <w:hyperlink w:history="1" r:id="rIdwel0nbn5tjammhpwytgfr">
+            <w:hyperlink w:history="1" r:id="rIdl0epzaicipw63cicenjiw">
               <w:r>
                 <w:rPr>
                   <w:rFonts w:ascii="Arial" w:cs="Arial" w:eastAsia="Arial" w:hAnsi="Arial"/>
@@ -21614,7 +21614,7 @@
               <w:spacing w:after="10" w:before="0"/>
               <w:ind w:left="120"/>
             </w:pPr>
-            <w:hyperlink w:history="1" r:id="rIdtdzkoemwfmefihgz_9jps">
+            <w:hyperlink w:history="1" r:id="rIdq_yswsogtmg7c6-c0rzan">
               <w:r>
                 <w:rPr>
                   <w:rFonts w:ascii="Arial" w:cs="Arial" w:eastAsia="Arial" w:hAnsi="Arial"/>
@@ -21809,7 +21809,7 @@
             <w:pPr>
               <w:spacing w:after="20" w:before="0"/>
             </w:pPr>
-            <w:hyperlink w:history="1" r:id="rIdjzya43mj8oy_ncka3y1ml">
+            <w:hyperlink w:history="1" r:id="rIdvpwrrcke5oz_oywlsnoh6">
               <w:r>
                 <w:rPr>
                   <w:rFonts w:ascii="Arial" w:cs="Arial" w:eastAsia="Arial" w:hAnsi="Arial"/>
@@ -21842,7 +21842,7 @@
               <w:spacing w:after="10" w:before="0"/>
               <w:ind w:left="120"/>
             </w:pPr>
-            <w:hyperlink w:history="1" r:id="rId0_4v_5nr5mn9telgywb-j">
+            <w:hyperlink w:history="1" r:id="rIdqeu8cpcwf6nqg_70rlkdc">
               <w:r>
                 <w:rPr>
                   <w:rFonts w:ascii="Arial" w:cs="Arial" w:eastAsia="Arial" w:hAnsi="Arial"/>
@@ -21887,7 +21887,7 @@
             <w:pPr>
               <w:spacing w:after="20" w:before="0"/>
             </w:pPr>
-            <w:hyperlink w:history="1" r:id="rId2ia9nw9i-5lo_lqfr24wj">
+            <w:hyperlink w:history="1" r:id="rIdto57ckmvfhmarovhyazxi">
               <w:r>
                 <w:rPr>
                   <w:rFonts w:ascii="Arial" w:cs="Arial" w:eastAsia="Arial" w:hAnsi="Arial"/>
@@ -21920,7 +21920,7 @@
               <w:spacing w:after="10" w:before="0"/>
               <w:ind w:left="120"/>
             </w:pPr>
-            <w:hyperlink w:history="1" r:id="rId_ucr7uzow9dt71bwfvwqo">
+            <w:hyperlink w:history="1" r:id="rIdaec2r8802aprmkyv9gh6w">
               <w:r>
                 <w:rPr>
                   <w:rFonts w:ascii="Arial" w:cs="Arial" w:eastAsia="Arial" w:hAnsi="Arial"/>
@@ -23502,7 +23502,7 @@
             <w:pPr>
               <w:spacing w:after="20" w:before="0"/>
             </w:pPr>
-            <w:hyperlink w:history="1" r:id="rIdyyiht3ucmr4l8epqc6dzz">
+            <w:hyperlink w:history="1" r:id="rIda5pzcfa18yvcjbxw1cxa7">
               <w:r>
                 <w:rPr>
                   <w:rFonts w:ascii="Arial" w:cs="Arial" w:eastAsia="Arial" w:hAnsi="Arial"/>
@@ -23535,7 +23535,7 @@
               <w:spacing w:after="10" w:before="0"/>
               <w:ind w:left="120"/>
             </w:pPr>
-            <w:hyperlink w:history="1" r:id="rIddmbi1zhtohlz67wxkrlif">
+            <w:hyperlink w:history="1" r:id="rIdn6z1wxq6gixi5pulv2gao">
               <w:r>
                 <w:rPr>
                   <w:rFonts w:ascii="Arial" w:cs="Arial" w:eastAsia="Arial" w:hAnsi="Arial"/>
@@ -23580,7 +23580,7 @@
             <w:pPr>
               <w:spacing w:after="20" w:before="0"/>
             </w:pPr>
-            <w:hyperlink w:history="1" r:id="rId72a7i8dew0z8oadfjcjz2">
+            <w:hyperlink w:history="1" r:id="rIdbow0tkcmexzg-fmttnlji">
               <w:r>
                 <w:rPr>
                   <w:rFonts w:ascii="Arial" w:cs="Arial" w:eastAsia="Arial" w:hAnsi="Arial"/>
@@ -23613,7 +23613,7 @@
               <w:spacing w:after="10" w:before="0"/>
               <w:ind w:left="120"/>
             </w:pPr>
-            <w:hyperlink w:history="1" r:id="rId3o0orq7d-zecmo8joxxqh">
+            <w:hyperlink w:history="1" r:id="rIdywpvo98hwayc69yykizrc">
               <w:r>
                 <w:rPr>
                   <w:rFonts w:ascii="Arial" w:cs="Arial" w:eastAsia="Arial" w:hAnsi="Arial"/>
@@ -23808,7 +23808,7 @@
             <w:pPr>
               <w:spacing w:after="20" w:before="0"/>
             </w:pPr>
-            <w:hyperlink w:history="1" r:id="rIdb4rzxuj2e1yxbcbuccxsx">
+            <w:hyperlink w:history="1" r:id="rIdh5bi1qiy2vgkvuod4juoi">
               <w:r>
                 <w:rPr>
                   <w:rFonts w:ascii="Arial" w:cs="Arial" w:eastAsia="Arial" w:hAnsi="Arial"/>
@@ -23841,7 +23841,7 @@
               <w:spacing w:after="10" w:before="0"/>
               <w:ind w:left="120"/>
             </w:pPr>
-            <w:hyperlink w:history="1" r:id="rIdc4wctw7o9gx0govasbpek">
+            <w:hyperlink w:history="1" r:id="rId60p_qzoqybbiv8zuj4zb_">
               <w:r>
                 <w:rPr>
                   <w:rFonts w:ascii="Arial" w:cs="Arial" w:eastAsia="Arial" w:hAnsi="Arial"/>
@@ -23886,7 +23886,7 @@
             <w:pPr>
               <w:spacing w:after="20" w:before="0"/>
             </w:pPr>
-            <w:hyperlink w:history="1" r:id="rIdwsqt1cuntl4qra9txabb-">
+            <w:hyperlink w:history="1" r:id="rIdrpjptpa_xkv8pnudanijt">
               <w:r>
                 <w:rPr>
                   <w:rFonts w:ascii="Arial" w:cs="Arial" w:eastAsia="Arial" w:hAnsi="Arial"/>
@@ -23919,7 +23919,7 @@
               <w:spacing w:after="10" w:before="0"/>
               <w:ind w:left="120"/>
             </w:pPr>
-            <w:hyperlink w:history="1" r:id="rIdlj0t9plfdlgj8bxdaheid">
+            <w:hyperlink w:history="1" r:id="rIdnmlxk2kemczjj8ll0n_km">
               <w:r>
                 <w:rPr>
                   <w:rFonts w:ascii="Arial" w:cs="Arial" w:eastAsia="Arial" w:hAnsi="Arial"/>
@@ -24114,7 +24114,7 @@
             <w:pPr>
               <w:spacing w:after="20" w:before="0"/>
             </w:pPr>
-            <w:hyperlink w:history="1" r:id="rIdqeejethliq9rq05aoymob">
+            <w:hyperlink w:history="1" r:id="rIddhzz1ydpajw1h3u6hoidj">
               <w:r>
                 <w:rPr>
                   <w:rFonts w:ascii="Arial" w:cs="Arial" w:eastAsia="Arial" w:hAnsi="Arial"/>
@@ -24147,7 +24147,7 @@
               <w:spacing w:after="10" w:before="0"/>
               <w:ind w:left="120"/>
             </w:pPr>
-            <w:hyperlink w:history="1" r:id="rIddfnkd1lozz9rpl_dtze7n">
+            <w:hyperlink w:history="1" r:id="rIdjbna6sahvl-m1eq0lchet">
               <w:r>
                 <w:rPr>
                   <w:rFonts w:ascii="Arial" w:cs="Arial" w:eastAsia="Arial" w:hAnsi="Arial"/>
@@ -24192,7 +24192,7 @@
             <w:pPr>
               <w:spacing w:after="20" w:before="0"/>
             </w:pPr>
-            <w:hyperlink w:history="1" r:id="rIdksbrxxymdr4s2k7viai8n">
+            <w:hyperlink w:history="1" r:id="rId7yborbmqz-ava4gj4ss0k">
               <w:r>
                 <w:rPr>
                   <w:rFonts w:ascii="Arial" w:cs="Arial" w:eastAsia="Arial" w:hAnsi="Arial"/>
@@ -24225,7 +24225,7 @@
               <w:spacing w:after="10" w:before="0"/>
               <w:ind w:left="120"/>
             </w:pPr>
-            <w:hyperlink w:history="1" r:id="rIds-dswza40eqnpf8qlaedt">
+            <w:hyperlink w:history="1" r:id="rIdnf1cyr-1bna2vd9duek0u">
               <w:r>
                 <w:rPr>
                   <w:rFonts w:ascii="Arial" w:cs="Arial" w:eastAsia="Arial" w:hAnsi="Arial"/>
@@ -24420,7 +24420,7 @@
             <w:pPr>
               <w:spacing w:after="20" w:before="0"/>
             </w:pPr>
-            <w:hyperlink w:history="1" r:id="rIda4zzcok5hptanzkyi8com">
+            <w:hyperlink w:history="1" r:id="rIdpyeafqdvybtnq7lkpg5to">
               <w:r>
                 <w:rPr>
                   <w:rFonts w:ascii="Arial" w:cs="Arial" w:eastAsia="Arial" w:hAnsi="Arial"/>
@@ -24453,7 +24453,7 @@
               <w:spacing w:after="10" w:before="0"/>
               <w:ind w:left="120"/>
             </w:pPr>
-            <w:hyperlink w:history="1" r:id="rIddmk2gqmvxtsfgamcu2wrj">
+            <w:hyperlink w:history="1" r:id="rIdiulpirqgrgkcbdq5sxts4">
               <w:r>
                 <w:rPr>
                   <w:rFonts w:ascii="Arial" w:cs="Arial" w:eastAsia="Arial" w:hAnsi="Arial"/>
@@ -24498,7 +24498,7 @@
             <w:pPr>
               <w:spacing w:after="20" w:before="0"/>
             </w:pPr>
-            <w:hyperlink w:history="1" r:id="rId5m9em2bcso5munrdz1dp7">
+            <w:hyperlink w:history="1" r:id="rIdbw0kg35sefahvw0fvo9b_">
               <w:r>
                 <w:rPr>
                   <w:rFonts w:ascii="Arial" w:cs="Arial" w:eastAsia="Arial" w:hAnsi="Arial"/>
@@ -24531,7 +24531,7 @@
               <w:spacing w:after="10" w:before="0"/>
               <w:ind w:left="120"/>
             </w:pPr>
-            <w:hyperlink w:history="1" r:id="rIdsx485tvyoy74twyq5keul">
+            <w:hyperlink w:history="1" r:id="rId86clqmqkiwreh8imw2eht">
               <w:r>
                 <w:rPr>
                   <w:rFonts w:ascii="Arial" w:cs="Arial" w:eastAsia="Arial" w:hAnsi="Arial"/>
@@ -24726,7 +24726,7 @@
             <w:pPr>
               <w:spacing w:after="20" w:before="0"/>
             </w:pPr>
-            <w:hyperlink w:history="1" r:id="rIdfya0bevsimubnjegrelrc">
+            <w:hyperlink w:history="1" r:id="rIdvlfkgoq1-xlb6ux537d7n">
               <w:r>
                 <w:rPr>
                   <w:rFonts w:ascii="Arial" w:cs="Arial" w:eastAsia="Arial" w:hAnsi="Arial"/>
@@ -24759,7 +24759,7 @@
               <w:spacing w:after="10" w:before="0"/>
               <w:ind w:left="120"/>
             </w:pPr>
-            <w:hyperlink w:history="1" r:id="rIdkzgoi03enml2d95wtjqk1">
+            <w:hyperlink w:history="1" r:id="rIdgjga8epstdslbzybahy5a">
               <w:r>
                 <w:rPr>
                   <w:rFonts w:ascii="Arial" w:cs="Arial" w:eastAsia="Arial" w:hAnsi="Arial"/>
@@ -24804,7 +24804,7 @@
             <w:pPr>
               <w:spacing w:after="20" w:before="0"/>
             </w:pPr>
-            <w:hyperlink w:history="1" r:id="rIdiq8udbtrcimglbjhd49wl">
+            <w:hyperlink w:history="1" r:id="rIdu7djthshwuta3lcodsrir">
               <w:r>
                 <w:rPr>
                   <w:rFonts w:ascii="Arial" w:cs="Arial" w:eastAsia="Arial" w:hAnsi="Arial"/>
@@ -24837,7 +24837,7 @@
               <w:spacing w:after="10" w:before="0"/>
               <w:ind w:left="120"/>
             </w:pPr>
-            <w:hyperlink w:history="1" r:id="rIdttur4ynm6tk2xv0s8vl20">
+            <w:hyperlink w:history="1" r:id="rIdckojya3wr9zlo8bdaromk">
               <w:r>
                 <w:rPr>
                   <w:rFonts w:ascii="Arial" w:cs="Arial" w:eastAsia="Arial" w:hAnsi="Arial"/>
@@ -26324,7 +26324,7 @@
             <w:pPr>
               <w:spacing w:after="20" w:before="0"/>
             </w:pPr>
-            <w:hyperlink w:history="1" r:id="rIduynymyievko_1k66dtqcw">
+            <w:hyperlink w:history="1" r:id="rIdm3srcwcul6vlvbi_fwsf4">
               <w:r>
                 <w:rPr>
                   <w:rFonts w:ascii="Arial" w:cs="Arial" w:eastAsia="Arial" w:hAnsi="Arial"/>
@@ -26357,7 +26357,7 @@
               <w:spacing w:after="10" w:before="0"/>
               <w:ind w:left="120"/>
             </w:pPr>
-            <w:hyperlink w:history="1" r:id="rIdl-zozdwmgzjqi3oct3w3b">
+            <w:hyperlink w:history="1" r:id="rId844hn2f2nm0vyxdpigigp">
               <w:r>
                 <w:rPr>
                   <w:rFonts w:ascii="Arial" w:cs="Arial" w:eastAsia="Arial" w:hAnsi="Arial"/>
@@ -26402,7 +26402,7 @@
             <w:pPr>
               <w:spacing w:after="20" w:before="0"/>
             </w:pPr>
-            <w:hyperlink w:history="1" r:id="rIdbh2eavqfaazbjp9zvygr7">
+            <w:hyperlink w:history="1" r:id="rIdgjpbrjiyywhnztdzluwzk">
               <w:r>
                 <w:rPr>
                   <w:rFonts w:ascii="Arial" w:cs="Arial" w:eastAsia="Arial" w:hAnsi="Arial"/>
@@ -26435,7 +26435,7 @@
               <w:spacing w:after="10" w:before="0"/>
               <w:ind w:left="120"/>
             </w:pPr>
-            <w:hyperlink w:history="1" r:id="rIdwcnwji-1fnelepdb2th4s">
+            <w:hyperlink w:history="1" r:id="rIdtdmg54i6mkxoymsziin0l">
               <w:r>
                 <w:rPr>
                   <w:rFonts w:ascii="Arial" w:cs="Arial" w:eastAsia="Arial" w:hAnsi="Arial"/>
@@ -26630,7 +26630,7 @@
             <w:pPr>
               <w:spacing w:after="20" w:before="0"/>
             </w:pPr>
-            <w:hyperlink w:history="1" r:id="rIdcavlslj3xunygidnqktud">
+            <w:hyperlink w:history="1" r:id="rIdzh980xw3lpzi_biw2ne71">
               <w:r>
                 <w:rPr>
                   <w:rFonts w:ascii="Arial" w:cs="Arial" w:eastAsia="Arial" w:hAnsi="Arial"/>
@@ -26663,7 +26663,7 @@
               <w:spacing w:after="10" w:before="0"/>
               <w:ind w:left="120"/>
             </w:pPr>
-            <w:hyperlink w:history="1" r:id="rIdpcyr0sfbed7woyrf1nu7o">
+            <w:hyperlink w:history="1" r:id="rId82e_3sr5zxoptwslnyee9">
               <w:r>
                 <w:rPr>
                   <w:rFonts w:ascii="Arial" w:cs="Arial" w:eastAsia="Arial" w:hAnsi="Arial"/>
@@ -26708,7 +26708,7 @@
             <w:pPr>
               <w:spacing w:after="20" w:before="0"/>
             </w:pPr>
-            <w:hyperlink w:history="1" r:id="rIdo8vmypddctcihwrlimjho">
+            <w:hyperlink w:history="1" r:id="rIdnz0i-cqq9suz_1llbqccu">
               <w:r>
                 <w:rPr>
                   <w:rFonts w:ascii="Arial" w:cs="Arial" w:eastAsia="Arial" w:hAnsi="Arial"/>
@@ -26741,7 +26741,7 @@
               <w:spacing w:after="10" w:before="0"/>
               <w:ind w:left="120"/>
             </w:pPr>
-            <w:hyperlink w:history="1" r:id="rIdn8_irujw7rantw-pdei10">
+            <w:hyperlink w:history="1" r:id="rIdjw9mofw7iudroagmr_fut">
               <w:r>
                 <w:rPr>
                   <w:rFonts w:ascii="Arial" w:cs="Arial" w:eastAsia="Arial" w:hAnsi="Arial"/>
@@ -26936,7 +26936,7 @@
             <w:pPr>
               <w:spacing w:after="20" w:before="0"/>
             </w:pPr>
-            <w:hyperlink w:history="1" r:id="rIdxs4inmvieqcrhuo5je4lk">
+            <w:hyperlink w:history="1" r:id="rIdgbqt3js-otm4jykqlq12e">
               <w:r>
                 <w:rPr>
                   <w:rFonts w:ascii="Arial" w:cs="Arial" w:eastAsia="Arial" w:hAnsi="Arial"/>
@@ -26969,7 +26969,7 @@
               <w:spacing w:after="10" w:before="0"/>
               <w:ind w:left="120"/>
             </w:pPr>
-            <w:hyperlink w:history="1" r:id="rIdkc5n9rqdrjwyypg3jwmkj">
+            <w:hyperlink w:history="1" r:id="rIdfhipos6k7bvy8sjcnevbp">
               <w:r>
                 <w:rPr>
                   <w:rFonts w:ascii="Arial" w:cs="Arial" w:eastAsia="Arial" w:hAnsi="Arial"/>
@@ -27014,7 +27014,7 @@
             <w:pPr>
               <w:spacing w:after="20" w:before="0"/>
             </w:pPr>
-            <w:hyperlink w:history="1" r:id="rIdxrwuoxhpdi9jxxv2m7brf">
+            <w:hyperlink w:history="1" r:id="rIdu2ceuslpyuxrom9mic1wy">
               <w:r>
                 <w:rPr>
                   <w:rFonts w:ascii="Arial" w:cs="Arial" w:eastAsia="Arial" w:hAnsi="Arial"/>
@@ -27047,7 +27047,7 @@
               <w:spacing w:after="10" w:before="0"/>
               <w:ind w:left="120"/>
             </w:pPr>
-            <w:hyperlink w:history="1" r:id="rIds-w0t9egzd5eus7gzqqwj">
+            <w:hyperlink w:history="1" r:id="rIdybjo5m-7xutngygg1gamt">
               <w:r>
                 <w:rPr>
                   <w:rFonts w:ascii="Arial" w:cs="Arial" w:eastAsia="Arial" w:hAnsi="Arial"/>
@@ -27242,7 +27242,7 @@
             <w:pPr>
               <w:spacing w:after="20" w:before="0"/>
             </w:pPr>
-            <w:hyperlink w:history="1" r:id="rId1r6ote9qt-timjsllqsyt">
+            <w:hyperlink w:history="1" r:id="rIddlrzgqpw3snw8nvcgush_">
               <w:r>
                 <w:rPr>
                   <w:rFonts w:ascii="Arial" w:cs="Arial" w:eastAsia="Arial" w:hAnsi="Arial"/>
@@ -27275,7 +27275,7 @@
               <w:spacing w:after="10" w:before="0"/>
               <w:ind w:left="120"/>
             </w:pPr>
-            <w:hyperlink w:history="1" r:id="rIdwxearp1xlhdccqhcgjmpo">
+            <w:hyperlink w:history="1" r:id="rIduknzs6fbvixnjgueel45p">
               <w:r>
                 <w:rPr>
                   <w:rFonts w:ascii="Arial" w:cs="Arial" w:eastAsia="Arial" w:hAnsi="Arial"/>
@@ -27320,7 +27320,7 @@
             <w:pPr>
               <w:spacing w:after="20" w:before="0"/>
             </w:pPr>
-            <w:hyperlink w:history="1" r:id="rIddhtasavtrla3cwk1t5r1-">
+            <w:hyperlink w:history="1" r:id="rIdrp-20wbjrevojjec2iw1j">
               <w:r>
                 <w:rPr>
                   <w:rFonts w:ascii="Arial" w:cs="Arial" w:eastAsia="Arial" w:hAnsi="Arial"/>
@@ -27353,7 +27353,7 @@
               <w:spacing w:after="10" w:before="0"/>
               <w:ind w:left="120"/>
             </w:pPr>
-            <w:hyperlink w:history="1" r:id="rIdw_gsu32lq4flcvng6dcai">
+            <w:hyperlink w:history="1" r:id="rIdsikedzpvnsfg_ue-tw8t2">
               <w:r>
                 <w:rPr>
                   <w:rFonts w:ascii="Arial" w:cs="Arial" w:eastAsia="Arial" w:hAnsi="Arial"/>
@@ -27548,7 +27548,7 @@
             <w:pPr>
               <w:spacing w:after="20" w:before="0"/>
             </w:pPr>
-            <w:hyperlink w:history="1" r:id="rIdyka2h3uw8vryk26hfafap">
+            <w:hyperlink w:history="1" r:id="rId14ht33_9borv_k0ervhmp">
               <w:r>
                 <w:rPr>
                   <w:rFonts w:ascii="Arial" w:cs="Arial" w:eastAsia="Arial" w:hAnsi="Arial"/>
@@ -27581,7 +27581,7 @@
               <w:spacing w:after="10" w:before="0"/>
               <w:ind w:left="120"/>
             </w:pPr>
-            <w:hyperlink w:history="1" r:id="rId7d4kh9bs3gl2bsi1enjgv">
+            <w:hyperlink w:history="1" r:id="rIdu_ge8yvabap13xh8f7c4z">
               <w:r>
                 <w:rPr>
                   <w:rFonts w:ascii="Arial" w:cs="Arial" w:eastAsia="Arial" w:hAnsi="Arial"/>
@@ -27626,7 +27626,7 @@
             <w:pPr>
               <w:spacing w:after="20" w:before="0"/>
             </w:pPr>
-            <w:hyperlink w:history="1" r:id="rIdekyrzojeim0lskvg_mwjf">
+            <w:hyperlink w:history="1" r:id="rId_-crfbehrtpyiyxx28np-">
               <w:r>
                 <w:rPr>
                   <w:rFonts w:ascii="Arial" w:cs="Arial" w:eastAsia="Arial" w:hAnsi="Arial"/>
@@ -27659,7 +27659,7 @@
               <w:spacing w:after="10" w:before="0"/>
               <w:ind w:left="120"/>
             </w:pPr>
-            <w:hyperlink w:history="1" r:id="rIdjksqk0mwbmfo-im57ww8x">
+            <w:hyperlink w:history="1" r:id="rIdb1lbeh8qb68ljsiehxwzp">
               <w:r>
                 <w:rPr>
                   <w:rFonts w:ascii="Arial" w:cs="Arial" w:eastAsia="Arial" w:hAnsi="Arial"/>
@@ -29146,7 +29146,7 @@
             <w:pPr>
               <w:spacing w:after="20" w:before="0"/>
             </w:pPr>
-            <w:hyperlink w:history="1" r:id="rIduxuosuwxh80skd5vlqbbd">
+            <w:hyperlink w:history="1" r:id="rIdtgvosmouzsrahhhtzodrg">
               <w:r>
                 <w:rPr>
                   <w:rFonts w:ascii="Arial" w:cs="Arial" w:eastAsia="Arial" w:hAnsi="Arial"/>
@@ -29179,7 +29179,7 @@
               <w:spacing w:after="10" w:before="0"/>
               <w:ind w:left="120"/>
             </w:pPr>
-            <w:hyperlink w:history="1" r:id="rId0-alssh6xre9afuip734o">
+            <w:hyperlink w:history="1" r:id="rId3ze3ifgiexulkatz6uuiz">
               <w:r>
                 <w:rPr>
                   <w:rFonts w:ascii="Arial" w:cs="Arial" w:eastAsia="Arial" w:hAnsi="Arial"/>
@@ -29224,7 +29224,7 @@
             <w:pPr>
               <w:spacing w:after="20" w:before="0"/>
             </w:pPr>
-            <w:hyperlink w:history="1" r:id="rIdj6-hhbrekajdue2lliuvl">
+            <w:hyperlink w:history="1" r:id="rIdvzwwy17gwdsrk2vzpm39h">
               <w:r>
                 <w:rPr>
                   <w:rFonts w:ascii="Arial" w:cs="Arial" w:eastAsia="Arial" w:hAnsi="Arial"/>
@@ -29257,7 +29257,7 @@
               <w:spacing w:after="10" w:before="0"/>
               <w:ind w:left="120"/>
             </w:pPr>
-            <w:hyperlink w:history="1" r:id="rIdiyuoojqeynm9sl6yiirli">
+            <w:hyperlink w:history="1" r:id="rIdpmgz3uycfzywes9vtwpt0">
               <w:r>
                 <w:rPr>
                   <w:rFonts w:ascii="Arial" w:cs="Arial" w:eastAsia="Arial" w:hAnsi="Arial"/>
@@ -29452,7 +29452,7 @@
             <w:pPr>
               <w:spacing w:after="20" w:before="0"/>
             </w:pPr>
-            <w:hyperlink w:history="1" r:id="rIdvvkckh5te5dt2t0d3pwmu">
+            <w:hyperlink w:history="1" r:id="rIdsnaeim7tkhx3723leenti">
               <w:r>
                 <w:rPr>
                   <w:rFonts w:ascii="Arial" w:cs="Arial" w:eastAsia="Arial" w:hAnsi="Arial"/>
@@ -29485,7 +29485,7 @@
               <w:spacing w:after="10" w:before="0"/>
               <w:ind w:left="120"/>
             </w:pPr>
-            <w:hyperlink w:history="1" r:id="rIdfr8ebsqfe8pkpcsoxwhc7">
+            <w:hyperlink w:history="1" r:id="rIdfe1kf2e6vfagodnuzfxok">
               <w:r>
                 <w:rPr>
                   <w:rFonts w:ascii="Arial" w:cs="Arial" w:eastAsia="Arial" w:hAnsi="Arial"/>
@@ -29530,7 +29530,7 @@
             <w:pPr>
               <w:spacing w:after="20" w:before="0"/>
             </w:pPr>
-            <w:hyperlink w:history="1" r:id="rIdbi4ppwcmxuulkauslxrqb">
+            <w:hyperlink w:history="1" r:id="rIdpaqeotximkiqdl3sxkrky">
               <w:r>
                 <w:rPr>
                   <w:rFonts w:ascii="Arial" w:cs="Arial" w:eastAsia="Arial" w:hAnsi="Arial"/>
@@ -29563,7 +29563,7 @@
               <w:spacing w:after="10" w:before="0"/>
               <w:ind w:left="120"/>
             </w:pPr>
-            <w:hyperlink w:history="1" r:id="rIdcnitrvup3gmbsemczexo3">
+            <w:hyperlink w:history="1" r:id="rIdwhpychxckda2hxxnzjc3v">
               <w:r>
                 <w:rPr>
                   <w:rFonts w:ascii="Arial" w:cs="Arial" w:eastAsia="Arial" w:hAnsi="Arial"/>
@@ -29758,7 +29758,7 @@
             <w:pPr>
               <w:spacing w:after="20" w:before="0"/>
             </w:pPr>
-            <w:hyperlink w:history="1" r:id="rId1uyywiqyeypmzi53dlsqj">
+            <w:hyperlink w:history="1" r:id="rIdjzqmhtjtr27cnfui5aqut">
               <w:r>
                 <w:rPr>
                   <w:rFonts w:ascii="Arial" w:cs="Arial" w:eastAsia="Arial" w:hAnsi="Arial"/>
@@ -29791,7 +29791,7 @@
               <w:spacing w:after="10" w:before="0"/>
               <w:ind w:left="120"/>
             </w:pPr>
-            <w:hyperlink w:history="1" r:id="rId_kxg6lbbqxknc-csqevdm">
+            <w:hyperlink w:history="1" r:id="rIdzuqa0bccmmw1qc7amgen0">
               <w:r>
                 <w:rPr>
                   <w:rFonts w:ascii="Arial" w:cs="Arial" w:eastAsia="Arial" w:hAnsi="Arial"/>
@@ -29836,7 +29836,7 @@
             <w:pPr>
               <w:spacing w:after="20" w:before="0"/>
             </w:pPr>
-            <w:hyperlink w:history="1" r:id="rId2rs4e5f2ztzx6kcn7exm3">
+            <w:hyperlink w:history="1" r:id="rIdzhoma1bwywybetxlca8az">
               <w:r>
                 <w:rPr>
                   <w:rFonts w:ascii="Arial" w:cs="Arial" w:eastAsia="Arial" w:hAnsi="Arial"/>
@@ -29869,7 +29869,7 @@
               <w:spacing w:after="10" w:before="0"/>
               <w:ind w:left="120"/>
             </w:pPr>
-            <w:hyperlink w:history="1" r:id="rIdtuoshacle8jckgxtzzk8h">
+            <w:hyperlink w:history="1" r:id="rIdxsuyxzurrswzqzywlkeuv">
               <w:r>
                 <w:rPr>
                   <w:rFonts w:ascii="Arial" w:cs="Arial" w:eastAsia="Arial" w:hAnsi="Arial"/>
@@ -30064,7 +30064,7 @@
             <w:pPr>
               <w:spacing w:after="20" w:before="0"/>
             </w:pPr>
-            <w:hyperlink w:history="1" r:id="rId0mwzkxc5aqzj6uzeiqx_x">
+            <w:hyperlink w:history="1" r:id="rIdtqjmgkx-sdeljgl_fecf-">
               <w:r>
                 <w:rPr>
                   <w:rFonts w:ascii="Arial" w:cs="Arial" w:eastAsia="Arial" w:hAnsi="Arial"/>
@@ -30097,7 +30097,7 @@
               <w:spacing w:after="10" w:before="0"/>
               <w:ind w:left="120"/>
             </w:pPr>
-            <w:hyperlink w:history="1" r:id="rIdnpwupsbxplkism4yo4fv0">
+            <w:hyperlink w:history="1" r:id="rIdd3hoyqppoo4gl12eb0jxm">
               <w:r>
                 <w:rPr>
                   <w:rFonts w:ascii="Arial" w:cs="Arial" w:eastAsia="Arial" w:hAnsi="Arial"/>
@@ -30142,7 +30142,7 @@
             <w:pPr>
               <w:spacing w:after="20" w:before="0"/>
             </w:pPr>
-            <w:hyperlink w:history="1" r:id="rId1urjwbng-fy45qzkhu559">
+            <w:hyperlink w:history="1" r:id="rIdvn7ravkdxtlmwkgzfrdda">
               <w:r>
                 <w:rPr>
                   <w:rFonts w:ascii="Arial" w:cs="Arial" w:eastAsia="Arial" w:hAnsi="Arial"/>
@@ -30175,7 +30175,7 @@
               <w:spacing w:after="10" w:before="0"/>
               <w:ind w:left="120"/>
             </w:pPr>
-            <w:hyperlink w:history="1" r:id="rIdrkv5sbvw6jgm_4i0uvmw8">
+            <w:hyperlink w:history="1" r:id="rIdjdnbj1acye3jzyjobpjfj">
               <w:r>
                 <w:rPr>
                   <w:rFonts w:ascii="Arial" w:cs="Arial" w:eastAsia="Arial" w:hAnsi="Arial"/>
@@ -30370,7 +30370,7 @@
             <w:pPr>
               <w:spacing w:after="20" w:before="0"/>
             </w:pPr>
-            <w:hyperlink w:history="1" r:id="rIdryl_l5ay6m6-puiwalh-g">
+            <w:hyperlink w:history="1" r:id="rIdo32z_6qk2bbpz_hoxhoxk">
               <w:r>
                 <w:rPr>
                   <w:rFonts w:ascii="Arial" w:cs="Arial" w:eastAsia="Arial" w:hAnsi="Arial"/>
@@ -30403,7 +30403,7 @@
               <w:spacing w:after="10" w:before="0"/>
               <w:ind w:left="120"/>
             </w:pPr>
-            <w:hyperlink w:history="1" r:id="rIdbvx5x2xe5lrmcsdqkwa-u">
+            <w:hyperlink w:history="1" r:id="rId0sknfpjowfvnfyfvoo2vy">
               <w:r>
                 <w:rPr>
                   <w:rFonts w:ascii="Arial" w:cs="Arial" w:eastAsia="Arial" w:hAnsi="Arial"/>
@@ -30448,7 +30448,7 @@
             <w:pPr>
               <w:spacing w:after="20" w:before="0"/>
             </w:pPr>
-            <w:hyperlink w:history="1" r:id="rIdqysvzlcyin5gr1afx5suw">
+            <w:hyperlink w:history="1" r:id="rIdu6lq9jdqbtsreahufjt32">
               <w:r>
                 <w:rPr>
                   <w:rFonts w:ascii="Arial" w:cs="Arial" w:eastAsia="Arial" w:hAnsi="Arial"/>
@@ -30481,7 +30481,7 @@
               <w:spacing w:after="10" w:before="0"/>
               <w:ind w:left="120"/>
             </w:pPr>
-            <w:hyperlink w:history="1" r:id="rIdql8rai8oez0ye86pmmcaj">
+            <w:hyperlink w:history="1" r:id="rIdddlivdllkzfttoxpivxk3">
               <w:r>
                 <w:rPr>
                   <w:rFonts w:ascii="Arial" w:cs="Arial" w:eastAsia="Arial" w:hAnsi="Arial"/>

--- a/data/outputs/v2/Maths/SS2.4_Surface_Area_and_Volume_of_Solids/Mathematics_Surface_Area_and_Volume_of_Solids_CBE_LessonSequence.docx
+++ b/data/outputs/v2/Maths/SS2.4_Surface_Area_and_Volume_of_Solids/Mathematics_Surface_Area_and_Volume_of_Solids_CBE_LessonSequence.docx
@@ -3539,7 +3539,7 @@
             <w:pPr>
               <w:spacing w:after="20" w:before="0"/>
             </w:pPr>
-            <w:hyperlink w:history="1" r:id="rIdubkmk07l90itxlhctcb5v">
+            <w:hyperlink w:history="1" r:id="rIdzhbmgdzcw35s6dhjvxraq">
               <w:r>
                 <w:rPr>
                   <w:rFonts w:ascii="Arial" w:cs="Arial" w:eastAsia="Arial" w:hAnsi="Arial"/>
@@ -3572,7 +3572,7 @@
               <w:spacing w:after="10" w:before="0"/>
               <w:ind w:left="120"/>
             </w:pPr>
-            <w:hyperlink w:history="1" r:id="rIdfhknyucnydhrkmq9dkon-">
+            <w:hyperlink w:history="1" r:id="rId8xbpi6yb8kvxwe78qdoye">
               <w:r>
                 <w:rPr>
                   <w:rFonts w:ascii="Arial" w:cs="Arial" w:eastAsia="Arial" w:hAnsi="Arial"/>
@@ -3617,7 +3617,7 @@
             <w:pPr>
               <w:spacing w:after="20" w:before="0"/>
             </w:pPr>
-            <w:hyperlink w:history="1" r:id="rIdb8sxwsscd33zz6zpjuyrm">
+            <w:hyperlink w:history="1" r:id="rIdg-xwnhvop5ckjn6zgucri">
               <w:r>
                 <w:rPr>
                   <w:rFonts w:ascii="Arial" w:cs="Arial" w:eastAsia="Arial" w:hAnsi="Arial"/>
@@ -3650,7 +3650,7 @@
               <w:spacing w:after="10" w:before="0"/>
               <w:ind w:left="120"/>
             </w:pPr>
-            <w:hyperlink w:history="1" r:id="rId4cguazieqvoqmagxvhea7">
+            <w:hyperlink w:history="1" r:id="rIdzmrijtzlyruwrytcaepvj">
               <w:r>
                 <w:rPr>
                   <w:rFonts w:ascii="Arial" w:cs="Arial" w:eastAsia="Arial" w:hAnsi="Arial"/>
@@ -3845,7 +3845,7 @@
             <w:pPr>
               <w:spacing w:after="20" w:before="0"/>
             </w:pPr>
-            <w:hyperlink w:history="1" r:id="rId8cxmuzb107vinlq9tllgc">
+            <w:hyperlink w:history="1" r:id="rIdpxtr5mhnpxo9scd7r58bn">
               <w:r>
                 <w:rPr>
                   <w:rFonts w:ascii="Arial" w:cs="Arial" w:eastAsia="Arial" w:hAnsi="Arial"/>
@@ -3878,7 +3878,7 @@
               <w:spacing w:after="10" w:before="0"/>
               <w:ind w:left="120"/>
             </w:pPr>
-            <w:hyperlink w:history="1" r:id="rIdj-iaqkewlm-kupotbfpmp">
+            <w:hyperlink w:history="1" r:id="rIdwctyoouku6nanzvqarxl-">
               <w:r>
                 <w:rPr>
                   <w:rFonts w:ascii="Arial" w:cs="Arial" w:eastAsia="Arial" w:hAnsi="Arial"/>
@@ -3923,7 +3923,7 @@
             <w:pPr>
               <w:spacing w:after="20" w:before="0"/>
             </w:pPr>
-            <w:hyperlink w:history="1" r:id="rIda3bynod8sykdp5jhcwyiy">
+            <w:hyperlink w:history="1" r:id="rId3mtrb0vnkcm5_smanwx76">
               <w:r>
                 <w:rPr>
                   <w:rFonts w:ascii="Arial" w:cs="Arial" w:eastAsia="Arial" w:hAnsi="Arial"/>
@@ -3956,7 +3956,7 @@
               <w:spacing w:after="10" w:before="0"/>
               <w:ind w:left="120"/>
             </w:pPr>
-            <w:hyperlink w:history="1" r:id="rIdurdwuvunazlybb6lzddsz">
+            <w:hyperlink w:history="1" r:id="rId7dmjxh1uheuv_7bfz77hj">
               <w:r>
                 <w:rPr>
                   <w:rFonts w:ascii="Arial" w:cs="Arial" w:eastAsia="Arial" w:hAnsi="Arial"/>
@@ -4151,7 +4151,7 @@
             <w:pPr>
               <w:spacing w:after="20" w:before="0"/>
             </w:pPr>
-            <w:hyperlink w:history="1" r:id="rId9r5wjynlktyadsk6iqlha">
+            <w:hyperlink w:history="1" r:id="rIdt8kwytjztgd9vve3dqjzo">
               <w:r>
                 <w:rPr>
                   <w:rFonts w:ascii="Arial" w:cs="Arial" w:eastAsia="Arial" w:hAnsi="Arial"/>
@@ -4184,7 +4184,7 @@
               <w:spacing w:after="10" w:before="0"/>
               <w:ind w:left="120"/>
             </w:pPr>
-            <w:hyperlink w:history="1" r:id="rIdrbih2kofzddbhjog7endm">
+            <w:hyperlink w:history="1" r:id="rIdvquxrgt03r2ee_u2bgra4">
               <w:r>
                 <w:rPr>
                   <w:rFonts w:ascii="Arial" w:cs="Arial" w:eastAsia="Arial" w:hAnsi="Arial"/>
@@ -4229,7 +4229,7 @@
             <w:pPr>
               <w:spacing w:after="20" w:before="0"/>
             </w:pPr>
-            <w:hyperlink w:history="1" r:id="rIdabuz9tusw2njvkwgaljya">
+            <w:hyperlink w:history="1" r:id="rIdl6pmsfukwslsdpd2gai88">
               <w:r>
                 <w:rPr>
                   <w:rFonts w:ascii="Arial" w:cs="Arial" w:eastAsia="Arial" w:hAnsi="Arial"/>
@@ -4262,7 +4262,7 @@
               <w:spacing w:after="10" w:before="0"/>
               <w:ind w:left="120"/>
             </w:pPr>
-            <w:hyperlink w:history="1" r:id="rIdaym21fg4qoibveuhp-ids">
+            <w:hyperlink w:history="1" r:id="rIdi1zyoolqammi83jjlcfc8">
               <w:r>
                 <w:rPr>
                   <w:rFonts w:ascii="Arial" w:cs="Arial" w:eastAsia="Arial" w:hAnsi="Arial"/>
@@ -4457,7 +4457,7 @@
             <w:pPr>
               <w:spacing w:after="20" w:before="0"/>
             </w:pPr>
-            <w:hyperlink w:history="1" r:id="rIdloj--omhzj2lxipq73sah">
+            <w:hyperlink w:history="1" r:id="rIddu_v2zavlrbnfa9hjke2l">
               <w:r>
                 <w:rPr>
                   <w:rFonts w:ascii="Arial" w:cs="Arial" w:eastAsia="Arial" w:hAnsi="Arial"/>
@@ -4490,7 +4490,7 @@
               <w:spacing w:after="10" w:before="0"/>
               <w:ind w:left="120"/>
             </w:pPr>
-            <w:hyperlink w:history="1" r:id="rIdvcthq5k4oh0hzpojilccs">
+            <w:hyperlink w:history="1" r:id="rIdxjdtukbllokm8ay_2hpfi">
               <w:r>
                 <w:rPr>
                   <w:rFonts w:ascii="Arial" w:cs="Arial" w:eastAsia="Arial" w:hAnsi="Arial"/>
@@ -4535,7 +4535,7 @@
             <w:pPr>
               <w:spacing w:after="20" w:before="0"/>
             </w:pPr>
-            <w:hyperlink w:history="1" r:id="rId9znbretosn5rm_ip-3xlu">
+            <w:hyperlink w:history="1" r:id="rIdlyg5rd5pvb4adezvnbs7s">
               <w:r>
                 <w:rPr>
                   <w:rFonts w:ascii="Arial" w:cs="Arial" w:eastAsia="Arial" w:hAnsi="Arial"/>
@@ -4568,7 +4568,7 @@
               <w:spacing w:after="10" w:before="0"/>
               <w:ind w:left="120"/>
             </w:pPr>
-            <w:hyperlink w:history="1" r:id="rId6gz-m9bqme14mrjeu3sbg">
+            <w:hyperlink w:history="1" r:id="rId-iwlr_v13dinyh2sjwute">
               <w:r>
                 <w:rPr>
                   <w:rFonts w:ascii="Arial" w:cs="Arial" w:eastAsia="Arial" w:hAnsi="Arial"/>
@@ -4763,7 +4763,7 @@
             <w:pPr>
               <w:spacing w:after="20" w:before="0"/>
             </w:pPr>
-            <w:hyperlink w:history="1" r:id="rIdxgayjndzkfvi2cg_q3-uk">
+            <w:hyperlink w:history="1" r:id="rIdy18mdeld_k8w5i1wdsejy">
               <w:r>
                 <w:rPr>
                   <w:rFonts w:ascii="Arial" w:cs="Arial" w:eastAsia="Arial" w:hAnsi="Arial"/>
@@ -4796,7 +4796,7 @@
               <w:spacing w:after="10" w:before="0"/>
               <w:ind w:left="120"/>
             </w:pPr>
-            <w:hyperlink w:history="1" r:id="rIdbhp_dlsprmjxevp8mlefn">
+            <w:hyperlink w:history="1" r:id="rIdjlz0vk2aoise5raya8to9">
               <w:r>
                 <w:rPr>
                   <w:rFonts w:ascii="Arial" w:cs="Arial" w:eastAsia="Arial" w:hAnsi="Arial"/>
@@ -4841,7 +4841,7 @@
             <w:pPr>
               <w:spacing w:after="20" w:before="0"/>
             </w:pPr>
-            <w:hyperlink w:history="1" r:id="rIduwomrpali77uyczfpkmlo">
+            <w:hyperlink w:history="1" r:id="rId-jz-yn9nyyycizrxwxf5z">
               <w:r>
                 <w:rPr>
                   <w:rFonts w:ascii="Arial" w:cs="Arial" w:eastAsia="Arial" w:hAnsi="Arial"/>
@@ -4874,7 +4874,7 @@
               <w:spacing w:after="10" w:before="0"/>
               <w:ind w:left="120"/>
             </w:pPr>
-            <w:hyperlink w:history="1" r:id="rIdhsuty1lkjti1ennfj9gye">
+            <w:hyperlink w:history="1" r:id="rIdr4hhf9j7jatqpwebpbq6x">
               <w:r>
                 <w:rPr>
                   <w:rFonts w:ascii="Arial" w:cs="Arial" w:eastAsia="Arial" w:hAnsi="Arial"/>
@@ -6361,7 +6361,7 @@
             <w:pPr>
               <w:spacing w:after="20" w:before="0"/>
             </w:pPr>
-            <w:hyperlink w:history="1" r:id="rIdj_o3gef-suzqokdjfzriu">
+            <w:hyperlink w:history="1" r:id="rId9zznq7ijngivgpznjc6q4">
               <w:r>
                 <w:rPr>
                   <w:rFonts w:ascii="Arial" w:cs="Arial" w:eastAsia="Arial" w:hAnsi="Arial"/>
@@ -6394,7 +6394,7 @@
               <w:spacing w:after="10" w:before="0"/>
               <w:ind w:left="120"/>
             </w:pPr>
-            <w:hyperlink w:history="1" r:id="rIdh79i5todoxe0oxdj-_vdp">
+            <w:hyperlink w:history="1" r:id="rId5lgckylipm1xowar7z4v8">
               <w:r>
                 <w:rPr>
                   <w:rFonts w:ascii="Arial" w:cs="Arial" w:eastAsia="Arial" w:hAnsi="Arial"/>
@@ -6439,7 +6439,7 @@
             <w:pPr>
               <w:spacing w:after="20" w:before="0"/>
             </w:pPr>
-            <w:hyperlink w:history="1" r:id="rId2kuka8snttcby2th3uokb">
+            <w:hyperlink w:history="1" r:id="rIda8cdjdfm_8jp9ks4jsthi">
               <w:r>
                 <w:rPr>
                   <w:rFonts w:ascii="Arial" w:cs="Arial" w:eastAsia="Arial" w:hAnsi="Arial"/>
@@ -6472,7 +6472,7 @@
               <w:spacing w:after="10" w:before="0"/>
               <w:ind w:left="120"/>
             </w:pPr>
-            <w:hyperlink w:history="1" r:id="rIdfjw2g_y2ogt-qmclzcrne">
+            <w:hyperlink w:history="1" r:id="rIdmb-8x_uxp8odwgery2ysp">
               <w:r>
                 <w:rPr>
                   <w:rFonts w:ascii="Arial" w:cs="Arial" w:eastAsia="Arial" w:hAnsi="Arial"/>
@@ -6667,7 +6667,7 @@
             <w:pPr>
               <w:spacing w:after="20" w:before="0"/>
             </w:pPr>
-            <w:hyperlink w:history="1" r:id="rIdujm9fs-r7ovlahxts8kvt">
+            <w:hyperlink w:history="1" r:id="rIdapgwhfszul6x29s09vy3m">
               <w:r>
                 <w:rPr>
                   <w:rFonts w:ascii="Arial" w:cs="Arial" w:eastAsia="Arial" w:hAnsi="Arial"/>
@@ -6700,7 +6700,7 @@
               <w:spacing w:after="10" w:before="0"/>
               <w:ind w:left="120"/>
             </w:pPr>
-            <w:hyperlink w:history="1" r:id="rIdew436sc3fhal7o16ffunl">
+            <w:hyperlink w:history="1" r:id="rIdet8esvrlaavnogpqsnsvx">
               <w:r>
                 <w:rPr>
                   <w:rFonts w:ascii="Arial" w:cs="Arial" w:eastAsia="Arial" w:hAnsi="Arial"/>
@@ -6745,7 +6745,7 @@
             <w:pPr>
               <w:spacing w:after="20" w:before="0"/>
             </w:pPr>
-            <w:hyperlink w:history="1" r:id="rIdi5uvtfurf0cheuwarsecr">
+            <w:hyperlink w:history="1" r:id="rIddlww3otug_lmb-ua4r-bb">
               <w:r>
                 <w:rPr>
                   <w:rFonts w:ascii="Arial" w:cs="Arial" w:eastAsia="Arial" w:hAnsi="Arial"/>
@@ -6778,7 +6778,7 @@
               <w:spacing w:after="10" w:before="0"/>
               <w:ind w:left="120"/>
             </w:pPr>
-            <w:hyperlink w:history="1" r:id="rIddzql8jzrze0mwegh9ajmm">
+            <w:hyperlink w:history="1" r:id="rIdy8fdvemy6vi9yw26z4-ne">
               <w:r>
                 <w:rPr>
                   <w:rFonts w:ascii="Arial" w:cs="Arial" w:eastAsia="Arial" w:hAnsi="Arial"/>
@@ -6973,7 +6973,7 @@
             <w:pPr>
               <w:spacing w:after="20" w:before="0"/>
             </w:pPr>
-            <w:hyperlink w:history="1" r:id="rIdojdfi9nh0ovts230jq7rd">
+            <w:hyperlink w:history="1" r:id="rIdrmd19vzja7phinyzylaeb">
               <w:r>
                 <w:rPr>
                   <w:rFonts w:ascii="Arial" w:cs="Arial" w:eastAsia="Arial" w:hAnsi="Arial"/>
@@ -7006,7 +7006,7 @@
               <w:spacing w:after="10" w:before="0"/>
               <w:ind w:left="120"/>
             </w:pPr>
-            <w:hyperlink w:history="1" r:id="rIdedb9_pllyi97jvv6brf6e">
+            <w:hyperlink w:history="1" r:id="rId3nm8pdk1ld9ves5pq6tkr">
               <w:r>
                 <w:rPr>
                   <w:rFonts w:ascii="Arial" w:cs="Arial" w:eastAsia="Arial" w:hAnsi="Arial"/>
@@ -7051,7 +7051,7 @@
             <w:pPr>
               <w:spacing w:after="20" w:before="0"/>
             </w:pPr>
-            <w:hyperlink w:history="1" r:id="rIddrl8baulfoxzkpgzamig2">
+            <w:hyperlink w:history="1" r:id="rIdisqyrssjeyrildhnpv1qj">
               <w:r>
                 <w:rPr>
                   <w:rFonts w:ascii="Arial" w:cs="Arial" w:eastAsia="Arial" w:hAnsi="Arial"/>
@@ -7084,7 +7084,7 @@
               <w:spacing w:after="10" w:before="0"/>
               <w:ind w:left="120"/>
             </w:pPr>
-            <w:hyperlink w:history="1" r:id="rIdnldbvvrhm2sdoygbmctgo">
+            <w:hyperlink w:history="1" r:id="rIdqnezba9dai77o_ztdy3oq">
               <w:r>
                 <w:rPr>
                   <w:rFonts w:ascii="Arial" w:cs="Arial" w:eastAsia="Arial" w:hAnsi="Arial"/>
@@ -7279,7 +7279,7 @@
             <w:pPr>
               <w:spacing w:after="20" w:before="0"/>
             </w:pPr>
-            <w:hyperlink w:history="1" r:id="rIddddauchgaidvlarqtt9nz">
+            <w:hyperlink w:history="1" r:id="rId7hzga8k07-masoghpbchm">
               <w:r>
                 <w:rPr>
                   <w:rFonts w:ascii="Arial" w:cs="Arial" w:eastAsia="Arial" w:hAnsi="Arial"/>
@@ -7312,7 +7312,7 @@
               <w:spacing w:after="10" w:before="0"/>
               <w:ind w:left="120"/>
             </w:pPr>
-            <w:hyperlink w:history="1" r:id="rIdo7orzbgtaq6bkzuzjk3hb">
+            <w:hyperlink w:history="1" r:id="rIdh7umzlnkski2vyjbf9u3u">
               <w:r>
                 <w:rPr>
                   <w:rFonts w:ascii="Arial" w:cs="Arial" w:eastAsia="Arial" w:hAnsi="Arial"/>
@@ -7357,7 +7357,7 @@
             <w:pPr>
               <w:spacing w:after="20" w:before="0"/>
             </w:pPr>
-            <w:hyperlink w:history="1" r:id="rId1m1_jog3aong9e5azp_n7">
+            <w:hyperlink w:history="1" r:id="rIdwle8ddoa_8vjtxf6widz1">
               <w:r>
                 <w:rPr>
                   <w:rFonts w:ascii="Arial" w:cs="Arial" w:eastAsia="Arial" w:hAnsi="Arial"/>
@@ -7390,7 +7390,7 @@
               <w:spacing w:after="10" w:before="0"/>
               <w:ind w:left="120"/>
             </w:pPr>
-            <w:hyperlink w:history="1" r:id="rIduywcsd4uui18h-ps5rrc7">
+            <w:hyperlink w:history="1" r:id="rIdwypzipezl5bata7me5e4b">
               <w:r>
                 <w:rPr>
                   <w:rFonts w:ascii="Arial" w:cs="Arial" w:eastAsia="Arial" w:hAnsi="Arial"/>
@@ -7585,7 +7585,7 @@
             <w:pPr>
               <w:spacing w:after="20" w:before="0"/>
             </w:pPr>
-            <w:hyperlink w:history="1" r:id="rIdio9v4sidv1qejz2xo5hph">
+            <w:hyperlink w:history="1" r:id="rIdgncyrgcwa8_adqfxy9ic0">
               <w:r>
                 <w:rPr>
                   <w:rFonts w:ascii="Arial" w:cs="Arial" w:eastAsia="Arial" w:hAnsi="Arial"/>
@@ -7618,7 +7618,7 @@
               <w:spacing w:after="10" w:before="0"/>
               <w:ind w:left="120"/>
             </w:pPr>
-            <w:hyperlink w:history="1" r:id="rIdn2m-76bbrvtzudxuiwtic">
+            <w:hyperlink w:history="1" r:id="rIdbfejwufnr3p4gh565zzy8">
               <w:r>
                 <w:rPr>
                   <w:rFonts w:ascii="Arial" w:cs="Arial" w:eastAsia="Arial" w:hAnsi="Arial"/>
@@ -7663,7 +7663,7 @@
             <w:pPr>
               <w:spacing w:after="20" w:before="0"/>
             </w:pPr>
-            <w:hyperlink w:history="1" r:id="rIdwndg-2tznznnervxzxxyx">
+            <w:hyperlink w:history="1" r:id="rId8n2vucsapz5viob2iedmd">
               <w:r>
                 <w:rPr>
                   <w:rFonts w:ascii="Arial" w:cs="Arial" w:eastAsia="Arial" w:hAnsi="Arial"/>
@@ -7696,7 +7696,7 @@
               <w:spacing w:after="10" w:before="0"/>
               <w:ind w:left="120"/>
             </w:pPr>
-            <w:hyperlink w:history="1" r:id="rIdctmjdrzdkr0sju1kv1akt">
+            <w:hyperlink w:history="1" r:id="rIdd-endbzc38p6qcq5yki_7">
               <w:r>
                 <w:rPr>
                   <w:rFonts w:ascii="Arial" w:cs="Arial" w:eastAsia="Arial" w:hAnsi="Arial"/>
@@ -9183,7 +9183,7 @@
             <w:pPr>
               <w:spacing w:after="20" w:before="0"/>
             </w:pPr>
-            <w:hyperlink w:history="1" r:id="rIdpushlvqcxqe0pom86vgqu">
+            <w:hyperlink w:history="1" r:id="rIdmmv-qgj1bxbttn1b_i0ag">
               <w:r>
                 <w:rPr>
                   <w:rFonts w:ascii="Arial" w:cs="Arial" w:eastAsia="Arial" w:hAnsi="Arial"/>
@@ -9216,7 +9216,7 @@
               <w:spacing w:after="10" w:before="0"/>
               <w:ind w:left="120"/>
             </w:pPr>
-            <w:hyperlink w:history="1" r:id="rIdpu4hhkqjdpj3mjtswecdw">
+            <w:hyperlink w:history="1" r:id="rIdiw6ovq7l8yydehul49cme">
               <w:r>
                 <w:rPr>
                   <w:rFonts w:ascii="Arial" w:cs="Arial" w:eastAsia="Arial" w:hAnsi="Arial"/>
@@ -9261,7 +9261,7 @@
             <w:pPr>
               <w:spacing w:after="20" w:before="0"/>
             </w:pPr>
-            <w:hyperlink w:history="1" r:id="rIdvvoocyki14awihmsnpxrk">
+            <w:hyperlink w:history="1" r:id="rIdt6fu6aqdajmw057_ellla">
               <w:r>
                 <w:rPr>
                   <w:rFonts w:ascii="Arial" w:cs="Arial" w:eastAsia="Arial" w:hAnsi="Arial"/>
@@ -9294,7 +9294,7 @@
               <w:spacing w:after="10" w:before="0"/>
               <w:ind w:left="120"/>
             </w:pPr>
-            <w:hyperlink w:history="1" r:id="rIdq8vawds5xcetjesgc170m">
+            <w:hyperlink w:history="1" r:id="rIdzylubo4wngvzti_t-1e1w">
               <w:r>
                 <w:rPr>
                   <w:rFonts w:ascii="Arial" w:cs="Arial" w:eastAsia="Arial" w:hAnsi="Arial"/>
@@ -9489,7 +9489,7 @@
             <w:pPr>
               <w:spacing w:after="20" w:before="0"/>
             </w:pPr>
-            <w:hyperlink w:history="1" r:id="rIdanm0zqyu68rljja60sww9">
+            <w:hyperlink w:history="1" r:id="rIdh0evp1dh_u-ozex9zn2ed">
               <w:r>
                 <w:rPr>
                   <w:rFonts w:ascii="Arial" w:cs="Arial" w:eastAsia="Arial" w:hAnsi="Arial"/>
@@ -9522,7 +9522,7 @@
               <w:spacing w:after="10" w:before="0"/>
               <w:ind w:left="120"/>
             </w:pPr>
-            <w:hyperlink w:history="1" r:id="rIdw_7qpj0dmkr8smj4o68yi">
+            <w:hyperlink w:history="1" r:id="rId3vnpn9epn240nfj-tmvxt">
               <w:r>
                 <w:rPr>
                   <w:rFonts w:ascii="Arial" w:cs="Arial" w:eastAsia="Arial" w:hAnsi="Arial"/>
@@ -9567,7 +9567,7 @@
             <w:pPr>
               <w:spacing w:after="20" w:before="0"/>
             </w:pPr>
-            <w:hyperlink w:history="1" r:id="rId-fgkwl4ec-hybesv0uccy">
+            <w:hyperlink w:history="1" r:id="rIdncjvtr9kxn2g-ls1vchyj">
               <w:r>
                 <w:rPr>
                   <w:rFonts w:ascii="Arial" w:cs="Arial" w:eastAsia="Arial" w:hAnsi="Arial"/>
@@ -9600,7 +9600,7 @@
               <w:spacing w:after="10" w:before="0"/>
               <w:ind w:left="120"/>
             </w:pPr>
-            <w:hyperlink w:history="1" r:id="rIdxeeis-w6oojoq7v4au7bq">
+            <w:hyperlink w:history="1" r:id="rIdavyv8h7fs8xlbrsw8slo8">
               <w:r>
                 <w:rPr>
                   <w:rFonts w:ascii="Arial" w:cs="Arial" w:eastAsia="Arial" w:hAnsi="Arial"/>
@@ -9795,7 +9795,7 @@
             <w:pPr>
               <w:spacing w:after="20" w:before="0"/>
             </w:pPr>
-            <w:hyperlink w:history="1" r:id="rIdbh3-us7p7eiiwtzkakgg5">
+            <w:hyperlink w:history="1" r:id="rIdg10mqexvw-0e-fksl10cd">
               <w:r>
                 <w:rPr>
                   <w:rFonts w:ascii="Arial" w:cs="Arial" w:eastAsia="Arial" w:hAnsi="Arial"/>
@@ -9828,7 +9828,7 @@
               <w:spacing w:after="10" w:before="0"/>
               <w:ind w:left="120"/>
             </w:pPr>
-            <w:hyperlink w:history="1" r:id="rId4x3zzubsrbwmgwuzlffsx">
+            <w:hyperlink w:history="1" r:id="rId45wk77_igwvpdkvsq6brd">
               <w:r>
                 <w:rPr>
                   <w:rFonts w:ascii="Arial" w:cs="Arial" w:eastAsia="Arial" w:hAnsi="Arial"/>
@@ -9873,7 +9873,7 @@
             <w:pPr>
               <w:spacing w:after="20" w:before="0"/>
             </w:pPr>
-            <w:hyperlink w:history="1" r:id="rId7jfynw_egx2pbyhd2twc3">
+            <w:hyperlink w:history="1" r:id="rIddok6n_l8pkskealt3-7br">
               <w:r>
                 <w:rPr>
                   <w:rFonts w:ascii="Arial" w:cs="Arial" w:eastAsia="Arial" w:hAnsi="Arial"/>
@@ -9906,7 +9906,7 @@
               <w:spacing w:after="10" w:before="0"/>
               <w:ind w:left="120"/>
             </w:pPr>
-            <w:hyperlink w:history="1" r:id="rIdsiry6cyeperxtlkxkp00o">
+            <w:hyperlink w:history="1" r:id="rIdms-y_czhrmbcvmk9m8odm">
               <w:r>
                 <w:rPr>
                   <w:rFonts w:ascii="Arial" w:cs="Arial" w:eastAsia="Arial" w:hAnsi="Arial"/>
@@ -10101,7 +10101,7 @@
             <w:pPr>
               <w:spacing w:after="20" w:before="0"/>
             </w:pPr>
-            <w:hyperlink w:history="1" r:id="rId_cqskldvu7fmaxc0_bogr">
+            <w:hyperlink w:history="1" r:id="rIdlgizbzat1mo7vwjfhmhbb">
               <w:r>
                 <w:rPr>
                   <w:rFonts w:ascii="Arial" w:cs="Arial" w:eastAsia="Arial" w:hAnsi="Arial"/>
@@ -10134,7 +10134,7 @@
               <w:spacing w:after="10" w:before="0"/>
               <w:ind w:left="120"/>
             </w:pPr>
-            <w:hyperlink w:history="1" r:id="rIdzmmh-gprslavclu_-pdzw">
+            <w:hyperlink w:history="1" r:id="rIdj5azj-dzpv18-7o83s5lb">
               <w:r>
                 <w:rPr>
                   <w:rFonts w:ascii="Arial" w:cs="Arial" w:eastAsia="Arial" w:hAnsi="Arial"/>
@@ -10179,7 +10179,7 @@
             <w:pPr>
               <w:spacing w:after="20" w:before="0"/>
             </w:pPr>
-            <w:hyperlink w:history="1" r:id="rIdhdmzuuudqrqoh5e9istzj">
+            <w:hyperlink w:history="1" r:id="rId6r0-e2sz8rk8voyphegbn">
               <w:r>
                 <w:rPr>
                   <w:rFonts w:ascii="Arial" w:cs="Arial" w:eastAsia="Arial" w:hAnsi="Arial"/>
@@ -10212,7 +10212,7 @@
               <w:spacing w:after="10" w:before="0"/>
               <w:ind w:left="120"/>
             </w:pPr>
-            <w:hyperlink w:history="1" r:id="rIddsq9gd5c3ahmogmap3h7d">
+            <w:hyperlink w:history="1" r:id="rIddxjx6gihfog0qrzao0hwo">
               <w:r>
                 <w:rPr>
                   <w:rFonts w:ascii="Arial" w:cs="Arial" w:eastAsia="Arial" w:hAnsi="Arial"/>
@@ -10407,7 +10407,7 @@
             <w:pPr>
               <w:spacing w:after="20" w:before="0"/>
             </w:pPr>
-            <w:hyperlink w:history="1" r:id="rIdzaw0-msjsuktr4uxdu2dv">
+            <w:hyperlink w:history="1" r:id="rIdpimjia-_b1pwcbwi2yffn">
               <w:r>
                 <w:rPr>
                   <w:rFonts w:ascii="Arial" w:cs="Arial" w:eastAsia="Arial" w:hAnsi="Arial"/>
@@ -10440,7 +10440,7 @@
               <w:spacing w:after="10" w:before="0"/>
               <w:ind w:left="120"/>
             </w:pPr>
-            <w:hyperlink w:history="1" r:id="rIdsp_wdf4yww8tlvzbcroxq">
+            <w:hyperlink w:history="1" r:id="rId9cg0tmjh6hlky-eltleq9">
               <w:r>
                 <w:rPr>
                   <w:rFonts w:ascii="Arial" w:cs="Arial" w:eastAsia="Arial" w:hAnsi="Arial"/>
@@ -10485,7 +10485,7 @@
             <w:pPr>
               <w:spacing w:after="20" w:before="0"/>
             </w:pPr>
-            <w:hyperlink w:history="1" r:id="rIdod_tstb68alxpxrhjfu-t">
+            <w:hyperlink w:history="1" r:id="rIdluxa6klg3tkvqirvy7ttp">
               <w:r>
                 <w:rPr>
                   <w:rFonts w:ascii="Arial" w:cs="Arial" w:eastAsia="Arial" w:hAnsi="Arial"/>
@@ -10518,7 +10518,7 @@
               <w:spacing w:after="10" w:before="0"/>
               <w:ind w:left="120"/>
             </w:pPr>
-            <w:hyperlink w:history="1" r:id="rIdhkjpcs7k1yxvxf257ocoh">
+            <w:hyperlink w:history="1" r:id="rId91wvos4i_r6odapgwhns-">
               <w:r>
                 <w:rPr>
                   <w:rFonts w:ascii="Arial" w:cs="Arial" w:eastAsia="Arial" w:hAnsi="Arial"/>
@@ -12005,7 +12005,7 @@
             <w:pPr>
               <w:spacing w:after="20" w:before="0"/>
             </w:pPr>
-            <w:hyperlink w:history="1" r:id="rIdwxjnmhlzu6ofyxwume5wo">
+            <w:hyperlink w:history="1" r:id="rIdhkseeulrysebnxl_fxqmh">
               <w:r>
                 <w:rPr>
                   <w:rFonts w:ascii="Arial" w:cs="Arial" w:eastAsia="Arial" w:hAnsi="Arial"/>
@@ -12038,7 +12038,7 @@
               <w:spacing w:after="10" w:before="0"/>
               <w:ind w:left="120"/>
             </w:pPr>
-            <w:hyperlink w:history="1" r:id="rIdi4nwnk6eiflw-oqzmdqgr">
+            <w:hyperlink w:history="1" r:id="rIdm0tlfehcvede7h3v_tqtk">
               <w:r>
                 <w:rPr>
                   <w:rFonts w:ascii="Arial" w:cs="Arial" w:eastAsia="Arial" w:hAnsi="Arial"/>
@@ -12083,7 +12083,7 @@
             <w:pPr>
               <w:spacing w:after="20" w:before="0"/>
             </w:pPr>
-            <w:hyperlink w:history="1" r:id="rIdbc8uua1rkll4xvt7hrkvz">
+            <w:hyperlink w:history="1" r:id="rIdcbius7cthbiogvtje8dox">
               <w:r>
                 <w:rPr>
                   <w:rFonts w:ascii="Arial" w:cs="Arial" w:eastAsia="Arial" w:hAnsi="Arial"/>
@@ -12116,7 +12116,7 @@
               <w:spacing w:after="10" w:before="0"/>
               <w:ind w:left="120"/>
             </w:pPr>
-            <w:hyperlink w:history="1" r:id="rIdabx-yl0ssxusai-xzrvtm">
+            <w:hyperlink w:history="1" r:id="rIdkahomfy8eh0csfs5qa0_7">
               <w:r>
                 <w:rPr>
                   <w:rFonts w:ascii="Arial" w:cs="Arial" w:eastAsia="Arial" w:hAnsi="Arial"/>
@@ -12311,7 +12311,7 @@
             <w:pPr>
               <w:spacing w:after="20" w:before="0"/>
             </w:pPr>
-            <w:hyperlink w:history="1" r:id="rIdpwbhtzkrkzp4ejavcvwjv">
+            <w:hyperlink w:history="1" r:id="rIdw1nr4wfrw05gngilp6vcw">
               <w:r>
                 <w:rPr>
                   <w:rFonts w:ascii="Arial" w:cs="Arial" w:eastAsia="Arial" w:hAnsi="Arial"/>
@@ -12344,7 +12344,7 @@
               <w:spacing w:after="10" w:before="0"/>
               <w:ind w:left="120"/>
             </w:pPr>
-            <w:hyperlink w:history="1" r:id="rId_mmv1h5plsuk7jcigaxtu">
+            <w:hyperlink w:history="1" r:id="rIdfrbcuknh8r8r1ydl_pfg1">
               <w:r>
                 <w:rPr>
                   <w:rFonts w:ascii="Arial" w:cs="Arial" w:eastAsia="Arial" w:hAnsi="Arial"/>
@@ -12389,7 +12389,7 @@
             <w:pPr>
               <w:spacing w:after="20" w:before="0"/>
             </w:pPr>
-            <w:hyperlink w:history="1" r:id="rIdd9o3j0ojna65-opnavwvn">
+            <w:hyperlink w:history="1" r:id="rIdbeldudynyyxnox-kvttcy">
               <w:r>
                 <w:rPr>
                   <w:rFonts w:ascii="Arial" w:cs="Arial" w:eastAsia="Arial" w:hAnsi="Arial"/>
@@ -12422,7 +12422,7 @@
               <w:spacing w:after="10" w:before="0"/>
               <w:ind w:left="120"/>
             </w:pPr>
-            <w:hyperlink w:history="1" r:id="rIdxtgdjkwxxvu1s43gikgus">
+            <w:hyperlink w:history="1" r:id="rIdey9a4bs5btu_hf-onymke">
               <w:r>
                 <w:rPr>
                   <w:rFonts w:ascii="Arial" w:cs="Arial" w:eastAsia="Arial" w:hAnsi="Arial"/>
@@ -12617,7 +12617,7 @@
             <w:pPr>
               <w:spacing w:after="20" w:before="0"/>
             </w:pPr>
-            <w:hyperlink w:history="1" r:id="rId52-ykmcvovtddekn_62wu">
+            <w:hyperlink w:history="1" r:id="rIdenvsqvywd5boi8af2o5b9">
               <w:r>
                 <w:rPr>
                   <w:rFonts w:ascii="Arial" w:cs="Arial" w:eastAsia="Arial" w:hAnsi="Arial"/>
@@ -12650,7 +12650,7 @@
               <w:spacing w:after="10" w:before="0"/>
               <w:ind w:left="120"/>
             </w:pPr>
-            <w:hyperlink w:history="1" r:id="rIdebpxl94mntdeafnyfimvq">
+            <w:hyperlink w:history="1" r:id="rId1rq-5wpgoknjzchifjijd">
               <w:r>
                 <w:rPr>
                   <w:rFonts w:ascii="Arial" w:cs="Arial" w:eastAsia="Arial" w:hAnsi="Arial"/>
@@ -12695,7 +12695,7 @@
             <w:pPr>
               <w:spacing w:after="20" w:before="0"/>
             </w:pPr>
-            <w:hyperlink w:history="1" r:id="rIdzjyo8v4fdgf-ay5ngndx7">
+            <w:hyperlink w:history="1" r:id="rIdyp6vr87uhgk4glhysaojm">
               <w:r>
                 <w:rPr>
                   <w:rFonts w:ascii="Arial" w:cs="Arial" w:eastAsia="Arial" w:hAnsi="Arial"/>
@@ -12728,7 +12728,7 @@
               <w:spacing w:after="10" w:before="0"/>
               <w:ind w:left="120"/>
             </w:pPr>
-            <w:hyperlink w:history="1" r:id="rId5-eywjrx5al7ombrszai8">
+            <w:hyperlink w:history="1" r:id="rIduqkoqb6ysnykcgfp10pti">
               <w:r>
                 <w:rPr>
                   <w:rFonts w:ascii="Arial" w:cs="Arial" w:eastAsia="Arial" w:hAnsi="Arial"/>
@@ -12923,7 +12923,7 @@
             <w:pPr>
               <w:spacing w:after="20" w:before="0"/>
             </w:pPr>
-            <w:hyperlink w:history="1" r:id="rIdqwsha-zne1ekq6wiu60m0">
+            <w:hyperlink w:history="1" r:id="rId2dghfxeddje2ua2394hcl">
               <w:r>
                 <w:rPr>
                   <w:rFonts w:ascii="Arial" w:cs="Arial" w:eastAsia="Arial" w:hAnsi="Arial"/>
@@ -12956,7 +12956,7 @@
               <w:spacing w:after="10" w:before="0"/>
               <w:ind w:left="120"/>
             </w:pPr>
-            <w:hyperlink w:history="1" r:id="rIdh9mtav76paqdgiqb1zvlg">
+            <w:hyperlink w:history="1" r:id="rIdlrtmo7ur4brapq-1s-e2f">
               <w:r>
                 <w:rPr>
                   <w:rFonts w:ascii="Arial" w:cs="Arial" w:eastAsia="Arial" w:hAnsi="Arial"/>
@@ -13001,7 +13001,7 @@
             <w:pPr>
               <w:spacing w:after="20" w:before="0"/>
             </w:pPr>
-            <w:hyperlink w:history="1" r:id="rId4f2mues6i4ssax_gdbpmv">
+            <w:hyperlink w:history="1" r:id="rIdjluck9tyiw_k20-t6lw8r">
               <w:r>
                 <w:rPr>
                   <w:rFonts w:ascii="Arial" w:cs="Arial" w:eastAsia="Arial" w:hAnsi="Arial"/>
@@ -13034,7 +13034,7 @@
               <w:spacing w:after="10" w:before="0"/>
               <w:ind w:left="120"/>
             </w:pPr>
-            <w:hyperlink w:history="1" r:id="rIdbvnhwx7ruerg3gn3pdtwb">
+            <w:hyperlink w:history="1" r:id="rIdpmfwp79i94dsrtbe-4poz">
               <w:r>
                 <w:rPr>
                   <w:rFonts w:ascii="Arial" w:cs="Arial" w:eastAsia="Arial" w:hAnsi="Arial"/>
@@ -13229,7 +13229,7 @@
             <w:pPr>
               <w:spacing w:after="20" w:before="0"/>
             </w:pPr>
-            <w:hyperlink w:history="1" r:id="rIdwez9jxlvg6jbgoume5cyc">
+            <w:hyperlink w:history="1" r:id="rIdzutxibldkiycqkovn1swx">
               <w:r>
                 <w:rPr>
                   <w:rFonts w:ascii="Arial" w:cs="Arial" w:eastAsia="Arial" w:hAnsi="Arial"/>
@@ -13262,7 +13262,7 @@
               <w:spacing w:after="10" w:before="0"/>
               <w:ind w:left="120"/>
             </w:pPr>
-            <w:hyperlink w:history="1" r:id="rIdatlooh97e3z1rxvxhtifj">
+            <w:hyperlink w:history="1" r:id="rIdjqfz1-zipaplac4lhtom3">
               <w:r>
                 <w:rPr>
                   <w:rFonts w:ascii="Arial" w:cs="Arial" w:eastAsia="Arial" w:hAnsi="Arial"/>
@@ -13307,7 +13307,7 @@
             <w:pPr>
               <w:spacing w:after="20" w:before="0"/>
             </w:pPr>
-            <w:hyperlink w:history="1" r:id="rIdx-j6uayzcf90l_le2xrp5">
+            <w:hyperlink w:history="1" r:id="rIdxijrwnfvzufnk4bomyk1n">
               <w:r>
                 <w:rPr>
                   <w:rFonts w:ascii="Arial" w:cs="Arial" w:eastAsia="Arial" w:hAnsi="Arial"/>
@@ -13340,7 +13340,7 @@
               <w:spacing w:after="10" w:before="0"/>
               <w:ind w:left="120"/>
             </w:pPr>
-            <w:hyperlink w:history="1" r:id="rIdsplzdvjwqs7xaqfy9gkhl">
+            <w:hyperlink w:history="1" r:id="rIdjtnq-y_wf-ejlodr-ljot">
               <w:r>
                 <w:rPr>
                   <w:rFonts w:ascii="Arial" w:cs="Arial" w:eastAsia="Arial" w:hAnsi="Arial"/>
@@ -14827,7 +14827,7 @@
             <w:pPr>
               <w:spacing w:after="20" w:before="0"/>
             </w:pPr>
-            <w:hyperlink w:history="1" r:id="rId7sfevwbvenikzg0ep0ole">
+            <w:hyperlink w:history="1" r:id="rId83bu8wq79g3n3pzorgatj">
               <w:r>
                 <w:rPr>
                   <w:rFonts w:ascii="Arial" w:cs="Arial" w:eastAsia="Arial" w:hAnsi="Arial"/>
@@ -14860,7 +14860,7 @@
               <w:spacing w:after="10" w:before="0"/>
               <w:ind w:left="120"/>
             </w:pPr>
-            <w:hyperlink w:history="1" r:id="rIddc2nfxnjdif4c11qapnxl">
+            <w:hyperlink w:history="1" r:id="rIdyy0_uyntgtsugcdxuqwrr">
               <w:r>
                 <w:rPr>
                   <w:rFonts w:ascii="Arial" w:cs="Arial" w:eastAsia="Arial" w:hAnsi="Arial"/>
@@ -14905,7 +14905,7 @@
             <w:pPr>
               <w:spacing w:after="20" w:before="0"/>
             </w:pPr>
-            <w:hyperlink w:history="1" r:id="rId_7h8vetrvx2_-fhs20nr8">
+            <w:hyperlink w:history="1" r:id="rId5o1w5ggp2j-8i6ob7cm4t">
               <w:r>
                 <w:rPr>
                   <w:rFonts w:ascii="Arial" w:cs="Arial" w:eastAsia="Arial" w:hAnsi="Arial"/>
@@ -14938,7 +14938,7 @@
               <w:spacing w:after="10" w:before="0"/>
               <w:ind w:left="120"/>
             </w:pPr>
-            <w:hyperlink w:history="1" r:id="rIdpi5qkp68onc1ps2m9ijku">
+            <w:hyperlink w:history="1" r:id="rIdc3qhzsnbmcjf9y40tiytc">
               <w:r>
                 <w:rPr>
                   <w:rFonts w:ascii="Arial" w:cs="Arial" w:eastAsia="Arial" w:hAnsi="Arial"/>
@@ -15133,7 +15133,7 @@
             <w:pPr>
               <w:spacing w:after="20" w:before="0"/>
             </w:pPr>
-            <w:hyperlink w:history="1" r:id="rIdvqsa8mrkt82viqnkblaps">
+            <w:hyperlink w:history="1" r:id="rIdynlqzci8aikfqlqc-9ajd">
               <w:r>
                 <w:rPr>
                   <w:rFonts w:ascii="Arial" w:cs="Arial" w:eastAsia="Arial" w:hAnsi="Arial"/>
@@ -15166,7 +15166,7 @@
               <w:spacing w:after="10" w:before="0"/>
               <w:ind w:left="120"/>
             </w:pPr>
-            <w:hyperlink w:history="1" r:id="rIdyt_fxu1skk-6kxavowal7">
+            <w:hyperlink w:history="1" r:id="rIdptcptpjtn_3agtthucimm">
               <w:r>
                 <w:rPr>
                   <w:rFonts w:ascii="Arial" w:cs="Arial" w:eastAsia="Arial" w:hAnsi="Arial"/>
@@ -15211,7 +15211,7 @@
             <w:pPr>
               <w:spacing w:after="20" w:before="0"/>
             </w:pPr>
-            <w:hyperlink w:history="1" r:id="rIddghsqbdeqifvctgddwjqa">
+            <w:hyperlink w:history="1" r:id="rId_fktroka08tln-6cjpukq">
               <w:r>
                 <w:rPr>
                   <w:rFonts w:ascii="Arial" w:cs="Arial" w:eastAsia="Arial" w:hAnsi="Arial"/>
@@ -15244,7 +15244,7 @@
               <w:spacing w:after="10" w:before="0"/>
               <w:ind w:left="120"/>
             </w:pPr>
-            <w:hyperlink w:history="1" r:id="rIdec7ii34hfkcvc_kpqopz7">
+            <w:hyperlink w:history="1" r:id="rIdicis_f_girvc7h_hxam2q">
               <w:r>
                 <w:rPr>
                   <w:rFonts w:ascii="Arial" w:cs="Arial" w:eastAsia="Arial" w:hAnsi="Arial"/>
@@ -15439,7 +15439,7 @@
             <w:pPr>
               <w:spacing w:after="20" w:before="0"/>
             </w:pPr>
-            <w:hyperlink w:history="1" r:id="rIdentsutkjgjwqkr-x_ob8d">
+            <w:hyperlink w:history="1" r:id="rIdihqh_hx312vp8fewgfwxw">
               <w:r>
                 <w:rPr>
                   <w:rFonts w:ascii="Arial" w:cs="Arial" w:eastAsia="Arial" w:hAnsi="Arial"/>
@@ -15472,7 +15472,7 @@
               <w:spacing w:after="10" w:before="0"/>
               <w:ind w:left="120"/>
             </w:pPr>
-            <w:hyperlink w:history="1" r:id="rIdf3kdrjyu5ku5h5dpj58ft">
+            <w:hyperlink w:history="1" r:id="rIdelt1ohb1m03qny7ndh_ui">
               <w:r>
                 <w:rPr>
                   <w:rFonts w:ascii="Arial" w:cs="Arial" w:eastAsia="Arial" w:hAnsi="Arial"/>
@@ -15517,7 +15517,7 @@
             <w:pPr>
               <w:spacing w:after="20" w:before="0"/>
             </w:pPr>
-            <w:hyperlink w:history="1" r:id="rIdgwkcff_pt2mztn6ij6r1s">
+            <w:hyperlink w:history="1" r:id="rIdlob1_-g3huyhx9rdukzcj">
               <w:r>
                 <w:rPr>
                   <w:rFonts w:ascii="Arial" w:cs="Arial" w:eastAsia="Arial" w:hAnsi="Arial"/>
@@ -15550,7 +15550,7 @@
               <w:spacing w:after="10" w:before="0"/>
               <w:ind w:left="120"/>
             </w:pPr>
-            <w:hyperlink w:history="1" r:id="rIdaioly5qqf_i-rbwhpzyyy">
+            <w:hyperlink w:history="1" r:id="rIdyuv2rsczu1kzgxxaim4ch">
               <w:r>
                 <w:rPr>
                   <w:rFonts w:ascii="Arial" w:cs="Arial" w:eastAsia="Arial" w:hAnsi="Arial"/>
@@ -15745,7 +15745,7 @@
             <w:pPr>
               <w:spacing w:after="20" w:before="0"/>
             </w:pPr>
-            <w:hyperlink w:history="1" r:id="rIdi8vaphylt8ez0tzbeioo0">
+            <w:hyperlink w:history="1" r:id="rId-topz2oaic7g-ofit0kgj">
               <w:r>
                 <w:rPr>
                   <w:rFonts w:ascii="Arial" w:cs="Arial" w:eastAsia="Arial" w:hAnsi="Arial"/>
@@ -15778,7 +15778,7 @@
               <w:spacing w:after="10" w:before="0"/>
               <w:ind w:left="120"/>
             </w:pPr>
-            <w:hyperlink w:history="1" r:id="rIdnhfdh2qvz4qi6_h7qoc3g">
+            <w:hyperlink w:history="1" r:id="rIdfcwpsl5cs0g2xk_79mhpj">
               <w:r>
                 <w:rPr>
                   <w:rFonts w:ascii="Arial" w:cs="Arial" w:eastAsia="Arial" w:hAnsi="Arial"/>
@@ -15823,7 +15823,7 @@
             <w:pPr>
               <w:spacing w:after="20" w:before="0"/>
             </w:pPr>
-            <w:hyperlink w:history="1" r:id="rId5meqshth3mipuih8ll5r2">
+            <w:hyperlink w:history="1" r:id="rIds26gp-aumgkg95t3qcb_x">
               <w:r>
                 <w:rPr>
                   <w:rFonts w:ascii="Arial" w:cs="Arial" w:eastAsia="Arial" w:hAnsi="Arial"/>
@@ -15856,7 +15856,7 @@
               <w:spacing w:after="10" w:before="0"/>
               <w:ind w:left="120"/>
             </w:pPr>
-            <w:hyperlink w:history="1" r:id="rIdbe2sqiwef4bfhelsktmxe">
+            <w:hyperlink w:history="1" r:id="rIdw3pm9b-e6ya24afxfaxak">
               <w:r>
                 <w:rPr>
                   <w:rFonts w:ascii="Arial" w:cs="Arial" w:eastAsia="Arial" w:hAnsi="Arial"/>
@@ -16051,7 +16051,7 @@
             <w:pPr>
               <w:spacing w:after="20" w:before="0"/>
             </w:pPr>
-            <w:hyperlink w:history="1" r:id="rIdb4n-91h35gzjnzztg4fmo">
+            <w:hyperlink w:history="1" r:id="rIdmdusrg_df0ase6vkdwv8p">
               <w:r>
                 <w:rPr>
                   <w:rFonts w:ascii="Arial" w:cs="Arial" w:eastAsia="Arial" w:hAnsi="Arial"/>
@@ -16084,7 +16084,7 @@
               <w:spacing w:after="10" w:before="0"/>
               <w:ind w:left="120"/>
             </w:pPr>
-            <w:hyperlink w:history="1" r:id="rIdu_sddh-mzaxoxzz5tbqth">
+            <w:hyperlink w:history="1" r:id="rId3tiyrvcff_kab9ltacbmj">
               <w:r>
                 <w:rPr>
                   <w:rFonts w:ascii="Arial" w:cs="Arial" w:eastAsia="Arial" w:hAnsi="Arial"/>
@@ -16129,7 +16129,7 @@
             <w:pPr>
               <w:spacing w:after="20" w:before="0"/>
             </w:pPr>
-            <w:hyperlink w:history="1" r:id="rIdkz1ztuzmkhobrbs4li5yt">
+            <w:hyperlink w:history="1" r:id="rIdbwwxamm6n0dweaigmbu0j">
               <w:r>
                 <w:rPr>
                   <w:rFonts w:ascii="Arial" w:cs="Arial" w:eastAsia="Arial" w:hAnsi="Arial"/>
@@ -16162,7 +16162,7 @@
               <w:spacing w:after="10" w:before="0"/>
               <w:ind w:left="120"/>
             </w:pPr>
-            <w:hyperlink w:history="1" r:id="rIdbtwrin6gsagdwzzqrnwlr">
+            <w:hyperlink w:history="1" r:id="rIdgs1qhqw3opb0wcqxjdag4">
               <w:r>
                 <w:rPr>
                   <w:rFonts w:ascii="Arial" w:cs="Arial" w:eastAsia="Arial" w:hAnsi="Arial"/>
@@ -17649,7 +17649,7 @@
             <w:pPr>
               <w:spacing w:after="20" w:before="0"/>
             </w:pPr>
-            <w:hyperlink w:history="1" r:id="rId55cwfm2_xykn-ksebniyd">
+            <w:hyperlink w:history="1" r:id="rIdrt9189cl0sicuck9sk_m3">
               <w:r>
                 <w:rPr>
                   <w:rFonts w:ascii="Arial" w:cs="Arial" w:eastAsia="Arial" w:hAnsi="Arial"/>
@@ -17682,7 +17682,7 @@
               <w:spacing w:after="10" w:before="0"/>
               <w:ind w:left="120"/>
             </w:pPr>
-            <w:hyperlink w:history="1" r:id="rIdenj-txvw9mkxurwo3tif7">
+            <w:hyperlink w:history="1" r:id="rIdc_i9yxrdct_v0t8f7pvsd">
               <w:r>
                 <w:rPr>
                   <w:rFonts w:ascii="Arial" w:cs="Arial" w:eastAsia="Arial" w:hAnsi="Arial"/>
@@ -17727,7 +17727,7 @@
             <w:pPr>
               <w:spacing w:after="20" w:before="0"/>
             </w:pPr>
-            <w:hyperlink w:history="1" r:id="rIdw9-ixly-yjrinojykrnjd">
+            <w:hyperlink w:history="1" r:id="rIdvjzf6iy7yfdwimvdgq3hy">
               <w:r>
                 <w:rPr>
                   <w:rFonts w:ascii="Arial" w:cs="Arial" w:eastAsia="Arial" w:hAnsi="Arial"/>
@@ -17760,7 +17760,7 @@
               <w:spacing w:after="10" w:before="0"/>
               <w:ind w:left="120"/>
             </w:pPr>
-            <w:hyperlink w:history="1" r:id="rIdt5u784jdxvbxmp8jg_wnz">
+            <w:hyperlink w:history="1" r:id="rIdr7qinqntqjfx_xxyakghg">
               <w:r>
                 <w:rPr>
                   <w:rFonts w:ascii="Arial" w:cs="Arial" w:eastAsia="Arial" w:hAnsi="Arial"/>
@@ -17955,7 +17955,7 @@
             <w:pPr>
               <w:spacing w:after="20" w:before="0"/>
             </w:pPr>
-            <w:hyperlink w:history="1" r:id="rIdcxc66sr0f4bj9tu_budl-">
+            <w:hyperlink w:history="1" r:id="rIdoiolpbi3wocebm3pmckmm">
               <w:r>
                 <w:rPr>
                   <w:rFonts w:ascii="Arial" w:cs="Arial" w:eastAsia="Arial" w:hAnsi="Arial"/>
@@ -17988,7 +17988,7 @@
               <w:spacing w:after="10" w:before="0"/>
               <w:ind w:left="120"/>
             </w:pPr>
-            <w:hyperlink w:history="1" r:id="rIdhyyrso113q5uyugnaybrk">
+            <w:hyperlink w:history="1" r:id="rIdawgmiy22ywiqqq0hvdo9v">
               <w:r>
                 <w:rPr>
                   <w:rFonts w:ascii="Arial" w:cs="Arial" w:eastAsia="Arial" w:hAnsi="Arial"/>
@@ -18033,7 +18033,7 @@
             <w:pPr>
               <w:spacing w:after="20" w:before="0"/>
             </w:pPr>
-            <w:hyperlink w:history="1" r:id="rIdxl1r9pnqkyaaxifrn8vgg">
+            <w:hyperlink w:history="1" r:id="rIdbos0wwswv6zhql68txq9i">
               <w:r>
                 <w:rPr>
                   <w:rFonts w:ascii="Arial" w:cs="Arial" w:eastAsia="Arial" w:hAnsi="Arial"/>
@@ -18066,7 +18066,7 @@
               <w:spacing w:after="10" w:before="0"/>
               <w:ind w:left="120"/>
             </w:pPr>
-            <w:hyperlink w:history="1" r:id="rIdigdo8hybzklluvj1w01l2">
+            <w:hyperlink w:history="1" r:id="rIddtwlajii3hyygatyxaccu">
               <w:r>
                 <w:rPr>
                   <w:rFonts w:ascii="Arial" w:cs="Arial" w:eastAsia="Arial" w:hAnsi="Arial"/>
@@ -18261,7 +18261,7 @@
             <w:pPr>
               <w:spacing w:after="20" w:before="0"/>
             </w:pPr>
-            <w:hyperlink w:history="1" r:id="rIdw0-mhn4ly-llbdtbk4leq">
+            <w:hyperlink w:history="1" r:id="rIdyn0s4ydlbliupjo-hcvmy">
               <w:r>
                 <w:rPr>
                   <w:rFonts w:ascii="Arial" w:cs="Arial" w:eastAsia="Arial" w:hAnsi="Arial"/>
@@ -18294,7 +18294,7 @@
               <w:spacing w:after="10" w:before="0"/>
               <w:ind w:left="120"/>
             </w:pPr>
-            <w:hyperlink w:history="1" r:id="rIdhvqxe7jhrpa34ah9gn28b">
+            <w:hyperlink w:history="1" r:id="rId7vkklgbhusoyatm9mf7pv">
               <w:r>
                 <w:rPr>
                   <w:rFonts w:ascii="Arial" w:cs="Arial" w:eastAsia="Arial" w:hAnsi="Arial"/>
@@ -18339,7 +18339,7 @@
             <w:pPr>
               <w:spacing w:after="20" w:before="0"/>
             </w:pPr>
-            <w:hyperlink w:history="1" r:id="rIdatnzohxxgbuvphrvgysct">
+            <w:hyperlink w:history="1" r:id="rIdq01clrigaowero7bv77f9">
               <w:r>
                 <w:rPr>
                   <w:rFonts w:ascii="Arial" w:cs="Arial" w:eastAsia="Arial" w:hAnsi="Arial"/>
@@ -18372,7 +18372,7 @@
               <w:spacing w:after="10" w:before="0"/>
               <w:ind w:left="120"/>
             </w:pPr>
-            <w:hyperlink w:history="1" r:id="rIdzfia17bbsxozvporlshzj">
+            <w:hyperlink w:history="1" r:id="rIdcgfg6zuzvshrn87tendaa">
               <w:r>
                 <w:rPr>
                   <w:rFonts w:ascii="Arial" w:cs="Arial" w:eastAsia="Arial" w:hAnsi="Arial"/>
@@ -18567,7 +18567,7 @@
             <w:pPr>
               <w:spacing w:after="20" w:before="0"/>
             </w:pPr>
-            <w:hyperlink w:history="1" r:id="rIdm2magkndsujrcfjx7ym62">
+            <w:hyperlink w:history="1" r:id="rIdswwddkb0qaaizhzze-2qn">
               <w:r>
                 <w:rPr>
                   <w:rFonts w:ascii="Arial" w:cs="Arial" w:eastAsia="Arial" w:hAnsi="Arial"/>
@@ -18600,7 +18600,7 @@
               <w:spacing w:after="10" w:before="0"/>
               <w:ind w:left="120"/>
             </w:pPr>
-            <w:hyperlink w:history="1" r:id="rIdadcnqfzfga96n81j6fkub">
+            <w:hyperlink w:history="1" r:id="rIdkox9payi7irvk_waitprj">
               <w:r>
                 <w:rPr>
                   <w:rFonts w:ascii="Arial" w:cs="Arial" w:eastAsia="Arial" w:hAnsi="Arial"/>
@@ -18645,7 +18645,7 @@
             <w:pPr>
               <w:spacing w:after="20" w:before="0"/>
             </w:pPr>
-            <w:hyperlink w:history="1" r:id="rIdht6ldmp_tmo3fh12kht1y">
+            <w:hyperlink w:history="1" r:id="rIdpcx1irdnvcyfebeiftac9">
               <w:r>
                 <w:rPr>
                   <w:rFonts w:ascii="Arial" w:cs="Arial" w:eastAsia="Arial" w:hAnsi="Arial"/>
@@ -18678,7 +18678,7 @@
               <w:spacing w:after="10" w:before="0"/>
               <w:ind w:left="120"/>
             </w:pPr>
-            <w:hyperlink w:history="1" r:id="rIdzwge-mm_0fbtmgwxnxz32">
+            <w:hyperlink w:history="1" r:id="rIdobdtcuocwvtahdvfmw3wg">
               <w:r>
                 <w:rPr>
                   <w:rFonts w:ascii="Arial" w:cs="Arial" w:eastAsia="Arial" w:hAnsi="Arial"/>
@@ -18873,7 +18873,7 @@
             <w:pPr>
               <w:spacing w:after="20" w:before="0"/>
             </w:pPr>
-            <w:hyperlink w:history="1" r:id="rIdmr6upc3b_pxpxxxeasvgf">
+            <w:hyperlink w:history="1" r:id="rIddfc1r6dpygbhrcr5fnwu5">
               <w:r>
                 <w:rPr>
                   <w:rFonts w:ascii="Arial" w:cs="Arial" w:eastAsia="Arial" w:hAnsi="Arial"/>
@@ -18906,7 +18906,7 @@
               <w:spacing w:after="10" w:before="0"/>
               <w:ind w:left="120"/>
             </w:pPr>
-            <w:hyperlink w:history="1" r:id="rId_j_fnh1culp6digb7jxl7">
+            <w:hyperlink w:history="1" r:id="rIdn7vyj7qcv66k0v4lhhx7-">
               <w:r>
                 <w:rPr>
                   <w:rFonts w:ascii="Arial" w:cs="Arial" w:eastAsia="Arial" w:hAnsi="Arial"/>
@@ -18951,7 +18951,7 @@
             <w:pPr>
               <w:spacing w:after="20" w:before="0"/>
             </w:pPr>
-            <w:hyperlink w:history="1" r:id="rIdn-ngnowektmkwlpksauk0">
+            <w:hyperlink w:history="1" r:id="rIdxtyrdw7qn2lm-1slvrmr8">
               <w:r>
                 <w:rPr>
                   <w:rFonts w:ascii="Arial" w:cs="Arial" w:eastAsia="Arial" w:hAnsi="Arial"/>
@@ -18984,7 +18984,7 @@
               <w:spacing w:after="10" w:before="0"/>
               <w:ind w:left="120"/>
             </w:pPr>
-            <w:hyperlink w:history="1" r:id="rIdjlijf7-crmlqerhikc41n">
+            <w:hyperlink w:history="1" r:id="rIdr9cfeo4stxoxmte5a8mhf">
               <w:r>
                 <w:rPr>
                   <w:rFonts w:ascii="Arial" w:cs="Arial" w:eastAsia="Arial" w:hAnsi="Arial"/>
@@ -20585,7 +20585,7 @@
             <w:pPr>
               <w:spacing w:after="20" w:before="0"/>
             </w:pPr>
-            <w:hyperlink w:history="1" r:id="rIdt_aev8vkldgnmjbjulip2">
+            <w:hyperlink w:history="1" r:id="rIdcet0vuxuc2etcdrbdx1ij">
               <w:r>
                 <w:rPr>
                   <w:rFonts w:ascii="Arial" w:cs="Arial" w:eastAsia="Arial" w:hAnsi="Arial"/>
@@ -20618,7 +20618,7 @@
               <w:spacing w:after="10" w:before="0"/>
               <w:ind w:left="120"/>
             </w:pPr>
-            <w:hyperlink w:history="1" r:id="rIdwsttgue0_uxpuxgzpnv_n">
+            <w:hyperlink w:history="1" r:id="rIdisiei5so35eubbtzmphdc">
               <w:r>
                 <w:rPr>
                   <w:rFonts w:ascii="Arial" w:cs="Arial" w:eastAsia="Arial" w:hAnsi="Arial"/>
@@ -20663,7 +20663,7 @@
             <w:pPr>
               <w:spacing w:after="20" w:before="0"/>
             </w:pPr>
-            <w:hyperlink w:history="1" r:id="rIdm-p70lxreyqj4pagrn7cy">
+            <w:hyperlink w:history="1" r:id="rId-cq_uufeoxp6oitsqflo4">
               <w:r>
                 <w:rPr>
                   <w:rFonts w:ascii="Arial" w:cs="Arial" w:eastAsia="Arial" w:hAnsi="Arial"/>
@@ -20696,7 +20696,7 @@
               <w:spacing w:after="10" w:before="0"/>
               <w:ind w:left="120"/>
             </w:pPr>
-            <w:hyperlink w:history="1" r:id="rId-jkaibwhinbdvsq5gxx9v">
+            <w:hyperlink w:history="1" r:id="rIdb20eyvmyfi6pngeua9uuq">
               <w:r>
                 <w:rPr>
                   <w:rFonts w:ascii="Arial" w:cs="Arial" w:eastAsia="Arial" w:hAnsi="Arial"/>
@@ -20891,7 +20891,7 @@
             <w:pPr>
               <w:spacing w:after="20" w:before="0"/>
             </w:pPr>
-            <w:hyperlink w:history="1" r:id="rIdjoi-aydebegq8ol-cpvck">
+            <w:hyperlink w:history="1" r:id="rIdjan9xqguavrp8nib-gcnk">
               <w:r>
                 <w:rPr>
                   <w:rFonts w:ascii="Arial" w:cs="Arial" w:eastAsia="Arial" w:hAnsi="Arial"/>
@@ -20924,7 +20924,7 @@
               <w:spacing w:after="10" w:before="0"/>
               <w:ind w:left="120"/>
             </w:pPr>
-            <w:hyperlink w:history="1" r:id="rIdtyvy0w-wsye9evd_obfio">
+            <w:hyperlink w:history="1" r:id="rIdxlgvjxdhq99icds7osxdo">
               <w:r>
                 <w:rPr>
                   <w:rFonts w:ascii="Arial" w:cs="Arial" w:eastAsia="Arial" w:hAnsi="Arial"/>
@@ -20969,7 +20969,7 @@
             <w:pPr>
               <w:spacing w:after="20" w:before="0"/>
             </w:pPr>
-            <w:hyperlink w:history="1" r:id="rId8n-2q-vs47uus5b_sgd_x">
+            <w:hyperlink w:history="1" r:id="rId9tvuxokjbbgnjjtamthos">
               <w:r>
                 <w:rPr>
                   <w:rFonts w:ascii="Arial" w:cs="Arial" w:eastAsia="Arial" w:hAnsi="Arial"/>
@@ -21002,7 +21002,7 @@
               <w:spacing w:after="10" w:before="0"/>
               <w:ind w:left="120"/>
             </w:pPr>
-            <w:hyperlink w:history="1" r:id="rIdu8wzu5hn1_hoylzvswxwl">
+            <w:hyperlink w:history="1" r:id="rIduz7pyu-ba8ieqrah64amr">
               <w:r>
                 <w:rPr>
                   <w:rFonts w:ascii="Arial" w:cs="Arial" w:eastAsia="Arial" w:hAnsi="Arial"/>
@@ -21197,7 +21197,7 @@
             <w:pPr>
               <w:spacing w:after="20" w:before="0"/>
             </w:pPr>
-            <w:hyperlink w:history="1" r:id="rIdslpmhpjskw4qnj8qxk1y6">
+            <w:hyperlink w:history="1" r:id="rIdzrgxi9_eerh2cfrxvkvz-">
               <w:r>
                 <w:rPr>
                   <w:rFonts w:ascii="Arial" w:cs="Arial" w:eastAsia="Arial" w:hAnsi="Arial"/>
@@ -21230,7 +21230,7 @@
               <w:spacing w:after="10" w:before="0"/>
               <w:ind w:left="120"/>
             </w:pPr>
-            <w:hyperlink w:history="1" r:id="rId-ps6idsisaegdwkfq6vp_">
+            <w:hyperlink w:history="1" r:id="rIdjbqauv9umq6vmpvlxdoil">
               <w:r>
                 <w:rPr>
                   <w:rFonts w:ascii="Arial" w:cs="Arial" w:eastAsia="Arial" w:hAnsi="Arial"/>
@@ -21275,7 +21275,7 @@
             <w:pPr>
               <w:spacing w:after="20" w:before="0"/>
             </w:pPr>
-            <w:hyperlink w:history="1" r:id="rIdsrqbfvs1vhha8siitqxar">
+            <w:hyperlink w:history="1" r:id="rIdfgrdpswjg5ui1ywgwe4vt">
               <w:r>
                 <w:rPr>
                   <w:rFonts w:ascii="Arial" w:cs="Arial" w:eastAsia="Arial" w:hAnsi="Arial"/>
@@ -21308,7 +21308,7 @@
               <w:spacing w:after="10" w:before="0"/>
               <w:ind w:left="120"/>
             </w:pPr>
-            <w:hyperlink w:history="1" r:id="rId0avyzjtg8nbbig_ph1ksw">
+            <w:hyperlink w:history="1" r:id="rIdbalhsr0i-wkwung8xihxw">
               <w:r>
                 <w:rPr>
                   <w:rFonts w:ascii="Arial" w:cs="Arial" w:eastAsia="Arial" w:hAnsi="Arial"/>
@@ -21503,7 +21503,7 @@
             <w:pPr>
               <w:spacing w:after="20" w:before="0"/>
             </w:pPr>
-            <w:hyperlink w:history="1" r:id="rId--tqlgurqcvhp4u59urzy">
+            <w:hyperlink w:history="1" r:id="rIdzufylibtazzbf1j8uroqd">
               <w:r>
                 <w:rPr>
                   <w:rFonts w:ascii="Arial" w:cs="Arial" w:eastAsia="Arial" w:hAnsi="Arial"/>
@@ -21536,7 +21536,7 @@
               <w:spacing w:after="10" w:before="0"/>
               <w:ind w:left="120"/>
             </w:pPr>
-            <w:hyperlink w:history="1" r:id="rIday_258sdrsri8qmftyzst">
+            <w:hyperlink w:history="1" r:id="rIdo9hj-ksndejgdnmc2lz4a">
               <w:r>
                 <w:rPr>
                   <w:rFonts w:ascii="Arial" w:cs="Arial" w:eastAsia="Arial" w:hAnsi="Arial"/>
@@ -21581,7 +21581,7 @@
             <w:pPr>
               <w:spacing w:after="20" w:before="0"/>
             </w:pPr>
-            <w:hyperlink w:history="1" r:id="rIdl0epzaicipw63cicenjiw">
+            <w:hyperlink w:history="1" r:id="rIdfx9y9cmwjf_dhd77cyw1p">
               <w:r>
                 <w:rPr>
                   <w:rFonts w:ascii="Arial" w:cs="Arial" w:eastAsia="Arial" w:hAnsi="Arial"/>
@@ -21614,7 +21614,7 @@
               <w:spacing w:after="10" w:before="0"/>
               <w:ind w:left="120"/>
             </w:pPr>
-            <w:hyperlink w:history="1" r:id="rIdq_yswsogtmg7c6-c0rzan">
+            <w:hyperlink w:history="1" r:id="rIdkipafctczzea4tkxwadfb">
               <w:r>
                 <w:rPr>
                   <w:rFonts w:ascii="Arial" w:cs="Arial" w:eastAsia="Arial" w:hAnsi="Arial"/>
@@ -21809,7 +21809,7 @@
             <w:pPr>
               <w:spacing w:after="20" w:before="0"/>
             </w:pPr>
-            <w:hyperlink w:history="1" r:id="rIdvpwrrcke5oz_oywlsnoh6">
+            <w:hyperlink w:history="1" r:id="rIdc3rtzp_m27tchh8caye8_">
               <w:r>
                 <w:rPr>
                   <w:rFonts w:ascii="Arial" w:cs="Arial" w:eastAsia="Arial" w:hAnsi="Arial"/>
@@ -21842,7 +21842,7 @@
               <w:spacing w:after="10" w:before="0"/>
               <w:ind w:left="120"/>
             </w:pPr>
-            <w:hyperlink w:history="1" r:id="rIdqeu8cpcwf6nqg_70rlkdc">
+            <w:hyperlink w:history="1" r:id="rIdadh5nxducdqhv3jbxhmsa">
               <w:r>
                 <w:rPr>
                   <w:rFonts w:ascii="Arial" w:cs="Arial" w:eastAsia="Arial" w:hAnsi="Arial"/>
@@ -21887,7 +21887,7 @@
             <w:pPr>
               <w:spacing w:after="20" w:before="0"/>
             </w:pPr>
-            <w:hyperlink w:history="1" r:id="rIdto57ckmvfhmarovhyazxi">
+            <w:hyperlink w:history="1" r:id="rId3v2zc0li7ijfcgntqr5pq">
               <w:r>
                 <w:rPr>
                   <w:rFonts w:ascii="Arial" w:cs="Arial" w:eastAsia="Arial" w:hAnsi="Arial"/>
@@ -21920,7 +21920,7 @@
               <w:spacing w:after="10" w:before="0"/>
               <w:ind w:left="120"/>
             </w:pPr>
-            <w:hyperlink w:history="1" r:id="rIdaec2r8802aprmkyv9gh6w">
+            <w:hyperlink w:history="1" r:id="rIdeygipi0xnc_x-yswtta2w">
               <w:r>
                 <w:rPr>
                   <w:rFonts w:ascii="Arial" w:cs="Arial" w:eastAsia="Arial" w:hAnsi="Arial"/>
@@ -23502,7 +23502,7 @@
             <w:pPr>
               <w:spacing w:after="20" w:before="0"/>
             </w:pPr>
-            <w:hyperlink w:history="1" r:id="rIda5pzcfa18yvcjbxw1cxa7">
+            <w:hyperlink w:history="1" r:id="rIdwr_etcyrm6agsrjipot35">
               <w:r>
                 <w:rPr>
                   <w:rFonts w:ascii="Arial" w:cs="Arial" w:eastAsia="Arial" w:hAnsi="Arial"/>
@@ -23535,7 +23535,7 @@
               <w:spacing w:after="10" w:before="0"/>
               <w:ind w:left="120"/>
             </w:pPr>
-            <w:hyperlink w:history="1" r:id="rIdn6z1wxq6gixi5pulv2gao">
+            <w:hyperlink w:history="1" r:id="rIdnmpr42xqfhfndirikgzot">
               <w:r>
                 <w:rPr>
                   <w:rFonts w:ascii="Arial" w:cs="Arial" w:eastAsia="Arial" w:hAnsi="Arial"/>
@@ -23580,7 +23580,7 @@
             <w:pPr>
               <w:spacing w:after="20" w:before="0"/>
             </w:pPr>
-            <w:hyperlink w:history="1" r:id="rIdbow0tkcmexzg-fmttnlji">
+            <w:hyperlink w:history="1" r:id="rIdoqvtw0gt6oy_z2fbxxaef">
               <w:r>
                 <w:rPr>
                   <w:rFonts w:ascii="Arial" w:cs="Arial" w:eastAsia="Arial" w:hAnsi="Arial"/>
@@ -23613,7 +23613,7 @@
               <w:spacing w:after="10" w:before="0"/>
               <w:ind w:left="120"/>
             </w:pPr>
-            <w:hyperlink w:history="1" r:id="rIdywpvo98hwayc69yykizrc">
+            <w:hyperlink w:history="1" r:id="rId97cay5fqahlv6qivbeeih">
               <w:r>
                 <w:rPr>
                   <w:rFonts w:ascii="Arial" w:cs="Arial" w:eastAsia="Arial" w:hAnsi="Arial"/>
@@ -23808,7 +23808,7 @@
             <w:pPr>
               <w:spacing w:after="20" w:before="0"/>
             </w:pPr>
-            <w:hyperlink w:history="1" r:id="rIdh5bi1qiy2vgkvuod4juoi">
+            <w:hyperlink w:history="1" r:id="rIdx2x23cvag0dwk9b0lwinj">
               <w:r>
                 <w:rPr>
                   <w:rFonts w:ascii="Arial" w:cs="Arial" w:eastAsia="Arial" w:hAnsi="Arial"/>
@@ -23841,7 +23841,7 @@
               <w:spacing w:after="10" w:before="0"/>
               <w:ind w:left="120"/>
             </w:pPr>
-            <w:hyperlink w:history="1" r:id="rId60p_qzoqybbiv8zuj4zb_">
+            <w:hyperlink w:history="1" r:id="rId100y_frvv5n0qua-6imqa">
               <w:r>
                 <w:rPr>
                   <w:rFonts w:ascii="Arial" w:cs="Arial" w:eastAsia="Arial" w:hAnsi="Arial"/>
@@ -23886,7 +23886,7 @@
             <w:pPr>
               <w:spacing w:after="20" w:before="0"/>
             </w:pPr>
-            <w:hyperlink w:history="1" r:id="rIdrpjptpa_xkv8pnudanijt">
+            <w:hyperlink w:history="1" r:id="rId_jkn40wrxv1i2km3qjq7f">
               <w:r>
                 <w:rPr>
                   <w:rFonts w:ascii="Arial" w:cs="Arial" w:eastAsia="Arial" w:hAnsi="Arial"/>
@@ -23919,7 +23919,7 @@
               <w:spacing w:after="10" w:before="0"/>
               <w:ind w:left="120"/>
             </w:pPr>
-            <w:hyperlink w:history="1" r:id="rIdnmlxk2kemczjj8ll0n_km">
+            <w:hyperlink w:history="1" r:id="rIdifecr4bszkuuyydmb17ty">
               <w:r>
                 <w:rPr>
                   <w:rFonts w:ascii="Arial" w:cs="Arial" w:eastAsia="Arial" w:hAnsi="Arial"/>
@@ -24114,7 +24114,7 @@
             <w:pPr>
               <w:spacing w:after="20" w:before="0"/>
             </w:pPr>
-            <w:hyperlink w:history="1" r:id="rIddhzz1ydpajw1h3u6hoidj">
+            <w:hyperlink w:history="1" r:id="rIduwp9ajorqu8csiqigkwwa">
               <w:r>
                 <w:rPr>
                   <w:rFonts w:ascii="Arial" w:cs="Arial" w:eastAsia="Arial" w:hAnsi="Arial"/>
@@ -24147,7 +24147,7 @@
               <w:spacing w:after="10" w:before="0"/>
               <w:ind w:left="120"/>
             </w:pPr>
-            <w:hyperlink w:history="1" r:id="rIdjbna6sahvl-m1eq0lchet">
+            <w:hyperlink w:history="1" r:id="rIdr1skif8bezv65tjfi3v62">
               <w:r>
                 <w:rPr>
                   <w:rFonts w:ascii="Arial" w:cs="Arial" w:eastAsia="Arial" w:hAnsi="Arial"/>
@@ -24192,7 +24192,7 @@
             <w:pPr>
               <w:spacing w:after="20" w:before="0"/>
             </w:pPr>
-            <w:hyperlink w:history="1" r:id="rId7yborbmqz-ava4gj4ss0k">
+            <w:hyperlink w:history="1" r:id="rIddfnkuupc3yht0g-byljab">
               <w:r>
                 <w:rPr>
                   <w:rFonts w:ascii="Arial" w:cs="Arial" w:eastAsia="Arial" w:hAnsi="Arial"/>
@@ -24225,7 +24225,7 @@
               <w:spacing w:after="10" w:before="0"/>
               <w:ind w:left="120"/>
             </w:pPr>
-            <w:hyperlink w:history="1" r:id="rIdnf1cyr-1bna2vd9duek0u">
+            <w:hyperlink w:history="1" r:id="rIdsg-n9xoevljdbs-pwslxw">
               <w:r>
                 <w:rPr>
                   <w:rFonts w:ascii="Arial" w:cs="Arial" w:eastAsia="Arial" w:hAnsi="Arial"/>
@@ -24420,7 +24420,7 @@
             <w:pPr>
               <w:spacing w:after="20" w:before="0"/>
             </w:pPr>
-            <w:hyperlink w:history="1" r:id="rIdpyeafqdvybtnq7lkpg5to">
+            <w:hyperlink w:history="1" r:id="rIddtod7ej6dddojvcykjhu-">
               <w:r>
                 <w:rPr>
                   <w:rFonts w:ascii="Arial" w:cs="Arial" w:eastAsia="Arial" w:hAnsi="Arial"/>
@@ -24453,7 +24453,7 @@
               <w:spacing w:after="10" w:before="0"/>
               <w:ind w:left="120"/>
             </w:pPr>
-            <w:hyperlink w:history="1" r:id="rIdiulpirqgrgkcbdq5sxts4">
+            <w:hyperlink w:history="1" r:id="rIdy_0a8xgaggqqhcxn5xxdx">
               <w:r>
                 <w:rPr>
                   <w:rFonts w:ascii="Arial" w:cs="Arial" w:eastAsia="Arial" w:hAnsi="Arial"/>
@@ -24498,7 +24498,7 @@
             <w:pPr>
               <w:spacing w:after="20" w:before="0"/>
             </w:pPr>
-            <w:hyperlink w:history="1" r:id="rIdbw0kg35sefahvw0fvo9b_">
+            <w:hyperlink w:history="1" r:id="rIdm55keljv-ddqju2o9dupd">
               <w:r>
                 <w:rPr>
                   <w:rFonts w:ascii="Arial" w:cs="Arial" w:eastAsia="Arial" w:hAnsi="Arial"/>
@@ -24531,7 +24531,7 @@
               <w:spacing w:after="10" w:before="0"/>
               <w:ind w:left="120"/>
             </w:pPr>
-            <w:hyperlink w:history="1" r:id="rId86clqmqkiwreh8imw2eht">
+            <w:hyperlink w:history="1" r:id="rIde_23ii31gg0tisiwavslo">
               <w:r>
                 <w:rPr>
                   <w:rFonts w:ascii="Arial" w:cs="Arial" w:eastAsia="Arial" w:hAnsi="Arial"/>
@@ -24726,7 +24726,7 @@
             <w:pPr>
               <w:spacing w:after="20" w:before="0"/>
             </w:pPr>
-            <w:hyperlink w:history="1" r:id="rIdvlfkgoq1-xlb6ux537d7n">
+            <w:hyperlink w:history="1" r:id="rIdst28wenhecq4pset2soou">
               <w:r>
                 <w:rPr>
                   <w:rFonts w:ascii="Arial" w:cs="Arial" w:eastAsia="Arial" w:hAnsi="Arial"/>
@@ -24759,7 +24759,7 @@
               <w:spacing w:after="10" w:before="0"/>
               <w:ind w:left="120"/>
             </w:pPr>
-            <w:hyperlink w:history="1" r:id="rIdgjga8epstdslbzybahy5a">
+            <w:hyperlink w:history="1" r:id="rId-wgi4wxfb1otrdky3e8so">
               <w:r>
                 <w:rPr>
                   <w:rFonts w:ascii="Arial" w:cs="Arial" w:eastAsia="Arial" w:hAnsi="Arial"/>
@@ -24804,7 +24804,7 @@
             <w:pPr>
               <w:spacing w:after="20" w:before="0"/>
             </w:pPr>
-            <w:hyperlink w:history="1" r:id="rIdu7djthshwuta3lcodsrir">
+            <w:hyperlink w:history="1" r:id="rIdk85rvwbrpvjd_4m9df-m4">
               <w:r>
                 <w:rPr>
                   <w:rFonts w:ascii="Arial" w:cs="Arial" w:eastAsia="Arial" w:hAnsi="Arial"/>
@@ -24837,7 +24837,7 @@
               <w:spacing w:after="10" w:before="0"/>
               <w:ind w:left="120"/>
             </w:pPr>
-            <w:hyperlink w:history="1" r:id="rIdckojya3wr9zlo8bdaromk">
+            <w:hyperlink w:history="1" r:id="rIdtqe1osp8shhihicxxrlay">
               <w:r>
                 <w:rPr>
                   <w:rFonts w:ascii="Arial" w:cs="Arial" w:eastAsia="Arial" w:hAnsi="Arial"/>
@@ -26324,7 +26324,7 @@
             <w:pPr>
               <w:spacing w:after="20" w:before="0"/>
             </w:pPr>
-            <w:hyperlink w:history="1" r:id="rIdm3srcwcul6vlvbi_fwsf4">
+            <w:hyperlink w:history="1" r:id="rIddbonuyvhteh66p7uckcsy">
               <w:r>
                 <w:rPr>
                   <w:rFonts w:ascii="Arial" w:cs="Arial" w:eastAsia="Arial" w:hAnsi="Arial"/>
@@ -26357,7 +26357,7 @@
               <w:spacing w:after="10" w:before="0"/>
               <w:ind w:left="120"/>
             </w:pPr>
-            <w:hyperlink w:history="1" r:id="rId844hn2f2nm0vyxdpigigp">
+            <w:hyperlink w:history="1" r:id="rIdjycatzxw5dnck4ey1xxwg">
               <w:r>
                 <w:rPr>
                   <w:rFonts w:ascii="Arial" w:cs="Arial" w:eastAsia="Arial" w:hAnsi="Arial"/>
@@ -26402,7 +26402,7 @@
             <w:pPr>
               <w:spacing w:after="20" w:before="0"/>
             </w:pPr>
-            <w:hyperlink w:history="1" r:id="rIdgjpbrjiyywhnztdzluwzk">
+            <w:hyperlink w:history="1" r:id="rIdu-cwv0bbnj0olmndxh-pn">
               <w:r>
                 <w:rPr>
                   <w:rFonts w:ascii="Arial" w:cs="Arial" w:eastAsia="Arial" w:hAnsi="Arial"/>
@@ -26435,7 +26435,7 @@
               <w:spacing w:after="10" w:before="0"/>
               <w:ind w:left="120"/>
             </w:pPr>
-            <w:hyperlink w:history="1" r:id="rIdtdmg54i6mkxoymsziin0l">
+            <w:hyperlink w:history="1" r:id="rIdgumoy05cxaw5xcwokbljf">
               <w:r>
                 <w:rPr>
                   <w:rFonts w:ascii="Arial" w:cs="Arial" w:eastAsia="Arial" w:hAnsi="Arial"/>
@@ -26630,7 +26630,7 @@
             <w:pPr>
               <w:spacing w:after="20" w:before="0"/>
             </w:pPr>
-            <w:hyperlink w:history="1" r:id="rIdzh980xw3lpzi_biw2ne71">
+            <w:hyperlink w:history="1" r:id="rIdhjh44ap_0z49mbtxdqn-g">
               <w:r>
                 <w:rPr>
                   <w:rFonts w:ascii="Arial" w:cs="Arial" w:eastAsia="Arial" w:hAnsi="Arial"/>
@@ -26663,7 +26663,7 @@
               <w:spacing w:after="10" w:before="0"/>
               <w:ind w:left="120"/>
             </w:pPr>
-            <w:hyperlink w:history="1" r:id="rId82e_3sr5zxoptwslnyee9">
+            <w:hyperlink w:history="1" r:id="rIdvpfbkkl2sxfvbinpoqho8">
               <w:r>
                 <w:rPr>
                   <w:rFonts w:ascii="Arial" w:cs="Arial" w:eastAsia="Arial" w:hAnsi="Arial"/>
@@ -26708,7 +26708,7 @@
             <w:pPr>
               <w:spacing w:after="20" w:before="0"/>
             </w:pPr>
-            <w:hyperlink w:history="1" r:id="rIdnz0i-cqq9suz_1llbqccu">
+            <w:hyperlink w:history="1" r:id="rIdggk5ywyztznnadrtsyrby">
               <w:r>
                 <w:rPr>
                   <w:rFonts w:ascii="Arial" w:cs="Arial" w:eastAsia="Arial" w:hAnsi="Arial"/>
@@ -26741,7 +26741,7 @@
               <w:spacing w:after="10" w:before="0"/>
               <w:ind w:left="120"/>
             </w:pPr>
-            <w:hyperlink w:history="1" r:id="rIdjw9mofw7iudroagmr_fut">
+            <w:hyperlink w:history="1" r:id="rIdly72lzikukf-wuzbhk9u0">
               <w:r>
                 <w:rPr>
                   <w:rFonts w:ascii="Arial" w:cs="Arial" w:eastAsia="Arial" w:hAnsi="Arial"/>
@@ -26936,7 +26936,7 @@
             <w:pPr>
               <w:spacing w:after="20" w:before="0"/>
             </w:pPr>
-            <w:hyperlink w:history="1" r:id="rIdgbqt3js-otm4jykqlq12e">
+            <w:hyperlink w:history="1" r:id="rIdnsdvryoxqb_czezfsdv5z">
               <w:r>
                 <w:rPr>
                   <w:rFonts w:ascii="Arial" w:cs="Arial" w:eastAsia="Arial" w:hAnsi="Arial"/>
@@ -26969,7 +26969,7 @@
               <w:spacing w:after="10" w:before="0"/>
               <w:ind w:left="120"/>
             </w:pPr>
-            <w:hyperlink w:history="1" r:id="rIdfhipos6k7bvy8sjcnevbp">
+            <w:hyperlink w:history="1" r:id="rIdff4jyk0yw0huz3zla8blc">
               <w:r>
                 <w:rPr>
                   <w:rFonts w:ascii="Arial" w:cs="Arial" w:eastAsia="Arial" w:hAnsi="Arial"/>
@@ -27014,7 +27014,7 @@
             <w:pPr>
               <w:spacing w:after="20" w:before="0"/>
             </w:pPr>
-            <w:hyperlink w:history="1" r:id="rIdu2ceuslpyuxrom9mic1wy">
+            <w:hyperlink w:history="1" r:id="rId56f2euixnowccafpolih-">
               <w:r>
                 <w:rPr>
                   <w:rFonts w:ascii="Arial" w:cs="Arial" w:eastAsia="Arial" w:hAnsi="Arial"/>
@@ -27047,7 +27047,7 @@
               <w:spacing w:after="10" w:before="0"/>
               <w:ind w:left="120"/>
             </w:pPr>
-            <w:hyperlink w:history="1" r:id="rIdybjo5m-7xutngygg1gamt">
+            <w:hyperlink w:history="1" r:id="rIdj0ip7ytl6bshav6zffvvx">
               <w:r>
                 <w:rPr>
                   <w:rFonts w:ascii="Arial" w:cs="Arial" w:eastAsia="Arial" w:hAnsi="Arial"/>
@@ -27242,7 +27242,7 @@
             <w:pPr>
               <w:spacing w:after="20" w:before="0"/>
             </w:pPr>
-            <w:hyperlink w:history="1" r:id="rIddlrzgqpw3snw8nvcgush_">
+            <w:hyperlink w:history="1" r:id="rId5m1g4vd8_4tqp83d0nete">
               <w:r>
                 <w:rPr>
                   <w:rFonts w:ascii="Arial" w:cs="Arial" w:eastAsia="Arial" w:hAnsi="Arial"/>
@@ -27275,7 +27275,7 @@
               <w:spacing w:after="10" w:before="0"/>
               <w:ind w:left="120"/>
             </w:pPr>
-            <w:hyperlink w:history="1" r:id="rIduknzs6fbvixnjgueel45p">
+            <w:hyperlink w:history="1" r:id="rIdrnjtymkwyo5pypzsgeajf">
               <w:r>
                 <w:rPr>
                   <w:rFonts w:ascii="Arial" w:cs="Arial" w:eastAsia="Arial" w:hAnsi="Arial"/>
@@ -27320,7 +27320,7 @@
             <w:pPr>
               <w:spacing w:after="20" w:before="0"/>
             </w:pPr>
-            <w:hyperlink w:history="1" r:id="rIdrp-20wbjrevojjec2iw1j">
+            <w:hyperlink w:history="1" r:id="rIdt9chanxy00axbe0awahil">
               <w:r>
                 <w:rPr>
                   <w:rFonts w:ascii="Arial" w:cs="Arial" w:eastAsia="Arial" w:hAnsi="Arial"/>
@@ -27353,7 +27353,7 @@
               <w:spacing w:after="10" w:before="0"/>
               <w:ind w:left="120"/>
             </w:pPr>
-            <w:hyperlink w:history="1" r:id="rIdsikedzpvnsfg_ue-tw8t2">
+            <w:hyperlink w:history="1" r:id="rIdlkemld5qrjasmg_2en6co">
               <w:r>
                 <w:rPr>
                   <w:rFonts w:ascii="Arial" w:cs="Arial" w:eastAsia="Arial" w:hAnsi="Arial"/>
@@ -27548,7 +27548,7 @@
             <w:pPr>
               <w:spacing w:after="20" w:before="0"/>
             </w:pPr>
-            <w:hyperlink w:history="1" r:id="rId14ht33_9borv_k0ervhmp">
+            <w:hyperlink w:history="1" r:id="rIdtd5mzaqmjzn_g6rvpxhq4">
               <w:r>
                 <w:rPr>
                   <w:rFonts w:ascii="Arial" w:cs="Arial" w:eastAsia="Arial" w:hAnsi="Arial"/>
@@ -27581,7 +27581,7 @@
               <w:spacing w:after="10" w:before="0"/>
               <w:ind w:left="120"/>
             </w:pPr>
-            <w:hyperlink w:history="1" r:id="rIdu_ge8yvabap13xh8f7c4z">
+            <w:hyperlink w:history="1" r:id="rIdykxp7fkt6entowtfrmtgz">
               <w:r>
                 <w:rPr>
                   <w:rFonts w:ascii="Arial" w:cs="Arial" w:eastAsia="Arial" w:hAnsi="Arial"/>
@@ -27626,7 +27626,7 @@
             <w:pPr>
               <w:spacing w:after="20" w:before="0"/>
             </w:pPr>
-            <w:hyperlink w:history="1" r:id="rId_-crfbehrtpyiyxx28np-">
+            <w:hyperlink w:history="1" r:id="rId3ahvg2xm9uurfdu7gualz">
               <w:r>
                 <w:rPr>
                   <w:rFonts w:ascii="Arial" w:cs="Arial" w:eastAsia="Arial" w:hAnsi="Arial"/>
@@ -27659,7 +27659,7 @@
               <w:spacing w:after="10" w:before="0"/>
               <w:ind w:left="120"/>
             </w:pPr>
-            <w:hyperlink w:history="1" r:id="rIdb1lbeh8qb68ljsiehxwzp">
+            <w:hyperlink w:history="1" r:id="rIdi9p-3klwpjrt5kgjduass">
               <w:r>
                 <w:rPr>
                   <w:rFonts w:ascii="Arial" w:cs="Arial" w:eastAsia="Arial" w:hAnsi="Arial"/>
@@ -29146,7 +29146,7 @@
             <w:pPr>
               <w:spacing w:after="20" w:before="0"/>
             </w:pPr>
-            <w:hyperlink w:history="1" r:id="rIdtgvosmouzsrahhhtzodrg">
+            <w:hyperlink w:history="1" r:id="rIdrsqisvqh-yore9z3kekc-">
               <w:r>
                 <w:rPr>
                   <w:rFonts w:ascii="Arial" w:cs="Arial" w:eastAsia="Arial" w:hAnsi="Arial"/>
@@ -29179,7 +29179,7 @@
               <w:spacing w:after="10" w:before="0"/>
               <w:ind w:left="120"/>
             </w:pPr>
-            <w:hyperlink w:history="1" r:id="rId3ze3ifgiexulkatz6uuiz">
+            <w:hyperlink w:history="1" r:id="rId01x8w1bbio-bhae_a7b7w">
               <w:r>
                 <w:rPr>
                   <w:rFonts w:ascii="Arial" w:cs="Arial" w:eastAsia="Arial" w:hAnsi="Arial"/>
@@ -29224,7 +29224,7 @@
             <w:pPr>
               <w:spacing w:after="20" w:before="0"/>
             </w:pPr>
-            <w:hyperlink w:history="1" r:id="rIdvzwwy17gwdsrk2vzpm39h">
+            <w:hyperlink w:history="1" r:id="rIdkokcxktd4zzxxgysbeuxs">
               <w:r>
                 <w:rPr>
                   <w:rFonts w:ascii="Arial" w:cs="Arial" w:eastAsia="Arial" w:hAnsi="Arial"/>
@@ -29257,7 +29257,7 @@
               <w:spacing w:after="10" w:before="0"/>
               <w:ind w:left="120"/>
             </w:pPr>
-            <w:hyperlink w:history="1" r:id="rIdpmgz3uycfzywes9vtwpt0">
+            <w:hyperlink w:history="1" r:id="rIdybwwnd--n3j8ubfqn4ccf">
               <w:r>
                 <w:rPr>
                   <w:rFonts w:ascii="Arial" w:cs="Arial" w:eastAsia="Arial" w:hAnsi="Arial"/>
@@ -29452,7 +29452,7 @@
             <w:pPr>
               <w:spacing w:after="20" w:before="0"/>
             </w:pPr>
-            <w:hyperlink w:history="1" r:id="rIdsnaeim7tkhx3723leenti">
+            <w:hyperlink w:history="1" r:id="rId6okmbmeeccw_dju36uwhg">
               <w:r>
                 <w:rPr>
                   <w:rFonts w:ascii="Arial" w:cs="Arial" w:eastAsia="Arial" w:hAnsi="Arial"/>
@@ -29485,7 +29485,7 @@
               <w:spacing w:after="10" w:before="0"/>
               <w:ind w:left="120"/>
             </w:pPr>
-            <w:hyperlink w:history="1" r:id="rIdfe1kf2e6vfagodnuzfxok">
+            <w:hyperlink w:history="1" r:id="rIdunmozd8oiaozs7neszkmw">
               <w:r>
                 <w:rPr>
                   <w:rFonts w:ascii="Arial" w:cs="Arial" w:eastAsia="Arial" w:hAnsi="Arial"/>
@@ -29530,7 +29530,7 @@
             <w:pPr>
               <w:spacing w:after="20" w:before="0"/>
             </w:pPr>
-            <w:hyperlink w:history="1" r:id="rIdpaqeotximkiqdl3sxkrky">
+            <w:hyperlink w:history="1" r:id="rIdsiokqexob5ulsmpj96tmj">
               <w:r>
                 <w:rPr>
                   <w:rFonts w:ascii="Arial" w:cs="Arial" w:eastAsia="Arial" w:hAnsi="Arial"/>
@@ -29563,7 +29563,7 @@
               <w:spacing w:after="10" w:before="0"/>
               <w:ind w:left="120"/>
             </w:pPr>
-            <w:hyperlink w:history="1" r:id="rIdwhpychxckda2hxxnzjc3v">
+            <w:hyperlink w:history="1" r:id="rIdpvpb8vtzfc-gegudoehoi">
               <w:r>
                 <w:rPr>
                   <w:rFonts w:ascii="Arial" w:cs="Arial" w:eastAsia="Arial" w:hAnsi="Arial"/>
@@ -29758,7 +29758,7 @@
             <w:pPr>
               <w:spacing w:after="20" w:before="0"/>
             </w:pPr>
-            <w:hyperlink w:history="1" r:id="rIdjzqmhtjtr27cnfui5aqut">
+            <w:hyperlink w:history="1" r:id="rId1uubb2hla_yyl9eoziyhf">
               <w:r>
                 <w:rPr>
                   <w:rFonts w:ascii="Arial" w:cs="Arial" w:eastAsia="Arial" w:hAnsi="Arial"/>
@@ -29791,7 +29791,7 @@
               <w:spacing w:after="10" w:before="0"/>
               <w:ind w:left="120"/>
             </w:pPr>
-            <w:hyperlink w:history="1" r:id="rIdzuqa0bccmmw1qc7amgen0">
+            <w:hyperlink w:history="1" r:id="rIdqr9y8zqas1zi8fgvecl6c">
               <w:r>
                 <w:rPr>
                   <w:rFonts w:ascii="Arial" w:cs="Arial" w:eastAsia="Arial" w:hAnsi="Arial"/>
@@ -29836,7 +29836,7 @@
             <w:pPr>
               <w:spacing w:after="20" w:before="0"/>
             </w:pPr>
-            <w:hyperlink w:history="1" r:id="rIdzhoma1bwywybetxlca8az">
+            <w:hyperlink w:history="1" r:id="rIdxt7_5vpfmknuv_jdz8g30">
               <w:r>
                 <w:rPr>
                   <w:rFonts w:ascii="Arial" w:cs="Arial" w:eastAsia="Arial" w:hAnsi="Arial"/>
@@ -29869,7 +29869,7 @@
               <w:spacing w:after="10" w:before="0"/>
               <w:ind w:left="120"/>
             </w:pPr>
-            <w:hyperlink w:history="1" r:id="rIdxsuyxzurrswzqzywlkeuv">
+            <w:hyperlink w:history="1" r:id="rIdfucur1gl4na5zauzykawi">
               <w:r>
                 <w:rPr>
                   <w:rFonts w:ascii="Arial" w:cs="Arial" w:eastAsia="Arial" w:hAnsi="Arial"/>
@@ -30064,7 +30064,7 @@
             <w:pPr>
               <w:spacing w:after="20" w:before="0"/>
             </w:pPr>
-            <w:hyperlink w:history="1" r:id="rIdtqjmgkx-sdeljgl_fecf-">
+            <w:hyperlink w:history="1" r:id="rId4zktrspfrdp5nj0m34ylw">
               <w:r>
                 <w:rPr>
                   <w:rFonts w:ascii="Arial" w:cs="Arial" w:eastAsia="Arial" w:hAnsi="Arial"/>
@@ -30097,7 +30097,7 @@
               <w:spacing w:after="10" w:before="0"/>
               <w:ind w:left="120"/>
             </w:pPr>
-            <w:hyperlink w:history="1" r:id="rIdd3hoyqppoo4gl12eb0jxm">
+            <w:hyperlink w:history="1" r:id="rIdvuwjsljhnd8a8xkmoxzhb">
               <w:r>
                 <w:rPr>
                   <w:rFonts w:ascii="Arial" w:cs="Arial" w:eastAsia="Arial" w:hAnsi="Arial"/>
@@ -30142,7 +30142,7 @@
             <w:pPr>
               <w:spacing w:after="20" w:before="0"/>
             </w:pPr>
-            <w:hyperlink w:history="1" r:id="rIdvn7ravkdxtlmwkgzfrdda">
+            <w:hyperlink w:history="1" r:id="rIdheljj2lmecmwx7pzeexh5">
               <w:r>
                 <w:rPr>
                   <w:rFonts w:ascii="Arial" w:cs="Arial" w:eastAsia="Arial" w:hAnsi="Arial"/>
@@ -30175,7 +30175,7 @@
               <w:spacing w:after="10" w:before="0"/>
               <w:ind w:left="120"/>
             </w:pPr>
-            <w:hyperlink w:history="1" r:id="rIdjdnbj1acye3jzyjobpjfj">
+            <w:hyperlink w:history="1" r:id="rIdk5njhqy1f9p2gxyffsocd">
               <w:r>
                 <w:rPr>
                   <w:rFonts w:ascii="Arial" w:cs="Arial" w:eastAsia="Arial" w:hAnsi="Arial"/>
@@ -30370,7 +30370,7 @@
             <w:pPr>
               <w:spacing w:after="20" w:before="0"/>
             </w:pPr>
-            <w:hyperlink w:history="1" r:id="rIdo32z_6qk2bbpz_hoxhoxk">
+            <w:hyperlink w:history="1" r:id="rIdrwweehsm_59-57uiqhx-b">
               <w:r>
                 <w:rPr>
                   <w:rFonts w:ascii="Arial" w:cs="Arial" w:eastAsia="Arial" w:hAnsi="Arial"/>
@@ -30403,7 +30403,7 @@
               <w:spacing w:after="10" w:before="0"/>
               <w:ind w:left="120"/>
             </w:pPr>
-            <w:hyperlink w:history="1" r:id="rId0sknfpjowfvnfyfvoo2vy">
+            <w:hyperlink w:history="1" r:id="rIdottieykpr2bmfke4-5aqr">
               <w:r>
                 <w:rPr>
                   <w:rFonts w:ascii="Arial" w:cs="Arial" w:eastAsia="Arial" w:hAnsi="Arial"/>
@@ -30448,7 +30448,7 @@
             <w:pPr>
               <w:spacing w:after="20" w:before="0"/>
             </w:pPr>
-            <w:hyperlink w:history="1" r:id="rIdu6lq9jdqbtsreahufjt32">
+            <w:hyperlink w:history="1" r:id="rId43kxie5_m3ynenjstm7ny">
               <w:r>
                 <w:rPr>
                   <w:rFonts w:ascii="Arial" w:cs="Arial" w:eastAsia="Arial" w:hAnsi="Arial"/>
@@ -30481,7 +30481,7 @@
               <w:spacing w:after="10" w:before="0"/>
               <w:ind w:left="120"/>
             </w:pPr>
-            <w:hyperlink w:history="1" r:id="rIdddlivdllkzfttoxpivxk3">
+            <w:hyperlink w:history="1" r:id="rIdglclutzgxtirsdqbrcqct">
               <w:r>
                 <w:rPr>
                   <w:rFonts w:ascii="Arial" w:cs="Arial" w:eastAsia="Arial" w:hAnsi="Arial"/>

--- a/data/outputs/v2/Maths/SS2.4_Surface_Area_and_Volume_of_Solids/Mathematics_Surface_Area_and_Volume_of_Solids_CBE_LessonSequence.docx
+++ b/data/outputs/v2/Maths/SS2.4_Surface_Area_and_Volume_of_Solids/Mathematics_Surface_Area_and_Volume_of_Solids_CBE_LessonSequence.docx
@@ -3539,7 +3539,7 @@
             <w:pPr>
               <w:spacing w:after="20" w:before="0"/>
             </w:pPr>
-            <w:hyperlink w:history="1" r:id="rIdzhbmgdzcw35s6dhjvxraq">
+            <w:hyperlink w:history="1" r:id="rIdmfipexlpdwz9hpmspjlvt">
               <w:r>
                 <w:rPr>
                   <w:rFonts w:ascii="Arial" w:cs="Arial" w:eastAsia="Arial" w:hAnsi="Arial"/>
@@ -3572,7 +3572,7 @@
               <w:spacing w:after="10" w:before="0"/>
               <w:ind w:left="120"/>
             </w:pPr>
-            <w:hyperlink w:history="1" r:id="rId8xbpi6yb8kvxwe78qdoye">
+            <w:hyperlink w:history="1" r:id="rIdnwdrubfljyskfkyqqyi9w">
               <w:r>
                 <w:rPr>
                   <w:rFonts w:ascii="Arial" w:cs="Arial" w:eastAsia="Arial" w:hAnsi="Arial"/>
@@ -3617,7 +3617,7 @@
             <w:pPr>
               <w:spacing w:after="20" w:before="0"/>
             </w:pPr>
-            <w:hyperlink w:history="1" r:id="rIdg-xwnhvop5ckjn6zgucri">
+            <w:hyperlink w:history="1" r:id="rIdygvwrsvwp6vewv9ydge5h">
               <w:r>
                 <w:rPr>
                   <w:rFonts w:ascii="Arial" w:cs="Arial" w:eastAsia="Arial" w:hAnsi="Arial"/>
@@ -3650,7 +3650,7 @@
               <w:spacing w:after="10" w:before="0"/>
               <w:ind w:left="120"/>
             </w:pPr>
-            <w:hyperlink w:history="1" r:id="rIdzmrijtzlyruwrytcaepvj">
+            <w:hyperlink w:history="1" r:id="rIdhuiwk-mkipo0ejw1_wbh3">
               <w:r>
                 <w:rPr>
                   <w:rFonts w:ascii="Arial" w:cs="Arial" w:eastAsia="Arial" w:hAnsi="Arial"/>
@@ -3845,7 +3845,7 @@
             <w:pPr>
               <w:spacing w:after="20" w:before="0"/>
             </w:pPr>
-            <w:hyperlink w:history="1" r:id="rIdpxtr5mhnpxo9scd7r58bn">
+            <w:hyperlink w:history="1" r:id="rIdcvsyvr-bouptd6-zyoucd">
               <w:r>
                 <w:rPr>
                   <w:rFonts w:ascii="Arial" w:cs="Arial" w:eastAsia="Arial" w:hAnsi="Arial"/>
@@ -3878,7 +3878,7 @@
               <w:spacing w:after="10" w:before="0"/>
               <w:ind w:left="120"/>
             </w:pPr>
-            <w:hyperlink w:history="1" r:id="rIdwctyoouku6nanzvqarxl-">
+            <w:hyperlink w:history="1" r:id="rIdeal_0pxovequ3s_hkjmcw">
               <w:r>
                 <w:rPr>
                   <w:rFonts w:ascii="Arial" w:cs="Arial" w:eastAsia="Arial" w:hAnsi="Arial"/>
@@ -3923,7 +3923,7 @@
             <w:pPr>
               <w:spacing w:after="20" w:before="0"/>
             </w:pPr>
-            <w:hyperlink w:history="1" r:id="rId3mtrb0vnkcm5_smanwx76">
+            <w:hyperlink w:history="1" r:id="rIdnrq143ptjrnr8knh-ugnk">
               <w:r>
                 <w:rPr>
                   <w:rFonts w:ascii="Arial" w:cs="Arial" w:eastAsia="Arial" w:hAnsi="Arial"/>
@@ -3956,7 +3956,7 @@
               <w:spacing w:after="10" w:before="0"/>
               <w:ind w:left="120"/>
             </w:pPr>
-            <w:hyperlink w:history="1" r:id="rId7dmjxh1uheuv_7bfz77hj">
+            <w:hyperlink w:history="1" r:id="rIdfrqsaav07xkbfz7brcv0o">
               <w:r>
                 <w:rPr>
                   <w:rFonts w:ascii="Arial" w:cs="Arial" w:eastAsia="Arial" w:hAnsi="Arial"/>
@@ -4151,7 +4151,7 @@
             <w:pPr>
               <w:spacing w:after="20" w:before="0"/>
             </w:pPr>
-            <w:hyperlink w:history="1" r:id="rIdt8kwytjztgd9vve3dqjzo">
+            <w:hyperlink w:history="1" r:id="rIdqko6uuvp2yp_4fyynfi1e">
               <w:r>
                 <w:rPr>
                   <w:rFonts w:ascii="Arial" w:cs="Arial" w:eastAsia="Arial" w:hAnsi="Arial"/>
@@ -4184,7 +4184,7 @@
               <w:spacing w:after="10" w:before="0"/>
               <w:ind w:left="120"/>
             </w:pPr>
-            <w:hyperlink w:history="1" r:id="rIdvquxrgt03r2ee_u2bgra4">
+            <w:hyperlink w:history="1" r:id="rIdkratsaix_cqzxoj7p9clg">
               <w:r>
                 <w:rPr>
                   <w:rFonts w:ascii="Arial" w:cs="Arial" w:eastAsia="Arial" w:hAnsi="Arial"/>
@@ -4229,7 +4229,7 @@
             <w:pPr>
               <w:spacing w:after="20" w:before="0"/>
             </w:pPr>
-            <w:hyperlink w:history="1" r:id="rIdl6pmsfukwslsdpd2gai88">
+            <w:hyperlink w:history="1" r:id="rId1gyjlntjduc0pn_padszm">
               <w:r>
                 <w:rPr>
                   <w:rFonts w:ascii="Arial" w:cs="Arial" w:eastAsia="Arial" w:hAnsi="Arial"/>
@@ -4262,7 +4262,7 @@
               <w:spacing w:after="10" w:before="0"/>
               <w:ind w:left="120"/>
             </w:pPr>
-            <w:hyperlink w:history="1" r:id="rIdi1zyoolqammi83jjlcfc8">
+            <w:hyperlink w:history="1" r:id="rIdheile6dzz-lxei51rdlq-">
               <w:r>
                 <w:rPr>
                   <w:rFonts w:ascii="Arial" w:cs="Arial" w:eastAsia="Arial" w:hAnsi="Arial"/>
@@ -4457,7 +4457,7 @@
             <w:pPr>
               <w:spacing w:after="20" w:before="0"/>
             </w:pPr>
-            <w:hyperlink w:history="1" r:id="rIddu_v2zavlrbnfa9hjke2l">
+            <w:hyperlink w:history="1" r:id="rIdjujvdhbcmttww9totlint">
               <w:r>
                 <w:rPr>
                   <w:rFonts w:ascii="Arial" w:cs="Arial" w:eastAsia="Arial" w:hAnsi="Arial"/>
@@ -4490,7 +4490,7 @@
               <w:spacing w:after="10" w:before="0"/>
               <w:ind w:left="120"/>
             </w:pPr>
-            <w:hyperlink w:history="1" r:id="rIdxjdtukbllokm8ay_2hpfi">
+            <w:hyperlink w:history="1" r:id="rIduuml_wgwynot0fhxpo95b">
               <w:r>
                 <w:rPr>
                   <w:rFonts w:ascii="Arial" w:cs="Arial" w:eastAsia="Arial" w:hAnsi="Arial"/>
@@ -4535,7 +4535,7 @@
             <w:pPr>
               <w:spacing w:after="20" w:before="0"/>
             </w:pPr>
-            <w:hyperlink w:history="1" r:id="rIdlyg5rd5pvb4adezvnbs7s">
+            <w:hyperlink w:history="1" r:id="rIdly8s6xfyxlsht-mxwbpoz">
               <w:r>
                 <w:rPr>
                   <w:rFonts w:ascii="Arial" w:cs="Arial" w:eastAsia="Arial" w:hAnsi="Arial"/>
@@ -4568,7 +4568,7 @@
               <w:spacing w:after="10" w:before="0"/>
               <w:ind w:left="120"/>
             </w:pPr>
-            <w:hyperlink w:history="1" r:id="rId-iwlr_v13dinyh2sjwute">
+            <w:hyperlink w:history="1" r:id="rIdvubepatl3flrnhx8zgchb">
               <w:r>
                 <w:rPr>
                   <w:rFonts w:ascii="Arial" w:cs="Arial" w:eastAsia="Arial" w:hAnsi="Arial"/>
@@ -4763,7 +4763,7 @@
             <w:pPr>
               <w:spacing w:after="20" w:before="0"/>
             </w:pPr>
-            <w:hyperlink w:history="1" r:id="rIdy18mdeld_k8w5i1wdsejy">
+            <w:hyperlink w:history="1" r:id="rIdsbhdsc3bj7xiooc9wiqlc">
               <w:r>
                 <w:rPr>
                   <w:rFonts w:ascii="Arial" w:cs="Arial" w:eastAsia="Arial" w:hAnsi="Arial"/>
@@ -4796,7 +4796,7 @@
               <w:spacing w:after="10" w:before="0"/>
               <w:ind w:left="120"/>
             </w:pPr>
-            <w:hyperlink w:history="1" r:id="rIdjlz0vk2aoise5raya8to9">
+            <w:hyperlink w:history="1" r:id="rIdcpdymruvgds2asmx8ku2u">
               <w:r>
                 <w:rPr>
                   <w:rFonts w:ascii="Arial" w:cs="Arial" w:eastAsia="Arial" w:hAnsi="Arial"/>
@@ -4841,7 +4841,7 @@
             <w:pPr>
               <w:spacing w:after="20" w:before="0"/>
             </w:pPr>
-            <w:hyperlink w:history="1" r:id="rId-jz-yn9nyyycizrxwxf5z">
+            <w:hyperlink w:history="1" r:id="rIdm6kehnzugoh8bujizxxse">
               <w:r>
                 <w:rPr>
                   <w:rFonts w:ascii="Arial" w:cs="Arial" w:eastAsia="Arial" w:hAnsi="Arial"/>
@@ -4874,7 +4874,7 @@
               <w:spacing w:after="10" w:before="0"/>
               <w:ind w:left="120"/>
             </w:pPr>
-            <w:hyperlink w:history="1" r:id="rIdr4hhf9j7jatqpwebpbq6x">
+            <w:hyperlink w:history="1" r:id="rIdwfvi2kphc3p-jsqi8nm5z">
               <w:r>
                 <w:rPr>
                   <w:rFonts w:ascii="Arial" w:cs="Arial" w:eastAsia="Arial" w:hAnsi="Arial"/>
@@ -6361,7 +6361,7 @@
             <w:pPr>
               <w:spacing w:after="20" w:before="0"/>
             </w:pPr>
-            <w:hyperlink w:history="1" r:id="rId9zznq7ijngivgpznjc6q4">
+            <w:hyperlink w:history="1" r:id="rIdorhivs_cybwacll6vx7j_">
               <w:r>
                 <w:rPr>
                   <w:rFonts w:ascii="Arial" w:cs="Arial" w:eastAsia="Arial" w:hAnsi="Arial"/>
@@ -6394,7 +6394,7 @@
               <w:spacing w:after="10" w:before="0"/>
               <w:ind w:left="120"/>
             </w:pPr>
-            <w:hyperlink w:history="1" r:id="rId5lgckylipm1xowar7z4v8">
+            <w:hyperlink w:history="1" r:id="rIdlltzsgj1h_sni1xgcjad2">
               <w:r>
                 <w:rPr>
                   <w:rFonts w:ascii="Arial" w:cs="Arial" w:eastAsia="Arial" w:hAnsi="Arial"/>
@@ -6439,7 +6439,7 @@
             <w:pPr>
               <w:spacing w:after="20" w:before="0"/>
             </w:pPr>
-            <w:hyperlink w:history="1" r:id="rIda8cdjdfm_8jp9ks4jsthi">
+            <w:hyperlink w:history="1" r:id="rIdfot060yj-6ovv3ujp6cft">
               <w:r>
                 <w:rPr>
                   <w:rFonts w:ascii="Arial" w:cs="Arial" w:eastAsia="Arial" w:hAnsi="Arial"/>
@@ -6472,7 +6472,7 @@
               <w:spacing w:after="10" w:before="0"/>
               <w:ind w:left="120"/>
             </w:pPr>
-            <w:hyperlink w:history="1" r:id="rIdmb-8x_uxp8odwgery2ysp">
+            <w:hyperlink w:history="1" r:id="rIdszohnwx_vbh7tug2q0ivy">
               <w:r>
                 <w:rPr>
                   <w:rFonts w:ascii="Arial" w:cs="Arial" w:eastAsia="Arial" w:hAnsi="Arial"/>
@@ -6667,7 +6667,7 @@
             <w:pPr>
               <w:spacing w:after="20" w:before="0"/>
             </w:pPr>
-            <w:hyperlink w:history="1" r:id="rIdapgwhfszul6x29s09vy3m">
+            <w:hyperlink w:history="1" r:id="rIdesugu_fcghq-na0xyclq6">
               <w:r>
                 <w:rPr>
                   <w:rFonts w:ascii="Arial" w:cs="Arial" w:eastAsia="Arial" w:hAnsi="Arial"/>
@@ -6700,7 +6700,7 @@
               <w:spacing w:after="10" w:before="0"/>
               <w:ind w:left="120"/>
             </w:pPr>
-            <w:hyperlink w:history="1" r:id="rIdet8esvrlaavnogpqsnsvx">
+            <w:hyperlink w:history="1" r:id="rIdy4wixh-7qiug6apwdhwgc">
               <w:r>
                 <w:rPr>
                   <w:rFonts w:ascii="Arial" w:cs="Arial" w:eastAsia="Arial" w:hAnsi="Arial"/>
@@ -6745,7 +6745,7 @@
             <w:pPr>
               <w:spacing w:after="20" w:before="0"/>
             </w:pPr>
-            <w:hyperlink w:history="1" r:id="rIddlww3otug_lmb-ua4r-bb">
+            <w:hyperlink w:history="1" r:id="rIdwdh9bbbkjaymywcsrss5_">
               <w:r>
                 <w:rPr>
                   <w:rFonts w:ascii="Arial" w:cs="Arial" w:eastAsia="Arial" w:hAnsi="Arial"/>
@@ -6778,7 +6778,7 @@
               <w:spacing w:after="10" w:before="0"/>
               <w:ind w:left="120"/>
             </w:pPr>
-            <w:hyperlink w:history="1" r:id="rIdy8fdvemy6vi9yw26z4-ne">
+            <w:hyperlink w:history="1" r:id="rId-md9vtvcak6ctlgqrlqnt">
               <w:r>
                 <w:rPr>
                   <w:rFonts w:ascii="Arial" w:cs="Arial" w:eastAsia="Arial" w:hAnsi="Arial"/>
@@ -6973,7 +6973,7 @@
             <w:pPr>
               <w:spacing w:after="20" w:before="0"/>
             </w:pPr>
-            <w:hyperlink w:history="1" r:id="rIdrmd19vzja7phinyzylaeb">
+            <w:hyperlink w:history="1" r:id="rIdtsubj99twzftf8mypadfb">
               <w:r>
                 <w:rPr>
                   <w:rFonts w:ascii="Arial" w:cs="Arial" w:eastAsia="Arial" w:hAnsi="Arial"/>
@@ -7006,7 +7006,7 @@
               <w:spacing w:after="10" w:before="0"/>
               <w:ind w:left="120"/>
             </w:pPr>
-            <w:hyperlink w:history="1" r:id="rId3nm8pdk1ld9ves5pq6tkr">
+            <w:hyperlink w:history="1" r:id="rIdwdhrxjia6ypbnedct4rqi">
               <w:r>
                 <w:rPr>
                   <w:rFonts w:ascii="Arial" w:cs="Arial" w:eastAsia="Arial" w:hAnsi="Arial"/>
@@ -7051,7 +7051,7 @@
             <w:pPr>
               <w:spacing w:after="20" w:before="0"/>
             </w:pPr>
-            <w:hyperlink w:history="1" r:id="rIdisqyrssjeyrildhnpv1qj">
+            <w:hyperlink w:history="1" r:id="rId5fswu08dqmfq9d5n_rni-">
               <w:r>
                 <w:rPr>
                   <w:rFonts w:ascii="Arial" w:cs="Arial" w:eastAsia="Arial" w:hAnsi="Arial"/>
@@ -7084,7 +7084,7 @@
               <w:spacing w:after="10" w:before="0"/>
               <w:ind w:left="120"/>
             </w:pPr>
-            <w:hyperlink w:history="1" r:id="rIdqnezba9dai77o_ztdy3oq">
+            <w:hyperlink w:history="1" r:id="rIdybqk3kuaapzean8qzullp">
               <w:r>
                 <w:rPr>
                   <w:rFonts w:ascii="Arial" w:cs="Arial" w:eastAsia="Arial" w:hAnsi="Arial"/>
@@ -7279,7 +7279,7 @@
             <w:pPr>
               <w:spacing w:after="20" w:before="0"/>
             </w:pPr>
-            <w:hyperlink w:history="1" r:id="rId7hzga8k07-masoghpbchm">
+            <w:hyperlink w:history="1" r:id="rIdiveor-e0kc1ekjifnhloc">
               <w:r>
                 <w:rPr>
                   <w:rFonts w:ascii="Arial" w:cs="Arial" w:eastAsia="Arial" w:hAnsi="Arial"/>
@@ -7312,7 +7312,7 @@
               <w:spacing w:after="10" w:before="0"/>
               <w:ind w:left="120"/>
             </w:pPr>
-            <w:hyperlink w:history="1" r:id="rIdh7umzlnkski2vyjbf9u3u">
+            <w:hyperlink w:history="1" r:id="rIdzal2g7fql0kheh1ux_oax">
               <w:r>
                 <w:rPr>
                   <w:rFonts w:ascii="Arial" w:cs="Arial" w:eastAsia="Arial" w:hAnsi="Arial"/>
@@ -7357,7 +7357,7 @@
             <w:pPr>
               <w:spacing w:after="20" w:before="0"/>
             </w:pPr>
-            <w:hyperlink w:history="1" r:id="rIdwle8ddoa_8vjtxf6widz1">
+            <w:hyperlink w:history="1" r:id="rIdjkrmqvhyyzmfghni4zdzq">
               <w:r>
                 <w:rPr>
                   <w:rFonts w:ascii="Arial" w:cs="Arial" w:eastAsia="Arial" w:hAnsi="Arial"/>
@@ -7390,7 +7390,7 @@
               <w:spacing w:after="10" w:before="0"/>
               <w:ind w:left="120"/>
             </w:pPr>
-            <w:hyperlink w:history="1" r:id="rIdwypzipezl5bata7me5e4b">
+            <w:hyperlink w:history="1" r:id="rIdl5cyblyumgf76rxqnewun">
               <w:r>
                 <w:rPr>
                   <w:rFonts w:ascii="Arial" w:cs="Arial" w:eastAsia="Arial" w:hAnsi="Arial"/>
@@ -7585,7 +7585,7 @@
             <w:pPr>
               <w:spacing w:after="20" w:before="0"/>
             </w:pPr>
-            <w:hyperlink w:history="1" r:id="rIdgncyrgcwa8_adqfxy9ic0">
+            <w:hyperlink w:history="1" r:id="rIdxlcfzxlb25lscobbjibi_">
               <w:r>
                 <w:rPr>
                   <w:rFonts w:ascii="Arial" w:cs="Arial" w:eastAsia="Arial" w:hAnsi="Arial"/>
@@ -7618,7 +7618,7 @@
               <w:spacing w:after="10" w:before="0"/>
               <w:ind w:left="120"/>
             </w:pPr>
-            <w:hyperlink w:history="1" r:id="rIdbfejwufnr3p4gh565zzy8">
+            <w:hyperlink w:history="1" r:id="rIduztfwiwqc1ht_glfhvrxw">
               <w:r>
                 <w:rPr>
                   <w:rFonts w:ascii="Arial" w:cs="Arial" w:eastAsia="Arial" w:hAnsi="Arial"/>
@@ -7663,7 +7663,7 @@
             <w:pPr>
               <w:spacing w:after="20" w:before="0"/>
             </w:pPr>
-            <w:hyperlink w:history="1" r:id="rId8n2vucsapz5viob2iedmd">
+            <w:hyperlink w:history="1" r:id="rIdzj3opvtwmy2o33suyhh0i">
               <w:r>
                 <w:rPr>
                   <w:rFonts w:ascii="Arial" w:cs="Arial" w:eastAsia="Arial" w:hAnsi="Arial"/>
@@ -7696,7 +7696,7 @@
               <w:spacing w:after="10" w:before="0"/>
               <w:ind w:left="120"/>
             </w:pPr>
-            <w:hyperlink w:history="1" r:id="rIdd-endbzc38p6qcq5yki_7">
+            <w:hyperlink w:history="1" r:id="rIdxwpbbxfyhwdy4w-sjtsxa">
               <w:r>
                 <w:rPr>
                   <w:rFonts w:ascii="Arial" w:cs="Arial" w:eastAsia="Arial" w:hAnsi="Arial"/>
@@ -9183,7 +9183,7 @@
             <w:pPr>
               <w:spacing w:after="20" w:before="0"/>
             </w:pPr>
-            <w:hyperlink w:history="1" r:id="rIdmmv-qgj1bxbttn1b_i0ag">
+            <w:hyperlink w:history="1" r:id="rIdruhbzoh6pehwijphpewo2">
               <w:r>
                 <w:rPr>
                   <w:rFonts w:ascii="Arial" w:cs="Arial" w:eastAsia="Arial" w:hAnsi="Arial"/>
@@ -9216,7 +9216,7 @@
               <w:spacing w:after="10" w:before="0"/>
               <w:ind w:left="120"/>
             </w:pPr>
-            <w:hyperlink w:history="1" r:id="rIdiw6ovq7l8yydehul49cme">
+            <w:hyperlink w:history="1" r:id="rId96ky3qa0sl17eiolxlkwx">
               <w:r>
                 <w:rPr>
                   <w:rFonts w:ascii="Arial" w:cs="Arial" w:eastAsia="Arial" w:hAnsi="Arial"/>
@@ -9261,7 +9261,7 @@
             <w:pPr>
               <w:spacing w:after="20" w:before="0"/>
             </w:pPr>
-            <w:hyperlink w:history="1" r:id="rIdt6fu6aqdajmw057_ellla">
+            <w:hyperlink w:history="1" r:id="rIdq1oqqaqzpdpbjvjdiuuwc">
               <w:r>
                 <w:rPr>
                   <w:rFonts w:ascii="Arial" w:cs="Arial" w:eastAsia="Arial" w:hAnsi="Arial"/>
@@ -9294,7 +9294,7 @@
               <w:spacing w:after="10" w:before="0"/>
               <w:ind w:left="120"/>
             </w:pPr>
-            <w:hyperlink w:history="1" r:id="rIdzylubo4wngvzti_t-1e1w">
+            <w:hyperlink w:history="1" r:id="rIdecr5syrkv9nk1_kakxsov">
               <w:r>
                 <w:rPr>
                   <w:rFonts w:ascii="Arial" w:cs="Arial" w:eastAsia="Arial" w:hAnsi="Arial"/>
@@ -9489,7 +9489,7 @@
             <w:pPr>
               <w:spacing w:after="20" w:before="0"/>
             </w:pPr>
-            <w:hyperlink w:history="1" r:id="rIdh0evp1dh_u-ozex9zn2ed">
+            <w:hyperlink w:history="1" r:id="rIdx8c6tbf5s8lx9xqwzppxv">
               <w:r>
                 <w:rPr>
                   <w:rFonts w:ascii="Arial" w:cs="Arial" w:eastAsia="Arial" w:hAnsi="Arial"/>
@@ -9522,7 +9522,7 @@
               <w:spacing w:after="10" w:before="0"/>
               <w:ind w:left="120"/>
             </w:pPr>
-            <w:hyperlink w:history="1" r:id="rId3vnpn9epn240nfj-tmvxt">
+            <w:hyperlink w:history="1" r:id="rIdkxpu-jg7se_fjymbksioo">
               <w:r>
                 <w:rPr>
                   <w:rFonts w:ascii="Arial" w:cs="Arial" w:eastAsia="Arial" w:hAnsi="Arial"/>
@@ -9567,7 +9567,7 @@
             <w:pPr>
               <w:spacing w:after="20" w:before="0"/>
             </w:pPr>
-            <w:hyperlink w:history="1" r:id="rIdncjvtr9kxn2g-ls1vchyj">
+            <w:hyperlink w:history="1" r:id="rIdsulggfnjuijxkk8ym6bj5">
               <w:r>
                 <w:rPr>
                   <w:rFonts w:ascii="Arial" w:cs="Arial" w:eastAsia="Arial" w:hAnsi="Arial"/>
@@ -9600,7 +9600,7 @@
               <w:spacing w:after="10" w:before="0"/>
               <w:ind w:left="120"/>
             </w:pPr>
-            <w:hyperlink w:history="1" r:id="rIdavyv8h7fs8xlbrsw8slo8">
+            <w:hyperlink w:history="1" r:id="rIdcdffwqk3sqa654p2x0qzj">
               <w:r>
                 <w:rPr>
                   <w:rFonts w:ascii="Arial" w:cs="Arial" w:eastAsia="Arial" w:hAnsi="Arial"/>
@@ -9795,7 +9795,7 @@
             <w:pPr>
               <w:spacing w:after="20" w:before="0"/>
             </w:pPr>
-            <w:hyperlink w:history="1" r:id="rIdg10mqexvw-0e-fksl10cd">
+            <w:hyperlink w:history="1" r:id="rIdetu1cdubdxwx9svmqwad_">
               <w:r>
                 <w:rPr>
                   <w:rFonts w:ascii="Arial" w:cs="Arial" w:eastAsia="Arial" w:hAnsi="Arial"/>
@@ -9828,7 +9828,7 @@
               <w:spacing w:after="10" w:before="0"/>
               <w:ind w:left="120"/>
             </w:pPr>
-            <w:hyperlink w:history="1" r:id="rId45wk77_igwvpdkvsq6brd">
+            <w:hyperlink w:history="1" r:id="rIdb7d7hqi2ntnyxcciiu4mt">
               <w:r>
                 <w:rPr>
                   <w:rFonts w:ascii="Arial" w:cs="Arial" w:eastAsia="Arial" w:hAnsi="Arial"/>
@@ -9873,7 +9873,7 @@
             <w:pPr>
               <w:spacing w:after="20" w:before="0"/>
             </w:pPr>
-            <w:hyperlink w:history="1" r:id="rIddok6n_l8pkskealt3-7br">
+            <w:hyperlink w:history="1" r:id="rIda4gyx9xchna-enlbb6yxw">
               <w:r>
                 <w:rPr>
                   <w:rFonts w:ascii="Arial" w:cs="Arial" w:eastAsia="Arial" w:hAnsi="Arial"/>
@@ -9906,7 +9906,7 @@
               <w:spacing w:after="10" w:before="0"/>
               <w:ind w:left="120"/>
             </w:pPr>
-            <w:hyperlink w:history="1" r:id="rIdms-y_czhrmbcvmk9m8odm">
+            <w:hyperlink w:history="1" r:id="rId5i5n2prcbulrdnoul9szz">
               <w:r>
                 <w:rPr>
                   <w:rFonts w:ascii="Arial" w:cs="Arial" w:eastAsia="Arial" w:hAnsi="Arial"/>
@@ -10101,7 +10101,7 @@
             <w:pPr>
               <w:spacing w:after="20" w:before="0"/>
             </w:pPr>
-            <w:hyperlink w:history="1" r:id="rIdlgizbzat1mo7vwjfhmhbb">
+            <w:hyperlink w:history="1" r:id="rIdts5jg2gd2qqluq4tjnhch">
               <w:r>
                 <w:rPr>
                   <w:rFonts w:ascii="Arial" w:cs="Arial" w:eastAsia="Arial" w:hAnsi="Arial"/>
@@ -10134,7 +10134,7 @@
               <w:spacing w:after="10" w:before="0"/>
               <w:ind w:left="120"/>
             </w:pPr>
-            <w:hyperlink w:history="1" r:id="rIdj5azj-dzpv18-7o83s5lb">
+            <w:hyperlink w:history="1" r:id="rIdwghispdpkqi9wup1azynh">
               <w:r>
                 <w:rPr>
                   <w:rFonts w:ascii="Arial" w:cs="Arial" w:eastAsia="Arial" w:hAnsi="Arial"/>
@@ -10179,7 +10179,7 @@
             <w:pPr>
               <w:spacing w:after="20" w:before="0"/>
             </w:pPr>
-            <w:hyperlink w:history="1" r:id="rId6r0-e2sz8rk8voyphegbn">
+            <w:hyperlink w:history="1" r:id="rIdtgny_gv_sdn66ve1knrd1">
               <w:r>
                 <w:rPr>
                   <w:rFonts w:ascii="Arial" w:cs="Arial" w:eastAsia="Arial" w:hAnsi="Arial"/>
@@ -10212,7 +10212,7 @@
               <w:spacing w:after="10" w:before="0"/>
               <w:ind w:left="120"/>
             </w:pPr>
-            <w:hyperlink w:history="1" r:id="rIddxjx6gihfog0qrzao0hwo">
+            <w:hyperlink w:history="1" r:id="rIdavmvo4b2tianujfkuz6az">
               <w:r>
                 <w:rPr>
                   <w:rFonts w:ascii="Arial" w:cs="Arial" w:eastAsia="Arial" w:hAnsi="Arial"/>
@@ -10407,7 +10407,7 @@
             <w:pPr>
               <w:spacing w:after="20" w:before="0"/>
             </w:pPr>
-            <w:hyperlink w:history="1" r:id="rIdpimjia-_b1pwcbwi2yffn">
+            <w:hyperlink w:history="1" r:id="rId1r-om8aa6dgkxfi9v2th9">
               <w:r>
                 <w:rPr>
                   <w:rFonts w:ascii="Arial" w:cs="Arial" w:eastAsia="Arial" w:hAnsi="Arial"/>
@@ -10440,7 +10440,7 @@
               <w:spacing w:after="10" w:before="0"/>
               <w:ind w:left="120"/>
             </w:pPr>
-            <w:hyperlink w:history="1" r:id="rId9cg0tmjh6hlky-eltleq9">
+            <w:hyperlink w:history="1" r:id="rIdb5nkfo9hxzw158kfmha8h">
               <w:r>
                 <w:rPr>
                   <w:rFonts w:ascii="Arial" w:cs="Arial" w:eastAsia="Arial" w:hAnsi="Arial"/>
@@ -10485,7 +10485,7 @@
             <w:pPr>
               <w:spacing w:after="20" w:before="0"/>
             </w:pPr>
-            <w:hyperlink w:history="1" r:id="rIdluxa6klg3tkvqirvy7ttp">
+            <w:hyperlink w:history="1" r:id="rIdnbm0hw0nfkkgue4c1pdpe">
               <w:r>
                 <w:rPr>
                   <w:rFonts w:ascii="Arial" w:cs="Arial" w:eastAsia="Arial" w:hAnsi="Arial"/>
@@ -10518,7 +10518,7 @@
               <w:spacing w:after="10" w:before="0"/>
               <w:ind w:left="120"/>
             </w:pPr>
-            <w:hyperlink w:history="1" r:id="rId91wvos4i_r6odapgwhns-">
+            <w:hyperlink w:history="1" r:id="rId85qtbcrfwkpnlny2ig4ex">
               <w:r>
                 <w:rPr>
                   <w:rFonts w:ascii="Arial" w:cs="Arial" w:eastAsia="Arial" w:hAnsi="Arial"/>
@@ -12005,7 +12005,7 @@
             <w:pPr>
               <w:spacing w:after="20" w:before="0"/>
             </w:pPr>
-            <w:hyperlink w:history="1" r:id="rIdhkseeulrysebnxl_fxqmh">
+            <w:hyperlink w:history="1" r:id="rIdxg19s6lob-jc28o8rr8xv">
               <w:r>
                 <w:rPr>
                   <w:rFonts w:ascii="Arial" w:cs="Arial" w:eastAsia="Arial" w:hAnsi="Arial"/>
@@ -12038,7 +12038,7 @@
               <w:spacing w:after="10" w:before="0"/>
               <w:ind w:left="120"/>
             </w:pPr>
-            <w:hyperlink w:history="1" r:id="rIdm0tlfehcvede7h3v_tqtk">
+            <w:hyperlink w:history="1" r:id="rIdo6d4ifgvp1b_tag1xmr7p">
               <w:r>
                 <w:rPr>
                   <w:rFonts w:ascii="Arial" w:cs="Arial" w:eastAsia="Arial" w:hAnsi="Arial"/>
@@ -12083,7 +12083,7 @@
             <w:pPr>
               <w:spacing w:after="20" w:before="0"/>
             </w:pPr>
-            <w:hyperlink w:history="1" r:id="rIdcbius7cthbiogvtje8dox">
+            <w:hyperlink w:history="1" r:id="rIdjexmsmr8g1hzja5h930do">
               <w:r>
                 <w:rPr>
                   <w:rFonts w:ascii="Arial" w:cs="Arial" w:eastAsia="Arial" w:hAnsi="Arial"/>
@@ -12116,7 +12116,7 @@
               <w:spacing w:after="10" w:before="0"/>
               <w:ind w:left="120"/>
             </w:pPr>
-            <w:hyperlink w:history="1" r:id="rIdkahomfy8eh0csfs5qa0_7">
+            <w:hyperlink w:history="1" r:id="rId-lejr1myq19hpqrc0kybw">
               <w:r>
                 <w:rPr>
                   <w:rFonts w:ascii="Arial" w:cs="Arial" w:eastAsia="Arial" w:hAnsi="Arial"/>
@@ -12311,7 +12311,7 @@
             <w:pPr>
               <w:spacing w:after="20" w:before="0"/>
             </w:pPr>
-            <w:hyperlink w:history="1" r:id="rIdw1nr4wfrw05gngilp6vcw">
+            <w:hyperlink w:history="1" r:id="rIdieyirgmn_qhn_w-9n5k0c">
               <w:r>
                 <w:rPr>
                   <w:rFonts w:ascii="Arial" w:cs="Arial" w:eastAsia="Arial" w:hAnsi="Arial"/>
@@ -12344,7 +12344,7 @@
               <w:spacing w:after="10" w:before="0"/>
               <w:ind w:left="120"/>
             </w:pPr>
-            <w:hyperlink w:history="1" r:id="rIdfrbcuknh8r8r1ydl_pfg1">
+            <w:hyperlink w:history="1" r:id="rIdshrea7yhkglujmemlttff">
               <w:r>
                 <w:rPr>
                   <w:rFonts w:ascii="Arial" w:cs="Arial" w:eastAsia="Arial" w:hAnsi="Arial"/>
@@ -12389,7 +12389,7 @@
             <w:pPr>
               <w:spacing w:after="20" w:before="0"/>
             </w:pPr>
-            <w:hyperlink w:history="1" r:id="rIdbeldudynyyxnox-kvttcy">
+            <w:hyperlink w:history="1" r:id="rIddrrnvm2p6mrhao2rcgb2s">
               <w:r>
                 <w:rPr>
                   <w:rFonts w:ascii="Arial" w:cs="Arial" w:eastAsia="Arial" w:hAnsi="Arial"/>
@@ -12422,7 +12422,7 @@
               <w:spacing w:after="10" w:before="0"/>
               <w:ind w:left="120"/>
             </w:pPr>
-            <w:hyperlink w:history="1" r:id="rIdey9a4bs5btu_hf-onymke">
+            <w:hyperlink w:history="1" r:id="rIdjqhhtuxmdktv8q5yupisj">
               <w:r>
                 <w:rPr>
                   <w:rFonts w:ascii="Arial" w:cs="Arial" w:eastAsia="Arial" w:hAnsi="Arial"/>
@@ -12617,7 +12617,7 @@
             <w:pPr>
               <w:spacing w:after="20" w:before="0"/>
             </w:pPr>
-            <w:hyperlink w:history="1" r:id="rIdenvsqvywd5boi8af2o5b9">
+            <w:hyperlink w:history="1" r:id="rIdz3souod038c3gillhja_m">
               <w:r>
                 <w:rPr>
                   <w:rFonts w:ascii="Arial" w:cs="Arial" w:eastAsia="Arial" w:hAnsi="Arial"/>
@@ -12650,7 +12650,7 @@
               <w:spacing w:after="10" w:before="0"/>
               <w:ind w:left="120"/>
             </w:pPr>
-            <w:hyperlink w:history="1" r:id="rId1rq-5wpgoknjzchifjijd">
+            <w:hyperlink w:history="1" r:id="rIdfglmmaqit2wqxqj7mbgw1">
               <w:r>
                 <w:rPr>
                   <w:rFonts w:ascii="Arial" w:cs="Arial" w:eastAsia="Arial" w:hAnsi="Arial"/>
@@ -12695,7 +12695,7 @@
             <w:pPr>
               <w:spacing w:after="20" w:before="0"/>
             </w:pPr>
-            <w:hyperlink w:history="1" r:id="rIdyp6vr87uhgk4glhysaojm">
+            <w:hyperlink w:history="1" r:id="rIdab0lilrpa9jwlwv6pyrzy">
               <w:r>
                 <w:rPr>
                   <w:rFonts w:ascii="Arial" w:cs="Arial" w:eastAsia="Arial" w:hAnsi="Arial"/>
@@ -12728,7 +12728,7 @@
               <w:spacing w:after="10" w:before="0"/>
               <w:ind w:left="120"/>
             </w:pPr>
-            <w:hyperlink w:history="1" r:id="rIduqkoqb6ysnykcgfp10pti">
+            <w:hyperlink w:history="1" r:id="rId7vmrwu-ufa0ovz3u2anr8">
               <w:r>
                 <w:rPr>
                   <w:rFonts w:ascii="Arial" w:cs="Arial" w:eastAsia="Arial" w:hAnsi="Arial"/>
@@ -12923,7 +12923,7 @@
             <w:pPr>
               <w:spacing w:after="20" w:before="0"/>
             </w:pPr>
-            <w:hyperlink w:history="1" r:id="rId2dghfxeddje2ua2394hcl">
+            <w:hyperlink w:history="1" r:id="rId2u6qbt57smemfrlu20cha">
               <w:r>
                 <w:rPr>
                   <w:rFonts w:ascii="Arial" w:cs="Arial" w:eastAsia="Arial" w:hAnsi="Arial"/>
@@ -12956,7 +12956,7 @@
               <w:spacing w:after="10" w:before="0"/>
               <w:ind w:left="120"/>
             </w:pPr>
-            <w:hyperlink w:history="1" r:id="rIdlrtmo7ur4brapq-1s-e2f">
+            <w:hyperlink w:history="1" r:id="rIdszpgr39t13piamx_gcqb4">
               <w:r>
                 <w:rPr>
                   <w:rFonts w:ascii="Arial" w:cs="Arial" w:eastAsia="Arial" w:hAnsi="Arial"/>
@@ -13001,7 +13001,7 @@
             <w:pPr>
               <w:spacing w:after="20" w:before="0"/>
             </w:pPr>
-            <w:hyperlink w:history="1" r:id="rIdjluck9tyiw_k20-t6lw8r">
+            <w:hyperlink w:history="1" r:id="rIdcv2d8ad738yulpdbkd5gq">
               <w:r>
                 <w:rPr>
                   <w:rFonts w:ascii="Arial" w:cs="Arial" w:eastAsia="Arial" w:hAnsi="Arial"/>
@@ -13034,7 +13034,7 @@
               <w:spacing w:after="10" w:before="0"/>
               <w:ind w:left="120"/>
             </w:pPr>
-            <w:hyperlink w:history="1" r:id="rIdpmfwp79i94dsrtbe-4poz">
+            <w:hyperlink w:history="1" r:id="rIdsta0zmduydyri3lx9nxsz">
               <w:r>
                 <w:rPr>
                   <w:rFonts w:ascii="Arial" w:cs="Arial" w:eastAsia="Arial" w:hAnsi="Arial"/>
@@ -13229,7 +13229,7 @@
             <w:pPr>
               <w:spacing w:after="20" w:before="0"/>
             </w:pPr>
-            <w:hyperlink w:history="1" r:id="rIdzutxibldkiycqkovn1swx">
+            <w:hyperlink w:history="1" r:id="rId600ezshyhmve6tml1qctq">
               <w:r>
                 <w:rPr>
                   <w:rFonts w:ascii="Arial" w:cs="Arial" w:eastAsia="Arial" w:hAnsi="Arial"/>
@@ -13262,7 +13262,7 @@
               <w:spacing w:after="10" w:before="0"/>
               <w:ind w:left="120"/>
             </w:pPr>
-            <w:hyperlink w:history="1" r:id="rIdjqfz1-zipaplac4lhtom3">
+            <w:hyperlink w:history="1" r:id="rId3flaqgeilvsbq-ew7n4tj">
               <w:r>
                 <w:rPr>
                   <w:rFonts w:ascii="Arial" w:cs="Arial" w:eastAsia="Arial" w:hAnsi="Arial"/>
@@ -13307,7 +13307,7 @@
             <w:pPr>
               <w:spacing w:after="20" w:before="0"/>
             </w:pPr>
-            <w:hyperlink w:history="1" r:id="rIdxijrwnfvzufnk4bomyk1n">
+            <w:hyperlink w:history="1" r:id="rIdjeya2n5ynb2o0fyv47njt">
               <w:r>
                 <w:rPr>
                   <w:rFonts w:ascii="Arial" w:cs="Arial" w:eastAsia="Arial" w:hAnsi="Arial"/>
@@ -13340,7 +13340,7 @@
               <w:spacing w:after="10" w:before="0"/>
               <w:ind w:left="120"/>
             </w:pPr>
-            <w:hyperlink w:history="1" r:id="rIdjtnq-y_wf-ejlodr-ljot">
+            <w:hyperlink w:history="1" r:id="rId6bkci9lfz7f2fgiadxlsb">
               <w:r>
                 <w:rPr>
                   <w:rFonts w:ascii="Arial" w:cs="Arial" w:eastAsia="Arial" w:hAnsi="Arial"/>
@@ -14827,7 +14827,7 @@
             <w:pPr>
               <w:spacing w:after="20" w:before="0"/>
             </w:pPr>
-            <w:hyperlink w:history="1" r:id="rId83bu8wq79g3n3pzorgatj">
+            <w:hyperlink w:history="1" r:id="rId_0yn0riku47phniw1btht">
               <w:r>
                 <w:rPr>
                   <w:rFonts w:ascii="Arial" w:cs="Arial" w:eastAsia="Arial" w:hAnsi="Arial"/>
@@ -14860,7 +14860,7 @@
               <w:spacing w:after="10" w:before="0"/>
               <w:ind w:left="120"/>
             </w:pPr>
-            <w:hyperlink w:history="1" r:id="rIdyy0_uyntgtsugcdxuqwrr">
+            <w:hyperlink w:history="1" r:id="rIdhb9b7x9ddv3wm4so409zc">
               <w:r>
                 <w:rPr>
                   <w:rFonts w:ascii="Arial" w:cs="Arial" w:eastAsia="Arial" w:hAnsi="Arial"/>
@@ -14905,7 +14905,7 @@
             <w:pPr>
               <w:spacing w:after="20" w:before="0"/>
             </w:pPr>
-            <w:hyperlink w:history="1" r:id="rId5o1w5ggp2j-8i6ob7cm4t">
+            <w:hyperlink w:history="1" r:id="rIdz3cajd9hux8yu0-rkeg3e">
               <w:r>
                 <w:rPr>
                   <w:rFonts w:ascii="Arial" w:cs="Arial" w:eastAsia="Arial" w:hAnsi="Arial"/>
@@ -14938,7 +14938,7 @@
               <w:spacing w:after="10" w:before="0"/>
               <w:ind w:left="120"/>
             </w:pPr>
-            <w:hyperlink w:history="1" r:id="rIdc3qhzsnbmcjf9y40tiytc">
+            <w:hyperlink w:history="1" r:id="rId8nmdxrmu4sgis8srvptoe">
               <w:r>
                 <w:rPr>
                   <w:rFonts w:ascii="Arial" w:cs="Arial" w:eastAsia="Arial" w:hAnsi="Arial"/>
@@ -15133,7 +15133,7 @@
             <w:pPr>
               <w:spacing w:after="20" w:before="0"/>
             </w:pPr>
-            <w:hyperlink w:history="1" r:id="rIdynlqzci8aikfqlqc-9ajd">
+            <w:hyperlink w:history="1" r:id="rId2v3rzgpzfhajmdofbvsld">
               <w:r>
                 <w:rPr>
                   <w:rFonts w:ascii="Arial" w:cs="Arial" w:eastAsia="Arial" w:hAnsi="Arial"/>
@@ -15166,7 +15166,7 @@
               <w:spacing w:after="10" w:before="0"/>
               <w:ind w:left="120"/>
             </w:pPr>
-            <w:hyperlink w:history="1" r:id="rIdptcptpjtn_3agtthucimm">
+            <w:hyperlink w:history="1" r:id="rIdxx-xs0wdz_qthihwfmi4b">
               <w:r>
                 <w:rPr>
                   <w:rFonts w:ascii="Arial" w:cs="Arial" w:eastAsia="Arial" w:hAnsi="Arial"/>
@@ -15211,7 +15211,7 @@
             <w:pPr>
               <w:spacing w:after="20" w:before="0"/>
             </w:pPr>
-            <w:hyperlink w:history="1" r:id="rId_fktroka08tln-6cjpukq">
+            <w:hyperlink w:history="1" r:id="rIdqmvoxcunxb_ahtlenm-9a">
               <w:r>
                 <w:rPr>
                   <w:rFonts w:ascii="Arial" w:cs="Arial" w:eastAsia="Arial" w:hAnsi="Arial"/>
@@ -15244,7 +15244,7 @@
               <w:spacing w:after="10" w:before="0"/>
               <w:ind w:left="120"/>
             </w:pPr>
-            <w:hyperlink w:history="1" r:id="rIdicis_f_girvc7h_hxam2q">
+            <w:hyperlink w:history="1" r:id="rIdwgyz4uddwjuuufgul8-ic">
               <w:r>
                 <w:rPr>
                   <w:rFonts w:ascii="Arial" w:cs="Arial" w:eastAsia="Arial" w:hAnsi="Arial"/>
@@ -15439,7 +15439,7 @@
             <w:pPr>
               <w:spacing w:after="20" w:before="0"/>
             </w:pPr>
-            <w:hyperlink w:history="1" r:id="rIdihqh_hx312vp8fewgfwxw">
+            <w:hyperlink w:history="1" r:id="rIdk7qnsdhs-dpchtckmvqid">
               <w:r>
                 <w:rPr>
                   <w:rFonts w:ascii="Arial" w:cs="Arial" w:eastAsia="Arial" w:hAnsi="Arial"/>
@@ -15472,7 +15472,7 @@
               <w:spacing w:after="10" w:before="0"/>
               <w:ind w:left="120"/>
             </w:pPr>
-            <w:hyperlink w:history="1" r:id="rIdelt1ohb1m03qny7ndh_ui">
+            <w:hyperlink w:history="1" r:id="rIdh3ina2tr8qy23-kyzcwry">
               <w:r>
                 <w:rPr>
                   <w:rFonts w:ascii="Arial" w:cs="Arial" w:eastAsia="Arial" w:hAnsi="Arial"/>
@@ -15517,7 +15517,7 @@
             <w:pPr>
               <w:spacing w:after="20" w:before="0"/>
             </w:pPr>
-            <w:hyperlink w:history="1" r:id="rIdlob1_-g3huyhx9rdukzcj">
+            <w:hyperlink w:history="1" r:id="rIds6jhuvj8vksqvchgpqmxp">
               <w:r>
                 <w:rPr>
                   <w:rFonts w:ascii="Arial" w:cs="Arial" w:eastAsia="Arial" w:hAnsi="Arial"/>
@@ -15550,7 +15550,7 @@
               <w:spacing w:after="10" w:before="0"/>
               <w:ind w:left="120"/>
             </w:pPr>
-            <w:hyperlink w:history="1" r:id="rIdyuv2rsczu1kzgxxaim4ch">
+            <w:hyperlink w:history="1" r:id="rIdp3-ut4z6tp2ujw_r4qgyb">
               <w:r>
                 <w:rPr>
                   <w:rFonts w:ascii="Arial" w:cs="Arial" w:eastAsia="Arial" w:hAnsi="Arial"/>
@@ -15745,7 +15745,7 @@
             <w:pPr>
               <w:spacing w:after="20" w:before="0"/>
             </w:pPr>
-            <w:hyperlink w:history="1" r:id="rId-topz2oaic7g-ofit0kgj">
+            <w:hyperlink w:history="1" r:id="rIdqzdliznld-_1wmquqmfje">
               <w:r>
                 <w:rPr>
                   <w:rFonts w:ascii="Arial" w:cs="Arial" w:eastAsia="Arial" w:hAnsi="Arial"/>
@@ -15778,7 +15778,7 @@
               <w:spacing w:after="10" w:before="0"/>
               <w:ind w:left="120"/>
             </w:pPr>
-            <w:hyperlink w:history="1" r:id="rIdfcwpsl5cs0g2xk_79mhpj">
+            <w:hyperlink w:history="1" r:id="rIddag9t5zcc3dglbyi4so8t">
               <w:r>
                 <w:rPr>
                   <w:rFonts w:ascii="Arial" w:cs="Arial" w:eastAsia="Arial" w:hAnsi="Arial"/>
@@ -15823,7 +15823,7 @@
             <w:pPr>
               <w:spacing w:after="20" w:before="0"/>
             </w:pPr>
-            <w:hyperlink w:history="1" r:id="rIds26gp-aumgkg95t3qcb_x">
+            <w:hyperlink w:history="1" r:id="rIdxqdnw9nhvmvqo5elnfrwm">
               <w:r>
                 <w:rPr>
                   <w:rFonts w:ascii="Arial" w:cs="Arial" w:eastAsia="Arial" w:hAnsi="Arial"/>
@@ -15856,7 +15856,7 @@
               <w:spacing w:after="10" w:before="0"/>
               <w:ind w:left="120"/>
             </w:pPr>
-            <w:hyperlink w:history="1" r:id="rIdw3pm9b-e6ya24afxfaxak">
+            <w:hyperlink w:history="1" r:id="rIdsuh1yre47shccnwjr5gmx">
               <w:r>
                 <w:rPr>
                   <w:rFonts w:ascii="Arial" w:cs="Arial" w:eastAsia="Arial" w:hAnsi="Arial"/>
@@ -16051,7 +16051,7 @@
             <w:pPr>
               <w:spacing w:after="20" w:before="0"/>
             </w:pPr>
-            <w:hyperlink w:history="1" r:id="rIdmdusrg_df0ase6vkdwv8p">
+            <w:hyperlink w:history="1" r:id="rIdodbz1f60ygcruvynalw-z">
               <w:r>
                 <w:rPr>
                   <w:rFonts w:ascii="Arial" w:cs="Arial" w:eastAsia="Arial" w:hAnsi="Arial"/>
@@ -16084,7 +16084,7 @@
               <w:spacing w:after="10" w:before="0"/>
               <w:ind w:left="120"/>
             </w:pPr>
-            <w:hyperlink w:history="1" r:id="rId3tiyrvcff_kab9ltacbmj">
+            <w:hyperlink w:history="1" r:id="rId69kycw3om_7jd5sgrpwmh">
               <w:r>
                 <w:rPr>
                   <w:rFonts w:ascii="Arial" w:cs="Arial" w:eastAsia="Arial" w:hAnsi="Arial"/>
@@ -16129,7 +16129,7 @@
             <w:pPr>
               <w:spacing w:after="20" w:before="0"/>
             </w:pPr>
-            <w:hyperlink w:history="1" r:id="rIdbwwxamm6n0dweaigmbu0j">
+            <w:hyperlink w:history="1" r:id="rIdjdyhbao5obdtwpl7akbyq">
               <w:r>
                 <w:rPr>
                   <w:rFonts w:ascii="Arial" w:cs="Arial" w:eastAsia="Arial" w:hAnsi="Arial"/>
@@ -16162,7 +16162,7 @@
               <w:spacing w:after="10" w:before="0"/>
               <w:ind w:left="120"/>
             </w:pPr>
-            <w:hyperlink w:history="1" r:id="rIdgs1qhqw3opb0wcqxjdag4">
+            <w:hyperlink w:history="1" r:id="rId6fjo0elkuycjme7k5nj14">
               <w:r>
                 <w:rPr>
                   <w:rFonts w:ascii="Arial" w:cs="Arial" w:eastAsia="Arial" w:hAnsi="Arial"/>
@@ -17649,7 +17649,7 @@
             <w:pPr>
               <w:spacing w:after="20" w:before="0"/>
             </w:pPr>
-            <w:hyperlink w:history="1" r:id="rIdrt9189cl0sicuck9sk_m3">
+            <w:hyperlink w:history="1" r:id="rIdwegk0wd4qnmlkkfyhy29o">
               <w:r>
                 <w:rPr>
                   <w:rFonts w:ascii="Arial" w:cs="Arial" w:eastAsia="Arial" w:hAnsi="Arial"/>
@@ -17682,7 +17682,7 @@
               <w:spacing w:after="10" w:before="0"/>
               <w:ind w:left="120"/>
             </w:pPr>
-            <w:hyperlink w:history="1" r:id="rIdc_i9yxrdct_v0t8f7pvsd">
+            <w:hyperlink w:history="1" r:id="rIdnfutbe-q3vk7_pccgywto">
               <w:r>
                 <w:rPr>
                   <w:rFonts w:ascii="Arial" w:cs="Arial" w:eastAsia="Arial" w:hAnsi="Arial"/>
@@ -17727,7 +17727,7 @@
             <w:pPr>
               <w:spacing w:after="20" w:before="0"/>
             </w:pPr>
-            <w:hyperlink w:history="1" r:id="rIdvjzf6iy7yfdwimvdgq3hy">
+            <w:hyperlink w:history="1" r:id="rId0bbicxln9cqh_bpfyet1t">
               <w:r>
                 <w:rPr>
                   <w:rFonts w:ascii="Arial" w:cs="Arial" w:eastAsia="Arial" w:hAnsi="Arial"/>
@@ -17760,7 +17760,7 @@
               <w:spacing w:after="10" w:before="0"/>
               <w:ind w:left="120"/>
             </w:pPr>
-            <w:hyperlink w:history="1" r:id="rIdr7qinqntqjfx_xxyakghg">
+            <w:hyperlink w:history="1" r:id="rIdvbcvtzp0-khkaenfpbqis">
               <w:r>
                 <w:rPr>
                   <w:rFonts w:ascii="Arial" w:cs="Arial" w:eastAsia="Arial" w:hAnsi="Arial"/>
@@ -17955,7 +17955,7 @@
             <w:pPr>
               <w:spacing w:after="20" w:before="0"/>
             </w:pPr>
-            <w:hyperlink w:history="1" r:id="rIdoiolpbi3wocebm3pmckmm">
+            <w:hyperlink w:history="1" r:id="rId0dzyocsgioajh4cdt8nm7">
               <w:r>
                 <w:rPr>
                   <w:rFonts w:ascii="Arial" w:cs="Arial" w:eastAsia="Arial" w:hAnsi="Arial"/>
@@ -17988,7 +17988,7 @@
               <w:spacing w:after="10" w:before="0"/>
               <w:ind w:left="120"/>
             </w:pPr>
-            <w:hyperlink w:history="1" r:id="rIdawgmiy22ywiqqq0hvdo9v">
+            <w:hyperlink w:history="1" r:id="rId9dvvgx9l9xboyebjsiuck">
               <w:r>
                 <w:rPr>
                   <w:rFonts w:ascii="Arial" w:cs="Arial" w:eastAsia="Arial" w:hAnsi="Arial"/>
@@ -18033,7 +18033,7 @@
             <w:pPr>
               <w:spacing w:after="20" w:before="0"/>
             </w:pPr>
-            <w:hyperlink w:history="1" r:id="rIdbos0wwswv6zhql68txq9i">
+            <w:hyperlink w:history="1" r:id="rIda8xjjbwqshsxwbeedngt2">
               <w:r>
                 <w:rPr>
                   <w:rFonts w:ascii="Arial" w:cs="Arial" w:eastAsia="Arial" w:hAnsi="Arial"/>
@@ -18066,7 +18066,7 @@
               <w:spacing w:after="10" w:before="0"/>
               <w:ind w:left="120"/>
             </w:pPr>
-            <w:hyperlink w:history="1" r:id="rIddtwlajii3hyygatyxaccu">
+            <w:hyperlink w:history="1" r:id="rIdmbylm2g6gogdapcz2tcoe">
               <w:r>
                 <w:rPr>
                   <w:rFonts w:ascii="Arial" w:cs="Arial" w:eastAsia="Arial" w:hAnsi="Arial"/>
@@ -18261,7 +18261,7 @@
             <w:pPr>
               <w:spacing w:after="20" w:before="0"/>
             </w:pPr>
-            <w:hyperlink w:history="1" r:id="rIdyn0s4ydlbliupjo-hcvmy">
+            <w:hyperlink w:history="1" r:id="rId66fcxjf9khy028stxv8ln">
               <w:r>
                 <w:rPr>
                   <w:rFonts w:ascii="Arial" w:cs="Arial" w:eastAsia="Arial" w:hAnsi="Arial"/>
@@ -18294,7 +18294,7 @@
               <w:spacing w:after="10" w:before="0"/>
               <w:ind w:left="120"/>
             </w:pPr>
-            <w:hyperlink w:history="1" r:id="rId7vkklgbhusoyatm9mf7pv">
+            <w:hyperlink w:history="1" r:id="rIdteu-9uwcvc2zvf-71bvux">
               <w:r>
                 <w:rPr>
                   <w:rFonts w:ascii="Arial" w:cs="Arial" w:eastAsia="Arial" w:hAnsi="Arial"/>
@@ -18339,7 +18339,7 @@
             <w:pPr>
               <w:spacing w:after="20" w:before="0"/>
             </w:pPr>
-            <w:hyperlink w:history="1" r:id="rIdq01clrigaowero7bv77f9">
+            <w:hyperlink w:history="1" r:id="rIdxu1rr6m3djayjdl7arn7-">
               <w:r>
                 <w:rPr>
                   <w:rFonts w:ascii="Arial" w:cs="Arial" w:eastAsia="Arial" w:hAnsi="Arial"/>
@@ -18372,7 +18372,7 @@
               <w:spacing w:after="10" w:before="0"/>
               <w:ind w:left="120"/>
             </w:pPr>
-            <w:hyperlink w:history="1" r:id="rIdcgfg6zuzvshrn87tendaa">
+            <w:hyperlink w:history="1" r:id="rIdkgoyqcg8swesucer0jqfh">
               <w:r>
                 <w:rPr>
                   <w:rFonts w:ascii="Arial" w:cs="Arial" w:eastAsia="Arial" w:hAnsi="Arial"/>
@@ -18567,7 +18567,7 @@
             <w:pPr>
               <w:spacing w:after="20" w:before="0"/>
             </w:pPr>
-            <w:hyperlink w:history="1" r:id="rIdswwddkb0qaaizhzze-2qn">
+            <w:hyperlink w:history="1" r:id="rIdwkyumf7uzij5gyvxevhdx">
               <w:r>
                 <w:rPr>
                   <w:rFonts w:ascii="Arial" w:cs="Arial" w:eastAsia="Arial" w:hAnsi="Arial"/>
@@ -18600,7 +18600,7 @@
               <w:spacing w:after="10" w:before="0"/>
               <w:ind w:left="120"/>
             </w:pPr>
-            <w:hyperlink w:history="1" r:id="rIdkox9payi7irvk_waitprj">
+            <w:hyperlink w:history="1" r:id="rIdjuvqyhdug0lss3llvquo9">
               <w:r>
                 <w:rPr>
                   <w:rFonts w:ascii="Arial" w:cs="Arial" w:eastAsia="Arial" w:hAnsi="Arial"/>
@@ -18645,7 +18645,7 @@
             <w:pPr>
               <w:spacing w:after="20" w:before="0"/>
             </w:pPr>
-            <w:hyperlink w:history="1" r:id="rIdpcx1irdnvcyfebeiftac9">
+            <w:hyperlink w:history="1" r:id="rId-gwfc0sjpisqk7ao2aeld">
               <w:r>
                 <w:rPr>
                   <w:rFonts w:ascii="Arial" w:cs="Arial" w:eastAsia="Arial" w:hAnsi="Arial"/>
@@ -18678,7 +18678,7 @@
               <w:spacing w:after="10" w:before="0"/>
               <w:ind w:left="120"/>
             </w:pPr>
-            <w:hyperlink w:history="1" r:id="rIdobdtcuocwvtahdvfmw3wg">
+            <w:hyperlink w:history="1" r:id="rIdqds6g_x53fdk0txeok3jd">
               <w:r>
                 <w:rPr>
                   <w:rFonts w:ascii="Arial" w:cs="Arial" w:eastAsia="Arial" w:hAnsi="Arial"/>
@@ -18873,7 +18873,7 @@
             <w:pPr>
               <w:spacing w:after="20" w:before="0"/>
             </w:pPr>
-            <w:hyperlink w:history="1" r:id="rIddfc1r6dpygbhrcr5fnwu5">
+            <w:hyperlink w:history="1" r:id="rIdrl8w9fwcvgtwqxgcyxjwz">
               <w:r>
                 <w:rPr>
                   <w:rFonts w:ascii="Arial" w:cs="Arial" w:eastAsia="Arial" w:hAnsi="Arial"/>
@@ -18906,7 +18906,7 @@
               <w:spacing w:after="10" w:before="0"/>
               <w:ind w:left="120"/>
             </w:pPr>
-            <w:hyperlink w:history="1" r:id="rIdn7vyj7qcv66k0v4lhhx7-">
+            <w:hyperlink w:history="1" r:id="rIdtbpgo3f43qighx3gbjrhj">
               <w:r>
                 <w:rPr>
                   <w:rFonts w:ascii="Arial" w:cs="Arial" w:eastAsia="Arial" w:hAnsi="Arial"/>
@@ -18951,7 +18951,7 @@
             <w:pPr>
               <w:spacing w:after="20" w:before="0"/>
             </w:pPr>
-            <w:hyperlink w:history="1" r:id="rIdxtyrdw7qn2lm-1slvrmr8">
+            <w:hyperlink w:history="1" r:id="rIdxuajdws3htmw7m24spuls">
               <w:r>
                 <w:rPr>
                   <w:rFonts w:ascii="Arial" w:cs="Arial" w:eastAsia="Arial" w:hAnsi="Arial"/>
@@ -18984,7 +18984,7 @@
               <w:spacing w:after="10" w:before="0"/>
               <w:ind w:left="120"/>
             </w:pPr>
-            <w:hyperlink w:history="1" r:id="rIdr9cfeo4stxoxmte5a8mhf">
+            <w:hyperlink w:history="1" r:id="rIdx522et13phlixkqxgrsx9">
               <w:r>
                 <w:rPr>
                   <w:rFonts w:ascii="Arial" w:cs="Arial" w:eastAsia="Arial" w:hAnsi="Arial"/>
@@ -20585,7 +20585,7 @@
             <w:pPr>
               <w:spacing w:after="20" w:before="0"/>
             </w:pPr>
-            <w:hyperlink w:history="1" r:id="rIdcet0vuxuc2etcdrbdx1ij">
+            <w:hyperlink w:history="1" r:id="rIdgkcuurq_oayyfpxa504e5">
               <w:r>
                 <w:rPr>
                   <w:rFonts w:ascii="Arial" w:cs="Arial" w:eastAsia="Arial" w:hAnsi="Arial"/>
@@ -20618,7 +20618,7 @@
               <w:spacing w:after="10" w:before="0"/>
               <w:ind w:left="120"/>
             </w:pPr>
-            <w:hyperlink w:history="1" r:id="rIdisiei5so35eubbtzmphdc">
+            <w:hyperlink w:history="1" r:id="rIdfhdyb0v6o6e3rnz8yitjo">
               <w:r>
                 <w:rPr>
                   <w:rFonts w:ascii="Arial" w:cs="Arial" w:eastAsia="Arial" w:hAnsi="Arial"/>
@@ -20663,7 +20663,7 @@
             <w:pPr>
               <w:spacing w:after="20" w:before="0"/>
             </w:pPr>
-            <w:hyperlink w:history="1" r:id="rId-cq_uufeoxp6oitsqflo4">
+            <w:hyperlink w:history="1" r:id="rIdwkqskocbkjp8uilzaimdm">
               <w:r>
                 <w:rPr>
                   <w:rFonts w:ascii="Arial" w:cs="Arial" w:eastAsia="Arial" w:hAnsi="Arial"/>
@@ -20696,7 +20696,7 @@
               <w:spacing w:after="10" w:before="0"/>
               <w:ind w:left="120"/>
             </w:pPr>
-            <w:hyperlink w:history="1" r:id="rIdb20eyvmyfi6pngeua9uuq">
+            <w:hyperlink w:history="1" r:id="rIdyznw0bbjuzbgoiaptsaoa">
               <w:r>
                 <w:rPr>
                   <w:rFonts w:ascii="Arial" w:cs="Arial" w:eastAsia="Arial" w:hAnsi="Arial"/>
@@ -20891,7 +20891,7 @@
             <w:pPr>
               <w:spacing w:after="20" w:before="0"/>
             </w:pPr>
-            <w:hyperlink w:history="1" r:id="rIdjan9xqguavrp8nib-gcnk">
+            <w:hyperlink w:history="1" r:id="rIdvxpc_niqk9rz17fowmy_-">
               <w:r>
                 <w:rPr>
                   <w:rFonts w:ascii="Arial" w:cs="Arial" w:eastAsia="Arial" w:hAnsi="Arial"/>
@@ -20924,7 +20924,7 @@
               <w:spacing w:after="10" w:before="0"/>
               <w:ind w:left="120"/>
             </w:pPr>
-            <w:hyperlink w:history="1" r:id="rIdxlgvjxdhq99icds7osxdo">
+            <w:hyperlink w:history="1" r:id="rIdtqqlmotcn8g2cwbehvvyx">
               <w:r>
                 <w:rPr>
                   <w:rFonts w:ascii="Arial" w:cs="Arial" w:eastAsia="Arial" w:hAnsi="Arial"/>
@@ -20969,7 +20969,7 @@
             <w:pPr>
               <w:spacing w:after="20" w:before="0"/>
             </w:pPr>
-            <w:hyperlink w:history="1" r:id="rId9tvuxokjbbgnjjtamthos">
+            <w:hyperlink w:history="1" r:id="rId4pup12fjjhjjwukt2xlev">
               <w:r>
                 <w:rPr>
                   <w:rFonts w:ascii="Arial" w:cs="Arial" w:eastAsia="Arial" w:hAnsi="Arial"/>
@@ -21002,7 +21002,7 @@
               <w:spacing w:after="10" w:before="0"/>
               <w:ind w:left="120"/>
             </w:pPr>
-            <w:hyperlink w:history="1" r:id="rIduz7pyu-ba8ieqrah64amr">
+            <w:hyperlink w:history="1" r:id="rIdiq859uelp0guwgg9w2svu">
               <w:r>
                 <w:rPr>
                   <w:rFonts w:ascii="Arial" w:cs="Arial" w:eastAsia="Arial" w:hAnsi="Arial"/>
@@ -21197,7 +21197,7 @@
             <w:pPr>
               <w:spacing w:after="20" w:before="0"/>
             </w:pPr>
-            <w:hyperlink w:history="1" r:id="rIdzrgxi9_eerh2cfrxvkvz-">
+            <w:hyperlink w:history="1" r:id="rId6ffd50f03ddzocufts07_">
               <w:r>
                 <w:rPr>
                   <w:rFonts w:ascii="Arial" w:cs="Arial" w:eastAsia="Arial" w:hAnsi="Arial"/>
@@ -21230,7 +21230,7 @@
               <w:spacing w:after="10" w:before="0"/>
               <w:ind w:left="120"/>
             </w:pPr>
-            <w:hyperlink w:history="1" r:id="rIdjbqauv9umq6vmpvlxdoil">
+            <w:hyperlink w:history="1" r:id="rIdo_nagyvbxmwlwjaqj7jfu">
               <w:r>
                 <w:rPr>
                   <w:rFonts w:ascii="Arial" w:cs="Arial" w:eastAsia="Arial" w:hAnsi="Arial"/>
@@ -21275,7 +21275,7 @@
             <w:pPr>
               <w:spacing w:after="20" w:before="0"/>
             </w:pPr>
-            <w:hyperlink w:history="1" r:id="rIdfgrdpswjg5ui1ywgwe4vt">
+            <w:hyperlink w:history="1" r:id="rIdomimkrghc8zbcjb_ndhf5">
               <w:r>
                 <w:rPr>
                   <w:rFonts w:ascii="Arial" w:cs="Arial" w:eastAsia="Arial" w:hAnsi="Arial"/>
@@ -21308,7 +21308,7 @@
               <w:spacing w:after="10" w:before="0"/>
               <w:ind w:left="120"/>
             </w:pPr>
-            <w:hyperlink w:history="1" r:id="rIdbalhsr0i-wkwung8xihxw">
+            <w:hyperlink w:history="1" r:id="rIdsk0rgqli_j2b84o5oxemt">
               <w:r>
                 <w:rPr>
                   <w:rFonts w:ascii="Arial" w:cs="Arial" w:eastAsia="Arial" w:hAnsi="Arial"/>
@@ -21503,7 +21503,7 @@
             <w:pPr>
               <w:spacing w:after="20" w:before="0"/>
             </w:pPr>
-            <w:hyperlink w:history="1" r:id="rIdzufylibtazzbf1j8uroqd">
+            <w:hyperlink w:history="1" r:id="rIdkef9mo6gg8ccxawpjhtfj">
               <w:r>
                 <w:rPr>
                   <w:rFonts w:ascii="Arial" w:cs="Arial" w:eastAsia="Arial" w:hAnsi="Arial"/>
@@ -21536,7 +21536,7 @@
               <w:spacing w:after="10" w:before="0"/>
               <w:ind w:left="120"/>
             </w:pPr>
-            <w:hyperlink w:history="1" r:id="rIdo9hj-ksndejgdnmc2lz4a">
+            <w:hyperlink w:history="1" r:id="rIdtpkhogfhfgovpukcbguxu">
               <w:r>
                 <w:rPr>
                   <w:rFonts w:ascii="Arial" w:cs="Arial" w:eastAsia="Arial" w:hAnsi="Arial"/>
@@ -21581,7 +21581,7 @@
             <w:pPr>
               <w:spacing w:after="20" w:before="0"/>
             </w:pPr>
-            <w:hyperlink w:history="1" r:id="rIdfx9y9cmwjf_dhd77cyw1p">
+            <w:hyperlink w:history="1" r:id="rIdi7ii4nnzkchomghxhiuts">
               <w:r>
                 <w:rPr>
                   <w:rFonts w:ascii="Arial" w:cs="Arial" w:eastAsia="Arial" w:hAnsi="Arial"/>
@@ -21614,7 +21614,7 @@
               <w:spacing w:after="10" w:before="0"/>
               <w:ind w:left="120"/>
             </w:pPr>
-            <w:hyperlink w:history="1" r:id="rIdkipafctczzea4tkxwadfb">
+            <w:hyperlink w:history="1" r:id="rIdzoreffaubxqzmrxyomgzw">
               <w:r>
                 <w:rPr>
                   <w:rFonts w:ascii="Arial" w:cs="Arial" w:eastAsia="Arial" w:hAnsi="Arial"/>
@@ -21809,7 +21809,7 @@
             <w:pPr>
               <w:spacing w:after="20" w:before="0"/>
             </w:pPr>
-            <w:hyperlink w:history="1" r:id="rIdc3rtzp_m27tchh8caye8_">
+            <w:hyperlink w:history="1" r:id="rIdpp1fm2klzht31mojs1r4u">
               <w:r>
                 <w:rPr>
                   <w:rFonts w:ascii="Arial" w:cs="Arial" w:eastAsia="Arial" w:hAnsi="Arial"/>
@@ -21842,7 +21842,7 @@
               <w:spacing w:after="10" w:before="0"/>
               <w:ind w:left="120"/>
             </w:pPr>
-            <w:hyperlink w:history="1" r:id="rIdadh5nxducdqhv3jbxhmsa">
+            <w:hyperlink w:history="1" r:id="rIdx8sllhbtdjzz1n6ekvvq0">
               <w:r>
                 <w:rPr>
                   <w:rFonts w:ascii="Arial" w:cs="Arial" w:eastAsia="Arial" w:hAnsi="Arial"/>
@@ -21887,7 +21887,7 @@
             <w:pPr>
               <w:spacing w:after="20" w:before="0"/>
             </w:pPr>
-            <w:hyperlink w:history="1" r:id="rId3v2zc0li7ijfcgntqr5pq">
+            <w:hyperlink w:history="1" r:id="rId1bwji_pwgdz7dnylki95n">
               <w:r>
                 <w:rPr>
                   <w:rFonts w:ascii="Arial" w:cs="Arial" w:eastAsia="Arial" w:hAnsi="Arial"/>
@@ -21920,7 +21920,7 @@
               <w:spacing w:after="10" w:before="0"/>
               <w:ind w:left="120"/>
             </w:pPr>
-            <w:hyperlink w:history="1" r:id="rIdeygipi0xnc_x-yswtta2w">
+            <w:hyperlink w:history="1" r:id="rId1rvxpxgfe8jkaiyp8ga9g">
               <w:r>
                 <w:rPr>
                   <w:rFonts w:ascii="Arial" w:cs="Arial" w:eastAsia="Arial" w:hAnsi="Arial"/>
@@ -23502,7 +23502,7 @@
             <w:pPr>
               <w:spacing w:after="20" w:before="0"/>
             </w:pPr>
-            <w:hyperlink w:history="1" r:id="rIdwr_etcyrm6agsrjipot35">
+            <w:hyperlink w:history="1" r:id="rIdjwclkitkafjuax4hfj1p-">
               <w:r>
                 <w:rPr>
                   <w:rFonts w:ascii="Arial" w:cs="Arial" w:eastAsia="Arial" w:hAnsi="Arial"/>
@@ -23535,7 +23535,7 @@
               <w:spacing w:after="10" w:before="0"/>
               <w:ind w:left="120"/>
             </w:pPr>
-            <w:hyperlink w:history="1" r:id="rIdnmpr42xqfhfndirikgzot">
+            <w:hyperlink w:history="1" r:id="rIdrfv5w5uhkhuan2qgs-__k">
               <w:r>
                 <w:rPr>
                   <w:rFonts w:ascii="Arial" w:cs="Arial" w:eastAsia="Arial" w:hAnsi="Arial"/>
@@ -23580,7 +23580,7 @@
             <w:pPr>
               <w:spacing w:after="20" w:before="0"/>
             </w:pPr>
-            <w:hyperlink w:history="1" r:id="rIdoqvtw0gt6oy_z2fbxxaef">
+            <w:hyperlink w:history="1" r:id="rIdggbmhxr5ylyamqnb7vgyu">
               <w:r>
                 <w:rPr>
                   <w:rFonts w:ascii="Arial" w:cs="Arial" w:eastAsia="Arial" w:hAnsi="Arial"/>
@@ -23613,7 +23613,7 @@
               <w:spacing w:after="10" w:before="0"/>
               <w:ind w:left="120"/>
             </w:pPr>
-            <w:hyperlink w:history="1" r:id="rId97cay5fqahlv6qivbeeih">
+            <w:hyperlink w:history="1" r:id="rIdr65rez_dfug1swxeziftg">
               <w:r>
                 <w:rPr>
                   <w:rFonts w:ascii="Arial" w:cs="Arial" w:eastAsia="Arial" w:hAnsi="Arial"/>
@@ -23808,7 +23808,7 @@
             <w:pPr>
               <w:spacing w:after="20" w:before="0"/>
             </w:pPr>
-            <w:hyperlink w:history="1" r:id="rIdx2x23cvag0dwk9b0lwinj">
+            <w:hyperlink w:history="1" r:id="rIduorl_xfsc3sar5gxdvi1u">
               <w:r>
                 <w:rPr>
                   <w:rFonts w:ascii="Arial" w:cs="Arial" w:eastAsia="Arial" w:hAnsi="Arial"/>
@@ -23841,7 +23841,7 @@
               <w:spacing w:after="10" w:before="0"/>
               <w:ind w:left="120"/>
             </w:pPr>
-            <w:hyperlink w:history="1" r:id="rId100y_frvv5n0qua-6imqa">
+            <w:hyperlink w:history="1" r:id="rIdn-o4cmwtts15jcws-hdcd">
               <w:r>
                 <w:rPr>
                   <w:rFonts w:ascii="Arial" w:cs="Arial" w:eastAsia="Arial" w:hAnsi="Arial"/>
@@ -23886,7 +23886,7 @@
             <w:pPr>
               <w:spacing w:after="20" w:before="0"/>
             </w:pPr>
-            <w:hyperlink w:history="1" r:id="rId_jkn40wrxv1i2km3qjq7f">
+            <w:hyperlink w:history="1" r:id="rId4zwxtyx7gdhbatqyx7-np">
               <w:r>
                 <w:rPr>
                   <w:rFonts w:ascii="Arial" w:cs="Arial" w:eastAsia="Arial" w:hAnsi="Arial"/>
@@ -23919,7 +23919,7 @@
               <w:spacing w:after="10" w:before="0"/>
               <w:ind w:left="120"/>
             </w:pPr>
-            <w:hyperlink w:history="1" r:id="rIdifecr4bszkuuyydmb17ty">
+            <w:hyperlink w:history="1" r:id="rIdfhd2g92jgk0bdlq8qdabi">
               <w:r>
                 <w:rPr>
                   <w:rFonts w:ascii="Arial" w:cs="Arial" w:eastAsia="Arial" w:hAnsi="Arial"/>
@@ -24114,7 +24114,7 @@
             <w:pPr>
               <w:spacing w:after="20" w:before="0"/>
             </w:pPr>
-            <w:hyperlink w:history="1" r:id="rIduwp9ajorqu8csiqigkwwa">
+            <w:hyperlink w:history="1" r:id="rIdsblronznvudghulli72e8">
               <w:r>
                 <w:rPr>
                   <w:rFonts w:ascii="Arial" w:cs="Arial" w:eastAsia="Arial" w:hAnsi="Arial"/>
@@ -24147,7 +24147,7 @@
               <w:spacing w:after="10" w:before="0"/>
               <w:ind w:left="120"/>
             </w:pPr>
-            <w:hyperlink w:history="1" r:id="rIdr1skif8bezv65tjfi3v62">
+            <w:hyperlink w:history="1" r:id="rIdibc7hcoerjxgna9rp2j52">
               <w:r>
                 <w:rPr>
                   <w:rFonts w:ascii="Arial" w:cs="Arial" w:eastAsia="Arial" w:hAnsi="Arial"/>
@@ -24192,7 +24192,7 @@
             <w:pPr>
               <w:spacing w:after="20" w:before="0"/>
             </w:pPr>
-            <w:hyperlink w:history="1" r:id="rIddfnkuupc3yht0g-byljab">
+            <w:hyperlink w:history="1" r:id="rIdtgksktgzrtvbhz4y67yjs">
               <w:r>
                 <w:rPr>
                   <w:rFonts w:ascii="Arial" w:cs="Arial" w:eastAsia="Arial" w:hAnsi="Arial"/>
@@ -24225,7 +24225,7 @@
               <w:spacing w:after="10" w:before="0"/>
               <w:ind w:left="120"/>
             </w:pPr>
-            <w:hyperlink w:history="1" r:id="rIdsg-n9xoevljdbs-pwslxw">
+            <w:hyperlink w:history="1" r:id="rIdmanmc9xfltdic-nwlm25i">
               <w:r>
                 <w:rPr>
                   <w:rFonts w:ascii="Arial" w:cs="Arial" w:eastAsia="Arial" w:hAnsi="Arial"/>
@@ -24420,7 +24420,7 @@
             <w:pPr>
               <w:spacing w:after="20" w:before="0"/>
             </w:pPr>
-            <w:hyperlink w:history="1" r:id="rIddtod7ej6dddojvcykjhu-">
+            <w:hyperlink w:history="1" r:id="rIds9gwkxqqgz3eu68siajqb">
               <w:r>
                 <w:rPr>
                   <w:rFonts w:ascii="Arial" w:cs="Arial" w:eastAsia="Arial" w:hAnsi="Arial"/>
@@ -24453,7 +24453,7 @@
               <w:spacing w:after="10" w:before="0"/>
               <w:ind w:left="120"/>
             </w:pPr>
-            <w:hyperlink w:history="1" r:id="rIdy_0a8xgaggqqhcxn5xxdx">
+            <w:hyperlink w:history="1" r:id="rIdav7yl-l3w6_kfaoxuzzsm">
               <w:r>
                 <w:rPr>
                   <w:rFonts w:ascii="Arial" w:cs="Arial" w:eastAsia="Arial" w:hAnsi="Arial"/>
@@ -24498,7 +24498,7 @@
             <w:pPr>
               <w:spacing w:after="20" w:before="0"/>
             </w:pPr>
-            <w:hyperlink w:history="1" r:id="rIdm55keljv-ddqju2o9dupd">
+            <w:hyperlink w:history="1" r:id="rId1bt7b6evvko1ycizy4qkf">
               <w:r>
                 <w:rPr>
                   <w:rFonts w:ascii="Arial" w:cs="Arial" w:eastAsia="Arial" w:hAnsi="Arial"/>
@@ -24531,7 +24531,7 @@
               <w:spacing w:after="10" w:before="0"/>
               <w:ind w:left="120"/>
             </w:pPr>
-            <w:hyperlink w:history="1" r:id="rIde_23ii31gg0tisiwavslo">
+            <w:hyperlink w:history="1" r:id="rId2a5fjqywhi-szej7-t0uh">
               <w:r>
                 <w:rPr>
                   <w:rFonts w:ascii="Arial" w:cs="Arial" w:eastAsia="Arial" w:hAnsi="Arial"/>
@@ -24726,7 +24726,7 @@
             <w:pPr>
               <w:spacing w:after="20" w:before="0"/>
             </w:pPr>
-            <w:hyperlink w:history="1" r:id="rIdst28wenhecq4pset2soou">
+            <w:hyperlink w:history="1" r:id="rIdbngrw7arhgp5labur0yod">
               <w:r>
                 <w:rPr>
                   <w:rFonts w:ascii="Arial" w:cs="Arial" w:eastAsia="Arial" w:hAnsi="Arial"/>
@@ -24759,7 +24759,7 @@
               <w:spacing w:after="10" w:before="0"/>
               <w:ind w:left="120"/>
             </w:pPr>
-            <w:hyperlink w:history="1" r:id="rId-wgi4wxfb1otrdky3e8so">
+            <w:hyperlink w:history="1" r:id="rIdsjt9ijfnahcs0wtvq30ec">
               <w:r>
                 <w:rPr>
                   <w:rFonts w:ascii="Arial" w:cs="Arial" w:eastAsia="Arial" w:hAnsi="Arial"/>
@@ -24804,7 +24804,7 @@
             <w:pPr>
               <w:spacing w:after="20" w:before="0"/>
             </w:pPr>
-            <w:hyperlink w:history="1" r:id="rIdk85rvwbrpvjd_4m9df-m4">
+            <w:hyperlink w:history="1" r:id="rId1zhca5h15sycesjlrbhsc">
               <w:r>
                 <w:rPr>
                   <w:rFonts w:ascii="Arial" w:cs="Arial" w:eastAsia="Arial" w:hAnsi="Arial"/>
@@ -24837,7 +24837,7 @@
               <w:spacing w:after="10" w:before="0"/>
               <w:ind w:left="120"/>
             </w:pPr>
-            <w:hyperlink w:history="1" r:id="rIdtqe1osp8shhihicxxrlay">
+            <w:hyperlink w:history="1" r:id="rIdqmifkd95iic9yrffs839c">
               <w:r>
                 <w:rPr>
                   <w:rFonts w:ascii="Arial" w:cs="Arial" w:eastAsia="Arial" w:hAnsi="Arial"/>
@@ -26324,7 +26324,7 @@
             <w:pPr>
               <w:spacing w:after="20" w:before="0"/>
             </w:pPr>
-            <w:hyperlink w:history="1" r:id="rIddbonuyvhteh66p7uckcsy">
+            <w:hyperlink w:history="1" r:id="rIdvvm6sl8o8w-5b7spuzphe">
               <w:r>
                 <w:rPr>
                   <w:rFonts w:ascii="Arial" w:cs="Arial" w:eastAsia="Arial" w:hAnsi="Arial"/>
@@ -26357,7 +26357,7 @@
               <w:spacing w:after="10" w:before="0"/>
               <w:ind w:left="120"/>
             </w:pPr>
-            <w:hyperlink w:history="1" r:id="rIdjycatzxw5dnck4ey1xxwg">
+            <w:hyperlink w:history="1" r:id="rIdslc70gmkpqft3mbzhwcdv">
               <w:r>
                 <w:rPr>
                   <w:rFonts w:ascii="Arial" w:cs="Arial" w:eastAsia="Arial" w:hAnsi="Arial"/>
@@ -26402,7 +26402,7 @@
             <w:pPr>
               <w:spacing w:after="20" w:before="0"/>
             </w:pPr>
-            <w:hyperlink w:history="1" r:id="rIdu-cwv0bbnj0olmndxh-pn">
+            <w:hyperlink w:history="1" r:id="rIdww28kqrob1w4fquyb60xz">
               <w:r>
                 <w:rPr>
                   <w:rFonts w:ascii="Arial" w:cs="Arial" w:eastAsia="Arial" w:hAnsi="Arial"/>
@@ -26435,7 +26435,7 @@
               <w:spacing w:after="10" w:before="0"/>
               <w:ind w:left="120"/>
             </w:pPr>
-            <w:hyperlink w:history="1" r:id="rIdgumoy05cxaw5xcwokbljf">
+            <w:hyperlink w:history="1" r:id="rId_1jdf2lr3fns11r0v3xoi">
               <w:r>
                 <w:rPr>
                   <w:rFonts w:ascii="Arial" w:cs="Arial" w:eastAsia="Arial" w:hAnsi="Arial"/>
@@ -26630,7 +26630,7 @@
             <w:pPr>
               <w:spacing w:after="20" w:before="0"/>
             </w:pPr>
-            <w:hyperlink w:history="1" r:id="rIdhjh44ap_0z49mbtxdqn-g">
+            <w:hyperlink w:history="1" r:id="rIdvx-j49k67umgis3q3cqqo">
               <w:r>
                 <w:rPr>
                   <w:rFonts w:ascii="Arial" w:cs="Arial" w:eastAsia="Arial" w:hAnsi="Arial"/>
@@ -26663,7 +26663,7 @@
               <w:spacing w:after="10" w:before="0"/>
               <w:ind w:left="120"/>
             </w:pPr>
-            <w:hyperlink w:history="1" r:id="rIdvpfbkkl2sxfvbinpoqho8">
+            <w:hyperlink w:history="1" r:id="rIdqlng8yixwwcuc3mpzrtcx">
               <w:r>
                 <w:rPr>
                   <w:rFonts w:ascii="Arial" w:cs="Arial" w:eastAsia="Arial" w:hAnsi="Arial"/>
@@ -26708,7 +26708,7 @@
             <w:pPr>
               <w:spacing w:after="20" w:before="0"/>
             </w:pPr>
-            <w:hyperlink w:history="1" r:id="rIdggk5ywyztznnadrtsyrby">
+            <w:hyperlink w:history="1" r:id="rIdst12gjuj1coc4c0vw7prj">
               <w:r>
                 <w:rPr>
                   <w:rFonts w:ascii="Arial" w:cs="Arial" w:eastAsia="Arial" w:hAnsi="Arial"/>
@@ -26741,7 +26741,7 @@
               <w:spacing w:after="10" w:before="0"/>
               <w:ind w:left="120"/>
             </w:pPr>
-            <w:hyperlink w:history="1" r:id="rIdly72lzikukf-wuzbhk9u0">
+            <w:hyperlink w:history="1" r:id="rIds1qa1zk0hq9skziopgdtq">
               <w:r>
                 <w:rPr>
                   <w:rFonts w:ascii="Arial" w:cs="Arial" w:eastAsia="Arial" w:hAnsi="Arial"/>
@@ -26936,7 +26936,7 @@
             <w:pPr>
               <w:spacing w:after="20" w:before="0"/>
             </w:pPr>
-            <w:hyperlink w:history="1" r:id="rIdnsdvryoxqb_czezfsdv5z">
+            <w:hyperlink w:history="1" r:id="rIdzruuji-cw38rptnuclfkl">
               <w:r>
                 <w:rPr>
                   <w:rFonts w:ascii="Arial" w:cs="Arial" w:eastAsia="Arial" w:hAnsi="Arial"/>
@@ -26969,7 +26969,7 @@
               <w:spacing w:after="10" w:before="0"/>
               <w:ind w:left="120"/>
             </w:pPr>
-            <w:hyperlink w:history="1" r:id="rIdff4jyk0yw0huz3zla8blc">
+            <w:hyperlink w:history="1" r:id="rIdtbsxukvjehn1v0q2xjp3x">
               <w:r>
                 <w:rPr>
                   <w:rFonts w:ascii="Arial" w:cs="Arial" w:eastAsia="Arial" w:hAnsi="Arial"/>
@@ -27014,7 +27014,7 @@
             <w:pPr>
               <w:spacing w:after="20" w:before="0"/>
             </w:pPr>
-            <w:hyperlink w:history="1" r:id="rId56f2euixnowccafpolih-">
+            <w:hyperlink w:history="1" r:id="rIdd9omextnzmrpy1cmtk1cj">
               <w:r>
                 <w:rPr>
                   <w:rFonts w:ascii="Arial" w:cs="Arial" w:eastAsia="Arial" w:hAnsi="Arial"/>
@@ -27047,7 +27047,7 @@
               <w:spacing w:after="10" w:before="0"/>
               <w:ind w:left="120"/>
             </w:pPr>
-            <w:hyperlink w:history="1" r:id="rIdj0ip7ytl6bshav6zffvvx">
+            <w:hyperlink w:history="1" r:id="rId4nezeypm6seoih_ufp8ft">
               <w:r>
                 <w:rPr>
                   <w:rFonts w:ascii="Arial" w:cs="Arial" w:eastAsia="Arial" w:hAnsi="Arial"/>
@@ -27242,7 +27242,7 @@
             <w:pPr>
               <w:spacing w:after="20" w:before="0"/>
             </w:pPr>
-            <w:hyperlink w:history="1" r:id="rId5m1g4vd8_4tqp83d0nete">
+            <w:hyperlink w:history="1" r:id="rIda3f4g58bemtfgbwbcpma6">
               <w:r>
                 <w:rPr>
                   <w:rFonts w:ascii="Arial" w:cs="Arial" w:eastAsia="Arial" w:hAnsi="Arial"/>
@@ -27275,7 +27275,7 @@
               <w:spacing w:after="10" w:before="0"/>
               <w:ind w:left="120"/>
             </w:pPr>
-            <w:hyperlink w:history="1" r:id="rIdrnjtymkwyo5pypzsgeajf">
+            <w:hyperlink w:history="1" r:id="rIdpqvjm9ufjomyvkpcc7_vq">
               <w:r>
                 <w:rPr>
                   <w:rFonts w:ascii="Arial" w:cs="Arial" w:eastAsia="Arial" w:hAnsi="Arial"/>
@@ -27320,7 +27320,7 @@
             <w:pPr>
               <w:spacing w:after="20" w:before="0"/>
             </w:pPr>
-            <w:hyperlink w:history="1" r:id="rIdt9chanxy00axbe0awahil">
+            <w:hyperlink w:history="1" r:id="rId5g0fd8xksggdsfzn69yhp">
               <w:r>
                 <w:rPr>
                   <w:rFonts w:ascii="Arial" w:cs="Arial" w:eastAsia="Arial" w:hAnsi="Arial"/>
@@ -27353,7 +27353,7 @@
               <w:spacing w:after="10" w:before="0"/>
               <w:ind w:left="120"/>
             </w:pPr>
-            <w:hyperlink w:history="1" r:id="rIdlkemld5qrjasmg_2en6co">
+            <w:hyperlink w:history="1" r:id="rIdro4cwvhjxcru59swg7pbk">
               <w:r>
                 <w:rPr>
                   <w:rFonts w:ascii="Arial" w:cs="Arial" w:eastAsia="Arial" w:hAnsi="Arial"/>
@@ -27548,7 +27548,7 @@
             <w:pPr>
               <w:spacing w:after="20" w:before="0"/>
             </w:pPr>
-            <w:hyperlink w:history="1" r:id="rIdtd5mzaqmjzn_g6rvpxhq4">
+            <w:hyperlink w:history="1" r:id="rIdub94uvkflguogydxyk5vt">
               <w:r>
                 <w:rPr>
                   <w:rFonts w:ascii="Arial" w:cs="Arial" w:eastAsia="Arial" w:hAnsi="Arial"/>
@@ -27581,7 +27581,7 @@
               <w:spacing w:after="10" w:before="0"/>
               <w:ind w:left="120"/>
             </w:pPr>
-            <w:hyperlink w:history="1" r:id="rIdykxp7fkt6entowtfrmtgz">
+            <w:hyperlink w:history="1" r:id="rIdvxenyjiamrdmxaaa4saqm">
               <w:r>
                 <w:rPr>
                   <w:rFonts w:ascii="Arial" w:cs="Arial" w:eastAsia="Arial" w:hAnsi="Arial"/>
@@ -27626,7 +27626,7 @@
             <w:pPr>
               <w:spacing w:after="20" w:before="0"/>
             </w:pPr>
-            <w:hyperlink w:history="1" r:id="rId3ahvg2xm9uurfdu7gualz">
+            <w:hyperlink w:history="1" r:id="rId6khnugrdirrlkdnbqxa6b">
               <w:r>
                 <w:rPr>
                   <w:rFonts w:ascii="Arial" w:cs="Arial" w:eastAsia="Arial" w:hAnsi="Arial"/>
@@ -27659,7 +27659,7 @@
               <w:spacing w:after="10" w:before="0"/>
               <w:ind w:left="120"/>
             </w:pPr>
-            <w:hyperlink w:history="1" r:id="rIdi9p-3klwpjrt5kgjduass">
+            <w:hyperlink w:history="1" r:id="rId8gysdmjinagrjzlbrm_vg">
               <w:r>
                 <w:rPr>
                   <w:rFonts w:ascii="Arial" w:cs="Arial" w:eastAsia="Arial" w:hAnsi="Arial"/>
@@ -29146,7 +29146,7 @@
             <w:pPr>
               <w:spacing w:after="20" w:before="0"/>
             </w:pPr>
-            <w:hyperlink w:history="1" r:id="rIdrsqisvqh-yore9z3kekc-">
+            <w:hyperlink w:history="1" r:id="rId_-tnxlqhwzwtxgc3ne6sx">
               <w:r>
                 <w:rPr>
                   <w:rFonts w:ascii="Arial" w:cs="Arial" w:eastAsia="Arial" w:hAnsi="Arial"/>
@@ -29179,7 +29179,7 @@
               <w:spacing w:after="10" w:before="0"/>
               <w:ind w:left="120"/>
             </w:pPr>
-            <w:hyperlink w:history="1" r:id="rId01x8w1bbio-bhae_a7b7w">
+            <w:hyperlink w:history="1" r:id="rIdjkxmxxwfbzy1ejxzsa7tz">
               <w:r>
                 <w:rPr>
                   <w:rFonts w:ascii="Arial" w:cs="Arial" w:eastAsia="Arial" w:hAnsi="Arial"/>
@@ -29224,7 +29224,7 @@
             <w:pPr>
               <w:spacing w:after="20" w:before="0"/>
             </w:pPr>
-            <w:hyperlink w:history="1" r:id="rIdkokcxktd4zzxxgysbeuxs">
+            <w:hyperlink w:history="1" r:id="rId2ockxolugtdjqtjppelw7">
               <w:r>
                 <w:rPr>
                   <w:rFonts w:ascii="Arial" w:cs="Arial" w:eastAsia="Arial" w:hAnsi="Arial"/>
@@ -29257,7 +29257,7 @@
               <w:spacing w:after="10" w:before="0"/>
               <w:ind w:left="120"/>
             </w:pPr>
-            <w:hyperlink w:history="1" r:id="rIdybwwnd--n3j8ubfqn4ccf">
+            <w:hyperlink w:history="1" r:id="rIdjfcv8hf_4wljdlz48f0so">
               <w:r>
                 <w:rPr>
                   <w:rFonts w:ascii="Arial" w:cs="Arial" w:eastAsia="Arial" w:hAnsi="Arial"/>
@@ -29452,7 +29452,7 @@
             <w:pPr>
               <w:spacing w:after="20" w:before="0"/>
             </w:pPr>
-            <w:hyperlink w:history="1" r:id="rId6okmbmeeccw_dju36uwhg">
+            <w:hyperlink w:history="1" r:id="rIdzlfiedvswjagu9o6juxpy">
               <w:r>
                 <w:rPr>
                   <w:rFonts w:ascii="Arial" w:cs="Arial" w:eastAsia="Arial" w:hAnsi="Arial"/>
@@ -29485,7 +29485,7 @@
               <w:spacing w:after="10" w:before="0"/>
               <w:ind w:left="120"/>
             </w:pPr>
-            <w:hyperlink w:history="1" r:id="rIdunmozd8oiaozs7neszkmw">
+            <w:hyperlink w:history="1" r:id="rId89pr887mhze6l_wi9gosy">
               <w:r>
                 <w:rPr>
                   <w:rFonts w:ascii="Arial" w:cs="Arial" w:eastAsia="Arial" w:hAnsi="Arial"/>
@@ -29530,7 +29530,7 @@
             <w:pPr>
               <w:spacing w:after="20" w:before="0"/>
             </w:pPr>
-            <w:hyperlink w:history="1" r:id="rIdsiokqexob5ulsmpj96tmj">
+            <w:hyperlink w:history="1" r:id="rIdvh-xaaxqk7xl1brjbivr_">
               <w:r>
                 <w:rPr>
                   <w:rFonts w:ascii="Arial" w:cs="Arial" w:eastAsia="Arial" w:hAnsi="Arial"/>
@@ -29563,7 +29563,7 @@
               <w:spacing w:after="10" w:before="0"/>
               <w:ind w:left="120"/>
             </w:pPr>
-            <w:hyperlink w:history="1" r:id="rIdpvpb8vtzfc-gegudoehoi">
+            <w:hyperlink w:history="1" r:id="rId7xypfor5a9lwi-gfasijl">
               <w:r>
                 <w:rPr>
                   <w:rFonts w:ascii="Arial" w:cs="Arial" w:eastAsia="Arial" w:hAnsi="Arial"/>
@@ -29758,7 +29758,7 @@
             <w:pPr>
               <w:spacing w:after="20" w:before="0"/>
             </w:pPr>
-            <w:hyperlink w:history="1" r:id="rId1uubb2hla_yyl9eoziyhf">
+            <w:hyperlink w:history="1" r:id="rIde9-5oremoswngpgx1akbh">
               <w:r>
                 <w:rPr>
                   <w:rFonts w:ascii="Arial" w:cs="Arial" w:eastAsia="Arial" w:hAnsi="Arial"/>
@@ -29791,7 +29791,7 @@
               <w:spacing w:after="10" w:before="0"/>
               <w:ind w:left="120"/>
             </w:pPr>
-            <w:hyperlink w:history="1" r:id="rIdqr9y8zqas1zi8fgvecl6c">
+            <w:hyperlink w:history="1" r:id="rIdhia7mgt_eyx6qjylcwerl">
               <w:r>
                 <w:rPr>
                   <w:rFonts w:ascii="Arial" w:cs="Arial" w:eastAsia="Arial" w:hAnsi="Arial"/>
@@ -29836,7 +29836,7 @@
             <w:pPr>
               <w:spacing w:after="20" w:before="0"/>
             </w:pPr>
-            <w:hyperlink w:history="1" r:id="rIdxt7_5vpfmknuv_jdz8g30">
+            <w:hyperlink w:history="1" r:id="rIde1smykwdxq2xjobdu9dop">
               <w:r>
                 <w:rPr>
                   <w:rFonts w:ascii="Arial" w:cs="Arial" w:eastAsia="Arial" w:hAnsi="Arial"/>
@@ -29869,7 +29869,7 @@
               <w:spacing w:after="10" w:before="0"/>
               <w:ind w:left="120"/>
             </w:pPr>
-            <w:hyperlink w:history="1" r:id="rIdfucur1gl4na5zauzykawi">
+            <w:hyperlink w:history="1" r:id="rId4lc6clj0_mhh-crmvjy5y">
               <w:r>
                 <w:rPr>
                   <w:rFonts w:ascii="Arial" w:cs="Arial" w:eastAsia="Arial" w:hAnsi="Arial"/>
@@ -30064,7 +30064,7 @@
             <w:pPr>
               <w:spacing w:after="20" w:before="0"/>
             </w:pPr>
-            <w:hyperlink w:history="1" r:id="rId4zktrspfrdp5nj0m34ylw">
+            <w:hyperlink w:history="1" r:id="rIdjv9gxrdddlvke5zily6m-">
               <w:r>
                 <w:rPr>
                   <w:rFonts w:ascii="Arial" w:cs="Arial" w:eastAsia="Arial" w:hAnsi="Arial"/>
@@ -30097,7 +30097,7 @@
               <w:spacing w:after="10" w:before="0"/>
               <w:ind w:left="120"/>
             </w:pPr>
-            <w:hyperlink w:history="1" r:id="rIdvuwjsljhnd8a8xkmoxzhb">
+            <w:hyperlink w:history="1" r:id="rIddjsrjklzk7kbszhlalnzi">
               <w:r>
                 <w:rPr>
                   <w:rFonts w:ascii="Arial" w:cs="Arial" w:eastAsia="Arial" w:hAnsi="Arial"/>
@@ -30142,7 +30142,7 @@
             <w:pPr>
               <w:spacing w:after="20" w:before="0"/>
             </w:pPr>
-            <w:hyperlink w:history="1" r:id="rIdheljj2lmecmwx7pzeexh5">
+            <w:hyperlink w:history="1" r:id="rIdvn2e4xigcsxqe_qkdhufg">
               <w:r>
                 <w:rPr>
                   <w:rFonts w:ascii="Arial" w:cs="Arial" w:eastAsia="Arial" w:hAnsi="Arial"/>
@@ -30175,7 +30175,7 @@
               <w:spacing w:after="10" w:before="0"/>
               <w:ind w:left="120"/>
             </w:pPr>
-            <w:hyperlink w:history="1" r:id="rIdk5njhqy1f9p2gxyffsocd">
+            <w:hyperlink w:history="1" r:id="rIdprvvswzuhp4gcam9-ockn">
               <w:r>
                 <w:rPr>
                   <w:rFonts w:ascii="Arial" w:cs="Arial" w:eastAsia="Arial" w:hAnsi="Arial"/>
@@ -30370,7 +30370,7 @@
             <w:pPr>
               <w:spacing w:after="20" w:before="0"/>
             </w:pPr>
-            <w:hyperlink w:history="1" r:id="rIdrwweehsm_59-57uiqhx-b">
+            <w:hyperlink w:history="1" r:id="rIdv9vwdxqhcnlwkqhy6jwbz">
               <w:r>
                 <w:rPr>
                   <w:rFonts w:ascii="Arial" w:cs="Arial" w:eastAsia="Arial" w:hAnsi="Arial"/>
@@ -30403,7 +30403,7 @@
               <w:spacing w:after="10" w:before="0"/>
               <w:ind w:left="120"/>
             </w:pPr>
-            <w:hyperlink w:history="1" r:id="rIdottieykpr2bmfke4-5aqr">
+            <w:hyperlink w:history="1" r:id="rId_fwjsp02pey2w34evlmfw">
               <w:r>
                 <w:rPr>
                   <w:rFonts w:ascii="Arial" w:cs="Arial" w:eastAsia="Arial" w:hAnsi="Arial"/>
@@ -30448,7 +30448,7 @@
             <w:pPr>
               <w:spacing w:after="20" w:before="0"/>
             </w:pPr>
-            <w:hyperlink w:history="1" r:id="rId43kxie5_m3ynenjstm7ny">
+            <w:hyperlink w:history="1" r:id="rIdyyh4ndysuf14_l2ac2svl">
               <w:r>
                 <w:rPr>
                   <w:rFonts w:ascii="Arial" w:cs="Arial" w:eastAsia="Arial" w:hAnsi="Arial"/>
@@ -30481,7 +30481,7 @@
               <w:spacing w:after="10" w:before="0"/>
               <w:ind w:left="120"/>
             </w:pPr>
-            <w:hyperlink w:history="1" r:id="rIdglclutzgxtirsdqbrcqct">
+            <w:hyperlink w:history="1" r:id="rIdyglpyzj3n2fhv9h57p5f0">
               <w:r>
                 <w:rPr>
                   <w:rFonts w:ascii="Arial" w:cs="Arial" w:eastAsia="Arial" w:hAnsi="Arial"/>

--- a/data/outputs/v2/Maths/SS2.4_Surface_Area_and_Volume_of_Solids/Mathematics_Surface_Area_and_Volume_of_Solids_CBE_LessonSequence.docx
+++ b/data/outputs/v2/Maths/SS2.4_Surface_Area_and_Volume_of_Solids/Mathematics_Surface_Area_and_Volume_of_Solids_CBE_LessonSequence.docx
@@ -3539,7 +3539,7 @@
             <w:pPr>
               <w:spacing w:after="20" w:before="0"/>
             </w:pPr>
-            <w:hyperlink w:history="1" r:id="rIdmfipexlpdwz9hpmspjlvt">
+            <w:hyperlink w:history="1" r:id="rIdz7c_2f_ltdtb31z2spj7v">
               <w:r>
                 <w:rPr>
                   <w:rFonts w:ascii="Arial" w:cs="Arial" w:eastAsia="Arial" w:hAnsi="Arial"/>
@@ -3572,7 +3572,7 @@
               <w:spacing w:after="10" w:before="0"/>
               <w:ind w:left="120"/>
             </w:pPr>
-            <w:hyperlink w:history="1" r:id="rIdnwdrubfljyskfkyqqyi9w">
+            <w:hyperlink w:history="1" r:id="rId_jmbhymecykrsfhmht8x0">
               <w:r>
                 <w:rPr>
                   <w:rFonts w:ascii="Arial" w:cs="Arial" w:eastAsia="Arial" w:hAnsi="Arial"/>
@@ -3617,7 +3617,7 @@
             <w:pPr>
               <w:spacing w:after="20" w:before="0"/>
             </w:pPr>
-            <w:hyperlink w:history="1" r:id="rIdygvwrsvwp6vewv9ydge5h">
+            <w:hyperlink w:history="1" r:id="rIdpugvq6rze_yj_pontqpuk">
               <w:r>
                 <w:rPr>
                   <w:rFonts w:ascii="Arial" w:cs="Arial" w:eastAsia="Arial" w:hAnsi="Arial"/>
@@ -3650,7 +3650,7 @@
               <w:spacing w:after="10" w:before="0"/>
               <w:ind w:left="120"/>
             </w:pPr>
-            <w:hyperlink w:history="1" r:id="rIdhuiwk-mkipo0ejw1_wbh3">
+            <w:hyperlink w:history="1" r:id="rIdvbx7ozopoodsxblxsitqq">
               <w:r>
                 <w:rPr>
                   <w:rFonts w:ascii="Arial" w:cs="Arial" w:eastAsia="Arial" w:hAnsi="Arial"/>
@@ -3845,7 +3845,7 @@
             <w:pPr>
               <w:spacing w:after="20" w:before="0"/>
             </w:pPr>
-            <w:hyperlink w:history="1" r:id="rIdcvsyvr-bouptd6-zyoucd">
+            <w:hyperlink w:history="1" r:id="rIdio2xegspr4czmalpo4kmi">
               <w:r>
                 <w:rPr>
                   <w:rFonts w:ascii="Arial" w:cs="Arial" w:eastAsia="Arial" w:hAnsi="Arial"/>
@@ -3878,7 +3878,7 @@
               <w:spacing w:after="10" w:before="0"/>
               <w:ind w:left="120"/>
             </w:pPr>
-            <w:hyperlink w:history="1" r:id="rIdeal_0pxovequ3s_hkjmcw">
+            <w:hyperlink w:history="1" r:id="rIddwtsk9vmrhh-hqj6q-wqs">
               <w:r>
                 <w:rPr>
                   <w:rFonts w:ascii="Arial" w:cs="Arial" w:eastAsia="Arial" w:hAnsi="Arial"/>
@@ -3923,7 +3923,7 @@
             <w:pPr>
               <w:spacing w:after="20" w:before="0"/>
             </w:pPr>
-            <w:hyperlink w:history="1" r:id="rIdnrq143ptjrnr8knh-ugnk">
+            <w:hyperlink w:history="1" r:id="rIdgxwzgiawtwg2rlgrbcc2s">
               <w:r>
                 <w:rPr>
                   <w:rFonts w:ascii="Arial" w:cs="Arial" w:eastAsia="Arial" w:hAnsi="Arial"/>
@@ -3956,7 +3956,7 @@
               <w:spacing w:after="10" w:before="0"/>
               <w:ind w:left="120"/>
             </w:pPr>
-            <w:hyperlink w:history="1" r:id="rIdfrqsaav07xkbfz7brcv0o">
+            <w:hyperlink w:history="1" r:id="rId4vosxiujleqkvxzh9hbpk">
               <w:r>
                 <w:rPr>
                   <w:rFonts w:ascii="Arial" w:cs="Arial" w:eastAsia="Arial" w:hAnsi="Arial"/>
@@ -4151,7 +4151,7 @@
             <w:pPr>
               <w:spacing w:after="20" w:before="0"/>
             </w:pPr>
-            <w:hyperlink w:history="1" r:id="rIdqko6uuvp2yp_4fyynfi1e">
+            <w:hyperlink w:history="1" r:id="rIdytykupuc3wph1cripky7a">
               <w:r>
                 <w:rPr>
                   <w:rFonts w:ascii="Arial" w:cs="Arial" w:eastAsia="Arial" w:hAnsi="Arial"/>
@@ -4184,7 +4184,7 @@
               <w:spacing w:after="10" w:before="0"/>
               <w:ind w:left="120"/>
             </w:pPr>
-            <w:hyperlink w:history="1" r:id="rIdkratsaix_cqzxoj7p9clg">
+            <w:hyperlink w:history="1" r:id="rIdhuv_54ufkt456rwducgny">
               <w:r>
                 <w:rPr>
                   <w:rFonts w:ascii="Arial" w:cs="Arial" w:eastAsia="Arial" w:hAnsi="Arial"/>
@@ -4229,7 +4229,7 @@
             <w:pPr>
               <w:spacing w:after="20" w:before="0"/>
             </w:pPr>
-            <w:hyperlink w:history="1" r:id="rId1gyjlntjduc0pn_padszm">
+            <w:hyperlink w:history="1" r:id="rIdz0kv0_9wsmcbqdhrkvnzq">
               <w:r>
                 <w:rPr>
                   <w:rFonts w:ascii="Arial" w:cs="Arial" w:eastAsia="Arial" w:hAnsi="Arial"/>
@@ -4262,7 +4262,7 @@
               <w:spacing w:after="10" w:before="0"/>
               <w:ind w:left="120"/>
             </w:pPr>
-            <w:hyperlink w:history="1" r:id="rIdheile6dzz-lxei51rdlq-">
+            <w:hyperlink w:history="1" r:id="rIdpszcb-zlrdpnlgkaqargz">
               <w:r>
                 <w:rPr>
                   <w:rFonts w:ascii="Arial" w:cs="Arial" w:eastAsia="Arial" w:hAnsi="Arial"/>
@@ -4457,7 +4457,7 @@
             <w:pPr>
               <w:spacing w:after="20" w:before="0"/>
             </w:pPr>
-            <w:hyperlink w:history="1" r:id="rIdjujvdhbcmttww9totlint">
+            <w:hyperlink w:history="1" r:id="rIdplqksrcyadt9jjslgjbrc">
               <w:r>
                 <w:rPr>
                   <w:rFonts w:ascii="Arial" w:cs="Arial" w:eastAsia="Arial" w:hAnsi="Arial"/>
@@ -4490,7 +4490,7 @@
               <w:spacing w:after="10" w:before="0"/>
               <w:ind w:left="120"/>
             </w:pPr>
-            <w:hyperlink w:history="1" r:id="rIduuml_wgwynot0fhxpo95b">
+            <w:hyperlink w:history="1" r:id="rIdmpnqa-9xuxyyz9fybfzqc">
               <w:r>
                 <w:rPr>
                   <w:rFonts w:ascii="Arial" w:cs="Arial" w:eastAsia="Arial" w:hAnsi="Arial"/>
@@ -4535,7 +4535,7 @@
             <w:pPr>
               <w:spacing w:after="20" w:before="0"/>
             </w:pPr>
-            <w:hyperlink w:history="1" r:id="rIdly8s6xfyxlsht-mxwbpoz">
+            <w:hyperlink w:history="1" r:id="rIdayxr5zjtraflqbkib-vej">
               <w:r>
                 <w:rPr>
                   <w:rFonts w:ascii="Arial" w:cs="Arial" w:eastAsia="Arial" w:hAnsi="Arial"/>
@@ -4568,7 +4568,7 @@
               <w:spacing w:after="10" w:before="0"/>
               <w:ind w:left="120"/>
             </w:pPr>
-            <w:hyperlink w:history="1" r:id="rIdvubepatl3flrnhx8zgchb">
+            <w:hyperlink w:history="1" r:id="rIda0w6x7hffss9nrbym24s9">
               <w:r>
                 <w:rPr>
                   <w:rFonts w:ascii="Arial" w:cs="Arial" w:eastAsia="Arial" w:hAnsi="Arial"/>
@@ -4763,7 +4763,7 @@
             <w:pPr>
               <w:spacing w:after="20" w:before="0"/>
             </w:pPr>
-            <w:hyperlink w:history="1" r:id="rIdsbhdsc3bj7xiooc9wiqlc">
+            <w:hyperlink w:history="1" r:id="rIdiynm2st0vks-fkq9skbul">
               <w:r>
                 <w:rPr>
                   <w:rFonts w:ascii="Arial" w:cs="Arial" w:eastAsia="Arial" w:hAnsi="Arial"/>
@@ -4796,7 +4796,7 @@
               <w:spacing w:after="10" w:before="0"/>
               <w:ind w:left="120"/>
             </w:pPr>
-            <w:hyperlink w:history="1" r:id="rIdcpdymruvgds2asmx8ku2u">
+            <w:hyperlink w:history="1" r:id="rIdsnxib9eqw5anxozvtwvx6">
               <w:r>
                 <w:rPr>
                   <w:rFonts w:ascii="Arial" w:cs="Arial" w:eastAsia="Arial" w:hAnsi="Arial"/>
@@ -4841,7 +4841,7 @@
             <w:pPr>
               <w:spacing w:after="20" w:before="0"/>
             </w:pPr>
-            <w:hyperlink w:history="1" r:id="rIdm6kehnzugoh8bujizxxse">
+            <w:hyperlink w:history="1" r:id="rId0j31irtfsssaf_qzwuz6b">
               <w:r>
                 <w:rPr>
                   <w:rFonts w:ascii="Arial" w:cs="Arial" w:eastAsia="Arial" w:hAnsi="Arial"/>
@@ -4874,7 +4874,7 @@
               <w:spacing w:after="10" w:before="0"/>
               <w:ind w:left="120"/>
             </w:pPr>
-            <w:hyperlink w:history="1" r:id="rIdwfvi2kphc3p-jsqi8nm5z">
+            <w:hyperlink w:history="1" r:id="rId4wfcgzhfd3mocfd7nwied">
               <w:r>
                 <w:rPr>
                   <w:rFonts w:ascii="Arial" w:cs="Arial" w:eastAsia="Arial" w:hAnsi="Arial"/>
@@ -6361,7 +6361,7 @@
             <w:pPr>
               <w:spacing w:after="20" w:before="0"/>
             </w:pPr>
-            <w:hyperlink w:history="1" r:id="rIdorhivs_cybwacll6vx7j_">
+            <w:hyperlink w:history="1" r:id="rIdpriq6gebdetx71_x8o0xr">
               <w:r>
                 <w:rPr>
                   <w:rFonts w:ascii="Arial" w:cs="Arial" w:eastAsia="Arial" w:hAnsi="Arial"/>
@@ -6394,7 +6394,7 @@
               <w:spacing w:after="10" w:before="0"/>
               <w:ind w:left="120"/>
             </w:pPr>
-            <w:hyperlink w:history="1" r:id="rIdlltzsgj1h_sni1xgcjad2">
+            <w:hyperlink w:history="1" r:id="rIdpmw7tr2wieos3zgeeyfbm">
               <w:r>
                 <w:rPr>
                   <w:rFonts w:ascii="Arial" w:cs="Arial" w:eastAsia="Arial" w:hAnsi="Arial"/>
@@ -6439,7 +6439,7 @@
             <w:pPr>
               <w:spacing w:after="20" w:before="0"/>
             </w:pPr>
-            <w:hyperlink w:history="1" r:id="rIdfot060yj-6ovv3ujp6cft">
+            <w:hyperlink w:history="1" r:id="rIdju2cay-8lnitpqtr4-35a">
               <w:r>
                 <w:rPr>
                   <w:rFonts w:ascii="Arial" w:cs="Arial" w:eastAsia="Arial" w:hAnsi="Arial"/>
@@ -6472,7 +6472,7 @@
               <w:spacing w:after="10" w:before="0"/>
               <w:ind w:left="120"/>
             </w:pPr>
-            <w:hyperlink w:history="1" r:id="rIdszohnwx_vbh7tug2q0ivy">
+            <w:hyperlink w:history="1" r:id="rId0aetnblb7btq5-ibiakms">
               <w:r>
                 <w:rPr>
                   <w:rFonts w:ascii="Arial" w:cs="Arial" w:eastAsia="Arial" w:hAnsi="Arial"/>
@@ -6667,7 +6667,7 @@
             <w:pPr>
               <w:spacing w:after="20" w:before="0"/>
             </w:pPr>
-            <w:hyperlink w:history="1" r:id="rIdesugu_fcghq-na0xyclq6">
+            <w:hyperlink w:history="1" r:id="rIdnjwfhlukxz43n3wazqsik">
               <w:r>
                 <w:rPr>
                   <w:rFonts w:ascii="Arial" w:cs="Arial" w:eastAsia="Arial" w:hAnsi="Arial"/>
@@ -6700,7 +6700,7 @@
               <w:spacing w:after="10" w:before="0"/>
               <w:ind w:left="120"/>
             </w:pPr>
-            <w:hyperlink w:history="1" r:id="rIdy4wixh-7qiug6apwdhwgc">
+            <w:hyperlink w:history="1" r:id="rIdf3wkcp3xgx0alfcljzpxo">
               <w:r>
                 <w:rPr>
                   <w:rFonts w:ascii="Arial" w:cs="Arial" w:eastAsia="Arial" w:hAnsi="Arial"/>
@@ -6745,7 +6745,7 @@
             <w:pPr>
               <w:spacing w:after="20" w:before="0"/>
             </w:pPr>
-            <w:hyperlink w:history="1" r:id="rIdwdh9bbbkjaymywcsrss5_">
+            <w:hyperlink w:history="1" r:id="rIdy8taaxldqvdnszy-bykwq">
               <w:r>
                 <w:rPr>
                   <w:rFonts w:ascii="Arial" w:cs="Arial" w:eastAsia="Arial" w:hAnsi="Arial"/>
@@ -6778,7 +6778,7 @@
               <w:spacing w:after="10" w:before="0"/>
               <w:ind w:left="120"/>
             </w:pPr>
-            <w:hyperlink w:history="1" r:id="rId-md9vtvcak6ctlgqrlqnt">
+            <w:hyperlink w:history="1" r:id="rIdq9jq658ikyxbfr0ej3tfy">
               <w:r>
                 <w:rPr>
                   <w:rFonts w:ascii="Arial" w:cs="Arial" w:eastAsia="Arial" w:hAnsi="Arial"/>
@@ -6973,7 +6973,7 @@
             <w:pPr>
               <w:spacing w:after="20" w:before="0"/>
             </w:pPr>
-            <w:hyperlink w:history="1" r:id="rIdtsubj99twzftf8mypadfb">
+            <w:hyperlink w:history="1" r:id="rIdpp3m0-jhhcvtbhxqqzsdh">
               <w:r>
                 <w:rPr>
                   <w:rFonts w:ascii="Arial" w:cs="Arial" w:eastAsia="Arial" w:hAnsi="Arial"/>
@@ -7006,7 +7006,7 @@
               <w:spacing w:after="10" w:before="0"/>
               <w:ind w:left="120"/>
             </w:pPr>
-            <w:hyperlink w:history="1" r:id="rIdwdhrxjia6ypbnedct4rqi">
+            <w:hyperlink w:history="1" r:id="rId03-z-hyhrp-j19tkeq9se">
               <w:r>
                 <w:rPr>
                   <w:rFonts w:ascii="Arial" w:cs="Arial" w:eastAsia="Arial" w:hAnsi="Arial"/>
@@ -7051,7 +7051,7 @@
             <w:pPr>
               <w:spacing w:after="20" w:before="0"/>
             </w:pPr>
-            <w:hyperlink w:history="1" r:id="rId5fswu08dqmfq9d5n_rni-">
+            <w:hyperlink w:history="1" r:id="rIdfvfz5gzf1l5z-rli_-ydr">
               <w:r>
                 <w:rPr>
                   <w:rFonts w:ascii="Arial" w:cs="Arial" w:eastAsia="Arial" w:hAnsi="Arial"/>
@@ -7084,7 +7084,7 @@
               <w:spacing w:after="10" w:before="0"/>
               <w:ind w:left="120"/>
             </w:pPr>
-            <w:hyperlink w:history="1" r:id="rIdybqk3kuaapzean8qzullp">
+            <w:hyperlink w:history="1" r:id="rIdf9eirisayqvexgnu4lomd">
               <w:r>
                 <w:rPr>
                   <w:rFonts w:ascii="Arial" w:cs="Arial" w:eastAsia="Arial" w:hAnsi="Arial"/>
@@ -7279,7 +7279,7 @@
             <w:pPr>
               <w:spacing w:after="20" w:before="0"/>
             </w:pPr>
-            <w:hyperlink w:history="1" r:id="rIdiveor-e0kc1ekjifnhloc">
+            <w:hyperlink w:history="1" r:id="rIdw0cqv4_huwiusas1sbukq">
               <w:r>
                 <w:rPr>
                   <w:rFonts w:ascii="Arial" w:cs="Arial" w:eastAsia="Arial" w:hAnsi="Arial"/>
@@ -7312,7 +7312,7 @@
               <w:spacing w:after="10" w:before="0"/>
               <w:ind w:left="120"/>
             </w:pPr>
-            <w:hyperlink w:history="1" r:id="rIdzal2g7fql0kheh1ux_oax">
+            <w:hyperlink w:history="1" r:id="rIdyiozsvekxn8qlrgdydoix">
               <w:r>
                 <w:rPr>
                   <w:rFonts w:ascii="Arial" w:cs="Arial" w:eastAsia="Arial" w:hAnsi="Arial"/>
@@ -7357,7 +7357,7 @@
             <w:pPr>
               <w:spacing w:after="20" w:before="0"/>
             </w:pPr>
-            <w:hyperlink w:history="1" r:id="rIdjkrmqvhyyzmfghni4zdzq">
+            <w:hyperlink w:history="1" r:id="rIdcnh4v16bxphabfimhsyxe">
               <w:r>
                 <w:rPr>
                   <w:rFonts w:ascii="Arial" w:cs="Arial" w:eastAsia="Arial" w:hAnsi="Arial"/>
@@ -7390,7 +7390,7 @@
               <w:spacing w:after="10" w:before="0"/>
               <w:ind w:left="120"/>
             </w:pPr>
-            <w:hyperlink w:history="1" r:id="rIdl5cyblyumgf76rxqnewun">
+            <w:hyperlink w:history="1" r:id="rIdspme4vxg-l4rybporskj2">
               <w:r>
                 <w:rPr>
                   <w:rFonts w:ascii="Arial" w:cs="Arial" w:eastAsia="Arial" w:hAnsi="Arial"/>
@@ -7585,7 +7585,7 @@
             <w:pPr>
               <w:spacing w:after="20" w:before="0"/>
             </w:pPr>
-            <w:hyperlink w:history="1" r:id="rIdxlcfzxlb25lscobbjibi_">
+            <w:hyperlink w:history="1" r:id="rIdbogygrrbzpfqrnsk1jarf">
               <w:r>
                 <w:rPr>
                   <w:rFonts w:ascii="Arial" w:cs="Arial" w:eastAsia="Arial" w:hAnsi="Arial"/>
@@ -7618,7 +7618,7 @@
               <w:spacing w:after="10" w:before="0"/>
               <w:ind w:left="120"/>
             </w:pPr>
-            <w:hyperlink w:history="1" r:id="rIduztfwiwqc1ht_glfhvrxw">
+            <w:hyperlink w:history="1" r:id="rIdaz8dodth5hvelcgvehpia">
               <w:r>
                 <w:rPr>
                   <w:rFonts w:ascii="Arial" w:cs="Arial" w:eastAsia="Arial" w:hAnsi="Arial"/>
@@ -7663,7 +7663,7 @@
             <w:pPr>
               <w:spacing w:after="20" w:before="0"/>
             </w:pPr>
-            <w:hyperlink w:history="1" r:id="rIdzj3opvtwmy2o33suyhh0i">
+            <w:hyperlink w:history="1" r:id="rIdkaryo5-2kntwyfb1agupz">
               <w:r>
                 <w:rPr>
                   <w:rFonts w:ascii="Arial" w:cs="Arial" w:eastAsia="Arial" w:hAnsi="Arial"/>
@@ -7696,7 +7696,7 @@
               <w:spacing w:after="10" w:before="0"/>
               <w:ind w:left="120"/>
             </w:pPr>
-            <w:hyperlink w:history="1" r:id="rIdxwpbbxfyhwdy4w-sjtsxa">
+            <w:hyperlink w:history="1" r:id="rIdfmeuepzxxt4skq3itj6bk">
               <w:r>
                 <w:rPr>
                   <w:rFonts w:ascii="Arial" w:cs="Arial" w:eastAsia="Arial" w:hAnsi="Arial"/>
@@ -9183,7 +9183,7 @@
             <w:pPr>
               <w:spacing w:after="20" w:before="0"/>
             </w:pPr>
-            <w:hyperlink w:history="1" r:id="rIdruhbzoh6pehwijphpewo2">
+            <w:hyperlink w:history="1" r:id="rIdqlcroulwwhdndyyviv9rb">
               <w:r>
                 <w:rPr>
                   <w:rFonts w:ascii="Arial" w:cs="Arial" w:eastAsia="Arial" w:hAnsi="Arial"/>
@@ -9216,7 +9216,7 @@
               <w:spacing w:after="10" w:before="0"/>
               <w:ind w:left="120"/>
             </w:pPr>
-            <w:hyperlink w:history="1" r:id="rId96ky3qa0sl17eiolxlkwx">
+            <w:hyperlink w:history="1" r:id="rId1guh7ijcftplmnh1jthg4">
               <w:r>
                 <w:rPr>
                   <w:rFonts w:ascii="Arial" w:cs="Arial" w:eastAsia="Arial" w:hAnsi="Arial"/>
@@ -9261,7 +9261,7 @@
             <w:pPr>
               <w:spacing w:after="20" w:before="0"/>
             </w:pPr>
-            <w:hyperlink w:history="1" r:id="rIdq1oqqaqzpdpbjvjdiuuwc">
+            <w:hyperlink w:history="1" r:id="rIdgekcj44trp78sowqzg4oj">
               <w:r>
                 <w:rPr>
                   <w:rFonts w:ascii="Arial" w:cs="Arial" w:eastAsia="Arial" w:hAnsi="Arial"/>
@@ -9294,7 +9294,7 @@
               <w:spacing w:after="10" w:before="0"/>
               <w:ind w:left="120"/>
             </w:pPr>
-            <w:hyperlink w:history="1" r:id="rIdecr5syrkv9nk1_kakxsov">
+            <w:hyperlink w:history="1" r:id="rIdrmg-x2zd4eoozirinniss">
               <w:r>
                 <w:rPr>
                   <w:rFonts w:ascii="Arial" w:cs="Arial" w:eastAsia="Arial" w:hAnsi="Arial"/>
@@ -9489,7 +9489,7 @@
             <w:pPr>
               <w:spacing w:after="20" w:before="0"/>
             </w:pPr>
-            <w:hyperlink w:history="1" r:id="rIdx8c6tbf5s8lx9xqwzppxv">
+            <w:hyperlink w:history="1" r:id="rIdeywuwuogrrydus3waofjk">
               <w:r>
                 <w:rPr>
                   <w:rFonts w:ascii="Arial" w:cs="Arial" w:eastAsia="Arial" w:hAnsi="Arial"/>
@@ -9522,7 +9522,7 @@
               <w:spacing w:after="10" w:before="0"/>
               <w:ind w:left="120"/>
             </w:pPr>
-            <w:hyperlink w:history="1" r:id="rIdkxpu-jg7se_fjymbksioo">
+            <w:hyperlink w:history="1" r:id="rIdxe_wbv0ukrtuye3zezf2m">
               <w:r>
                 <w:rPr>
                   <w:rFonts w:ascii="Arial" w:cs="Arial" w:eastAsia="Arial" w:hAnsi="Arial"/>
@@ -9567,7 +9567,7 @@
             <w:pPr>
               <w:spacing w:after="20" w:before="0"/>
             </w:pPr>
-            <w:hyperlink w:history="1" r:id="rIdsulggfnjuijxkk8ym6bj5">
+            <w:hyperlink w:history="1" r:id="rIdf5briyndtguse64u2dqfy">
               <w:r>
                 <w:rPr>
                   <w:rFonts w:ascii="Arial" w:cs="Arial" w:eastAsia="Arial" w:hAnsi="Arial"/>
@@ -9600,7 +9600,7 @@
               <w:spacing w:after="10" w:before="0"/>
               <w:ind w:left="120"/>
             </w:pPr>
-            <w:hyperlink w:history="1" r:id="rIdcdffwqk3sqa654p2x0qzj">
+            <w:hyperlink w:history="1" r:id="rIdxra5kaepy2jncfkzpc-wf">
               <w:r>
                 <w:rPr>
                   <w:rFonts w:ascii="Arial" w:cs="Arial" w:eastAsia="Arial" w:hAnsi="Arial"/>
@@ -9795,7 +9795,7 @@
             <w:pPr>
               <w:spacing w:after="20" w:before="0"/>
             </w:pPr>
-            <w:hyperlink w:history="1" r:id="rIdetu1cdubdxwx9svmqwad_">
+            <w:hyperlink w:history="1" r:id="rIderro7lhdyvpzp6tgjncds">
               <w:r>
                 <w:rPr>
                   <w:rFonts w:ascii="Arial" w:cs="Arial" w:eastAsia="Arial" w:hAnsi="Arial"/>
@@ -9828,7 +9828,7 @@
               <w:spacing w:after="10" w:before="0"/>
               <w:ind w:left="120"/>
             </w:pPr>
-            <w:hyperlink w:history="1" r:id="rIdb7d7hqi2ntnyxcciiu4mt">
+            <w:hyperlink w:history="1" r:id="rIdgrhddqsg832eejmmiwyrq">
               <w:r>
                 <w:rPr>
                   <w:rFonts w:ascii="Arial" w:cs="Arial" w:eastAsia="Arial" w:hAnsi="Arial"/>
@@ -9873,7 +9873,7 @@
             <w:pPr>
               <w:spacing w:after="20" w:before="0"/>
             </w:pPr>
-            <w:hyperlink w:history="1" r:id="rIda4gyx9xchna-enlbb6yxw">
+            <w:hyperlink w:history="1" r:id="rIdz8hdczr3-b8su3chivohf">
               <w:r>
                 <w:rPr>
                   <w:rFonts w:ascii="Arial" w:cs="Arial" w:eastAsia="Arial" w:hAnsi="Arial"/>
@@ -9906,7 +9906,7 @@
               <w:spacing w:after="10" w:before="0"/>
               <w:ind w:left="120"/>
             </w:pPr>
-            <w:hyperlink w:history="1" r:id="rId5i5n2prcbulrdnoul9szz">
+            <w:hyperlink w:history="1" r:id="rIdv-9omskabwqu9mch_fjrl">
               <w:r>
                 <w:rPr>
                   <w:rFonts w:ascii="Arial" w:cs="Arial" w:eastAsia="Arial" w:hAnsi="Arial"/>
@@ -10101,7 +10101,7 @@
             <w:pPr>
               <w:spacing w:after="20" w:before="0"/>
             </w:pPr>
-            <w:hyperlink w:history="1" r:id="rIdts5jg2gd2qqluq4tjnhch">
+            <w:hyperlink w:history="1" r:id="rIdy_ellmbgtfijwyw0bbmhu">
               <w:r>
                 <w:rPr>
                   <w:rFonts w:ascii="Arial" w:cs="Arial" w:eastAsia="Arial" w:hAnsi="Arial"/>
@@ -10134,7 +10134,7 @@
               <w:spacing w:after="10" w:before="0"/>
               <w:ind w:left="120"/>
             </w:pPr>
-            <w:hyperlink w:history="1" r:id="rIdwghispdpkqi9wup1azynh">
+            <w:hyperlink w:history="1" r:id="rIduwqkm4kbxiiqwf_7w9ln8">
               <w:r>
                 <w:rPr>
                   <w:rFonts w:ascii="Arial" w:cs="Arial" w:eastAsia="Arial" w:hAnsi="Arial"/>
@@ -10179,7 +10179,7 @@
             <w:pPr>
               <w:spacing w:after="20" w:before="0"/>
             </w:pPr>
-            <w:hyperlink w:history="1" r:id="rIdtgny_gv_sdn66ve1knrd1">
+            <w:hyperlink w:history="1" r:id="rIdg2wkql3suyippcfaebt5o">
               <w:r>
                 <w:rPr>
                   <w:rFonts w:ascii="Arial" w:cs="Arial" w:eastAsia="Arial" w:hAnsi="Arial"/>
@@ -10212,7 +10212,7 @@
               <w:spacing w:after="10" w:before="0"/>
               <w:ind w:left="120"/>
             </w:pPr>
-            <w:hyperlink w:history="1" r:id="rIdavmvo4b2tianujfkuz6az">
+            <w:hyperlink w:history="1" r:id="rIdotny7zjriqwcftdox2hmw">
               <w:r>
                 <w:rPr>
                   <w:rFonts w:ascii="Arial" w:cs="Arial" w:eastAsia="Arial" w:hAnsi="Arial"/>
@@ -10407,7 +10407,7 @@
             <w:pPr>
               <w:spacing w:after="20" w:before="0"/>
             </w:pPr>
-            <w:hyperlink w:history="1" r:id="rId1r-om8aa6dgkxfi9v2th9">
+            <w:hyperlink w:history="1" r:id="rIdeqrfslnxt24su8umxenoe">
               <w:r>
                 <w:rPr>
                   <w:rFonts w:ascii="Arial" w:cs="Arial" w:eastAsia="Arial" w:hAnsi="Arial"/>
@@ -10440,7 +10440,7 @@
               <w:spacing w:after="10" w:before="0"/>
               <w:ind w:left="120"/>
             </w:pPr>
-            <w:hyperlink w:history="1" r:id="rIdb5nkfo9hxzw158kfmha8h">
+            <w:hyperlink w:history="1" r:id="rIdjrerxsjbhltp7lvystpya">
               <w:r>
                 <w:rPr>
                   <w:rFonts w:ascii="Arial" w:cs="Arial" w:eastAsia="Arial" w:hAnsi="Arial"/>
@@ -10485,7 +10485,7 @@
             <w:pPr>
               <w:spacing w:after="20" w:before="0"/>
             </w:pPr>
-            <w:hyperlink w:history="1" r:id="rIdnbm0hw0nfkkgue4c1pdpe">
+            <w:hyperlink w:history="1" r:id="rIdtw0eg1xek7a-hqvhwuvdw">
               <w:r>
                 <w:rPr>
                   <w:rFonts w:ascii="Arial" w:cs="Arial" w:eastAsia="Arial" w:hAnsi="Arial"/>
@@ -10518,7 +10518,7 @@
               <w:spacing w:after="10" w:before="0"/>
               <w:ind w:left="120"/>
             </w:pPr>
-            <w:hyperlink w:history="1" r:id="rId85qtbcrfwkpnlny2ig4ex">
+            <w:hyperlink w:history="1" r:id="rIdt8mnbye2tn4-8poottugf">
               <w:r>
                 <w:rPr>
                   <w:rFonts w:ascii="Arial" w:cs="Arial" w:eastAsia="Arial" w:hAnsi="Arial"/>
@@ -12005,7 +12005,7 @@
             <w:pPr>
               <w:spacing w:after="20" w:before="0"/>
             </w:pPr>
-            <w:hyperlink w:history="1" r:id="rIdxg19s6lob-jc28o8rr8xv">
+            <w:hyperlink w:history="1" r:id="rIdipdxgkdaeuo-wlvbg-jjf">
               <w:r>
                 <w:rPr>
                   <w:rFonts w:ascii="Arial" w:cs="Arial" w:eastAsia="Arial" w:hAnsi="Arial"/>
@@ -12038,7 +12038,7 @@
               <w:spacing w:after="10" w:before="0"/>
               <w:ind w:left="120"/>
             </w:pPr>
-            <w:hyperlink w:history="1" r:id="rIdo6d4ifgvp1b_tag1xmr7p">
+            <w:hyperlink w:history="1" r:id="rIdwpbx4aw0bexdc3sr7bxhp">
               <w:r>
                 <w:rPr>
                   <w:rFonts w:ascii="Arial" w:cs="Arial" w:eastAsia="Arial" w:hAnsi="Arial"/>
@@ -12083,7 +12083,7 @@
             <w:pPr>
               <w:spacing w:after="20" w:before="0"/>
             </w:pPr>
-            <w:hyperlink w:history="1" r:id="rIdjexmsmr8g1hzja5h930do">
+            <w:hyperlink w:history="1" r:id="rIddnz5icomktvfs7xbexswn">
               <w:r>
                 <w:rPr>
                   <w:rFonts w:ascii="Arial" w:cs="Arial" w:eastAsia="Arial" w:hAnsi="Arial"/>
@@ -12116,7 +12116,7 @@
               <w:spacing w:after="10" w:before="0"/>
               <w:ind w:left="120"/>
             </w:pPr>
-            <w:hyperlink w:history="1" r:id="rId-lejr1myq19hpqrc0kybw">
+            <w:hyperlink w:history="1" r:id="rIdkmuo_k6v3hllyss8zkdzr">
               <w:r>
                 <w:rPr>
                   <w:rFonts w:ascii="Arial" w:cs="Arial" w:eastAsia="Arial" w:hAnsi="Arial"/>
@@ -12311,7 +12311,7 @@
             <w:pPr>
               <w:spacing w:after="20" w:before="0"/>
             </w:pPr>
-            <w:hyperlink w:history="1" r:id="rIdieyirgmn_qhn_w-9n5k0c">
+            <w:hyperlink w:history="1" r:id="rIdcxrnpn0s7lqp0s02ddah3">
               <w:r>
                 <w:rPr>
                   <w:rFonts w:ascii="Arial" w:cs="Arial" w:eastAsia="Arial" w:hAnsi="Arial"/>
@@ -12344,7 +12344,7 @@
               <w:spacing w:after="10" w:before="0"/>
               <w:ind w:left="120"/>
             </w:pPr>
-            <w:hyperlink w:history="1" r:id="rIdshrea7yhkglujmemlttff">
+            <w:hyperlink w:history="1" r:id="rId6wgrap2qkjjiermcbskyn">
               <w:r>
                 <w:rPr>
                   <w:rFonts w:ascii="Arial" w:cs="Arial" w:eastAsia="Arial" w:hAnsi="Arial"/>
@@ -12389,7 +12389,7 @@
             <w:pPr>
               <w:spacing w:after="20" w:before="0"/>
             </w:pPr>
-            <w:hyperlink w:history="1" r:id="rIddrrnvm2p6mrhao2rcgb2s">
+            <w:hyperlink w:history="1" r:id="rIdu4ghwimgfa3xmps6-dgor">
               <w:r>
                 <w:rPr>
                   <w:rFonts w:ascii="Arial" w:cs="Arial" w:eastAsia="Arial" w:hAnsi="Arial"/>
@@ -12422,7 +12422,7 @@
               <w:spacing w:after="10" w:before="0"/>
               <w:ind w:left="120"/>
             </w:pPr>
-            <w:hyperlink w:history="1" r:id="rIdjqhhtuxmdktv8q5yupisj">
+            <w:hyperlink w:history="1" r:id="rIdu8vgt03i0ijk5tghxzthp">
               <w:r>
                 <w:rPr>
                   <w:rFonts w:ascii="Arial" w:cs="Arial" w:eastAsia="Arial" w:hAnsi="Arial"/>
@@ -12617,7 +12617,7 @@
             <w:pPr>
               <w:spacing w:after="20" w:before="0"/>
             </w:pPr>
-            <w:hyperlink w:history="1" r:id="rIdz3souod038c3gillhja_m">
+            <w:hyperlink w:history="1" r:id="rIdngp0beqinc5mpfprgsp_b">
               <w:r>
                 <w:rPr>
                   <w:rFonts w:ascii="Arial" w:cs="Arial" w:eastAsia="Arial" w:hAnsi="Arial"/>
@@ -12650,7 +12650,7 @@
               <w:spacing w:after="10" w:before="0"/>
               <w:ind w:left="120"/>
             </w:pPr>
-            <w:hyperlink w:history="1" r:id="rIdfglmmaqit2wqxqj7mbgw1">
+            <w:hyperlink w:history="1" r:id="rIdpabubiw02urce9uhowgrj">
               <w:r>
                 <w:rPr>
                   <w:rFonts w:ascii="Arial" w:cs="Arial" w:eastAsia="Arial" w:hAnsi="Arial"/>
@@ -12695,7 +12695,7 @@
             <w:pPr>
               <w:spacing w:after="20" w:before="0"/>
             </w:pPr>
-            <w:hyperlink w:history="1" r:id="rIdab0lilrpa9jwlwv6pyrzy">
+            <w:hyperlink w:history="1" r:id="rIdsh9zoerzxbsd2hzbiwth6">
               <w:r>
                 <w:rPr>
                   <w:rFonts w:ascii="Arial" w:cs="Arial" w:eastAsia="Arial" w:hAnsi="Arial"/>
@@ -12728,7 +12728,7 @@
               <w:spacing w:after="10" w:before="0"/>
               <w:ind w:left="120"/>
             </w:pPr>
-            <w:hyperlink w:history="1" r:id="rId7vmrwu-ufa0ovz3u2anr8">
+            <w:hyperlink w:history="1" r:id="rIdv11saubc_exnep1w6w5c1">
               <w:r>
                 <w:rPr>
                   <w:rFonts w:ascii="Arial" w:cs="Arial" w:eastAsia="Arial" w:hAnsi="Arial"/>
@@ -12923,7 +12923,7 @@
             <w:pPr>
               <w:spacing w:after="20" w:before="0"/>
             </w:pPr>
-            <w:hyperlink w:history="1" r:id="rId2u6qbt57smemfrlu20cha">
+            <w:hyperlink w:history="1" r:id="rId3dpmzqq5cawyqrkzq0ana">
               <w:r>
                 <w:rPr>
                   <w:rFonts w:ascii="Arial" w:cs="Arial" w:eastAsia="Arial" w:hAnsi="Arial"/>
@@ -12956,7 +12956,7 @@
               <w:spacing w:after="10" w:before="0"/>
               <w:ind w:left="120"/>
             </w:pPr>
-            <w:hyperlink w:history="1" r:id="rIdszpgr39t13piamx_gcqb4">
+            <w:hyperlink w:history="1" r:id="rId4hzrvb0rbm-uprvibxfgl">
               <w:r>
                 <w:rPr>
                   <w:rFonts w:ascii="Arial" w:cs="Arial" w:eastAsia="Arial" w:hAnsi="Arial"/>
@@ -13001,7 +13001,7 @@
             <w:pPr>
               <w:spacing w:after="20" w:before="0"/>
             </w:pPr>
-            <w:hyperlink w:history="1" r:id="rIdcv2d8ad738yulpdbkd5gq">
+            <w:hyperlink w:history="1" r:id="rIdamghbhbuxxy69tsm-leax">
               <w:r>
                 <w:rPr>
                   <w:rFonts w:ascii="Arial" w:cs="Arial" w:eastAsia="Arial" w:hAnsi="Arial"/>
@@ -13034,7 +13034,7 @@
               <w:spacing w:after="10" w:before="0"/>
               <w:ind w:left="120"/>
             </w:pPr>
-            <w:hyperlink w:history="1" r:id="rIdsta0zmduydyri3lx9nxsz">
+            <w:hyperlink w:history="1" r:id="rIdci91_k9mw79er_r8vhbq-">
               <w:r>
                 <w:rPr>
                   <w:rFonts w:ascii="Arial" w:cs="Arial" w:eastAsia="Arial" w:hAnsi="Arial"/>
@@ -13229,7 +13229,7 @@
             <w:pPr>
               <w:spacing w:after="20" w:before="0"/>
             </w:pPr>
-            <w:hyperlink w:history="1" r:id="rId600ezshyhmve6tml1qctq">
+            <w:hyperlink w:history="1" r:id="rIdkl-ixdyprveu1zliedyyy">
               <w:r>
                 <w:rPr>
                   <w:rFonts w:ascii="Arial" w:cs="Arial" w:eastAsia="Arial" w:hAnsi="Arial"/>
@@ -13262,7 +13262,7 @@
               <w:spacing w:after="10" w:before="0"/>
               <w:ind w:left="120"/>
             </w:pPr>
-            <w:hyperlink w:history="1" r:id="rId3flaqgeilvsbq-ew7n4tj">
+            <w:hyperlink w:history="1" r:id="rId3tm182vsbkgox5nfvrpek">
               <w:r>
                 <w:rPr>
                   <w:rFonts w:ascii="Arial" w:cs="Arial" w:eastAsia="Arial" w:hAnsi="Arial"/>
@@ -13307,7 +13307,7 @@
             <w:pPr>
               <w:spacing w:after="20" w:before="0"/>
             </w:pPr>
-            <w:hyperlink w:history="1" r:id="rIdjeya2n5ynb2o0fyv47njt">
+            <w:hyperlink w:history="1" r:id="rIdziayzrrxd_btoqmyxsk1_">
               <w:r>
                 <w:rPr>
                   <w:rFonts w:ascii="Arial" w:cs="Arial" w:eastAsia="Arial" w:hAnsi="Arial"/>
@@ -13340,7 +13340,7 @@
               <w:spacing w:after="10" w:before="0"/>
               <w:ind w:left="120"/>
             </w:pPr>
-            <w:hyperlink w:history="1" r:id="rId6bkci9lfz7f2fgiadxlsb">
+            <w:hyperlink w:history="1" r:id="rIdzscc7s7dwh4wct8vaqtjb">
               <w:r>
                 <w:rPr>
                   <w:rFonts w:ascii="Arial" w:cs="Arial" w:eastAsia="Arial" w:hAnsi="Arial"/>
@@ -14827,7 +14827,7 @@
             <w:pPr>
               <w:spacing w:after="20" w:before="0"/>
             </w:pPr>
-            <w:hyperlink w:history="1" r:id="rId_0yn0riku47phniw1btht">
+            <w:hyperlink w:history="1" r:id="rId_zq7o2itrykqutcitsqfc">
               <w:r>
                 <w:rPr>
                   <w:rFonts w:ascii="Arial" w:cs="Arial" w:eastAsia="Arial" w:hAnsi="Arial"/>
@@ -14860,7 +14860,7 @@
               <w:spacing w:after="10" w:before="0"/>
               <w:ind w:left="120"/>
             </w:pPr>
-            <w:hyperlink w:history="1" r:id="rIdhb9b7x9ddv3wm4so409zc">
+            <w:hyperlink w:history="1" r:id="rId0nddep-trp8_qgiyieiis">
               <w:r>
                 <w:rPr>
                   <w:rFonts w:ascii="Arial" w:cs="Arial" w:eastAsia="Arial" w:hAnsi="Arial"/>
@@ -14905,7 +14905,7 @@
             <w:pPr>
               <w:spacing w:after="20" w:before="0"/>
             </w:pPr>
-            <w:hyperlink w:history="1" r:id="rIdz3cajd9hux8yu0-rkeg3e">
+            <w:hyperlink w:history="1" r:id="rIdshvlmonn3xdioaonr0fow">
               <w:r>
                 <w:rPr>
                   <w:rFonts w:ascii="Arial" w:cs="Arial" w:eastAsia="Arial" w:hAnsi="Arial"/>
@@ -14938,7 +14938,7 @@
               <w:spacing w:after="10" w:before="0"/>
               <w:ind w:left="120"/>
             </w:pPr>
-            <w:hyperlink w:history="1" r:id="rId8nmdxrmu4sgis8srvptoe">
+            <w:hyperlink w:history="1" r:id="rIdr5tvdnv35_ok-8ykyuesw">
               <w:r>
                 <w:rPr>
                   <w:rFonts w:ascii="Arial" w:cs="Arial" w:eastAsia="Arial" w:hAnsi="Arial"/>
@@ -15133,7 +15133,7 @@
             <w:pPr>
               <w:spacing w:after="20" w:before="0"/>
             </w:pPr>
-            <w:hyperlink w:history="1" r:id="rId2v3rzgpzfhajmdofbvsld">
+            <w:hyperlink w:history="1" r:id="rIdvqld1ljxplvdqdhsigtmp">
               <w:r>
                 <w:rPr>
                   <w:rFonts w:ascii="Arial" w:cs="Arial" w:eastAsia="Arial" w:hAnsi="Arial"/>
@@ -15166,7 +15166,7 @@
               <w:spacing w:after="10" w:before="0"/>
               <w:ind w:left="120"/>
             </w:pPr>
-            <w:hyperlink w:history="1" r:id="rIdxx-xs0wdz_qthihwfmi4b">
+            <w:hyperlink w:history="1" r:id="rIdem4urucdggxp_gpjy2qsx">
               <w:r>
                 <w:rPr>
                   <w:rFonts w:ascii="Arial" w:cs="Arial" w:eastAsia="Arial" w:hAnsi="Arial"/>
@@ -15211,7 +15211,7 @@
             <w:pPr>
               <w:spacing w:after="20" w:before="0"/>
             </w:pPr>
-            <w:hyperlink w:history="1" r:id="rIdqmvoxcunxb_ahtlenm-9a">
+            <w:hyperlink w:history="1" r:id="rIdx8voyg_5mxe7ugmkasija">
               <w:r>
                 <w:rPr>
                   <w:rFonts w:ascii="Arial" w:cs="Arial" w:eastAsia="Arial" w:hAnsi="Arial"/>
@@ -15244,7 +15244,7 @@
               <w:spacing w:after="10" w:before="0"/>
               <w:ind w:left="120"/>
             </w:pPr>
-            <w:hyperlink w:history="1" r:id="rIdwgyz4uddwjuuufgul8-ic">
+            <w:hyperlink w:history="1" r:id="rIdw5w4zybksdzlg00-lr-eb">
               <w:r>
                 <w:rPr>
                   <w:rFonts w:ascii="Arial" w:cs="Arial" w:eastAsia="Arial" w:hAnsi="Arial"/>
@@ -15439,7 +15439,7 @@
             <w:pPr>
               <w:spacing w:after="20" w:before="0"/>
             </w:pPr>
-            <w:hyperlink w:history="1" r:id="rIdk7qnsdhs-dpchtckmvqid">
+            <w:hyperlink w:history="1" r:id="rIdkcszavwcoz3mhaslhhy2v">
               <w:r>
                 <w:rPr>
                   <w:rFonts w:ascii="Arial" w:cs="Arial" w:eastAsia="Arial" w:hAnsi="Arial"/>
@@ -15472,7 +15472,7 @@
               <w:spacing w:after="10" w:before="0"/>
               <w:ind w:left="120"/>
             </w:pPr>
-            <w:hyperlink w:history="1" r:id="rIdh3ina2tr8qy23-kyzcwry">
+            <w:hyperlink w:history="1" r:id="rIdnbcszxltveo0pd0boetty">
               <w:r>
                 <w:rPr>
                   <w:rFonts w:ascii="Arial" w:cs="Arial" w:eastAsia="Arial" w:hAnsi="Arial"/>
@@ -15517,7 +15517,7 @@
             <w:pPr>
               <w:spacing w:after="20" w:before="0"/>
             </w:pPr>
-            <w:hyperlink w:history="1" r:id="rIds6jhuvj8vksqvchgpqmxp">
+            <w:hyperlink w:history="1" r:id="rIdbctrgxnp008lgud7m6x2o">
               <w:r>
                 <w:rPr>
                   <w:rFonts w:ascii="Arial" w:cs="Arial" w:eastAsia="Arial" w:hAnsi="Arial"/>
@@ -15550,7 +15550,7 @@
               <w:spacing w:after="10" w:before="0"/>
               <w:ind w:left="120"/>
             </w:pPr>
-            <w:hyperlink w:history="1" r:id="rIdp3-ut4z6tp2ujw_r4qgyb">
+            <w:hyperlink w:history="1" r:id="rIdeykofiraj246kodshujet">
               <w:r>
                 <w:rPr>
                   <w:rFonts w:ascii="Arial" w:cs="Arial" w:eastAsia="Arial" w:hAnsi="Arial"/>
@@ -15745,7 +15745,7 @@
             <w:pPr>
               <w:spacing w:after="20" w:before="0"/>
             </w:pPr>
-            <w:hyperlink w:history="1" r:id="rIdqzdliznld-_1wmquqmfje">
+            <w:hyperlink w:history="1" r:id="rIdm9eoznye2acuiqscfedsu">
               <w:r>
                 <w:rPr>
                   <w:rFonts w:ascii="Arial" w:cs="Arial" w:eastAsia="Arial" w:hAnsi="Arial"/>
@@ -15778,7 +15778,7 @@
               <w:spacing w:after="10" w:before="0"/>
               <w:ind w:left="120"/>
             </w:pPr>
-            <w:hyperlink w:history="1" r:id="rIddag9t5zcc3dglbyi4so8t">
+            <w:hyperlink w:history="1" r:id="rIdvhlehc64souhsmjxzen9m">
               <w:r>
                 <w:rPr>
                   <w:rFonts w:ascii="Arial" w:cs="Arial" w:eastAsia="Arial" w:hAnsi="Arial"/>
@@ -15823,7 +15823,7 @@
             <w:pPr>
               <w:spacing w:after="20" w:before="0"/>
             </w:pPr>
-            <w:hyperlink w:history="1" r:id="rIdxqdnw9nhvmvqo5elnfrwm">
+            <w:hyperlink w:history="1" r:id="rIdudsbgoychwu-rkadrhhmk">
               <w:r>
                 <w:rPr>
                   <w:rFonts w:ascii="Arial" w:cs="Arial" w:eastAsia="Arial" w:hAnsi="Arial"/>
@@ -15856,7 +15856,7 @@
               <w:spacing w:after="10" w:before="0"/>
               <w:ind w:left="120"/>
             </w:pPr>
-            <w:hyperlink w:history="1" r:id="rIdsuh1yre47shccnwjr5gmx">
+            <w:hyperlink w:history="1" r:id="rIdsy-1bncfmknzh__nzkfvs">
               <w:r>
                 <w:rPr>
                   <w:rFonts w:ascii="Arial" w:cs="Arial" w:eastAsia="Arial" w:hAnsi="Arial"/>
@@ -16051,7 +16051,7 @@
             <w:pPr>
               <w:spacing w:after="20" w:before="0"/>
             </w:pPr>
-            <w:hyperlink w:history="1" r:id="rIdodbz1f60ygcruvynalw-z">
+            <w:hyperlink w:history="1" r:id="rIdxb0tnvfzwt11jjtjuz63m">
               <w:r>
                 <w:rPr>
                   <w:rFonts w:ascii="Arial" w:cs="Arial" w:eastAsia="Arial" w:hAnsi="Arial"/>
@@ -16084,7 +16084,7 @@
               <w:spacing w:after="10" w:before="0"/>
               <w:ind w:left="120"/>
             </w:pPr>
-            <w:hyperlink w:history="1" r:id="rId69kycw3om_7jd5sgrpwmh">
+            <w:hyperlink w:history="1" r:id="rIdbgmh8vtybunvaiwwrdyoj">
               <w:r>
                 <w:rPr>
                   <w:rFonts w:ascii="Arial" w:cs="Arial" w:eastAsia="Arial" w:hAnsi="Arial"/>
@@ -16129,7 +16129,7 @@
             <w:pPr>
               <w:spacing w:after="20" w:before="0"/>
             </w:pPr>
-            <w:hyperlink w:history="1" r:id="rIdjdyhbao5obdtwpl7akbyq">
+            <w:hyperlink w:history="1" r:id="rId_olordulxuhfobzkkflhs">
               <w:r>
                 <w:rPr>
                   <w:rFonts w:ascii="Arial" w:cs="Arial" w:eastAsia="Arial" w:hAnsi="Arial"/>
@@ -16162,7 +16162,7 @@
               <w:spacing w:after="10" w:before="0"/>
               <w:ind w:left="120"/>
             </w:pPr>
-            <w:hyperlink w:history="1" r:id="rId6fjo0elkuycjme7k5nj14">
+            <w:hyperlink w:history="1" r:id="rIdz9vgshnj5vwndjpfu0p75">
               <w:r>
                 <w:rPr>
                   <w:rFonts w:ascii="Arial" w:cs="Arial" w:eastAsia="Arial" w:hAnsi="Arial"/>
@@ -17649,7 +17649,7 @@
             <w:pPr>
               <w:spacing w:after="20" w:before="0"/>
             </w:pPr>
-            <w:hyperlink w:history="1" r:id="rIdwegk0wd4qnmlkkfyhy29o">
+            <w:hyperlink w:history="1" r:id="rIdd8sswvjs2ujedymtkeryb">
               <w:r>
                 <w:rPr>
                   <w:rFonts w:ascii="Arial" w:cs="Arial" w:eastAsia="Arial" w:hAnsi="Arial"/>
@@ -17682,7 +17682,7 @@
               <w:spacing w:after="10" w:before="0"/>
               <w:ind w:left="120"/>
             </w:pPr>
-            <w:hyperlink w:history="1" r:id="rIdnfutbe-q3vk7_pccgywto">
+            <w:hyperlink w:history="1" r:id="rIdn5e2jp4ele2xwc1hfd_75">
               <w:r>
                 <w:rPr>
                   <w:rFonts w:ascii="Arial" w:cs="Arial" w:eastAsia="Arial" w:hAnsi="Arial"/>
@@ -17727,7 +17727,7 @@
             <w:pPr>
               <w:spacing w:after="20" w:before="0"/>
             </w:pPr>
-            <w:hyperlink w:history="1" r:id="rId0bbicxln9cqh_bpfyet1t">
+            <w:hyperlink w:history="1" r:id="rIdzwvvv9eagelwnvldnfllk">
               <w:r>
                 <w:rPr>
                   <w:rFonts w:ascii="Arial" w:cs="Arial" w:eastAsia="Arial" w:hAnsi="Arial"/>
@@ -17760,7 +17760,7 @@
               <w:spacing w:after="10" w:before="0"/>
               <w:ind w:left="120"/>
             </w:pPr>
-            <w:hyperlink w:history="1" r:id="rIdvbcvtzp0-khkaenfpbqis">
+            <w:hyperlink w:history="1" r:id="rIdmmgdoi5tl3mxg3yqkwqmp">
               <w:r>
                 <w:rPr>
                   <w:rFonts w:ascii="Arial" w:cs="Arial" w:eastAsia="Arial" w:hAnsi="Arial"/>
@@ -17955,7 +17955,7 @@
             <w:pPr>
               <w:spacing w:after="20" w:before="0"/>
             </w:pPr>
-            <w:hyperlink w:history="1" r:id="rId0dzyocsgioajh4cdt8nm7">
+            <w:hyperlink w:history="1" r:id="rIdntutemtfnvhogqail8mzt">
               <w:r>
                 <w:rPr>
                   <w:rFonts w:ascii="Arial" w:cs="Arial" w:eastAsia="Arial" w:hAnsi="Arial"/>
@@ -17988,7 +17988,7 @@
               <w:spacing w:after="10" w:before="0"/>
               <w:ind w:left="120"/>
             </w:pPr>
-            <w:hyperlink w:history="1" r:id="rId9dvvgx9l9xboyebjsiuck">
+            <w:hyperlink w:history="1" r:id="rId2fftd3hplxp9b_ie4xzvv">
               <w:r>
                 <w:rPr>
                   <w:rFonts w:ascii="Arial" w:cs="Arial" w:eastAsia="Arial" w:hAnsi="Arial"/>
@@ -18033,7 +18033,7 @@
             <w:pPr>
               <w:spacing w:after="20" w:before="0"/>
             </w:pPr>
-            <w:hyperlink w:history="1" r:id="rIda8xjjbwqshsxwbeedngt2">
+            <w:hyperlink w:history="1" r:id="rIdezq0_f_qeopqewmj3szne">
               <w:r>
                 <w:rPr>
                   <w:rFonts w:ascii="Arial" w:cs="Arial" w:eastAsia="Arial" w:hAnsi="Arial"/>
@@ -18066,7 +18066,7 @@
               <w:spacing w:after="10" w:before="0"/>
               <w:ind w:left="120"/>
             </w:pPr>
-            <w:hyperlink w:history="1" r:id="rIdmbylm2g6gogdapcz2tcoe">
+            <w:hyperlink w:history="1" r:id="rIdcupze9pljwyxawlderpj0">
               <w:r>
                 <w:rPr>
                   <w:rFonts w:ascii="Arial" w:cs="Arial" w:eastAsia="Arial" w:hAnsi="Arial"/>
@@ -18261,7 +18261,7 @@
             <w:pPr>
               <w:spacing w:after="20" w:before="0"/>
             </w:pPr>
-            <w:hyperlink w:history="1" r:id="rId66fcxjf9khy028stxv8ln">
+            <w:hyperlink w:history="1" r:id="rIduj-eo2brz0--usqoyhpzm">
               <w:r>
                 <w:rPr>
                   <w:rFonts w:ascii="Arial" w:cs="Arial" w:eastAsia="Arial" w:hAnsi="Arial"/>
@@ -18294,7 +18294,7 @@
               <w:spacing w:after="10" w:before="0"/>
               <w:ind w:left="120"/>
             </w:pPr>
-            <w:hyperlink w:history="1" r:id="rIdteu-9uwcvc2zvf-71bvux">
+            <w:hyperlink w:history="1" r:id="rIdzyst_wvmzyrorbsienzhs">
               <w:r>
                 <w:rPr>
                   <w:rFonts w:ascii="Arial" w:cs="Arial" w:eastAsia="Arial" w:hAnsi="Arial"/>
@@ -18339,7 +18339,7 @@
             <w:pPr>
               <w:spacing w:after="20" w:before="0"/>
             </w:pPr>
-            <w:hyperlink w:history="1" r:id="rIdxu1rr6m3djayjdl7arn7-">
+            <w:hyperlink w:history="1" r:id="rIdapuoato3exvmy6sonzrrb">
               <w:r>
                 <w:rPr>
                   <w:rFonts w:ascii="Arial" w:cs="Arial" w:eastAsia="Arial" w:hAnsi="Arial"/>
@@ -18372,7 +18372,7 @@
               <w:spacing w:after="10" w:before="0"/>
               <w:ind w:left="120"/>
             </w:pPr>
-            <w:hyperlink w:history="1" r:id="rIdkgoyqcg8swesucer0jqfh">
+            <w:hyperlink w:history="1" r:id="rIdx7qw520veolo5zu0t3lwo">
               <w:r>
                 <w:rPr>
                   <w:rFonts w:ascii="Arial" w:cs="Arial" w:eastAsia="Arial" w:hAnsi="Arial"/>
@@ -18567,7 +18567,7 @@
             <w:pPr>
               <w:spacing w:after="20" w:before="0"/>
             </w:pPr>
-            <w:hyperlink w:history="1" r:id="rIdwkyumf7uzij5gyvxevhdx">
+            <w:hyperlink w:history="1" r:id="rIde3cbb6uh-r9tofkwon90b">
               <w:r>
                 <w:rPr>
                   <w:rFonts w:ascii="Arial" w:cs="Arial" w:eastAsia="Arial" w:hAnsi="Arial"/>
@@ -18600,7 +18600,7 @@
               <w:spacing w:after="10" w:before="0"/>
               <w:ind w:left="120"/>
             </w:pPr>
-            <w:hyperlink w:history="1" r:id="rIdjuvqyhdug0lss3llvquo9">
+            <w:hyperlink w:history="1" r:id="rIdrxxgnucjlwi2kg5ha2uz9">
               <w:r>
                 <w:rPr>
                   <w:rFonts w:ascii="Arial" w:cs="Arial" w:eastAsia="Arial" w:hAnsi="Arial"/>
@@ -18645,7 +18645,7 @@
             <w:pPr>
               <w:spacing w:after="20" w:before="0"/>
             </w:pPr>
-            <w:hyperlink w:history="1" r:id="rId-gwfc0sjpisqk7ao2aeld">
+            <w:hyperlink w:history="1" r:id="rId-kegiaij-djatpwb3207n">
               <w:r>
                 <w:rPr>
                   <w:rFonts w:ascii="Arial" w:cs="Arial" w:eastAsia="Arial" w:hAnsi="Arial"/>
@@ -18678,7 +18678,7 @@
               <w:spacing w:after="10" w:before="0"/>
               <w:ind w:left="120"/>
             </w:pPr>
-            <w:hyperlink w:history="1" r:id="rIdqds6g_x53fdk0txeok3jd">
+            <w:hyperlink w:history="1" r:id="rIdd5yecv72qekcsi44_uypm">
               <w:r>
                 <w:rPr>
                   <w:rFonts w:ascii="Arial" w:cs="Arial" w:eastAsia="Arial" w:hAnsi="Arial"/>
@@ -18873,7 +18873,7 @@
             <w:pPr>
               <w:spacing w:after="20" w:before="0"/>
             </w:pPr>
-            <w:hyperlink w:history="1" r:id="rIdrl8w9fwcvgtwqxgcyxjwz">
+            <w:hyperlink w:history="1" r:id="rIdarypdc1jsbifxtejte2la">
               <w:r>
                 <w:rPr>
                   <w:rFonts w:ascii="Arial" w:cs="Arial" w:eastAsia="Arial" w:hAnsi="Arial"/>
@@ -18906,7 +18906,7 @@
               <w:spacing w:after="10" w:before="0"/>
               <w:ind w:left="120"/>
             </w:pPr>
-            <w:hyperlink w:history="1" r:id="rIdtbpgo3f43qighx3gbjrhj">
+            <w:hyperlink w:history="1" r:id="rIdz_wrk5klysinagggcyeaw">
               <w:r>
                 <w:rPr>
                   <w:rFonts w:ascii="Arial" w:cs="Arial" w:eastAsia="Arial" w:hAnsi="Arial"/>
@@ -18951,7 +18951,7 @@
             <w:pPr>
               <w:spacing w:after="20" w:before="0"/>
             </w:pPr>
-            <w:hyperlink w:history="1" r:id="rIdxuajdws3htmw7m24spuls">
+            <w:hyperlink w:history="1" r:id="rIdmcw7cmxw_d5qolkta4p64">
               <w:r>
                 <w:rPr>
                   <w:rFonts w:ascii="Arial" w:cs="Arial" w:eastAsia="Arial" w:hAnsi="Arial"/>
@@ -18984,7 +18984,7 @@
               <w:spacing w:after="10" w:before="0"/>
               <w:ind w:left="120"/>
             </w:pPr>
-            <w:hyperlink w:history="1" r:id="rIdx522et13phlixkqxgrsx9">
+            <w:hyperlink w:history="1" r:id="rIdsqjkshjni79y6kjtmoibp">
               <w:r>
                 <w:rPr>
                   <w:rFonts w:ascii="Arial" w:cs="Arial" w:eastAsia="Arial" w:hAnsi="Arial"/>
@@ -20585,7 +20585,7 @@
             <w:pPr>
               <w:spacing w:after="20" w:before="0"/>
             </w:pPr>
-            <w:hyperlink w:history="1" r:id="rIdgkcuurq_oayyfpxa504e5">
+            <w:hyperlink w:history="1" r:id="rIdarqp_eyiqgtl4n1ts4cbz">
               <w:r>
                 <w:rPr>
                   <w:rFonts w:ascii="Arial" w:cs="Arial" w:eastAsia="Arial" w:hAnsi="Arial"/>
@@ -20618,7 +20618,7 @@
               <w:spacing w:after="10" w:before="0"/>
               <w:ind w:left="120"/>
             </w:pPr>
-            <w:hyperlink w:history="1" r:id="rIdfhdyb0v6o6e3rnz8yitjo">
+            <w:hyperlink w:history="1" r:id="rIdpmguwd3gzyg-ybw_9nqt_">
               <w:r>
                 <w:rPr>
                   <w:rFonts w:ascii="Arial" w:cs="Arial" w:eastAsia="Arial" w:hAnsi="Arial"/>
@@ -20663,7 +20663,7 @@
             <w:pPr>
               <w:spacing w:after="20" w:before="0"/>
             </w:pPr>
-            <w:hyperlink w:history="1" r:id="rIdwkqskocbkjp8uilzaimdm">
+            <w:hyperlink w:history="1" r:id="rIdlcpplcekjktux-xeoyk7y">
               <w:r>
                 <w:rPr>
                   <w:rFonts w:ascii="Arial" w:cs="Arial" w:eastAsia="Arial" w:hAnsi="Arial"/>
@@ -20696,7 +20696,7 @@
               <w:spacing w:after="10" w:before="0"/>
               <w:ind w:left="120"/>
             </w:pPr>
-            <w:hyperlink w:history="1" r:id="rIdyznw0bbjuzbgoiaptsaoa">
+            <w:hyperlink w:history="1" r:id="rId-ulp3frlypk3znmyiipv4">
               <w:r>
                 <w:rPr>
                   <w:rFonts w:ascii="Arial" w:cs="Arial" w:eastAsia="Arial" w:hAnsi="Arial"/>
@@ -20891,7 +20891,7 @@
             <w:pPr>
               <w:spacing w:after="20" w:before="0"/>
             </w:pPr>
-            <w:hyperlink w:history="1" r:id="rIdvxpc_niqk9rz17fowmy_-">
+            <w:hyperlink w:history="1" r:id="rIdqw6kackt6tpt28mnyn8pr">
               <w:r>
                 <w:rPr>
                   <w:rFonts w:ascii="Arial" w:cs="Arial" w:eastAsia="Arial" w:hAnsi="Arial"/>
@@ -20924,7 +20924,7 @@
               <w:spacing w:after="10" w:before="0"/>
               <w:ind w:left="120"/>
             </w:pPr>
-            <w:hyperlink w:history="1" r:id="rIdtqqlmotcn8g2cwbehvvyx">
+            <w:hyperlink w:history="1" r:id="rIdoikp1dcp6kwb53rr6zqzw">
               <w:r>
                 <w:rPr>
                   <w:rFonts w:ascii="Arial" w:cs="Arial" w:eastAsia="Arial" w:hAnsi="Arial"/>
@@ -20969,7 +20969,7 @@
             <w:pPr>
               <w:spacing w:after="20" w:before="0"/>
             </w:pPr>
-            <w:hyperlink w:history="1" r:id="rId4pup12fjjhjjwukt2xlev">
+            <w:hyperlink w:history="1" r:id="rIdoghfsuyjsddnzyjyox_k_">
               <w:r>
                 <w:rPr>
                   <w:rFonts w:ascii="Arial" w:cs="Arial" w:eastAsia="Arial" w:hAnsi="Arial"/>
@@ -21002,7 +21002,7 @@
               <w:spacing w:after="10" w:before="0"/>
               <w:ind w:left="120"/>
             </w:pPr>
-            <w:hyperlink w:history="1" r:id="rIdiq859uelp0guwgg9w2svu">
+            <w:hyperlink w:history="1" r:id="rIdt5uhkg8nn8xwhk-8trw35">
               <w:r>
                 <w:rPr>
                   <w:rFonts w:ascii="Arial" w:cs="Arial" w:eastAsia="Arial" w:hAnsi="Arial"/>
@@ -21197,7 +21197,7 @@
             <w:pPr>
               <w:spacing w:after="20" w:before="0"/>
             </w:pPr>
-            <w:hyperlink w:history="1" r:id="rId6ffd50f03ddzocufts07_">
+            <w:hyperlink w:history="1" r:id="rIdlt1f0l_jfhkokrxds9t6w">
               <w:r>
                 <w:rPr>
                   <w:rFonts w:ascii="Arial" w:cs="Arial" w:eastAsia="Arial" w:hAnsi="Arial"/>
@@ -21230,7 +21230,7 @@
               <w:spacing w:after="10" w:before="0"/>
               <w:ind w:left="120"/>
             </w:pPr>
-            <w:hyperlink w:history="1" r:id="rIdo_nagyvbxmwlwjaqj7jfu">
+            <w:hyperlink w:history="1" r:id="rIdjz7qgtcjezzaah41yclav">
               <w:r>
                 <w:rPr>
                   <w:rFonts w:ascii="Arial" w:cs="Arial" w:eastAsia="Arial" w:hAnsi="Arial"/>
@@ -21275,7 +21275,7 @@
             <w:pPr>
               <w:spacing w:after="20" w:before="0"/>
             </w:pPr>
-            <w:hyperlink w:history="1" r:id="rIdomimkrghc8zbcjb_ndhf5">
+            <w:hyperlink w:history="1" r:id="rIdfcfp9wx8ui6yeg3-cfejh">
               <w:r>
                 <w:rPr>
                   <w:rFonts w:ascii="Arial" w:cs="Arial" w:eastAsia="Arial" w:hAnsi="Arial"/>
@@ -21308,7 +21308,7 @@
               <w:spacing w:after="10" w:before="0"/>
               <w:ind w:left="120"/>
             </w:pPr>
-            <w:hyperlink w:history="1" r:id="rIdsk0rgqli_j2b84o5oxemt">
+            <w:hyperlink w:history="1" r:id="rIdqzjw5r8ciqydnpyjwwsoi">
               <w:r>
                 <w:rPr>
                   <w:rFonts w:ascii="Arial" w:cs="Arial" w:eastAsia="Arial" w:hAnsi="Arial"/>
@@ -21503,7 +21503,7 @@
             <w:pPr>
               <w:spacing w:after="20" w:before="0"/>
             </w:pPr>
-            <w:hyperlink w:history="1" r:id="rIdkef9mo6gg8ccxawpjhtfj">
+            <w:hyperlink w:history="1" r:id="rIda2vdx9s_sywk6zjonj1my">
               <w:r>
                 <w:rPr>
                   <w:rFonts w:ascii="Arial" w:cs="Arial" w:eastAsia="Arial" w:hAnsi="Arial"/>
@@ -21536,7 +21536,7 @@
               <w:spacing w:after="10" w:before="0"/>
               <w:ind w:left="120"/>
             </w:pPr>
-            <w:hyperlink w:history="1" r:id="rIdtpkhogfhfgovpukcbguxu">
+            <w:hyperlink w:history="1" r:id="rIdukw61lwp7ytsjzdthk-oh">
               <w:r>
                 <w:rPr>
                   <w:rFonts w:ascii="Arial" w:cs="Arial" w:eastAsia="Arial" w:hAnsi="Arial"/>
@@ -21581,7 +21581,7 @@
             <w:pPr>
               <w:spacing w:after="20" w:before="0"/>
             </w:pPr>
-            <w:hyperlink w:history="1" r:id="rIdi7ii4nnzkchomghxhiuts">
+            <w:hyperlink w:history="1" r:id="rIddmjhhir0h2nflh_qm8o4s">
               <w:r>
                 <w:rPr>
                   <w:rFonts w:ascii="Arial" w:cs="Arial" w:eastAsia="Arial" w:hAnsi="Arial"/>
@@ -21614,7 +21614,7 @@
               <w:spacing w:after="10" w:before="0"/>
               <w:ind w:left="120"/>
             </w:pPr>
-            <w:hyperlink w:history="1" r:id="rIdzoreffaubxqzmrxyomgzw">
+            <w:hyperlink w:history="1" r:id="rIdtderoo76zmv_nxwvbzcez">
               <w:r>
                 <w:rPr>
                   <w:rFonts w:ascii="Arial" w:cs="Arial" w:eastAsia="Arial" w:hAnsi="Arial"/>
@@ -21809,7 +21809,7 @@
             <w:pPr>
               <w:spacing w:after="20" w:before="0"/>
             </w:pPr>
-            <w:hyperlink w:history="1" r:id="rIdpp1fm2klzht31mojs1r4u">
+            <w:hyperlink w:history="1" r:id="rIdoke3uvyznexekrupwsvvv">
               <w:r>
                 <w:rPr>
                   <w:rFonts w:ascii="Arial" w:cs="Arial" w:eastAsia="Arial" w:hAnsi="Arial"/>
@@ -21842,7 +21842,7 @@
               <w:spacing w:after="10" w:before="0"/>
               <w:ind w:left="120"/>
             </w:pPr>
-            <w:hyperlink w:history="1" r:id="rIdx8sllhbtdjzz1n6ekvvq0">
+            <w:hyperlink w:history="1" r:id="rId8bd1wzcsah8by-3m4txi7">
               <w:r>
                 <w:rPr>
                   <w:rFonts w:ascii="Arial" w:cs="Arial" w:eastAsia="Arial" w:hAnsi="Arial"/>
@@ -21887,7 +21887,7 @@
             <w:pPr>
               <w:spacing w:after="20" w:before="0"/>
             </w:pPr>
-            <w:hyperlink w:history="1" r:id="rId1bwji_pwgdz7dnylki95n">
+            <w:hyperlink w:history="1" r:id="rIdovgerfjb95-mynmdu004v">
               <w:r>
                 <w:rPr>
                   <w:rFonts w:ascii="Arial" w:cs="Arial" w:eastAsia="Arial" w:hAnsi="Arial"/>
@@ -21920,7 +21920,7 @@
               <w:spacing w:after="10" w:before="0"/>
               <w:ind w:left="120"/>
             </w:pPr>
-            <w:hyperlink w:history="1" r:id="rId1rvxpxgfe8jkaiyp8ga9g">
+            <w:hyperlink w:history="1" r:id="rIdhli_xg3vejw-tqz2o-nmr">
               <w:r>
                 <w:rPr>
                   <w:rFonts w:ascii="Arial" w:cs="Arial" w:eastAsia="Arial" w:hAnsi="Arial"/>
@@ -23502,7 +23502,7 @@
             <w:pPr>
               <w:spacing w:after="20" w:before="0"/>
             </w:pPr>
-            <w:hyperlink w:history="1" r:id="rIdjwclkitkafjuax4hfj1p-">
+            <w:hyperlink w:history="1" r:id="rIdcd2tnnhv5j3ozb5h02szd">
               <w:r>
                 <w:rPr>
                   <w:rFonts w:ascii="Arial" w:cs="Arial" w:eastAsia="Arial" w:hAnsi="Arial"/>
@@ -23535,7 +23535,7 @@
               <w:spacing w:after="10" w:before="0"/>
               <w:ind w:left="120"/>
             </w:pPr>
-            <w:hyperlink w:history="1" r:id="rIdrfv5w5uhkhuan2qgs-__k">
+            <w:hyperlink w:history="1" r:id="rIdzan13kehotyyfrlmd87dh">
               <w:r>
                 <w:rPr>
                   <w:rFonts w:ascii="Arial" w:cs="Arial" w:eastAsia="Arial" w:hAnsi="Arial"/>
@@ -23580,7 +23580,7 @@
             <w:pPr>
               <w:spacing w:after="20" w:before="0"/>
             </w:pPr>
-            <w:hyperlink w:history="1" r:id="rIdggbmhxr5ylyamqnb7vgyu">
+            <w:hyperlink w:history="1" r:id="rIdkgrqs3lnt8upz4fbev2d4">
               <w:r>
                 <w:rPr>
                   <w:rFonts w:ascii="Arial" w:cs="Arial" w:eastAsia="Arial" w:hAnsi="Arial"/>
@@ -23613,7 +23613,7 @@
               <w:spacing w:after="10" w:before="0"/>
               <w:ind w:left="120"/>
             </w:pPr>
-            <w:hyperlink w:history="1" r:id="rIdr65rez_dfug1swxeziftg">
+            <w:hyperlink w:history="1" r:id="rIdvqfnv0qtpe_ivjvtjznrl">
               <w:r>
                 <w:rPr>
                   <w:rFonts w:ascii="Arial" w:cs="Arial" w:eastAsia="Arial" w:hAnsi="Arial"/>
@@ -23808,7 +23808,7 @@
             <w:pPr>
               <w:spacing w:after="20" w:before="0"/>
             </w:pPr>
-            <w:hyperlink w:history="1" r:id="rIduorl_xfsc3sar5gxdvi1u">
+            <w:hyperlink w:history="1" r:id="rId1ckoq1eif6awpk_94x3wx">
               <w:r>
                 <w:rPr>
                   <w:rFonts w:ascii="Arial" w:cs="Arial" w:eastAsia="Arial" w:hAnsi="Arial"/>
@@ -23841,7 +23841,7 @@
               <w:spacing w:after="10" w:before="0"/>
               <w:ind w:left="120"/>
             </w:pPr>
-            <w:hyperlink w:history="1" r:id="rIdn-o4cmwtts15jcws-hdcd">
+            <w:hyperlink w:history="1" r:id="rIde_bhutnr6olfmoc7rhtc5">
               <w:r>
                 <w:rPr>
                   <w:rFonts w:ascii="Arial" w:cs="Arial" w:eastAsia="Arial" w:hAnsi="Arial"/>
@@ -23886,7 +23886,7 @@
             <w:pPr>
               <w:spacing w:after="20" w:before="0"/>
             </w:pPr>
-            <w:hyperlink w:history="1" r:id="rId4zwxtyx7gdhbatqyx7-np">
+            <w:hyperlink w:history="1" r:id="rIdzlxrwsdi2vgth8_vdlfgu">
               <w:r>
                 <w:rPr>
                   <w:rFonts w:ascii="Arial" w:cs="Arial" w:eastAsia="Arial" w:hAnsi="Arial"/>
@@ -23919,7 +23919,7 @@
               <w:spacing w:after="10" w:before="0"/>
               <w:ind w:left="120"/>
             </w:pPr>
-            <w:hyperlink w:history="1" r:id="rIdfhd2g92jgk0bdlq8qdabi">
+            <w:hyperlink w:history="1" r:id="rIdmyaqijmysgwgqm3owar4j">
               <w:r>
                 <w:rPr>
                   <w:rFonts w:ascii="Arial" w:cs="Arial" w:eastAsia="Arial" w:hAnsi="Arial"/>
@@ -24114,7 +24114,7 @@
             <w:pPr>
               <w:spacing w:after="20" w:before="0"/>
             </w:pPr>
-            <w:hyperlink w:history="1" r:id="rIdsblronznvudghulli72e8">
+            <w:hyperlink w:history="1" r:id="rIdi3qn0rwm5dt_68en_usjs">
               <w:r>
                 <w:rPr>
                   <w:rFonts w:ascii="Arial" w:cs="Arial" w:eastAsia="Arial" w:hAnsi="Arial"/>
@@ -24147,7 +24147,7 @@
               <w:spacing w:after="10" w:before="0"/>
               <w:ind w:left="120"/>
             </w:pPr>
-            <w:hyperlink w:history="1" r:id="rIdibc7hcoerjxgna9rp2j52">
+            <w:hyperlink w:history="1" r:id="rId-l0kv0ci5ermcd4c59an1">
               <w:r>
                 <w:rPr>
                   <w:rFonts w:ascii="Arial" w:cs="Arial" w:eastAsia="Arial" w:hAnsi="Arial"/>
@@ -24192,7 +24192,7 @@
             <w:pPr>
               <w:spacing w:after="20" w:before="0"/>
             </w:pPr>
-            <w:hyperlink w:history="1" r:id="rIdtgksktgzrtvbhz4y67yjs">
+            <w:hyperlink w:history="1" r:id="rIdltnlvugh8dhqs7g6kcgnf">
               <w:r>
                 <w:rPr>
                   <w:rFonts w:ascii="Arial" w:cs="Arial" w:eastAsia="Arial" w:hAnsi="Arial"/>
@@ -24225,7 +24225,7 @@
               <w:spacing w:after="10" w:before="0"/>
               <w:ind w:left="120"/>
             </w:pPr>
-            <w:hyperlink w:history="1" r:id="rIdmanmc9xfltdic-nwlm25i">
+            <w:hyperlink w:history="1" r:id="rIdshgwpc1usiif6zhochxaj">
               <w:r>
                 <w:rPr>
                   <w:rFonts w:ascii="Arial" w:cs="Arial" w:eastAsia="Arial" w:hAnsi="Arial"/>
@@ -24420,7 +24420,7 @@
             <w:pPr>
               <w:spacing w:after="20" w:before="0"/>
             </w:pPr>
-            <w:hyperlink w:history="1" r:id="rIds9gwkxqqgz3eu68siajqb">
+            <w:hyperlink w:history="1" r:id="rIdqpeinn_ie45qt_ahd72p8">
               <w:r>
                 <w:rPr>
                   <w:rFonts w:ascii="Arial" w:cs="Arial" w:eastAsia="Arial" w:hAnsi="Arial"/>
@@ -24453,7 +24453,7 @@
               <w:spacing w:after="10" w:before="0"/>
               <w:ind w:left="120"/>
             </w:pPr>
-            <w:hyperlink w:history="1" r:id="rIdav7yl-l3w6_kfaoxuzzsm">
+            <w:hyperlink w:history="1" r:id="rIdqvf6v_rhsf0uouyg_gser">
               <w:r>
                 <w:rPr>
                   <w:rFonts w:ascii="Arial" w:cs="Arial" w:eastAsia="Arial" w:hAnsi="Arial"/>
@@ -24498,7 +24498,7 @@
             <w:pPr>
               <w:spacing w:after="20" w:before="0"/>
             </w:pPr>
-            <w:hyperlink w:history="1" r:id="rId1bt7b6evvko1ycizy4qkf">
+            <w:hyperlink w:history="1" r:id="rIdsaz5czrwnh5nvtrrtijix">
               <w:r>
                 <w:rPr>
                   <w:rFonts w:ascii="Arial" w:cs="Arial" w:eastAsia="Arial" w:hAnsi="Arial"/>
@@ -24531,7 +24531,7 @@
               <w:spacing w:after="10" w:before="0"/>
               <w:ind w:left="120"/>
             </w:pPr>
-            <w:hyperlink w:history="1" r:id="rId2a5fjqywhi-szej7-t0uh">
+            <w:hyperlink w:history="1" r:id="rId3yvgrjrhaotywr8ld5qjq">
               <w:r>
                 <w:rPr>
                   <w:rFonts w:ascii="Arial" w:cs="Arial" w:eastAsia="Arial" w:hAnsi="Arial"/>
@@ -24726,7 +24726,7 @@
             <w:pPr>
               <w:spacing w:after="20" w:before="0"/>
             </w:pPr>
-            <w:hyperlink w:history="1" r:id="rIdbngrw7arhgp5labur0yod">
+            <w:hyperlink w:history="1" r:id="rIdsvh-bg8hqbmtkve9py3px">
               <w:r>
                 <w:rPr>
                   <w:rFonts w:ascii="Arial" w:cs="Arial" w:eastAsia="Arial" w:hAnsi="Arial"/>
@@ -24759,7 +24759,7 @@
               <w:spacing w:after="10" w:before="0"/>
               <w:ind w:left="120"/>
             </w:pPr>
-            <w:hyperlink w:history="1" r:id="rIdsjt9ijfnahcs0wtvq30ec">
+            <w:hyperlink w:history="1" r:id="rIdy6kpnmsgsrkmj8esu0ber">
               <w:r>
                 <w:rPr>
                   <w:rFonts w:ascii="Arial" w:cs="Arial" w:eastAsia="Arial" w:hAnsi="Arial"/>
@@ -24804,7 +24804,7 @@
             <w:pPr>
               <w:spacing w:after="20" w:before="0"/>
             </w:pPr>
-            <w:hyperlink w:history="1" r:id="rId1zhca5h15sycesjlrbhsc">
+            <w:hyperlink w:history="1" r:id="rIdybvlc6cpdflyv9j4npgch">
               <w:r>
                 <w:rPr>
                   <w:rFonts w:ascii="Arial" w:cs="Arial" w:eastAsia="Arial" w:hAnsi="Arial"/>
@@ -24837,7 +24837,7 @@
               <w:spacing w:after="10" w:before="0"/>
               <w:ind w:left="120"/>
             </w:pPr>
-            <w:hyperlink w:history="1" r:id="rIdqmifkd95iic9yrffs839c">
+            <w:hyperlink w:history="1" r:id="rIdkn_aoaavw-e5viotsrdxh">
               <w:r>
                 <w:rPr>
                   <w:rFonts w:ascii="Arial" w:cs="Arial" w:eastAsia="Arial" w:hAnsi="Arial"/>
@@ -26324,7 +26324,7 @@
             <w:pPr>
               <w:spacing w:after="20" w:before="0"/>
             </w:pPr>
-            <w:hyperlink w:history="1" r:id="rIdvvm6sl8o8w-5b7spuzphe">
+            <w:hyperlink w:history="1" r:id="rIdfg41lf-tnh1wkixktau8t">
               <w:r>
                 <w:rPr>
                   <w:rFonts w:ascii="Arial" w:cs="Arial" w:eastAsia="Arial" w:hAnsi="Arial"/>
@@ -26357,7 +26357,7 @@
               <w:spacing w:after="10" w:before="0"/>
               <w:ind w:left="120"/>
             </w:pPr>
-            <w:hyperlink w:history="1" r:id="rIdslc70gmkpqft3mbzhwcdv">
+            <w:hyperlink w:history="1" r:id="rIdsflplt2elvc8_dleihqmg">
               <w:r>
                 <w:rPr>
                   <w:rFonts w:ascii="Arial" w:cs="Arial" w:eastAsia="Arial" w:hAnsi="Arial"/>
@@ -26402,7 +26402,7 @@
             <w:pPr>
               <w:spacing w:after="20" w:before="0"/>
             </w:pPr>
-            <w:hyperlink w:history="1" r:id="rIdww28kqrob1w4fquyb60xz">
+            <w:hyperlink w:history="1" r:id="rIdbrmim6zusrbr2cqypbkem">
               <w:r>
                 <w:rPr>
                   <w:rFonts w:ascii="Arial" w:cs="Arial" w:eastAsia="Arial" w:hAnsi="Arial"/>
@@ -26435,7 +26435,7 @@
               <w:spacing w:after="10" w:before="0"/>
               <w:ind w:left="120"/>
             </w:pPr>
-            <w:hyperlink w:history="1" r:id="rId_1jdf2lr3fns11r0v3xoi">
+            <w:hyperlink w:history="1" r:id="rIdsyu6fobnphevjwhxk4s0y">
               <w:r>
                 <w:rPr>
                   <w:rFonts w:ascii="Arial" w:cs="Arial" w:eastAsia="Arial" w:hAnsi="Arial"/>
@@ -26630,7 +26630,7 @@
             <w:pPr>
               <w:spacing w:after="20" w:before="0"/>
             </w:pPr>
-            <w:hyperlink w:history="1" r:id="rIdvx-j49k67umgis3q3cqqo">
+            <w:hyperlink w:history="1" r:id="rIdxvrnxbx25eca1sbjut8-e">
               <w:r>
                 <w:rPr>
                   <w:rFonts w:ascii="Arial" w:cs="Arial" w:eastAsia="Arial" w:hAnsi="Arial"/>
@@ -26663,7 +26663,7 @@
               <w:spacing w:after="10" w:before="0"/>
               <w:ind w:left="120"/>
             </w:pPr>
-            <w:hyperlink w:history="1" r:id="rIdqlng8yixwwcuc3mpzrtcx">
+            <w:hyperlink w:history="1" r:id="rIdbz6prnd6g5chrg8tjretu">
               <w:r>
                 <w:rPr>
                   <w:rFonts w:ascii="Arial" w:cs="Arial" w:eastAsia="Arial" w:hAnsi="Arial"/>
@@ -26708,7 +26708,7 @@
             <w:pPr>
               <w:spacing w:after="20" w:before="0"/>
             </w:pPr>
-            <w:hyperlink w:history="1" r:id="rIdst12gjuj1coc4c0vw7prj">
+            <w:hyperlink w:history="1" r:id="rIdd4opnfcavplzsfyzlndgb">
               <w:r>
                 <w:rPr>
                   <w:rFonts w:ascii="Arial" w:cs="Arial" w:eastAsia="Arial" w:hAnsi="Arial"/>
@@ -26741,7 +26741,7 @@
               <w:spacing w:after="10" w:before="0"/>
               <w:ind w:left="120"/>
             </w:pPr>
-            <w:hyperlink w:history="1" r:id="rIds1qa1zk0hq9skziopgdtq">
+            <w:hyperlink w:history="1" r:id="rIdhka3edepjvz9xirip7tkx">
               <w:r>
                 <w:rPr>
                   <w:rFonts w:ascii="Arial" w:cs="Arial" w:eastAsia="Arial" w:hAnsi="Arial"/>
@@ -26936,7 +26936,7 @@
             <w:pPr>
               <w:spacing w:after="20" w:before="0"/>
             </w:pPr>
-            <w:hyperlink w:history="1" r:id="rIdzruuji-cw38rptnuclfkl">
+            <w:hyperlink w:history="1" r:id="rIdnnmcatrhilooyy-6izqdq">
               <w:r>
                 <w:rPr>
                   <w:rFonts w:ascii="Arial" w:cs="Arial" w:eastAsia="Arial" w:hAnsi="Arial"/>
@@ -26969,7 +26969,7 @@
               <w:spacing w:after="10" w:before="0"/>
               <w:ind w:left="120"/>
             </w:pPr>
-            <w:hyperlink w:history="1" r:id="rIdtbsxukvjehn1v0q2xjp3x">
+            <w:hyperlink w:history="1" r:id="rIdkgkuytiljopysmnevttye">
               <w:r>
                 <w:rPr>
                   <w:rFonts w:ascii="Arial" w:cs="Arial" w:eastAsia="Arial" w:hAnsi="Arial"/>
@@ -27014,7 +27014,7 @@
             <w:pPr>
               <w:spacing w:after="20" w:before="0"/>
             </w:pPr>
-            <w:hyperlink w:history="1" r:id="rIdd9omextnzmrpy1cmtk1cj">
+            <w:hyperlink w:history="1" r:id="rIdmtty7-nx8psm7fiudca8x">
               <w:r>
                 <w:rPr>
                   <w:rFonts w:ascii="Arial" w:cs="Arial" w:eastAsia="Arial" w:hAnsi="Arial"/>
@@ -27047,7 +27047,7 @@
               <w:spacing w:after="10" w:before="0"/>
               <w:ind w:left="120"/>
             </w:pPr>
-            <w:hyperlink w:history="1" r:id="rId4nezeypm6seoih_ufp8ft">
+            <w:hyperlink w:history="1" r:id="rIddktuednsjsh6rw0pjfvmk">
               <w:r>
                 <w:rPr>
                   <w:rFonts w:ascii="Arial" w:cs="Arial" w:eastAsia="Arial" w:hAnsi="Arial"/>
@@ -27242,7 +27242,7 @@
             <w:pPr>
               <w:spacing w:after="20" w:before="0"/>
             </w:pPr>
-            <w:hyperlink w:history="1" r:id="rIda3f4g58bemtfgbwbcpma6">
+            <w:hyperlink w:history="1" r:id="rIdbj_7ottktwj8zadtrdbao">
               <w:r>
                 <w:rPr>
                   <w:rFonts w:ascii="Arial" w:cs="Arial" w:eastAsia="Arial" w:hAnsi="Arial"/>
@@ -27275,7 +27275,7 @@
               <w:spacing w:after="10" w:before="0"/>
               <w:ind w:left="120"/>
             </w:pPr>
-            <w:hyperlink w:history="1" r:id="rIdpqvjm9ufjomyvkpcc7_vq">
+            <w:hyperlink w:history="1" r:id="rIdm6ryt4az3tto7hlpssu7r">
               <w:r>
                 <w:rPr>
                   <w:rFonts w:ascii="Arial" w:cs="Arial" w:eastAsia="Arial" w:hAnsi="Arial"/>
@@ -27320,7 +27320,7 @@
             <w:pPr>
               <w:spacing w:after="20" w:before="0"/>
             </w:pPr>
-            <w:hyperlink w:history="1" r:id="rId5g0fd8xksggdsfzn69yhp">
+            <w:hyperlink w:history="1" r:id="rIdeipqgtzaasz5qs_syvuzb">
               <w:r>
                 <w:rPr>
                   <w:rFonts w:ascii="Arial" w:cs="Arial" w:eastAsia="Arial" w:hAnsi="Arial"/>
@@ -27353,7 +27353,7 @@
               <w:spacing w:after="10" w:before="0"/>
               <w:ind w:left="120"/>
             </w:pPr>
-            <w:hyperlink w:history="1" r:id="rIdro4cwvhjxcru59swg7pbk">
+            <w:hyperlink w:history="1" r:id="rId34cuam6n0fmas561dmsnp">
               <w:r>
                 <w:rPr>
                   <w:rFonts w:ascii="Arial" w:cs="Arial" w:eastAsia="Arial" w:hAnsi="Arial"/>
@@ -27548,7 +27548,7 @@
             <w:pPr>
               <w:spacing w:after="20" w:before="0"/>
             </w:pPr>
-            <w:hyperlink w:history="1" r:id="rIdub94uvkflguogydxyk5vt">
+            <w:hyperlink w:history="1" r:id="rId9qh_is8erlyuuy0y_pc2r">
               <w:r>
                 <w:rPr>
                   <w:rFonts w:ascii="Arial" w:cs="Arial" w:eastAsia="Arial" w:hAnsi="Arial"/>
@@ -27581,7 +27581,7 @@
               <w:spacing w:after="10" w:before="0"/>
               <w:ind w:left="120"/>
             </w:pPr>
-            <w:hyperlink w:history="1" r:id="rIdvxenyjiamrdmxaaa4saqm">
+            <w:hyperlink w:history="1" r:id="rIdygcli_jtfobdn-fsuppoq">
               <w:r>
                 <w:rPr>
                   <w:rFonts w:ascii="Arial" w:cs="Arial" w:eastAsia="Arial" w:hAnsi="Arial"/>
@@ -27626,7 +27626,7 @@
             <w:pPr>
               <w:spacing w:after="20" w:before="0"/>
             </w:pPr>
-            <w:hyperlink w:history="1" r:id="rId6khnugrdirrlkdnbqxa6b">
+            <w:hyperlink w:history="1" r:id="rIdfjfa_jjy74cbxg1uepff4">
               <w:r>
                 <w:rPr>
                   <w:rFonts w:ascii="Arial" w:cs="Arial" w:eastAsia="Arial" w:hAnsi="Arial"/>
@@ -27659,7 +27659,7 @@
               <w:spacing w:after="10" w:before="0"/>
               <w:ind w:left="120"/>
             </w:pPr>
-            <w:hyperlink w:history="1" r:id="rId8gysdmjinagrjzlbrm_vg">
+            <w:hyperlink w:history="1" r:id="rIdq14wzyvzkvzgndbo30pdn">
               <w:r>
                 <w:rPr>
                   <w:rFonts w:ascii="Arial" w:cs="Arial" w:eastAsia="Arial" w:hAnsi="Arial"/>
@@ -29146,7 +29146,7 @@
             <w:pPr>
               <w:spacing w:after="20" w:before="0"/>
             </w:pPr>
-            <w:hyperlink w:history="1" r:id="rId_-tnxlqhwzwtxgc3ne6sx">
+            <w:hyperlink w:history="1" r:id="rIddxfs_jevimjou8ab9b--9">
               <w:r>
                 <w:rPr>
                   <w:rFonts w:ascii="Arial" w:cs="Arial" w:eastAsia="Arial" w:hAnsi="Arial"/>
@@ -29179,7 +29179,7 @@
               <w:spacing w:after="10" w:before="0"/>
               <w:ind w:left="120"/>
             </w:pPr>
-            <w:hyperlink w:history="1" r:id="rIdjkxmxxwfbzy1ejxzsa7tz">
+            <w:hyperlink w:history="1" r:id="rIdxj6ty9n1ixg4kmpskxwbv">
               <w:r>
                 <w:rPr>
                   <w:rFonts w:ascii="Arial" w:cs="Arial" w:eastAsia="Arial" w:hAnsi="Arial"/>
@@ -29224,7 +29224,7 @@
             <w:pPr>
               <w:spacing w:after="20" w:before="0"/>
             </w:pPr>
-            <w:hyperlink w:history="1" r:id="rId2ockxolugtdjqtjppelw7">
+            <w:hyperlink w:history="1" r:id="rIdjuvalbsnusi2c1-spp3s9">
               <w:r>
                 <w:rPr>
                   <w:rFonts w:ascii="Arial" w:cs="Arial" w:eastAsia="Arial" w:hAnsi="Arial"/>
@@ -29257,7 +29257,7 @@
               <w:spacing w:after="10" w:before="0"/>
               <w:ind w:left="120"/>
             </w:pPr>
-            <w:hyperlink w:history="1" r:id="rIdjfcv8hf_4wljdlz48f0so">
+            <w:hyperlink w:history="1" r:id="rIdwlb3vxmhr46lnprcyrbub">
               <w:r>
                 <w:rPr>
                   <w:rFonts w:ascii="Arial" w:cs="Arial" w:eastAsia="Arial" w:hAnsi="Arial"/>
@@ -29452,7 +29452,7 @@
             <w:pPr>
               <w:spacing w:after="20" w:before="0"/>
             </w:pPr>
-            <w:hyperlink w:history="1" r:id="rIdzlfiedvswjagu9o6juxpy">
+            <w:hyperlink w:history="1" r:id="rIdigg9ddeltpoxlwge_fmiz">
               <w:r>
                 <w:rPr>
                   <w:rFonts w:ascii="Arial" w:cs="Arial" w:eastAsia="Arial" w:hAnsi="Arial"/>
@@ -29485,7 +29485,7 @@
               <w:spacing w:after="10" w:before="0"/>
               <w:ind w:left="120"/>
             </w:pPr>
-            <w:hyperlink w:history="1" r:id="rId89pr887mhze6l_wi9gosy">
+            <w:hyperlink w:history="1" r:id="rIdk6qvvbthz71aiqv0baczb">
               <w:r>
                 <w:rPr>
                   <w:rFonts w:ascii="Arial" w:cs="Arial" w:eastAsia="Arial" w:hAnsi="Arial"/>
@@ -29530,7 +29530,7 @@
             <w:pPr>
               <w:spacing w:after="20" w:before="0"/>
             </w:pPr>
-            <w:hyperlink w:history="1" r:id="rIdvh-xaaxqk7xl1brjbivr_">
+            <w:hyperlink w:history="1" r:id="rIdsodnrpyurh9cxaa4p6hci">
               <w:r>
                 <w:rPr>
                   <w:rFonts w:ascii="Arial" w:cs="Arial" w:eastAsia="Arial" w:hAnsi="Arial"/>
@@ -29563,7 +29563,7 @@
               <w:spacing w:after="10" w:before="0"/>
               <w:ind w:left="120"/>
             </w:pPr>
-            <w:hyperlink w:history="1" r:id="rId7xypfor5a9lwi-gfasijl">
+            <w:hyperlink w:history="1" r:id="rIdpzjh6wa6zjfa7thyksj1_">
               <w:r>
                 <w:rPr>
                   <w:rFonts w:ascii="Arial" w:cs="Arial" w:eastAsia="Arial" w:hAnsi="Arial"/>
@@ -29758,7 +29758,7 @@
             <w:pPr>
               <w:spacing w:after="20" w:before="0"/>
             </w:pPr>
-            <w:hyperlink w:history="1" r:id="rIde9-5oremoswngpgx1akbh">
+            <w:hyperlink w:history="1" r:id="rIdwcvwauqem4lgt-drryzh1">
               <w:r>
                 <w:rPr>
                   <w:rFonts w:ascii="Arial" w:cs="Arial" w:eastAsia="Arial" w:hAnsi="Arial"/>
@@ -29791,7 +29791,7 @@
               <w:spacing w:after="10" w:before="0"/>
               <w:ind w:left="120"/>
             </w:pPr>
-            <w:hyperlink w:history="1" r:id="rIdhia7mgt_eyx6qjylcwerl">
+            <w:hyperlink w:history="1" r:id="rIdziqkl9laxnywjyhvaacle">
               <w:r>
                 <w:rPr>
                   <w:rFonts w:ascii="Arial" w:cs="Arial" w:eastAsia="Arial" w:hAnsi="Arial"/>
@@ -29836,7 +29836,7 @@
             <w:pPr>
               <w:spacing w:after="20" w:before="0"/>
             </w:pPr>
-            <w:hyperlink w:history="1" r:id="rIde1smykwdxq2xjobdu9dop">
+            <w:hyperlink w:history="1" r:id="rIdh-xqw4nwtzm0rg8vgv6xq">
               <w:r>
                 <w:rPr>
                   <w:rFonts w:ascii="Arial" w:cs="Arial" w:eastAsia="Arial" w:hAnsi="Arial"/>
@@ -29869,7 +29869,7 @@
               <w:spacing w:after="10" w:before="0"/>
               <w:ind w:left="120"/>
             </w:pPr>
-            <w:hyperlink w:history="1" r:id="rId4lc6clj0_mhh-crmvjy5y">
+            <w:hyperlink w:history="1" r:id="rId1r04wrzqncrbsqbfsq66z">
               <w:r>
                 <w:rPr>
                   <w:rFonts w:ascii="Arial" w:cs="Arial" w:eastAsia="Arial" w:hAnsi="Arial"/>
@@ -30064,7 +30064,7 @@
             <w:pPr>
               <w:spacing w:after="20" w:before="0"/>
             </w:pPr>
-            <w:hyperlink w:history="1" r:id="rIdjv9gxrdddlvke5zily6m-">
+            <w:hyperlink w:history="1" r:id="rIdooknqn2zcshxq_3kszwoh">
               <w:r>
                 <w:rPr>
                   <w:rFonts w:ascii="Arial" w:cs="Arial" w:eastAsia="Arial" w:hAnsi="Arial"/>
@@ -30097,7 +30097,7 @@
               <w:spacing w:after="10" w:before="0"/>
               <w:ind w:left="120"/>
             </w:pPr>
-            <w:hyperlink w:history="1" r:id="rIddjsrjklzk7kbszhlalnzi">
+            <w:hyperlink w:history="1" r:id="rIdj9wo_arp0t7jiio_gb2-f">
               <w:r>
                 <w:rPr>
                   <w:rFonts w:ascii="Arial" w:cs="Arial" w:eastAsia="Arial" w:hAnsi="Arial"/>
@@ -30142,7 +30142,7 @@
             <w:pPr>
               <w:spacing w:after="20" w:before="0"/>
             </w:pPr>
-            <w:hyperlink w:history="1" r:id="rIdvn2e4xigcsxqe_qkdhufg">
+            <w:hyperlink w:history="1" r:id="rIdbwyebl7ts8q0z0_0rddez">
               <w:r>
                 <w:rPr>
                   <w:rFonts w:ascii="Arial" w:cs="Arial" w:eastAsia="Arial" w:hAnsi="Arial"/>
@@ -30175,7 +30175,7 @@
               <w:spacing w:after="10" w:before="0"/>
               <w:ind w:left="120"/>
             </w:pPr>
-            <w:hyperlink w:history="1" r:id="rIdprvvswzuhp4gcam9-ockn">
+            <w:hyperlink w:history="1" r:id="rIdw9q_9thiwy9zssv3isgco">
               <w:r>
                 <w:rPr>
                   <w:rFonts w:ascii="Arial" w:cs="Arial" w:eastAsia="Arial" w:hAnsi="Arial"/>
@@ -30370,7 +30370,7 @@
             <w:pPr>
               <w:spacing w:after="20" w:before="0"/>
             </w:pPr>
-            <w:hyperlink w:history="1" r:id="rIdv9vwdxqhcnlwkqhy6jwbz">
+            <w:hyperlink w:history="1" r:id="rIdam7fxh_xwhocrowqcijga">
               <w:r>
                 <w:rPr>
                   <w:rFonts w:ascii="Arial" w:cs="Arial" w:eastAsia="Arial" w:hAnsi="Arial"/>
@@ -30403,7 +30403,7 @@
               <w:spacing w:after="10" w:before="0"/>
               <w:ind w:left="120"/>
             </w:pPr>
-            <w:hyperlink w:history="1" r:id="rId_fwjsp02pey2w34evlmfw">
+            <w:hyperlink w:history="1" r:id="rIdy0yhjx1rufz4zuo5wxnuo">
               <w:r>
                 <w:rPr>
                   <w:rFonts w:ascii="Arial" w:cs="Arial" w:eastAsia="Arial" w:hAnsi="Arial"/>
@@ -30448,7 +30448,7 @@
             <w:pPr>
               <w:spacing w:after="20" w:before="0"/>
             </w:pPr>
-            <w:hyperlink w:history="1" r:id="rIdyyh4ndysuf14_l2ac2svl">
+            <w:hyperlink w:history="1" r:id="rId7zgwhx2w3cyy2um_6wqud">
               <w:r>
                 <w:rPr>
                   <w:rFonts w:ascii="Arial" w:cs="Arial" w:eastAsia="Arial" w:hAnsi="Arial"/>
@@ -30481,7 +30481,7 @@
               <w:spacing w:after="10" w:before="0"/>
               <w:ind w:left="120"/>
             </w:pPr>
-            <w:hyperlink w:history="1" r:id="rIdyglpyzj3n2fhv9h57p5f0">
+            <w:hyperlink w:history="1" r:id="rId5vkpcs7yacccemtmyl9a-">
               <w:r>
                 <w:rPr>
                   <w:rFonts w:ascii="Arial" w:cs="Arial" w:eastAsia="Arial" w:hAnsi="Arial"/>
